--- a/WebContent/docx/BRCA45基因检测报告-体系.docx
+++ b/WebContent/docx/BRCA45基因检测报告-体系.docx
@@ -300,7 +300,7 @@
       </w:r>
       <w:r>
         <w:drawing>
-          <wp:anchor distT="0" distB="0" distL="0" distR="0" simplePos="0" relativeHeight="251672576" behindDoc="0" locked="0" layoutInCell="1" allowOverlap="1">
+          <wp:anchor distT="0" distB="0" distL="0" distR="0" simplePos="0" relativeHeight="251666432" behindDoc="0" locked="0" layoutInCell="1" allowOverlap="1">
             <wp:simplePos x="0" y="0"/>
             <wp:positionH relativeFrom="column">
               <wp:posOffset>2259330</wp:posOffset>
@@ -2573,15 +2573,15 @@
           <w:lang w:eastAsia="zh-CN"/>
         </w:rPr>
       </w:pPr>
-      <w:bookmarkStart w:id="0" w:name="_Toc21009_WPSOffice_Level1"/>
+      <w:bookmarkStart w:id="0" w:name="_Toc24178_WPSOffice_Level1"/>
       <w:bookmarkStart w:id="1" w:name="_Toc13806"/>
-      <w:bookmarkStart w:id="2" w:name="_Toc24178_WPSOffice_Level1"/>
-      <w:bookmarkStart w:id="3" w:name="_Toc21669"/>
+      <w:bookmarkStart w:id="2" w:name="_Toc21669"/>
+      <w:bookmarkStart w:id="3" w:name="_Toc21009_WPSOffice_Level1"/>
       <w:bookmarkStart w:id="4" w:name="_Toc30143_WPSOffice_Level1"/>
       <w:bookmarkStart w:id="5" w:name="_Toc8911"/>
-      <w:bookmarkStart w:id="6" w:name="_Toc18062_WPSOffice_Level1"/>
-      <w:bookmarkStart w:id="7" w:name="_Toc11015_WPSOffice_Level1"/>
-      <w:bookmarkStart w:id="8" w:name="_Toc17451"/>
+      <w:bookmarkStart w:id="6" w:name="_Toc11015_WPSOffice_Level1"/>
+      <w:bookmarkStart w:id="7" w:name="_Toc17451"/>
+      <w:bookmarkStart w:id="8" w:name="_Toc18062_WPSOffice_Level1"/>
       <w:bookmarkStart w:id="9" w:name="_Toc7021_WPSOffice_Level1"/>
       <w:bookmarkStart w:id="10" w:name="_Toc3823"/>
       <w:r>
@@ -3747,8 +3747,8 @@
       <w:bookmarkStart w:id="12" w:name="_Toc16576"/>
       <w:bookmarkStart w:id="13" w:name="_Toc149837253"/>
       <w:bookmarkStart w:id="14" w:name="_Toc18825"/>
-      <w:bookmarkStart w:id="15" w:name="_Toc11757"/>
-      <w:bookmarkStart w:id="16" w:name="_Toc9"/>
+      <w:bookmarkStart w:id="15" w:name="_Toc9"/>
+      <w:bookmarkStart w:id="16" w:name="_Toc11757"/>
       <w:r>
         <w:rPr>
           <w:rStyle w:val="42"/>
@@ -3813,9 +3813,9 @@
         </w:rPr>
       </w:pPr>
       <w:bookmarkStart w:id="17" w:name="_Toc27955"/>
-      <w:bookmarkStart w:id="18" w:name="_Toc16635"/>
-      <w:bookmarkStart w:id="19" w:name="_Toc149837254"/>
-      <w:bookmarkStart w:id="20" w:name="_Toc7901"/>
+      <w:bookmarkStart w:id="18" w:name="_Toc149837254"/>
+      <w:bookmarkStart w:id="19" w:name="_Toc7901"/>
+      <w:bookmarkStart w:id="20" w:name="_Toc16635"/>
       <w:r>
         <w:rPr>
           <w:rFonts w:hint="eastAsia"/>
@@ -4804,559 +4804,9 @@
         </w:rPr>
       </w:pPr>
     </w:p>
-    <w:tbl>
-      <w:tblPr>
-        <w:tblStyle w:val="41"/>
-        <w:tblW w:w="6772" w:type="dxa"/>
-        <w:jc w:val="right"/>
-        <w:tblLayout w:type="fixed"/>
-        <w:tblCellMar>
-          <w:top w:w="0" w:type="dxa"/>
-          <w:left w:w="0" w:type="dxa"/>
-          <w:bottom w:w="0" w:type="dxa"/>
-          <w:right w:w="0" w:type="dxa"/>
-        </w:tblCellMar>
-      </w:tblPr>
-      <w:tblGrid>
-        <w:gridCol w:w="1272"/>
-        <w:gridCol w:w="2040"/>
-        <w:gridCol w:w="1166"/>
-        <w:gridCol w:w="2294"/>
-      </w:tblGrid>
-      <w:tr>
-        <w:tblPrEx>
-          <w:tblCellMar>
-            <w:top w:w="0" w:type="dxa"/>
-            <w:left w:w="0" w:type="dxa"/>
-            <w:bottom w:w="0" w:type="dxa"/>
-            <w:right w:w="0" w:type="dxa"/>
-          </w:tblCellMar>
-        </w:tblPrEx>
-        <w:trPr>
-          <w:trHeight w:val="441" w:hRule="exact"/>
-          <w:jc w:val="right"/>
-        </w:trPr>
-        <w:tc>
-          <w:tcPr>
-            <w:tcW w:w="1272" w:type="dxa"/>
-            <w:vAlign w:val="center"/>
-          </w:tcPr>
-          <w:p>
-            <w:pPr>
-              <w:pStyle w:val="21"/>
-              <w:spacing w:before="13"/>
-              <w:ind w:left="13" w:right="95"/>
-              <w:jc w:val="both"/>
-              <w:rPr>
-                <w:rFonts w:ascii="Times New Roman" w:hAnsi="Times New Roman" w:cs="Times New Roman"/>
-                <w:b/>
-                <w:sz w:val="24"/>
-                <w:szCs w:val="24"/>
-              </w:rPr>
-            </w:pPr>
-            <w:r>
-              <w:rPr>
-                <w:rFonts w:ascii="Times New Roman" w:hAnsi="Times New Roman" w:cs="Times New Roman"/>
-                <w:b/>
-                <w:sz w:val="24"/>
-                <w:szCs w:val="24"/>
-              </w:rPr>
-              <w:t>检测人：</w:t>
-            </w:r>
-          </w:p>
-        </w:tc>
-        <w:tc>
-          <w:tcPr>
-            <w:tcW w:w="2040" w:type="dxa"/>
-            <w:vAlign w:val="center"/>
-          </w:tcPr>
-          <w:p>
-            <w:pPr>
-              <w:pStyle w:val="21"/>
-              <w:spacing w:before="13"/>
-              <w:jc w:val="both"/>
-              <w:rPr>
-                <w:rFonts w:ascii="Times New Roman" w:hAnsi="Times New Roman" w:cs="Times New Roman"/>
-                <w:b/>
-                <w:sz w:val="24"/>
-                <w:szCs w:val="24"/>
-              </w:rPr>
-            </w:pPr>
-            <w:r>
-              <mc:AlternateContent>
-                <mc:Choice Requires="wpg">
-                  <w:drawing>
-                    <wp:anchor distT="0" distB="0" distL="114300" distR="114300" simplePos="0" relativeHeight="251663360" behindDoc="0" locked="0" layoutInCell="1" allowOverlap="1">
-                      <wp:simplePos x="0" y="0"/>
-                      <wp:positionH relativeFrom="column">
-                        <wp:posOffset>31115</wp:posOffset>
-                      </wp:positionH>
-                      <wp:positionV relativeFrom="paragraph">
-                        <wp:posOffset>-547370</wp:posOffset>
-                      </wp:positionV>
-                      <wp:extent cx="3160395" cy="1441450"/>
-                      <wp:effectExtent l="0" t="0" r="9525" b="6350"/>
-                      <wp:wrapNone/>
-                      <wp:docPr id="52" name="组合 52"/>
-                      <wp:cNvGraphicFramePr/>
-                      <a:graphic xmlns:a="http://schemas.openxmlformats.org/drawingml/2006/main">
-                        <a:graphicData uri="http://schemas.microsoft.com/office/word/2010/wordprocessingGroup">
-                          <wpg:wgp>
-                            <wpg:cNvGrpSpPr/>
-                            <wpg:grpSpPr>
-                              <a:xfrm>
-                                <a:off x="0" y="0"/>
-                                <a:ext cx="3160395" cy="1441450"/>
-                                <a:chOff x="10964" y="3809"/>
-                                <a:chExt cx="4977" cy="2270"/>
-                              </a:xfrm>
-                            </wpg:grpSpPr>
-                            <wpg:grpSp>
-                              <wpg:cNvPr id="53" name="组合 6"/>
-                              <wpg:cNvGrpSpPr/>
-                              <wpg:grpSpPr>
-                                <a:xfrm>
-                                  <a:off x="10964" y="4438"/>
-                                  <a:ext cx="4577" cy="734"/>
-                                  <a:chOff x="10964" y="4438"/>
-                                  <a:chExt cx="4577" cy="734"/>
-                                </a:xfrm>
-                              </wpg:grpSpPr>
-                              <pic:pic xmlns:pic="http://schemas.openxmlformats.org/drawingml/2006/picture">
-                                <pic:nvPicPr>
-                                  <pic:cNvPr id="30" name="图片 30" descr="微信图片_20220215110121"/>
-                                  <pic:cNvPicPr>
-                                    <a:picLocks noChangeAspect="1"/>
-                                  </pic:cNvPicPr>
-                                </pic:nvPicPr>
-                                <pic:blipFill>
-                                  <a:blip r:embed="rId11">
-                                    <a:clrChange>
-                                      <a:clrFrom>
-                                        <a:srgbClr val="A09D98">
-                                          <a:alpha val="100000"/>
-                                        </a:srgbClr>
-                                      </a:clrFrom>
-                                      <a:clrTo>
-                                        <a:srgbClr val="A09D98">
-                                          <a:alpha val="100000"/>
-                                          <a:alpha val="0"/>
-                                        </a:srgbClr>
-                                      </a:clrTo>
-                                    </a:clrChange>
-                                    <a:biLevel thresh="50000"/>
-                                  </a:blip>
-                                  <a:stretch>
-                                    <a:fillRect/>
-                                  </a:stretch>
-                                </pic:blipFill>
-                                <pic:spPr>
-                                  <a:xfrm>
-                                    <a:off x="10964" y="4458"/>
-                                    <a:ext cx="1234" cy="715"/>
-                                  </a:xfrm>
-                                  <a:prstGeom prst="rect">
-                                    <a:avLst/>
-                                  </a:prstGeom>
-                                </pic:spPr>
-                              </pic:pic>
-                              <pic:pic xmlns:pic="http://schemas.openxmlformats.org/drawingml/2006/picture">
-                                <pic:nvPicPr>
-                                  <pic:cNvPr id="21" name="图片 34" descr="晓敏"/>
-                                  <pic:cNvPicPr>
-                                    <a:picLocks noChangeAspect="1"/>
-                                  </pic:cNvPicPr>
-                                </pic:nvPicPr>
-                                <pic:blipFill>
-                                  <a:blip r:embed="rId12">
-                                    <a:clrChange>
-                                      <a:clrFrom>
-                                        <a:srgbClr val="949FA1"/>
-                                      </a:clrFrom>
-                                      <a:clrTo>
-                                        <a:srgbClr val="949FA1">
-                                          <a:alpha val="0"/>
-                                        </a:srgbClr>
-                                      </a:clrTo>
-                                    </a:clrChange>
-                                  </a:blip>
-                                  <a:srcRect l="34062" t="26445" r="34097" b="9325"/>
-                                  <a:stretch>
-                                    <a:fillRect/>
-                                  </a:stretch>
-                                </pic:blipFill>
-                                <pic:spPr>
-                                  <a:xfrm rot="16200000">
-                                    <a:off x="14524" y="3981"/>
-                                    <a:ext cx="560" cy="1475"/>
-                                  </a:xfrm>
-                                  <a:prstGeom prst="rect">
-                                    <a:avLst/>
-                                  </a:prstGeom>
-                                  <a:noFill/>
-                                  <a:ln>
-                                    <a:noFill/>
-                                  </a:ln>
-                                </pic:spPr>
-                              </pic:pic>
-                            </wpg:grpSp>
-                            <pic:pic xmlns:pic="http://schemas.openxmlformats.org/drawingml/2006/picture">
-                              <pic:nvPicPr>
-                                <pic:cNvPr id="1" name="图片 8"/>
-                                <pic:cNvPicPr>
-                                  <a:picLocks noChangeAspect="1" noChangeArrowheads="1"/>
-                                </pic:cNvPicPr>
-                              </pic:nvPicPr>
-                              <pic:blipFill>
-                                <a:blip r:embed="rId13">
-                                  <a:extLst>
-                                    <a:ext uri="{28A0092B-C50C-407E-A947-70E740481C1C}">
-                                      <a14:useLocalDpi xmlns:a14="http://schemas.microsoft.com/office/drawing/2010/main" val="0"/>
-                                    </a:ext>
-                                  </a:extLst>
-                                </a:blip>
-                                <a:srcRect/>
-                                <a:stretch>
-                                  <a:fillRect/>
-                                </a:stretch>
-                              </pic:blipFill>
-                              <pic:spPr>
-                                <a:xfrm>
-                                  <a:off x="13671" y="3809"/>
-                                  <a:ext cx="2271" cy="2271"/>
-                                </a:xfrm>
-                                <a:prstGeom prst="rect">
-                                  <a:avLst/>
-                                </a:prstGeom>
-                                <a:noFill/>
-                                <a:ln>
-                                  <a:noFill/>
-                                </a:ln>
-                              </pic:spPr>
-                            </pic:pic>
-                          </wpg:wgp>
-                        </a:graphicData>
-                      </a:graphic>
-                    </wp:anchor>
-                  </w:drawing>
-                </mc:Choice>
-                <mc:Fallback>
-                  <w:pict>
-                    <v:group id="_x0000_s1026" o:spid="_x0000_s1026" o:spt="203" style="position:absolute;left:0pt;margin-left:2.45pt;margin-top:-43.1pt;height:113.5pt;width:248.85pt;z-index:251663360;mso-width-relative:page;mso-height-relative:page;" coordorigin="10964,3809" coordsize="4977,2270" o:gfxdata="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">
-                      <o:lock v:ext="edit" aspectratio="f"/>
-                      <v:group id="组合 6" o:spid="_x0000_s1026" o:spt="203" style="position:absolute;left:10964;top:4438;height:734;width:4577;" coordorigin="10964,4438" coordsize="4577,734" o:gfxdata="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">
-                        <o:lock v:ext="edit" aspectratio="f"/>
-                        <v:shape id="_x0000_s1026" o:spid="_x0000_s1026" o:spt="75" alt="微信图片_20220215110121" type="#_x0000_t75" style="position:absolute;left:10964;top:4458;height:715;width:1234;" filled="f" o:preferrelative="t" stroked="f" coordsize="21600,21600" o:gfxdata="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">
-                          <v:fill on="f" focussize="0,0"/>
-                          <v:stroke on="f"/>
-                          <v:imagedata r:id="rId11" grayscale="t" bilevel="t" chromakey="#A09D98" o:title=""/>
-                          <o:lock v:ext="edit" aspectratio="t"/>
-                        </v:shape>
-                        <v:shape id="图片 34" o:spid="_x0000_s1026" o:spt="75" alt="晓敏" type="#_x0000_t75" style="position:absolute;left:14524;top:3981;height:1475;width:560;rotation:-5898240f;" filled="f" o:preferrelative="t" stroked="f" coordsize="21600,21600" o:gfxdata="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">
-                          <v:fill on="f" focussize="0,0"/>
-                          <v:stroke on="f"/>
-                          <v:imagedata r:id="rId12" cropleft="22323f" croptop="17331f" cropright="22346f" cropbottom="6111f" chromakey="#949FA1" o:title=""/>
-                          <o:lock v:ext="edit" aspectratio="t"/>
-                        </v:shape>
-                      </v:group>
-                      <v:shape id="图片 8" o:spid="_x0000_s1026" o:spt="75" type="#_x0000_t75" style="position:absolute;left:13671;top:3809;height:2271;width:2271;" filled="f" o:preferrelative="t" stroked="f" coordsize="21600,21600" o:gfxdata="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">
-                        <v:fill on="f" focussize="0,0"/>
-                        <v:stroke on="f"/>
-                        <v:imagedata r:id="rId13" o:title=""/>
-                        <o:lock v:ext="edit" aspectratio="t"/>
-                      </v:shape>
-                    </v:group>
-                  </w:pict>
-                </mc:Fallback>
-              </mc:AlternateContent>
-            </w:r>
-          </w:p>
-        </w:tc>
-        <w:tc>
-          <w:tcPr>
-            <w:tcW w:w="1166" w:type="dxa"/>
-            <w:vAlign w:val="center"/>
-          </w:tcPr>
-          <w:p>
-            <w:pPr>
-              <w:pStyle w:val="21"/>
-              <w:spacing w:before="13"/>
-              <w:jc w:val="both"/>
-              <w:rPr>
-                <w:rFonts w:ascii="Times New Roman" w:hAnsi="Times New Roman" w:cs="Times New Roman"/>
-                <w:b/>
-                <w:sz w:val="24"/>
-                <w:szCs w:val="24"/>
-              </w:rPr>
-            </w:pPr>
-            <w:r>
-              <w:rPr>
-                <w:rFonts w:ascii="Times New Roman" w:hAnsi="Times New Roman" w:cs="Times New Roman"/>
-                <w:b/>
-                <w:sz w:val="24"/>
-                <w:szCs w:val="24"/>
-              </w:rPr>
-              <w:t>复核人</w:t>
-            </w:r>
-            <w:r>
-              <w:rPr>
-                <w:rFonts w:ascii="Times New Roman" w:hAnsi="Times New Roman" w:cs="Times New Roman"/>
-                <w:b/>
-                <w:sz w:val="24"/>
-                <w:szCs w:val="24"/>
-                <w:lang w:eastAsia="zh-CN"/>
-              </w:rPr>
-              <w:t>：</w:t>
-            </w:r>
-          </w:p>
-        </w:tc>
-        <w:tc>
-          <w:tcPr>
-            <w:tcW w:w="2294" w:type="dxa"/>
-            <w:vAlign w:val="center"/>
-          </w:tcPr>
-          <w:p>
-            <w:pPr>
-              <w:pStyle w:val="21"/>
-              <w:spacing w:before="13"/>
-              <w:ind w:right="15"/>
-              <w:jc w:val="both"/>
-              <w:rPr>
-                <w:rFonts w:ascii="Times New Roman" w:hAnsi="Times New Roman" w:cs="Times New Roman"/>
-                <w:b/>
-                <w:sz w:val="24"/>
-                <w:szCs w:val="24"/>
-              </w:rPr>
-            </w:pPr>
-          </w:p>
-        </w:tc>
-      </w:tr>
-      <w:tr>
-        <w:tblPrEx>
-          <w:tblCellMar>
-            <w:top w:w="0" w:type="dxa"/>
-            <w:left w:w="0" w:type="dxa"/>
-            <w:bottom w:w="0" w:type="dxa"/>
-            <w:right w:w="0" w:type="dxa"/>
-          </w:tblCellMar>
-        </w:tblPrEx>
-        <w:trPr>
-          <w:trHeight w:val="457" w:hRule="exact"/>
-          <w:jc w:val="right"/>
-        </w:trPr>
-        <w:tc>
-          <w:tcPr>
-            <w:tcW w:w="1272" w:type="dxa"/>
-            <w:vAlign w:val="center"/>
-          </w:tcPr>
-          <w:p>
-            <w:pPr>
-              <w:pStyle w:val="21"/>
-              <w:spacing w:line="341" w:lineRule="exact"/>
-              <w:ind w:left="13" w:right="165"/>
-              <w:jc w:val="both"/>
-              <w:rPr>
-                <w:rFonts w:ascii="Times New Roman" w:hAnsi="Times New Roman" w:cs="Times New Roman"/>
-                <w:b/>
-                <w:sz w:val="24"/>
-                <w:szCs w:val="24"/>
-              </w:rPr>
-            </w:pPr>
-            <w:r>
-              <w:rPr>
-                <w:rFonts w:ascii="Times New Roman" w:hAnsi="Times New Roman" w:cs="Times New Roman"/>
-                <w:b/>
-                <w:sz w:val="24"/>
-                <w:szCs w:val="24"/>
-              </w:rPr>
-              <w:t>日</w:t>
-            </w:r>
-            <w:r>
-              <w:rPr>
-                <w:rFonts w:ascii="Times New Roman" w:hAnsi="Times New Roman" w:cs="Times New Roman"/>
-                <w:b/>
-                <w:sz w:val="24"/>
-                <w:szCs w:val="24"/>
-                <w:lang w:eastAsia="zh-CN"/>
-              </w:rPr>
-              <w:t xml:space="preserve">  </w:t>
-            </w:r>
-            <w:r>
-              <w:rPr>
-                <w:rFonts w:ascii="Times New Roman" w:hAnsi="Times New Roman" w:cs="Times New Roman"/>
-                <w:b/>
-                <w:sz w:val="24"/>
-                <w:szCs w:val="24"/>
-              </w:rPr>
-              <w:t>期：</w:t>
-            </w:r>
-          </w:p>
-        </w:tc>
-        <w:tc>
-          <w:tcPr>
-            <w:tcW w:w="2040" w:type="dxa"/>
-            <w:vAlign w:val="center"/>
-          </w:tcPr>
-          <w:p>
-            <w:pPr>
-              <w:pStyle w:val="21"/>
-              <w:spacing w:line="363" w:lineRule="exact"/>
-              <w:jc w:val="both"/>
-              <w:rPr>
-                <w:rFonts w:ascii="Times New Roman" w:hAnsi="Times New Roman" w:cs="Times New Roman"/>
-                <w:sz w:val="24"/>
-                <w:szCs w:val="24"/>
-              </w:rPr>
-            </w:pPr>
-            <w:r>
-              <w:rPr>
-                <w:rFonts w:ascii="Times New Roman" w:hAnsi="Times New Roman" w:cs="Times New Roman"/>
-                <w:kern w:val="2"/>
-                <w:sz w:val="24"/>
-                <w:szCs w:val="24"/>
-                <w:lang w:eastAsia="zh-CN"/>
-              </w:rPr>
-              <w:t>{{ reportdate }}</w:t>
-            </w:r>
-          </w:p>
-        </w:tc>
-        <w:tc>
-          <w:tcPr>
-            <w:tcW w:w="1166" w:type="dxa"/>
-            <w:vAlign w:val="center"/>
-          </w:tcPr>
-          <w:p>
-            <w:pPr>
-              <w:pStyle w:val="21"/>
-              <w:spacing w:line="341" w:lineRule="exact"/>
-              <w:jc w:val="both"/>
-              <w:rPr>
-                <w:rFonts w:ascii="Times New Roman" w:hAnsi="Times New Roman" w:cs="Times New Roman"/>
-                <w:b/>
-                <w:sz w:val="24"/>
-                <w:szCs w:val="24"/>
-              </w:rPr>
-            </w:pPr>
-            <w:r>
-              <w:rPr>
-                <w:rFonts w:ascii="Times New Roman" w:hAnsi="Times New Roman" w:cs="Times New Roman"/>
-                <w:b/>
-                <w:sz w:val="24"/>
-                <w:szCs w:val="24"/>
-              </w:rPr>
-              <w:t>日</w:t>
-            </w:r>
-            <w:r>
-              <w:rPr>
-                <w:rFonts w:ascii="Times New Roman" w:hAnsi="Times New Roman" w:cs="Times New Roman"/>
-                <w:b/>
-                <w:sz w:val="24"/>
-                <w:szCs w:val="24"/>
-                <w:lang w:eastAsia="zh-CN"/>
-              </w:rPr>
-              <w:t xml:space="preserve">  </w:t>
-            </w:r>
-            <w:r>
-              <w:rPr>
-                <w:rFonts w:ascii="Times New Roman" w:hAnsi="Times New Roman" w:cs="Times New Roman"/>
-                <w:b/>
-                <w:sz w:val="24"/>
-                <w:szCs w:val="24"/>
-              </w:rPr>
-              <w:t>期：</w:t>
-            </w:r>
-          </w:p>
-        </w:tc>
-        <w:tc>
-          <w:tcPr>
-            <w:tcW w:w="2294" w:type="dxa"/>
-            <w:vAlign w:val="center"/>
-          </w:tcPr>
-          <w:p>
-            <w:pPr>
-              <w:pStyle w:val="21"/>
-              <w:spacing w:line="363" w:lineRule="exact"/>
-              <w:ind w:right="15"/>
-              <w:jc w:val="both"/>
-              <w:rPr>
-                <w:rFonts w:ascii="Times New Roman" w:hAnsi="Times New Roman" w:cs="Times New Roman"/>
-                <w:sz w:val="24"/>
-                <w:szCs w:val="24"/>
-              </w:rPr>
-            </w:pPr>
-            <w:r>
-              <w:rPr>
-                <w:rFonts w:ascii="Times New Roman" w:hAnsi="Times New Roman" w:cs="Times New Roman"/>
-                <w:kern w:val="2"/>
-                <w:sz w:val="24"/>
-                <w:szCs w:val="24"/>
-                <w:lang w:eastAsia="zh-CN"/>
-              </w:rPr>
-              <w:t>{{ reportdate }}</w:t>
-            </w:r>
-          </w:p>
-        </w:tc>
-      </w:tr>
-    </w:tbl>
     <w:p>
       <w:pPr>
         <w:rPr>
-          <w:rFonts w:ascii="Times New Roman" w:hAnsi="Times New Roman" w:eastAsia="微软雅黑" w:cs="Times New Roman"/>
-          <w:sz w:val="24"/>
-          <w:szCs w:val="24"/>
-          <w:lang w:eastAsia="zh-CN"/>
-        </w:rPr>
-      </w:pPr>
-      <w:r>
-        <w:rPr>
-          <w:rFonts w:hint="eastAsia" w:ascii="Times New Roman" w:hAnsi="Times New Roman" w:eastAsia="微软雅黑" w:cs="Times New Roman"/>
-          <w:sz w:val="24"/>
-          <w:szCs w:val="24"/>
-          <w:lang w:eastAsia="zh-CN"/>
-        </w:rPr>
-        <w:t xml:space="preserve">{% endif %}{% if testedby == </w:t>
-      </w:r>
-      <w:r>
-        <w:rPr>
-          <w:rFonts w:ascii="Times New Roman" w:hAnsi="Times New Roman" w:eastAsia="微软雅黑" w:cs="Times New Roman"/>
-          <w:sz w:val="24"/>
-          <w:szCs w:val="24"/>
-          <w:lang w:eastAsia="zh-CN"/>
-        </w:rPr>
-        <w:t>“</w:t>
-      </w:r>
-      <w:r>
-        <w:rPr>
-          <w:rFonts w:hint="eastAsia" w:ascii="Times New Roman" w:hAnsi="Times New Roman" w:eastAsia="微软雅黑" w:cs="Times New Roman"/>
-          <w:sz w:val="24"/>
-          <w:szCs w:val="24"/>
-          <w:lang w:eastAsia="zh-CN"/>
-        </w:rPr>
-        <w:t>2</w:t>
-      </w:r>
-      <w:r>
-        <w:rPr>
-          <w:rFonts w:ascii="Times New Roman" w:hAnsi="Times New Roman" w:eastAsia="微软雅黑" w:cs="Times New Roman"/>
-          <w:sz w:val="24"/>
-          <w:szCs w:val="24"/>
-          <w:lang w:eastAsia="zh-CN"/>
-        </w:rPr>
-        <w:t>”</w:t>
-      </w:r>
-      <w:r>
-        <w:rPr>
-          <w:rFonts w:hint="eastAsia" w:ascii="Times New Roman" w:hAnsi="Times New Roman" w:eastAsia="微软雅黑" w:cs="Times New Roman"/>
-          <w:sz w:val="24"/>
-          <w:szCs w:val="24"/>
-          <w:lang w:eastAsia="zh-CN"/>
-        </w:rPr>
-        <w:t xml:space="preserve"> %}</w:t>
-      </w:r>
-    </w:p>
-    <w:p>
-      <w:pPr>
-        <w:rPr>
-          <w:sz w:val="24"/>
           <w:lang w:eastAsia="zh-CN"/>
         </w:rPr>
       </w:pPr>
@@ -5440,21 +4890,24 @@
               </w:rPr>
             </w:pPr>
             <w:r>
+              <w:rPr>
+                <w:sz w:val="22"/>
+              </w:rPr>
               <mc:AlternateContent>
                 <mc:Choice Requires="wpg">
                   <w:drawing>
-                    <wp:anchor distT="0" distB="0" distL="114300" distR="114300" simplePos="0" relativeHeight="251664384" behindDoc="0" locked="0" layoutInCell="1" allowOverlap="1">
+                    <wp:anchor distT="0" distB="0" distL="114300" distR="114300" simplePos="0" relativeHeight="251667456" behindDoc="0" locked="0" layoutInCell="1" allowOverlap="1">
                       <wp:simplePos x="0" y="0"/>
                       <wp:positionH relativeFrom="column">
-                        <wp:posOffset>-8255</wp:posOffset>
+                        <wp:posOffset>0</wp:posOffset>
                       </wp:positionH>
                       <wp:positionV relativeFrom="paragraph">
-                        <wp:posOffset>-472440</wp:posOffset>
+                        <wp:posOffset>-460375</wp:posOffset>
                       </wp:positionV>
-                      <wp:extent cx="3210560" cy="1443355"/>
-                      <wp:effectExtent l="0" t="0" r="5080" b="4445"/>
+                      <wp:extent cx="3080385" cy="1442720"/>
+                      <wp:effectExtent l="0" t="0" r="13335" b="5080"/>
                       <wp:wrapNone/>
-                      <wp:docPr id="55" name="组合 55"/>
+                      <wp:docPr id="34" name="组合 34"/>
                       <wp:cNvGraphicFramePr/>
                       <a:graphic xmlns:a="http://schemas.openxmlformats.org/drawingml/2006/main">
                         <a:graphicData uri="http://schemas.microsoft.com/office/word/2010/wordprocessingGroup">
@@ -5463,64 +4916,25 @@
                             <wpg:grpSpPr>
                               <a:xfrm>
                                 <a:off x="0" y="0"/>
-                                <a:ext cx="3210560" cy="1443355"/>
-                                <a:chOff x="7101" y="5724"/>
-                                <a:chExt cx="5056" cy="2273"/>
+                                <a:ext cx="3080385" cy="1442720"/>
+                                <a:chOff x="17956" y="37747"/>
+                                <a:chExt cx="4851" cy="2272"/>
                               </a:xfrm>
                             </wpg:grpSpPr>
                             <wpg:grpSp>
-                              <wpg:cNvPr id="56" name="组合 1"/>
+                              <wpg:cNvPr id="3" name="组合 16"/>
                               <wpg:cNvGrpSpPr/>
                               <wpg:grpSpPr>
                                 <a:xfrm>
-                                  <a:off x="7101" y="6197"/>
-                                  <a:ext cx="4377" cy="714"/>
-                                  <a:chOff x="7101" y="6197"/>
-                                  <a:chExt cx="4377" cy="714"/>
+                                  <a:off x="17956" y="38313"/>
+                                  <a:ext cx="4049" cy="646"/>
+                                  <a:chOff x="17956" y="38313"/>
+                                  <a:chExt cx="4049" cy="646"/>
                                 </a:xfrm>
                               </wpg:grpSpPr>
                               <pic:pic xmlns:pic="http://schemas.openxmlformats.org/drawingml/2006/picture">
                                 <pic:nvPicPr>
-                                  <pic:cNvPr id="59" name="图片 34" descr="晓敏"/>
-                                  <pic:cNvPicPr>
-                                    <a:picLocks noChangeAspect="1"/>
-                                  </pic:cNvPicPr>
-                                </pic:nvPicPr>
-                                <pic:blipFill>
-                                  <a:blip r:embed="rId12">
-                                    <a:clrChange>
-                                      <a:clrFrom>
-                                        <a:srgbClr val="949FA1"/>
-                                      </a:clrFrom>
-                                      <a:clrTo>
-                                        <a:srgbClr val="949FA1">
-                                          <a:alpha val="0"/>
-                                        </a:srgbClr>
-                                      </a:clrTo>
-                                    </a:clrChange>
-                                  </a:blip>
-                                  <a:srcRect l="34062" t="26445" r="34097" b="9325"/>
-                                  <a:stretch>
-                                    <a:fillRect/>
-                                  </a:stretch>
-                                </pic:blipFill>
-                                <pic:spPr>
-                                  <a:xfrm rot="16200000">
-                                    <a:off x="7558" y="5850"/>
-                                    <a:ext cx="560" cy="1475"/>
-                                  </a:xfrm>
-                                  <a:prstGeom prst="rect">
-                                    <a:avLst/>
-                                  </a:prstGeom>
-                                  <a:noFill/>
-                                  <a:ln>
-                                    <a:noFill/>
-                                  </a:ln>
-                                </pic:spPr>
-                              </pic:pic>
-                              <pic:pic xmlns:pic="http://schemas.openxmlformats.org/drawingml/2006/picture">
-                                <pic:nvPicPr>
-                                  <pic:cNvPr id="45" name="图片 45" descr="微信图片_20220215110121"/>
+                                  <pic:cNvPr id="12" name="图片 29" descr="IMG_256"/>
                                   <pic:cNvPicPr>
                                     <a:picLocks noChangeAspect="1"/>
                                   </pic:cNvPicPr>
@@ -5529,18 +4943,17 @@
                                   <a:blip r:embed="rId11">
                                     <a:clrChange>
                                       <a:clrFrom>
-                                        <a:srgbClr val="A09D98">
+                                        <a:srgbClr val="FFFFFF">
                                           <a:alpha val="100000"/>
                                         </a:srgbClr>
                                       </a:clrFrom>
                                       <a:clrTo>
-                                        <a:srgbClr val="A09D98">
+                                        <a:srgbClr val="FFFFFF">
                                           <a:alpha val="100000"/>
                                           <a:alpha val="0"/>
                                         </a:srgbClr>
                                       </a:clrTo>
                                     </a:clrChange>
-                                    <a:biLevel thresh="50000"/>
                                   </a:blip>
                                   <a:stretch>
                                     <a:fillRect/>
@@ -5548,8 +4961,36 @@
                                 </pic:blipFill>
                                 <pic:spPr>
                                   <a:xfrm>
-                                    <a:off x="10244" y="6197"/>
-                                    <a:ext cx="1234" cy="715"/>
+                                    <a:off x="21031" y="38313"/>
+                                    <a:ext cx="975" cy="570"/>
+                                  </a:xfrm>
+                                  <a:prstGeom prst="rect">
+                                    <a:avLst/>
+                                  </a:prstGeom>
+                                  <a:noFill/>
+                                  <a:ln w="9525">
+                                    <a:noFill/>
+                                  </a:ln>
+                                </pic:spPr>
+                              </pic:pic>
+                              <pic:pic xmlns:pic="http://schemas.openxmlformats.org/drawingml/2006/picture">
+                                <pic:nvPicPr>
+                                  <pic:cNvPr id="15" name="图片 15" descr="c9514d16fd70679bf0495aeebb03c72d_compress"/>
+                                  <pic:cNvPicPr>
+                                    <a:picLocks noChangeAspect="1"/>
+                                  </pic:cNvPicPr>
+                                </pic:nvPicPr>
+                                <pic:blipFill>
+                                  <a:blip r:embed="rId12"/>
+                                  <a:srcRect l="21003" t="56913" r="27176" b="26386"/>
+                                  <a:stretch>
+                                    <a:fillRect/>
+                                  </a:stretch>
+                                </pic:blipFill>
+                                <pic:spPr>
+                                  <a:xfrm>
+                                    <a:off x="17956" y="38485"/>
+                                    <a:ext cx="1550" cy="475"/>
                                   </a:xfrm>
                                   <a:prstGeom prst="rect">
                                     <a:avLst/>
@@ -5559,7 +5000,7 @@
                             </wpg:grpSp>
                             <pic:pic xmlns:pic="http://schemas.openxmlformats.org/drawingml/2006/picture">
                               <pic:nvPicPr>
-                                <pic:cNvPr id="5" name="图片 4"/>
+                                <pic:cNvPr id="18" name="图片 25"/>
                                 <pic:cNvPicPr>
                                   <a:picLocks noChangeAspect="1" noChangeArrowheads="1"/>
                                 </pic:cNvPicPr>
@@ -5579,7 +5020,7 @@
                               </pic:blipFill>
                               <pic:spPr>
                                 <a:xfrm>
-                                  <a:off x="9884" y="5724"/>
+                                  <a:off x="20535" y="37747"/>
                                   <a:ext cx="2273" cy="2273"/>
                                 </a:xfrm>
                                 <a:prstGeom prst="rect">
@@ -5599,24 +5040,24 @@
                 </mc:Choice>
                 <mc:Fallback>
                   <w:pict>
-                    <v:group id="_x0000_s1026" o:spid="_x0000_s1026" o:spt="203" style="position:absolute;left:0pt;margin-left:-0.65pt;margin-top:-37.2pt;height:113.65pt;width:252.8pt;z-index:251664384;mso-width-relative:page;mso-height-relative:page;" coordorigin="7101,5724" coordsize="5056,2273" o:gfxdata="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">
+                    <v:group id="_x0000_s1026" o:spid="_x0000_s1026" o:spt="203" style="position:absolute;left:0pt;margin-left:0pt;margin-top:-36.25pt;height:113.6pt;width:242.55pt;z-index:251667456;mso-width-relative:page;mso-height-relative:page;" coordorigin="17956,37747" coordsize="4851,2272" o:gfxdata="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">
                       <o:lock v:ext="edit" aspectratio="f"/>
-                      <v:group id="组合 1" o:spid="_x0000_s1026" o:spt="203" style="position:absolute;left:7101;top:6197;height:714;width:4377;" coordorigin="7101,6197" coordsize="4377,714" o:gfxdata="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">
+                      <v:group id="组合 16" o:spid="_x0000_s1026" o:spt="203" style="position:absolute;left:17956;top:38313;height:646;width:4049;" coordorigin="17956,38313" coordsize="4049,646" o:gfxdata="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">
                         <o:lock v:ext="edit" aspectratio="f"/>
-                        <v:shape id="图片 34" o:spid="_x0000_s1026" o:spt="75" alt="晓敏" type="#_x0000_t75" style="position:absolute;left:7558;top:5850;height:1475;width:560;rotation:-5898240f;" filled="f" o:preferrelative="t" stroked="f" coordsize="21600,21600" o:gfxdata="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">
+                        <v:shape id="图片 29" o:spid="_x0000_s1026" o:spt="75" alt="IMG_256" type="#_x0000_t75" style="position:absolute;left:21031;top:38313;height:570;width:975;" filled="f" o:preferrelative="t" stroked="f" coordsize="21600,21600" o:gfxdata="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">
                           <v:fill on="f" focussize="0,0"/>
                           <v:stroke on="f"/>
-                          <v:imagedata r:id="rId12" cropleft="22323f" croptop="17331f" cropright="22346f" cropbottom="6111f" chromakey="#949FA1" o:title=""/>
+                          <v:imagedata r:id="rId11" chromakey="#FFFFFF" o:title=""/>
                           <o:lock v:ext="edit" aspectratio="t"/>
                         </v:shape>
-                        <v:shape id="_x0000_s1026" o:spid="_x0000_s1026" o:spt="75" alt="微信图片_20220215110121" type="#_x0000_t75" style="position:absolute;left:10244;top:6197;height:715;width:1234;" filled="f" o:preferrelative="t" stroked="f" coordsize="21600,21600" o:gfxdata="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">
+                        <v:shape id="_x0000_s1026" o:spid="_x0000_s1026" o:spt="75" alt="c9514d16fd70679bf0495aeebb03c72d_compress" type="#_x0000_t75" style="position:absolute;left:17956;top:38485;height:475;width:1550;" filled="f" o:preferrelative="t" stroked="f" coordsize="21600,21600" o:gfxdata="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">
                           <v:fill on="f" focussize="0,0"/>
                           <v:stroke on="f"/>
-                          <v:imagedata r:id="rId11" grayscale="t" bilevel="t" chromakey="#A09D98" o:title=""/>
+                          <v:imagedata r:id="rId12" cropleft="13765f" croptop="37299f" cropright="17810f" cropbottom="17292f" o:title=""/>
                           <o:lock v:ext="edit" aspectratio="t"/>
                         </v:shape>
                       </v:group>
-                      <v:shape id="图片 4" o:spid="_x0000_s1026" o:spt="75" type="#_x0000_t75" style="position:absolute;left:9884;top:5724;height:2273;width:2273;" filled="f" o:preferrelative="t" stroked="f" coordsize="21600,21600" o:gfxdata="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">
+                      <v:shape id="图片 25" o:spid="_x0000_s1026" o:spt="75" type="#_x0000_t75" style="position:absolute;left:20535;top:37747;height:2273;width:2273;" filled="f" o:preferrelative="t" stroked="f" coordsize="21600,21600" o:gfxdata="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">
                         <v:fill on="f" focussize="0,0"/>
                         <v:stroke on="f"/>
                         <v:imagedata r:id="rId13" o:title=""/>
@@ -5889,7 +5330,7 @@
           <w:szCs w:val="24"/>
           <w:lang w:eastAsia="zh-CN"/>
         </w:rPr>
-        <w:t>3</w:t>
+        <w:t>2</w:t>
       </w:r>
       <w:r>
         <w:rPr>
@@ -5913,9 +5354,16 @@
     <w:p>
       <w:pPr>
         <w:rPr>
-          <w:rFonts w:ascii="Times New Roman" w:hAnsi="Times New Roman" w:eastAsia="微软雅黑" w:cs="Times New Roman"/>
+          <w:rFonts w:hint="default"/>
           <w:sz w:val="24"/>
-          <w:szCs w:val="24"/>
+          <w:lang w:val="en-US" w:eastAsia="zh-CN"/>
+        </w:rPr>
+      </w:pPr>
+    </w:p>
+    <w:p>
+      <w:pPr>
+        <w:rPr>
+          <w:sz w:val="24"/>
           <w:lang w:eastAsia="zh-CN"/>
         </w:rPr>
       </w:pPr>
@@ -5999,21 +5447,24 @@
               </w:rPr>
             </w:pPr>
             <w:r>
+              <w:rPr>
+                <w:sz w:val="22"/>
+              </w:rPr>
               <mc:AlternateContent>
                 <mc:Choice Requires="wpg">
                   <w:drawing>
-                    <wp:anchor distT="0" distB="0" distL="114300" distR="114300" simplePos="0" relativeHeight="251665408" behindDoc="0" locked="0" layoutInCell="1" allowOverlap="1">
+                    <wp:anchor distT="0" distB="0" distL="114300" distR="114300" simplePos="0" relativeHeight="251668480" behindDoc="0" locked="0" layoutInCell="1" allowOverlap="1">
                       <wp:simplePos x="0" y="0"/>
                       <wp:positionH relativeFrom="column">
-                        <wp:posOffset>-17780</wp:posOffset>
+                        <wp:posOffset>0</wp:posOffset>
                       </wp:positionH>
                       <wp:positionV relativeFrom="paragraph">
-                        <wp:posOffset>-485775</wp:posOffset>
+                        <wp:posOffset>-490855</wp:posOffset>
                       </wp:positionV>
-                      <wp:extent cx="3196590" cy="1442720"/>
+                      <wp:extent cx="3135630" cy="1442720"/>
                       <wp:effectExtent l="0" t="0" r="3810" b="5080"/>
                       <wp:wrapNone/>
-                      <wp:docPr id="6" name="组合 6"/>
+                      <wp:docPr id="36" name="组合 36"/>
                       <wp:cNvGraphicFramePr/>
                       <a:graphic xmlns:a="http://schemas.openxmlformats.org/drawingml/2006/main">
                         <a:graphicData uri="http://schemas.microsoft.com/office/word/2010/wordprocessingGroup">
@@ -6022,52 +5473,49 @@
                             <wpg:grpSpPr>
                               <a:xfrm>
                                 <a:off x="0" y="0"/>
-                                <a:ext cx="3196590" cy="1442720"/>
-                                <a:chOff x="19087" y="960"/>
-                                <a:chExt cx="5034" cy="2272"/>
+                                <a:ext cx="3135630" cy="1442720"/>
+                                <a:chOff x="17956" y="39496"/>
+                                <a:chExt cx="4938" cy="2272"/>
                               </a:xfrm>
                             </wpg:grpSpPr>
                             <wpg:grpSp>
-                              <wpg:cNvPr id="7" name="组合 15"/>
+                              <wpg:cNvPr id="37" name="组合 30"/>
                               <wpg:cNvGrpSpPr/>
                               <wpg:grpSpPr>
                                 <a:xfrm>
-                                  <a:off x="19087" y="1459"/>
-                                  <a:ext cx="4523" cy="714"/>
-                                  <a:chOff x="12357" y="7666"/>
-                                  <a:chExt cx="4523" cy="714"/>
+                                  <a:off x="17956" y="40098"/>
+                                  <a:ext cx="4213" cy="570"/>
+                                  <a:chOff x="17956" y="40098"/>
+                                  <a:chExt cx="4213" cy="570"/>
                                 </a:xfrm>
                               </wpg:grpSpPr>
                               <pic:pic xmlns:pic="http://schemas.openxmlformats.org/drawingml/2006/picture">
                                 <pic:nvPicPr>
-                                  <pic:cNvPr id="8" name="图片 59" descr="图片1"/>
+                                  <pic:cNvPr id="1" name="图片 1" descr="24f613a0-66be-430b-9e80-270d3393fac5"/>
                                   <pic:cNvPicPr>
                                     <a:picLocks noChangeAspect="1"/>
                                   </pic:cNvPicPr>
                                 </pic:nvPicPr>
                                 <pic:blipFill>
-                                  <a:blip r:embed="rId14">
-                                    <a:biLevel thresh="50000"/>
-                                  </a:blip>
-                                  <a:srcRect l="7865" t="11797" r="5322" b="19074"/>
+                                  <a:blip r:embed="rId14"/>
+                                  <a:srcRect l="43292" t="26660" r="21693" b="24394"/>
                                   <a:stretch>
                                     <a:fillRect/>
                                   </a:stretch>
                                 </pic:blipFill>
                                 <pic:spPr>
-                                  <a:xfrm>
-                                    <a:off x="12357" y="7738"/>
-                                    <a:ext cx="1468" cy="627"/>
+                                  <a:xfrm rot="16200000">
+                                    <a:off x="18366" y="39740"/>
+                                    <a:ext cx="506" cy="1327"/>
                                   </a:xfrm>
                                   <a:prstGeom prst="rect">
                                     <a:avLst/>
                                   </a:prstGeom>
-                                  <a:noFill/>
                                 </pic:spPr>
                               </pic:pic>
                               <pic:pic xmlns:pic="http://schemas.openxmlformats.org/drawingml/2006/picture">
                                 <pic:nvPicPr>
-                                  <pic:cNvPr id="23" name="图片 14" descr="微信图片_20220215110121"/>
+                                  <pic:cNvPr id="29" name="图片 29" descr="IMG_256"/>
                                   <pic:cNvPicPr>
                                     <a:picLocks noChangeAspect="1"/>
                                   </pic:cNvPicPr>
@@ -6076,18 +5524,17 @@
                                   <a:blip r:embed="rId11">
                                     <a:clrChange>
                                       <a:clrFrom>
-                                        <a:srgbClr val="A09D98">
+                                        <a:srgbClr val="FFFFFF">
                                           <a:alpha val="100000"/>
                                         </a:srgbClr>
                                       </a:clrFrom>
                                       <a:clrTo>
-                                        <a:srgbClr val="A09D98">
+                                        <a:srgbClr val="FFFFFF">
                                           <a:alpha val="100000"/>
                                           <a:alpha val="0"/>
                                         </a:srgbClr>
                                       </a:clrTo>
                                     </a:clrChange>
-                                    <a:biLevel thresh="50000"/>
                                   </a:blip>
                                   <a:stretch>
                                     <a:fillRect/>
@@ -6095,18 +5542,22 @@
                                 </pic:blipFill>
                                 <pic:spPr>
                                   <a:xfrm>
-                                    <a:off x="15646" y="7666"/>
-                                    <a:ext cx="1234" cy="715"/>
+                                    <a:off x="21195" y="40098"/>
+                                    <a:ext cx="975" cy="570"/>
                                   </a:xfrm>
                                   <a:prstGeom prst="rect">
                                     <a:avLst/>
                                   </a:prstGeom>
+                                  <a:noFill/>
+                                  <a:ln w="9525">
+                                    <a:noFill/>
+                                  </a:ln>
                                 </pic:spPr>
                               </pic:pic>
                             </wpg:grpSp>
                             <pic:pic xmlns:pic="http://schemas.openxmlformats.org/drawingml/2006/picture">
                               <pic:nvPicPr>
-                                <pic:cNvPr id="24" name="图片 23"/>
+                                <pic:cNvPr id="31" name="图片 25"/>
                                 <pic:cNvPicPr>
                                   <a:picLocks noChangeAspect="1" noChangeArrowheads="1"/>
                                 </pic:cNvPicPr>
@@ -6126,7 +5577,7 @@
                               </pic:blipFill>
                               <pic:spPr>
                                 <a:xfrm>
-                                  <a:off x="21849" y="960"/>
+                                  <a:off x="20622" y="39496"/>
                                   <a:ext cx="2273" cy="2273"/>
                                 </a:xfrm>
                                 <a:prstGeom prst="rect">
@@ -6146,24 +5597,24 @@
                 </mc:Choice>
                 <mc:Fallback>
                   <w:pict>
-                    <v:group id="_x0000_s1026" o:spid="_x0000_s1026" o:spt="203" style="position:absolute;left:0pt;margin-left:-1.4pt;margin-top:-38.25pt;height:113.6pt;width:251.7pt;z-index:251665408;mso-width-relative:page;mso-height-relative:page;" coordorigin="19087,960" coordsize="5034,2272" o:gfxdata="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">
+                    <v:group id="_x0000_s1026" o:spid="_x0000_s1026" o:spt="203" style="position:absolute;left:0pt;margin-left:0pt;margin-top:-38.65pt;height:113.6pt;width:246.9pt;z-index:251668480;mso-width-relative:page;mso-height-relative:page;" coordorigin="17956,39496" coordsize="4938,2272" o:gfxdata="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">
                       <o:lock v:ext="edit" aspectratio="f"/>
-                      <v:group id="组合 15" o:spid="_x0000_s1026" o:spt="203" style="position:absolute;left:19087;top:1459;height:714;width:4523;" coordorigin="12357,7666" coordsize="4523,714" o:gfxdata="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">
+                      <v:group id="组合 30" o:spid="_x0000_s1026" o:spt="203" style="position:absolute;left:17956;top:40098;height:570;width:4213;" coordorigin="17956,40098" coordsize="4213,570" o:gfxdata="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">
                         <o:lock v:ext="edit" aspectratio="f"/>
-                        <v:shape id="图片 59" o:spid="_x0000_s1026" o:spt="75" alt="图片1" type="#_x0000_t75" style="position:absolute;left:12357;top:7738;height:627;width:1468;" filled="f" o:preferrelative="t" stroked="f" coordsize="21600,21600" o:gfxdata="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">
+                        <v:shape id="_x0000_s1026" o:spid="_x0000_s1026" o:spt="75" alt="24f613a0-66be-430b-9e80-270d3393fac5" type="#_x0000_t75" style="position:absolute;left:18366;top:39740;height:1327;width:506;rotation:-5898240f;" filled="f" o:preferrelative="t" stroked="f" coordsize="21600,21600" o:gfxdata="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">
                           <v:fill on="f" focussize="0,0"/>
                           <v:stroke on="f"/>
-                          <v:imagedata r:id="rId14" cropleft="5154f" croptop="7731f" cropright="3488f" cropbottom="12500f" grayscale="t" bilevel="t" o:title=""/>
+                          <v:imagedata r:id="rId14" cropleft="28372f" croptop="17472f" cropright="14217f" cropbottom="15987f" o:title=""/>
                           <o:lock v:ext="edit" aspectratio="t"/>
                         </v:shape>
-                        <v:shape id="图片 14" o:spid="_x0000_s1026" o:spt="75" alt="微信图片_20220215110121" type="#_x0000_t75" style="position:absolute;left:15646;top:7666;height:715;width:1234;" filled="f" o:preferrelative="t" stroked="f" coordsize="21600,21600" o:gfxdata="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">
+                        <v:shape id="_x0000_s1026" o:spid="_x0000_s1026" o:spt="75" alt="IMG_256" type="#_x0000_t75" style="position:absolute;left:21195;top:40098;height:570;width:975;" filled="f" o:preferrelative="t" stroked="f" coordsize="21600,21600" o:gfxdata="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">
                           <v:fill on="f" focussize="0,0"/>
                           <v:stroke on="f"/>
-                          <v:imagedata r:id="rId11" grayscale="t" bilevel="t" chromakey="#A09D98" o:title=""/>
+                          <v:imagedata r:id="rId11" chromakey="#FFFFFF" o:title=""/>
                           <o:lock v:ext="edit" aspectratio="t"/>
                         </v:shape>
                       </v:group>
-                      <v:shape id="图片 23" o:spid="_x0000_s1026" o:spt="75" type="#_x0000_t75" style="position:absolute;left:21849;top:960;height:2273;width:2273;" filled="f" o:preferrelative="t" stroked="f" coordsize="21600,21600" o:gfxdata="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">
+                      <v:shape id="图片 25" o:spid="_x0000_s1026" o:spt="75" type="#_x0000_t75" style="position:absolute;left:20622;top:39496;height:2273;width:2273;" filled="f" o:preferrelative="t" stroked="f" coordsize="21600,21600" o:gfxdata="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">
                         <v:fill on="f" focussize="0,0"/>
                         <v:stroke on="f"/>
                         <v:imagedata r:id="rId13" o:title=""/>
@@ -6436,7 +5887,7 @@
           <w:szCs w:val="24"/>
           <w:lang w:eastAsia="zh-CN"/>
         </w:rPr>
-        <w:t>4</w:t>
+        <w:t>3</w:t>
       </w:r>
       <w:r>
         <w:rPr>
@@ -6463,6 +5914,14 @@
           <w:rFonts w:ascii="Times New Roman" w:hAnsi="Times New Roman" w:eastAsia="微软雅黑" w:cs="Times New Roman"/>
           <w:sz w:val="24"/>
           <w:szCs w:val="24"/>
+          <w:lang w:eastAsia="zh-CN"/>
+        </w:rPr>
+      </w:pPr>
+    </w:p>
+    <w:p>
+      <w:pPr>
+        <w:rPr>
+          <w:sz w:val="24"/>
           <w:lang w:eastAsia="zh-CN"/>
         </w:rPr>
       </w:pPr>
@@ -6546,21 +6005,24 @@
               </w:rPr>
             </w:pPr>
             <w:r>
+              <w:rPr>
+                <w:sz w:val="24"/>
+              </w:rPr>
               <mc:AlternateContent>
                 <mc:Choice Requires="wpg">
                   <w:drawing>
-                    <wp:anchor distT="0" distB="0" distL="114300" distR="114300" simplePos="0" relativeHeight="251666432" behindDoc="0" locked="0" layoutInCell="1" allowOverlap="1">
+                    <wp:anchor distT="0" distB="0" distL="114300" distR="114300" simplePos="0" relativeHeight="251669504" behindDoc="0" locked="0" layoutInCell="1" allowOverlap="1">
                       <wp:simplePos x="0" y="0"/>
                       <wp:positionH relativeFrom="column">
-                        <wp:posOffset>12700</wp:posOffset>
+                        <wp:posOffset>-59690</wp:posOffset>
                       </wp:positionH>
                       <wp:positionV relativeFrom="paragraph">
-                        <wp:posOffset>-514985</wp:posOffset>
+                        <wp:posOffset>-527685</wp:posOffset>
                       </wp:positionV>
-                      <wp:extent cx="3143250" cy="1442720"/>
-                      <wp:effectExtent l="0" t="0" r="11430" b="5080"/>
+                      <wp:extent cx="3114040" cy="1442720"/>
+                      <wp:effectExtent l="0" t="0" r="10160" b="5080"/>
                       <wp:wrapNone/>
-                      <wp:docPr id="17" name="组合 17"/>
+                      <wp:docPr id="38" name="组合 38"/>
                       <wp:cNvGraphicFramePr/>
                       <a:graphic xmlns:a="http://schemas.openxmlformats.org/drawingml/2006/main">
                         <a:graphicData uri="http://schemas.microsoft.com/office/word/2010/wordprocessingGroup">
@@ -6569,31 +6031,92 @@
                             <wpg:grpSpPr>
                               <a:xfrm>
                                 <a:off x="0" y="0"/>
-                                <a:ext cx="3143250" cy="1442720"/>
-                                <a:chOff x="19315" y="2640"/>
-                                <a:chExt cx="4950" cy="2272"/>
+                                <a:ext cx="3114040" cy="1442720"/>
+                                <a:chOff x="17862" y="41199"/>
+                                <a:chExt cx="4904" cy="2272"/>
                               </a:xfrm>
                             </wpg:grpSpPr>
+                            <pic:pic xmlns:pic="http://schemas.openxmlformats.org/drawingml/2006/picture">
+                              <pic:nvPicPr>
+                                <pic:cNvPr id="4" name="图片 23"/>
+                                <pic:cNvPicPr>
+                                  <a:picLocks noChangeAspect="1" noChangeArrowheads="1"/>
+                                </pic:cNvPicPr>
+                              </pic:nvPicPr>
+                              <pic:blipFill>
+                                <a:blip r:embed="rId13">
+                                  <a:extLst>
+                                    <a:ext uri="{28A0092B-C50C-407E-A947-70E740481C1C}">
+                                      <a14:useLocalDpi xmlns:a14="http://schemas.microsoft.com/office/drawing/2010/main" val="0"/>
+                                    </a:ext>
+                                  </a:extLst>
+                                </a:blip>
+                                <a:srcRect/>
+                                <a:stretch>
+                                  <a:fillRect/>
+                                </a:stretch>
+                              </pic:blipFill>
+                              <pic:spPr>
+                                <a:xfrm>
+                                  <a:off x="20494" y="41199"/>
+                                  <a:ext cx="2273" cy="2273"/>
+                                </a:xfrm>
+                                <a:prstGeom prst="rect">
+                                  <a:avLst/>
+                                </a:prstGeom>
+                                <a:noFill/>
+                                <a:ln>
+                                  <a:noFill/>
+                                </a:ln>
+                              </pic:spPr>
+                            </pic:pic>
                             <wpg:grpSp>
-                              <wpg:cNvPr id="73" name="组合 22"/>
+                              <wpg:cNvPr id="39" name="组合 23"/>
                               <wpg:cNvGrpSpPr/>
                               <wpg:grpSpPr>
                                 <a:xfrm>
-                                  <a:off x="19315" y="3174"/>
-                                  <a:ext cx="4415" cy="714"/>
-                                  <a:chOff x="12525" y="9562"/>
-                                  <a:chExt cx="4415" cy="714"/>
+                                  <a:off x="17862" y="41843"/>
+                                  <a:ext cx="4208" cy="652"/>
+                                  <a:chOff x="17862" y="41843"/>
+                                  <a:chExt cx="4208" cy="652"/>
                                 </a:xfrm>
                               </wpg:grpSpPr>
                               <pic:pic xmlns:pic="http://schemas.openxmlformats.org/drawingml/2006/picture">
                                 <pic:nvPicPr>
-                                  <pic:cNvPr id="25" name="图片 29" descr="IMG_256"/>
+                                  <pic:cNvPr id="22" name="图片 59" descr="图片1"/>
                                   <pic:cNvPicPr>
                                     <a:picLocks noChangeAspect="1"/>
                                   </pic:cNvPicPr>
                                 </pic:nvPicPr>
                                 <pic:blipFill>
                                   <a:blip r:embed="rId15">
+                                    <a:biLevel thresh="50000"/>
+                                  </a:blip>
+                                  <a:srcRect l="7865" t="11797" r="5322" b="19074"/>
+                                  <a:stretch>
+                                    <a:fillRect/>
+                                  </a:stretch>
+                                </pic:blipFill>
+                                <pic:spPr>
+                                  <a:xfrm>
+                                    <a:off x="17862" y="41869"/>
+                                    <a:ext cx="1468" cy="627"/>
+                                  </a:xfrm>
+                                  <a:prstGeom prst="rect">
+                                    <a:avLst/>
+                                  </a:prstGeom>
+                                  <a:noFill/>
+                                </pic:spPr>
+                              </pic:pic>
+                              <pic:pic xmlns:pic="http://schemas.openxmlformats.org/drawingml/2006/picture">
+                                <pic:nvPicPr>
+                                  <pic:cNvPr id="21" name="图片 29" descr="IMG_256"/>
+                                  <pic:cNvPicPr>
+                                    <a:picLocks noChangeAspect="1"/>
+                                  </pic:cNvPicPr>
+                                </pic:nvPicPr>
+                                <pic:blipFill>
+                                  <a:blip r:embed="rId11">
                                     <a:clrChange>
                                       <a:clrFrom>
                                         <a:srgbClr val="FFFFFF">
@@ -6614,7 +6137,7 @@
                                 </pic:blipFill>
                                 <pic:spPr>
                                   <a:xfrm>
-                                    <a:off x="12525" y="9698"/>
+                                    <a:off x="21096" y="41843"/>
                                     <a:ext cx="975" cy="570"/>
                                   </a:xfrm>
                                   <a:prstGeom prst="rect">
@@ -6626,79 +6149,7 @@
                                   </a:ln>
                                 </pic:spPr>
                               </pic:pic>
-                              <pic:pic xmlns:pic="http://schemas.openxmlformats.org/drawingml/2006/picture">
-                                <pic:nvPicPr>
-                                  <pic:cNvPr id="29" name="图片 20" descr="微信图片_20220215110121"/>
-                                  <pic:cNvPicPr>
-                                    <a:picLocks noChangeAspect="1"/>
-                                  </pic:cNvPicPr>
-                                </pic:nvPicPr>
-                                <pic:blipFill>
-                                  <a:blip r:embed="rId11">
-                                    <a:clrChange>
-                                      <a:clrFrom>
-                                        <a:srgbClr val="A09D98">
-                                          <a:alpha val="100000"/>
-                                        </a:srgbClr>
-                                      </a:clrFrom>
-                                      <a:clrTo>
-                                        <a:srgbClr val="A09D98">
-                                          <a:alpha val="100000"/>
-                                          <a:alpha val="0"/>
-                                        </a:srgbClr>
-                                      </a:clrTo>
-                                    </a:clrChange>
-                                    <a:biLevel thresh="50000"/>
-                                  </a:blip>
-                                  <a:stretch>
-                                    <a:fillRect/>
-                                  </a:stretch>
-                                </pic:blipFill>
-                                <pic:spPr>
-                                  <a:xfrm>
-                                    <a:off x="15706" y="9562"/>
-                                    <a:ext cx="1234" cy="715"/>
-                                  </a:xfrm>
-                                  <a:prstGeom prst="rect">
-                                    <a:avLst/>
-                                  </a:prstGeom>
-                                </pic:spPr>
-                              </pic:pic>
                             </wpg:grpSp>
-                            <pic:pic xmlns:pic="http://schemas.openxmlformats.org/drawingml/2006/picture">
-                              <pic:nvPicPr>
-                                <pic:cNvPr id="33" name="图片 25"/>
-                                <pic:cNvPicPr>
-                                  <a:picLocks noChangeAspect="1" noChangeArrowheads="1"/>
-                                </pic:cNvPicPr>
-                              </pic:nvPicPr>
-                              <pic:blipFill>
-                                <a:blip r:embed="rId13">
-                                  <a:extLst>
-                                    <a:ext uri="{28A0092B-C50C-407E-A947-70E740481C1C}">
-                                      <a14:useLocalDpi xmlns:a14="http://schemas.microsoft.com/office/drawing/2010/main" val="0"/>
-                                    </a:ext>
-                                  </a:extLst>
-                                </a:blip>
-                                <a:srcRect/>
-                                <a:stretch>
-                                  <a:fillRect/>
-                                </a:stretch>
-                              </pic:blipFill>
-                              <pic:spPr>
-                                <a:xfrm>
-                                  <a:off x="21993" y="2640"/>
-                                  <a:ext cx="2273" cy="2273"/>
-                                </a:xfrm>
-                                <a:prstGeom prst="rect">
-                                  <a:avLst/>
-                                </a:prstGeom>
-                                <a:noFill/>
-                                <a:ln>
-                                  <a:noFill/>
-                                </a:ln>
-                              </pic:spPr>
-                            </pic:pic>
                           </wpg:wgp>
                         </a:graphicData>
                       </a:graphic>
@@ -6707,29 +6158,29 @@
                 </mc:Choice>
                 <mc:Fallback>
                   <w:pict>
-                    <v:group id="_x0000_s1026" o:spid="_x0000_s1026" o:spt="203" style="position:absolute;left:0pt;margin-left:1pt;margin-top:-40.55pt;height:113.6pt;width:247.5pt;z-index:251666432;mso-width-relative:page;mso-height-relative:page;" coordorigin="19315,2640" coordsize="4950,2272" o:gfxdata="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">
+                    <v:group id="_x0000_s1026" o:spid="_x0000_s1026" o:spt="203" style="position:absolute;left:0pt;margin-left:-4.7pt;margin-top:-41.55pt;height:113.6pt;width:245.2pt;z-index:251669504;mso-width-relative:page;mso-height-relative:page;" coordorigin="17862,41199" coordsize="4904,2272" o:gfxdata="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">
                       <o:lock v:ext="edit" aspectratio="f"/>
-                      <v:group id="组合 22" o:spid="_x0000_s1026" o:spt="203" style="position:absolute;left:19315;top:3174;height:714;width:4415;" coordorigin="12525,9562" coordsize="4415,714" o:gfxdata="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">
-                        <o:lock v:ext="edit" aspectratio="f"/>
-                        <v:shape id="图片 29" o:spid="_x0000_s1026" o:spt="75" alt="IMG_256" type="#_x0000_t75" style="position:absolute;left:12525;top:9698;height:570;width:975;" filled="f" o:preferrelative="t" stroked="f" coordsize="21600,21600" o:gfxdata="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">
-                          <v:fill on="f" focussize="0,0"/>
-                          <v:stroke on="f"/>
-                          <v:imagedata r:id="rId15" chromakey="#FFFFFF" o:title=""/>
-                          <o:lock v:ext="edit" aspectratio="t"/>
-                        </v:shape>
-                        <v:shape id="图片 20" o:spid="_x0000_s1026" o:spt="75" alt="微信图片_20220215110121" type="#_x0000_t75" style="position:absolute;left:15706;top:9562;height:715;width:1234;" filled="f" o:preferrelative="t" stroked="f" coordsize="21600,21600" o:gfxdata="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">
-                          <v:fill on="f" focussize="0,0"/>
-                          <v:stroke on="f"/>
-                          <v:imagedata r:id="rId11" grayscale="t" bilevel="t" chromakey="#A09D98" o:title=""/>
-                          <o:lock v:ext="edit" aspectratio="t"/>
-                        </v:shape>
-                      </v:group>
-                      <v:shape id="图片 25" o:spid="_x0000_s1026" o:spt="75" type="#_x0000_t75" style="position:absolute;left:21993;top:2640;height:2273;width:2273;" filled="f" o:preferrelative="t" stroked="f" coordsize="21600,21600" o:gfxdata="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">
+                      <v:shape id="图片 23" o:spid="_x0000_s1026" o:spt="75" type="#_x0000_t75" style="position:absolute;left:20494;top:41199;height:2273;width:2273;" filled="f" o:preferrelative="t" stroked="f" coordsize="21600,21600" o:gfxdata="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">
                         <v:fill on="f" focussize="0,0"/>
                         <v:stroke on="f"/>
                         <v:imagedata r:id="rId13" o:title=""/>
                         <o:lock v:ext="edit" aspectratio="t"/>
                       </v:shape>
+                      <v:group id="组合 23" o:spid="_x0000_s1026" o:spt="203" style="position:absolute;left:17862;top:41843;height:652;width:4208;" coordorigin="17862,41843" coordsize="4208,652" o:gfxdata="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">
+                        <o:lock v:ext="edit" aspectratio="f"/>
+                        <v:shape id="图片 59" o:spid="_x0000_s1026" o:spt="75" alt="图片1" type="#_x0000_t75" style="position:absolute;left:17862;top:41869;height:627;width:1468;" filled="f" o:preferrelative="t" stroked="f" coordsize="21600,21600" o:gfxdata="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">
+                          <v:fill on="f" focussize="0,0"/>
+                          <v:stroke on="f"/>
+                          <v:imagedata r:id="rId15" cropleft="5154f" croptop="7731f" cropright="3488f" cropbottom="12500f" grayscale="t" bilevel="t" o:title=""/>
+                          <o:lock v:ext="edit" aspectratio="t"/>
+                        </v:shape>
+                        <v:shape id="图片 29" o:spid="_x0000_s1026" o:spt="75" alt="IMG_256" type="#_x0000_t75" style="position:absolute;left:21096;top:41843;height:570;width:975;" filled="f" o:preferrelative="t" stroked="f" coordsize="21600,21600" o:gfxdata="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">
+                          <v:fill on="f" focussize="0,0"/>
+                          <v:stroke on="f"/>
+                          <v:imagedata r:id="rId11" chromakey="#FFFFFF" o:title=""/>
+                          <o:lock v:ext="edit" aspectratio="t"/>
+                        </v:shape>
+                      </v:group>
                     </v:group>
                   </w:pict>
                 </mc:Fallback>
@@ -6997,7 +6448,7 @@
           <w:szCs w:val="24"/>
           <w:lang w:eastAsia="zh-CN"/>
         </w:rPr>
-        <w:t>5</w:t>
+        <w:t>4</w:t>
       </w:r>
       <w:r>
         <w:rPr>
@@ -7021,6 +6472,19 @@
     <w:p>
       <w:pPr>
         <w:rPr>
+          <w:rFonts w:ascii="Times New Roman" w:hAnsi="Times New Roman" w:eastAsia="微软雅黑" w:cs="Times New Roman"/>
+          <w:sz w:val="24"/>
+          <w:szCs w:val="24"/>
+          <w:lang w:eastAsia="zh-CN"/>
+        </w:rPr>
+      </w:pPr>
+    </w:p>
+    <w:p>
+      <w:pPr>
+        <w:rPr>
+          <w:rFonts w:ascii="Times New Roman" w:hAnsi="Times New Roman" w:eastAsia="微软雅黑" w:cs="Times New Roman"/>
+          <w:sz w:val="24"/>
+          <w:szCs w:val="24"/>
           <w:lang w:eastAsia="zh-CN"/>
         </w:rPr>
       </w:pPr>
@@ -7104,21 +6568,24 @@
               </w:rPr>
             </w:pPr>
             <w:r>
+              <w:rPr>
+                <w:sz w:val="24"/>
+              </w:rPr>
               <mc:AlternateContent>
                 <mc:Choice Requires="wpg">
                   <w:drawing>
-                    <wp:anchor distT="0" distB="0" distL="114300" distR="114300" simplePos="0" relativeHeight="251667456" behindDoc="0" locked="0" layoutInCell="1" allowOverlap="1">
+                    <wp:anchor distT="0" distB="0" distL="114300" distR="114300" simplePos="0" relativeHeight="251670528" behindDoc="0" locked="0" layoutInCell="1" allowOverlap="1">
                       <wp:simplePos x="0" y="0"/>
                       <wp:positionH relativeFrom="column">
-                        <wp:posOffset>-66675</wp:posOffset>
+                        <wp:posOffset>12700</wp:posOffset>
                       </wp:positionH>
                       <wp:positionV relativeFrom="paragraph">
-                        <wp:posOffset>-510540</wp:posOffset>
+                        <wp:posOffset>-514985</wp:posOffset>
                       </wp:positionV>
-                      <wp:extent cx="3268345" cy="1442720"/>
-                      <wp:effectExtent l="0" t="0" r="8255" b="5080"/>
+                      <wp:extent cx="3150235" cy="1442720"/>
+                      <wp:effectExtent l="0" t="0" r="4445" b="5080"/>
                       <wp:wrapNone/>
-                      <wp:docPr id="74" name="组合 74"/>
+                      <wp:docPr id="5" name="组合 5"/>
                       <wp:cNvGraphicFramePr/>
                       <a:graphic xmlns:a="http://schemas.openxmlformats.org/drawingml/2006/main">
                         <a:graphicData uri="http://schemas.microsoft.com/office/word/2010/wordprocessingGroup">
@@ -7127,102 +6594,14 @@
                             <wpg:grpSpPr>
                               <a:xfrm>
                                 <a:off x="0" y="0"/>
-                                <a:ext cx="3268345" cy="1442720"/>
-                                <a:chOff x="18998" y="4392"/>
-                                <a:chExt cx="5147" cy="2272"/>
+                                <a:ext cx="3150235" cy="1442720"/>
+                                <a:chOff x="17976" y="42945"/>
+                                <a:chExt cx="4961" cy="2272"/>
                               </a:xfrm>
                             </wpg:grpSpPr>
-                            <wpg:grpSp>
-                              <wpg:cNvPr id="75" name="组合 42"/>
-                              <wpg:cNvGrpSpPr/>
-                              <wpg:grpSpPr>
-                                <a:xfrm>
-                                  <a:off x="18998" y="4887"/>
-                                  <a:ext cx="4576" cy="797"/>
-                                  <a:chOff x="12268" y="11374"/>
-                                  <a:chExt cx="4576" cy="797"/>
-                                </a:xfrm>
-                              </wpg:grpSpPr>
-                              <pic:pic xmlns:pic="http://schemas.openxmlformats.org/drawingml/2006/picture">
-                                <pic:nvPicPr>
-                                  <pic:cNvPr id="34" name="图片 48" descr="d6eaf1bc4e33dd49c55ac9b185f6f5b"/>
-                                  <pic:cNvPicPr>
-                                    <a:picLocks noChangeAspect="1"/>
-                                  </pic:cNvPicPr>
-                                </pic:nvPicPr>
-                                <pic:blipFill>
-                                  <a:blip r:embed="rId16">
-                                    <a:clrChange>
-                                      <a:clrFrom>
-                                        <a:srgbClr val="FFFDFF">
-                                          <a:alpha val="100000"/>
-                                        </a:srgbClr>
-                                      </a:clrFrom>
-                                      <a:clrTo>
-                                        <a:srgbClr val="FFFDFF">
-                                          <a:alpha val="100000"/>
-                                          <a:alpha val="0"/>
-                                        </a:srgbClr>
-                                      </a:clrTo>
-                                    </a:clrChange>
-                                  </a:blip>
-                                  <a:srcRect l="5435" t="13377" r="6271" b="18114"/>
-                                  <a:stretch>
-                                    <a:fillRect/>
-                                  </a:stretch>
-                                </pic:blipFill>
-                                <pic:spPr>
-                                  <a:xfrm>
-                                    <a:off x="12268" y="11459"/>
-                                    <a:ext cx="1630" cy="712"/>
-                                  </a:xfrm>
-                                  <a:prstGeom prst="rect">
-                                    <a:avLst/>
-                                  </a:prstGeom>
-                                </pic:spPr>
-                              </pic:pic>
-                              <pic:pic xmlns:pic="http://schemas.openxmlformats.org/drawingml/2006/picture">
-                                <pic:nvPicPr>
-                                  <pic:cNvPr id="49" name="图片 41" descr="微信图片_20220215110121"/>
-                                  <pic:cNvPicPr>
-                                    <a:picLocks noChangeAspect="1"/>
-                                  </pic:cNvPicPr>
-                                </pic:nvPicPr>
-                                <pic:blipFill>
-                                  <a:blip r:embed="rId11">
-                                    <a:clrChange>
-                                      <a:clrFrom>
-                                        <a:srgbClr val="A09D98">
-                                          <a:alpha val="100000"/>
-                                        </a:srgbClr>
-                                      </a:clrFrom>
-                                      <a:clrTo>
-                                        <a:srgbClr val="A09D98">
-                                          <a:alpha val="100000"/>
-                                          <a:alpha val="0"/>
-                                        </a:srgbClr>
-                                      </a:clrTo>
-                                    </a:clrChange>
-                                    <a:biLevel thresh="50000"/>
-                                  </a:blip>
-                                  <a:stretch>
-                                    <a:fillRect/>
-                                  </a:stretch>
-                                </pic:blipFill>
-                                <pic:spPr>
-                                  <a:xfrm>
-                                    <a:off x="15610" y="11374"/>
-                                    <a:ext cx="1234" cy="715"/>
-                                  </a:xfrm>
-                                  <a:prstGeom prst="rect">
-                                    <a:avLst/>
-                                  </a:prstGeom>
-                                </pic:spPr>
-                              </pic:pic>
-                            </wpg:grpSp>
                             <pic:pic xmlns:pic="http://schemas.openxmlformats.org/drawingml/2006/picture">
                               <pic:nvPicPr>
-                                <pic:cNvPr id="48" name="图片 27"/>
+                                <pic:cNvPr id="9" name="图片 25"/>
                                 <pic:cNvPicPr>
                                   <a:picLocks noChangeAspect="1" noChangeArrowheads="1"/>
                                 </pic:cNvPicPr>
@@ -7242,7 +6621,7 @@
                               </pic:blipFill>
                               <pic:spPr>
                                 <a:xfrm>
-                                  <a:off x="21873" y="4392"/>
+                                  <a:off x="20665" y="42945"/>
                                   <a:ext cx="2273" cy="2273"/>
                                 </a:xfrm>
                                 <a:prstGeom prst="rect">
@@ -7254,6 +6633,86 @@
                                 </a:ln>
                               </pic:spPr>
                             </pic:pic>
+                            <wpg:grpSp>
+                              <wpg:cNvPr id="8" name="组合 27"/>
+                              <wpg:cNvGrpSpPr/>
+                              <wpg:grpSpPr>
+                                <a:xfrm>
+                                  <a:off x="17976" y="43614"/>
+                                  <a:ext cx="4551" cy="626"/>
+                                  <a:chOff x="17976" y="43614"/>
+                                  <a:chExt cx="4551" cy="626"/>
+                                </a:xfrm>
+                              </wpg:grpSpPr>
+                              <pic:pic xmlns:pic="http://schemas.openxmlformats.org/drawingml/2006/picture">
+                                <pic:nvPicPr>
+                                  <pic:cNvPr id="10" name="图片 29" descr="IMG_256"/>
+                                  <pic:cNvPicPr>
+                                    <a:picLocks noChangeAspect="1"/>
+                                  </pic:cNvPicPr>
+                                </pic:nvPicPr>
+                                <pic:blipFill>
+                                  <a:blip r:embed="rId11">
+                                    <a:clrChange>
+                                      <a:clrFrom>
+                                        <a:srgbClr val="FFFFFF">
+                                          <a:alpha val="100000"/>
+                                        </a:srgbClr>
+                                      </a:clrFrom>
+                                      <a:clrTo>
+                                        <a:srgbClr val="FFFFFF">
+                                          <a:alpha val="100000"/>
+                                          <a:alpha val="0"/>
+                                        </a:srgbClr>
+                                      </a:clrTo>
+                                    </a:clrChange>
+                                  </a:blip>
+                                  <a:stretch>
+                                    <a:fillRect/>
+                                  </a:stretch>
+                                </pic:blipFill>
+                                <pic:spPr>
+                                  <a:xfrm>
+                                    <a:off x="17976" y="43615"/>
+                                    <a:ext cx="975" cy="570"/>
+                                  </a:xfrm>
+                                  <a:prstGeom prst="rect">
+                                    <a:avLst/>
+                                  </a:prstGeom>
+                                  <a:noFill/>
+                                  <a:ln w="9525">
+                                    <a:noFill/>
+                                  </a:ln>
+                                </pic:spPr>
+                              </pic:pic>
+                              <pic:pic xmlns:pic="http://schemas.openxmlformats.org/drawingml/2006/picture">
+                                <pic:nvPicPr>
+                                  <pic:cNvPr id="26" name="图片 59" descr="图片1"/>
+                                  <pic:cNvPicPr>
+                                    <a:picLocks noChangeAspect="1"/>
+                                  </pic:cNvPicPr>
+                                </pic:nvPicPr>
+                                <pic:blipFill>
+                                  <a:blip r:embed="rId15">
+                                    <a:biLevel thresh="50000"/>
+                                  </a:blip>
+                                  <a:srcRect l="7865" t="11797" r="5322" b="19074"/>
+                                  <a:stretch>
+                                    <a:fillRect/>
+                                  </a:stretch>
+                                </pic:blipFill>
+                                <pic:spPr>
+                                  <a:xfrm>
+                                    <a:off x="21059" y="43614"/>
+                                    <a:ext cx="1468" cy="627"/>
+                                  </a:xfrm>
+                                  <a:prstGeom prst="rect">
+                                    <a:avLst/>
+                                  </a:prstGeom>
+                                  <a:noFill/>
+                                </pic:spPr>
+                              </pic:pic>
+                            </wpg:grpSp>
                           </wpg:wgp>
                         </a:graphicData>
                       </a:graphic>
@@ -7262,29 +6721,29 @@
                 </mc:Choice>
                 <mc:Fallback>
                   <w:pict>
-                    <v:group id="_x0000_s1026" o:spid="_x0000_s1026" o:spt="203" style="position:absolute;left:0pt;margin-left:-5.25pt;margin-top:-40.2pt;height:113.6pt;width:257.35pt;z-index:251667456;mso-width-relative:page;mso-height-relative:page;" coordorigin="18998,4392" coordsize="5147,2272" o:gfxdata="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">
+                    <v:group id="_x0000_s1026" o:spid="_x0000_s1026" o:spt="203" style="position:absolute;left:0pt;margin-left:1pt;margin-top:-40.55pt;height:113.6pt;width:248.05pt;z-index:251670528;mso-width-relative:page;mso-height-relative:page;" coordorigin="17976,42945" coordsize="4961,2272" o:gfxdata="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">
                       <o:lock v:ext="edit" aspectratio="f"/>
-                      <v:group id="组合 42" o:spid="_x0000_s1026" o:spt="203" style="position:absolute;left:18998;top:4887;height:797;width:4576;" coordorigin="12268,11374" coordsize="4576,797" o:gfxdata="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">
-                        <o:lock v:ext="edit" aspectratio="f"/>
-                        <v:shape id="图片 48" o:spid="_x0000_s1026" o:spt="75" alt="d6eaf1bc4e33dd49c55ac9b185f6f5b" type="#_x0000_t75" style="position:absolute;left:12268;top:11459;height:712;width:1630;" filled="f" o:preferrelative="t" stroked="f" coordsize="21600,21600" o:gfxdata="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">
-                          <v:fill on="f" focussize="0,0"/>
-                          <v:stroke on="f"/>
-                          <v:imagedata r:id="rId16" cropleft="3562f" croptop="8767f" cropright="4110f" cropbottom="11871f" chromakey="#FFFDFF" o:title=""/>
-                          <o:lock v:ext="edit" aspectratio="t"/>
-                        </v:shape>
-                        <v:shape id="图片 41" o:spid="_x0000_s1026" o:spt="75" alt="微信图片_20220215110121" type="#_x0000_t75" style="position:absolute;left:15610;top:11374;height:715;width:1234;" filled="f" o:preferrelative="t" stroked="f" coordsize="21600,21600" o:gfxdata="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">
-                          <v:fill on="f" focussize="0,0"/>
-                          <v:stroke on="f"/>
-                          <v:imagedata r:id="rId11" grayscale="t" bilevel="t" chromakey="#A09D98" o:title=""/>
-                          <o:lock v:ext="edit" aspectratio="t"/>
-                        </v:shape>
-                      </v:group>
-                      <v:shape id="图片 27" o:spid="_x0000_s1026" o:spt="75" type="#_x0000_t75" style="position:absolute;left:21873;top:4392;height:2273;width:2273;" filled="f" o:preferrelative="t" stroked="f" coordsize="21600,21600" o:gfxdata="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">
+                      <v:shape id="图片 25" o:spid="_x0000_s1026" o:spt="75" type="#_x0000_t75" style="position:absolute;left:20665;top:42945;height:2273;width:2273;" filled="f" o:preferrelative="t" stroked="f" coordsize="21600,21600" o:gfxdata="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">
                         <v:fill on="f" focussize="0,0"/>
                         <v:stroke on="f"/>
                         <v:imagedata r:id="rId13" o:title=""/>
                         <o:lock v:ext="edit" aspectratio="t"/>
                       </v:shape>
+                      <v:group id="组合 27" o:spid="_x0000_s1026" o:spt="203" style="position:absolute;left:17976;top:43614;height:626;width:4551;" coordorigin="17976,43614" coordsize="4551,626" o:gfxdata="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">
+                        <o:lock v:ext="edit" aspectratio="f"/>
+                        <v:shape id="图片 29" o:spid="_x0000_s1026" o:spt="75" alt="IMG_256" type="#_x0000_t75" style="position:absolute;left:17976;top:43615;height:570;width:975;" filled="f" o:preferrelative="t" stroked="f" coordsize="21600,21600" o:gfxdata="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">
+                          <v:fill on="f" focussize="0,0"/>
+                          <v:stroke on="f"/>
+                          <v:imagedata r:id="rId11" chromakey="#FFFFFF" o:title=""/>
+                          <o:lock v:ext="edit" aspectratio="t"/>
+                        </v:shape>
+                        <v:shape id="图片 59" o:spid="_x0000_s1026" o:spt="75" alt="图片1" type="#_x0000_t75" style="position:absolute;left:21059;top:43614;height:627;width:1468;" filled="f" o:preferrelative="t" stroked="f" coordsize="21600,21600" o:gfxdata="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">
+                          <v:fill on="f" focussize="0,0"/>
+                          <v:stroke on="f"/>
+                          <v:imagedata r:id="rId15" cropleft="5154f" croptop="7731f" cropright="3488f" cropbottom="12500f" grayscale="t" bilevel="t" o:title=""/>
+                          <o:lock v:ext="edit" aspectratio="t"/>
+                        </v:shape>
+                      </v:group>
                     </v:group>
                   </w:pict>
                 </mc:Fallback>
@@ -7552,7 +7011,7 @@
           <w:szCs w:val="24"/>
           <w:lang w:eastAsia="zh-CN"/>
         </w:rPr>
-        <w:t>6</w:t>
+        <w:t>5</w:t>
       </w:r>
       <w:r>
         <w:rPr>
@@ -7576,9 +7035,13 @@
     <w:p>
       <w:pPr>
         <w:rPr>
-          <w:rFonts w:ascii="Times New Roman" w:hAnsi="Times New Roman" w:eastAsia="微软雅黑" w:cs="Times New Roman"/>
-          <w:sz w:val="24"/>
-          <w:szCs w:val="24"/>
+          <w:lang w:eastAsia="zh-CN"/>
+        </w:rPr>
+      </w:pPr>
+    </w:p>
+    <w:p>
+      <w:pPr>
+        <w:rPr>
           <w:lang w:eastAsia="zh-CN"/>
         </w:rPr>
       </w:pPr>
@@ -7661,197 +7124,6 @@
                 <w:szCs w:val="24"/>
               </w:rPr>
             </w:pPr>
-            <w:r>
-              <mc:AlternateContent>
-                <mc:Choice Requires="wpg">
-                  <w:drawing>
-                    <wp:anchor distT="0" distB="0" distL="114300" distR="114300" simplePos="0" relativeHeight="251668480" behindDoc="0" locked="0" layoutInCell="1" allowOverlap="1">
-                      <wp:simplePos x="0" y="0"/>
-                      <wp:positionH relativeFrom="column">
-                        <wp:posOffset>111760</wp:posOffset>
-                      </wp:positionH>
-                      <wp:positionV relativeFrom="paragraph">
-                        <wp:posOffset>-577215</wp:posOffset>
-                      </wp:positionV>
-                      <wp:extent cx="3059430" cy="1442720"/>
-                      <wp:effectExtent l="0" t="0" r="3810" b="5080"/>
-                      <wp:wrapNone/>
-                      <wp:docPr id="76" name="组合 76"/>
-                      <wp:cNvGraphicFramePr/>
-                      <a:graphic xmlns:a="http://schemas.openxmlformats.org/drawingml/2006/main">
-                        <a:graphicData uri="http://schemas.microsoft.com/office/word/2010/wordprocessingGroup">
-                          <wpg:wgp>
-                            <wpg:cNvGrpSpPr/>
-                            <wpg:grpSpPr>
-                              <a:xfrm>
-                                <a:off x="0" y="0"/>
-                                <a:ext cx="3059430" cy="1442720"/>
-                                <a:chOff x="19399" y="6180"/>
-                                <a:chExt cx="4818" cy="2272"/>
-                              </a:xfrm>
-                            </wpg:grpSpPr>
-                            <wpg:grpSp>
-                              <wpg:cNvPr id="77" name="组合 34"/>
-                              <wpg:cNvGrpSpPr/>
-                              <wpg:grpSpPr>
-                                <a:xfrm>
-                                  <a:off x="19399" y="6701"/>
-                                  <a:ext cx="4343" cy="988"/>
-                                  <a:chOff x="12609" y="13215"/>
-                                  <a:chExt cx="4343" cy="988"/>
-                                </a:xfrm>
-                              </wpg:grpSpPr>
-                              <pic:pic xmlns:pic="http://schemas.openxmlformats.org/drawingml/2006/picture">
-                                <pic:nvPicPr>
-                                  <pic:cNvPr id="50" name="图片 1" descr="IMG_256"/>
-                                  <pic:cNvPicPr>
-                                    <a:picLocks noChangeAspect="1"/>
-                                  </pic:cNvPicPr>
-                                </pic:nvPicPr>
-                                <pic:blipFill>
-                                  <a:blip r:embed="rId17">
-                                    <a:clrChange>
-                                      <a:clrFrom>
-                                        <a:srgbClr val="AAA9A5">
-                                          <a:alpha val="100000"/>
-                                        </a:srgbClr>
-                                      </a:clrFrom>
-                                      <a:clrTo>
-                                        <a:srgbClr val="AAA9A5">
-                                          <a:alpha val="100000"/>
-                                          <a:alpha val="0"/>
-                                        </a:srgbClr>
-                                      </a:clrTo>
-                                    </a:clrChange>
-                                  </a:blip>
-                                  <a:srcRect l="27431" t="30452" r="31962" b="18126"/>
-                                  <a:stretch>
-                                    <a:fillRect/>
-                                  </a:stretch>
-                                </pic:blipFill>
-                                <pic:spPr>
-                                  <a:xfrm>
-                                    <a:off x="12609" y="13215"/>
-                                    <a:ext cx="781" cy="989"/>
-                                  </a:xfrm>
-                                  <a:prstGeom prst="rect">
-                                    <a:avLst/>
-                                  </a:prstGeom>
-                                  <a:noFill/>
-                                  <a:ln w="9525">
-                                    <a:noFill/>
-                                  </a:ln>
-                                </pic:spPr>
-                              </pic:pic>
-                              <pic:pic xmlns:pic="http://schemas.openxmlformats.org/drawingml/2006/picture">
-                                <pic:nvPicPr>
-                                  <pic:cNvPr id="54" name="图片 31" descr="微信图片_20220215110121"/>
-                                  <pic:cNvPicPr>
-                                    <a:picLocks noChangeAspect="1"/>
-                                  </pic:cNvPicPr>
-                                </pic:nvPicPr>
-                                <pic:blipFill>
-                                  <a:blip r:embed="rId11">
-                                    <a:clrChange>
-                                      <a:clrFrom>
-                                        <a:srgbClr val="A09D98">
-                                          <a:alpha val="100000"/>
-                                        </a:srgbClr>
-                                      </a:clrFrom>
-                                      <a:clrTo>
-                                        <a:srgbClr val="A09D98">
-                                          <a:alpha val="100000"/>
-                                          <a:alpha val="0"/>
-                                        </a:srgbClr>
-                                      </a:clrTo>
-                                    </a:clrChange>
-                                    <a:biLevel thresh="50000"/>
-                                  </a:blip>
-                                  <a:stretch>
-                                    <a:fillRect/>
-                                  </a:stretch>
-                                </pic:blipFill>
-                                <pic:spPr>
-                                  <a:xfrm>
-                                    <a:off x="15718" y="13246"/>
-                                    <a:ext cx="1234" cy="715"/>
-                                  </a:xfrm>
-                                  <a:prstGeom prst="rect">
-                                    <a:avLst/>
-                                  </a:prstGeom>
-                                </pic:spPr>
-                              </pic:pic>
-                            </wpg:grpSp>
-                            <pic:pic xmlns:pic="http://schemas.openxmlformats.org/drawingml/2006/picture">
-                              <pic:nvPicPr>
-                                <pic:cNvPr id="51" name="图片 32"/>
-                                <pic:cNvPicPr>
-                                  <a:picLocks noChangeAspect="1" noChangeArrowheads="1"/>
-                                </pic:cNvPicPr>
-                              </pic:nvPicPr>
-                              <pic:blipFill>
-                                <a:blip r:embed="rId13">
-                                  <a:extLst>
-                                    <a:ext uri="{28A0092B-C50C-407E-A947-70E740481C1C}">
-                                      <a14:useLocalDpi xmlns:a14="http://schemas.microsoft.com/office/drawing/2010/main" val="0"/>
-                                    </a:ext>
-                                  </a:extLst>
-                                </a:blip>
-                                <a:srcRect/>
-                                <a:stretch>
-                                  <a:fillRect/>
-                                </a:stretch>
-                              </pic:blipFill>
-                              <pic:spPr>
-                                <a:xfrm>
-                                  <a:off x="21945" y="6180"/>
-                                  <a:ext cx="2273" cy="2273"/>
-                                </a:xfrm>
-                                <a:prstGeom prst="rect">
-                                  <a:avLst/>
-                                </a:prstGeom>
-                                <a:noFill/>
-                                <a:ln>
-                                  <a:noFill/>
-                                </a:ln>
-                              </pic:spPr>
-                            </pic:pic>
-                          </wpg:wgp>
-                        </a:graphicData>
-                      </a:graphic>
-                    </wp:anchor>
-                  </w:drawing>
-                </mc:Choice>
-                <mc:Fallback>
-                  <w:pict>
-                    <v:group id="_x0000_s1026" o:spid="_x0000_s1026" o:spt="203" style="position:absolute;left:0pt;margin-left:8.8pt;margin-top:-45.45pt;height:113.6pt;width:240.9pt;z-index:251668480;mso-width-relative:page;mso-height-relative:page;" coordorigin="19399,6180" coordsize="4818,2272" o:gfxdata="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">
-                      <o:lock v:ext="edit" aspectratio="f"/>
-                      <v:group id="组合 34" o:spid="_x0000_s1026" o:spt="203" style="position:absolute;left:19399;top:6701;height:988;width:4343;" coordorigin="12609,13215" coordsize="4343,988" o:gfxdata="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">
-                        <o:lock v:ext="edit" aspectratio="f"/>
-                        <v:shape id="图片 1" o:spid="_x0000_s1026" o:spt="75" alt="IMG_256" type="#_x0000_t75" style="position:absolute;left:12609;top:13215;height:989;width:781;" filled="f" o:preferrelative="t" stroked="f" coordsize="21600,21600" o:gfxdata="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">
-                          <v:fill on="f" focussize="0,0"/>
-                          <v:stroke on="f"/>
-                          <v:imagedata r:id="rId17" cropleft="17977f" croptop="19957f" cropright="20947f" cropbottom="11879f" chromakey="#AAA9A5" o:title=""/>
-                          <o:lock v:ext="edit" aspectratio="t"/>
-                        </v:shape>
-                        <v:shape id="图片 31" o:spid="_x0000_s1026" o:spt="75" alt="微信图片_20220215110121" type="#_x0000_t75" style="position:absolute;left:15718;top:13246;height:715;width:1234;" filled="f" o:preferrelative="t" stroked="f" coordsize="21600,21600" o:gfxdata="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">
-                          <v:fill on="f" focussize="0,0"/>
-                          <v:stroke on="f"/>
-                          <v:imagedata r:id="rId11" grayscale="t" bilevel="t" chromakey="#A09D98" o:title=""/>
-                          <o:lock v:ext="edit" aspectratio="t"/>
-                        </v:shape>
-                      </v:group>
-                      <v:shape id="图片 32" o:spid="_x0000_s1026" o:spt="75" type="#_x0000_t75" style="position:absolute;left:21945;top:6180;height:2273;width:2273;" filled="f" o:preferrelative="t" stroked="f" coordsize="21600,21600" o:gfxdata="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">
-                        <v:fill on="f" focussize="0,0"/>
-                        <v:stroke on="f"/>
-                        <v:imagedata r:id="rId13" o:title=""/>
-                        <o:lock v:ext="edit" aspectratio="t"/>
-                      </v:shape>
-                    </v:group>
-                  </w:pict>
-                </mc:Fallback>
-              </mc:AlternateContent>
-            </w:r>
           </w:p>
         </w:tc>
         <w:tc>
@@ -8083,6 +7355,387 @@
     <w:p>
       <w:pPr>
         <w:rPr>
+          <w:rFonts w:ascii="Times New Roman" w:hAnsi="Times New Roman" w:eastAsia="微软雅黑" w:cs="Times New Roman"/>
+          <w:sz w:val="24"/>
+          <w:szCs w:val="24"/>
+          <w:lang w:eastAsia="zh-CN"/>
+        </w:rPr>
+      </w:pPr>
+      <w:r>
+        <w:rPr>
+          <w:rFonts w:hint="eastAsia" w:ascii="Times New Roman" w:hAnsi="Times New Roman" w:eastAsia="微软雅黑" w:cs="Times New Roman"/>
+          <w:sz w:val="24"/>
+          <w:szCs w:val="24"/>
+          <w:lang w:eastAsia="zh-CN"/>
+        </w:rPr>
+        <w:t xml:space="preserve">{% endif %}{% if testedby == </w:t>
+      </w:r>
+      <w:r>
+        <w:rPr>
+          <w:rFonts w:ascii="Times New Roman" w:hAnsi="Times New Roman" w:eastAsia="微软雅黑" w:cs="Times New Roman"/>
+          <w:sz w:val="24"/>
+          <w:szCs w:val="24"/>
+          <w:lang w:eastAsia="zh-CN"/>
+        </w:rPr>
+        <w:t>“</w:t>
+      </w:r>
+      <w:r>
+        <w:rPr>
+          <w:rFonts w:hint="eastAsia" w:ascii="Times New Roman" w:hAnsi="Times New Roman" w:eastAsia="微软雅黑" w:cs="Times New Roman"/>
+          <w:sz w:val="24"/>
+          <w:szCs w:val="24"/>
+          <w:lang w:eastAsia="zh-CN"/>
+        </w:rPr>
+        <w:t>6</w:t>
+      </w:r>
+      <w:r>
+        <w:rPr>
+          <w:rFonts w:ascii="Times New Roman" w:hAnsi="Times New Roman" w:eastAsia="微软雅黑" w:cs="Times New Roman"/>
+          <w:sz w:val="24"/>
+          <w:szCs w:val="24"/>
+          <w:lang w:eastAsia="zh-CN"/>
+        </w:rPr>
+        <w:t>”</w:t>
+      </w:r>
+      <w:r>
+        <w:rPr>
+          <w:rFonts w:hint="eastAsia" w:ascii="Times New Roman" w:hAnsi="Times New Roman" w:eastAsia="微软雅黑" w:cs="Times New Roman"/>
+          <w:sz w:val="24"/>
+          <w:szCs w:val="24"/>
+          <w:lang w:eastAsia="zh-CN"/>
+        </w:rPr>
+        <w:t xml:space="preserve"> %}</w:t>
+      </w:r>
+    </w:p>
+    <w:p>
+      <w:pPr>
+        <w:rPr>
+          <w:rFonts w:ascii="Times New Roman" w:hAnsi="Times New Roman" w:eastAsia="微软雅黑" w:cs="Times New Roman"/>
+          <w:sz w:val="24"/>
+          <w:szCs w:val="24"/>
+          <w:lang w:eastAsia="zh-CN"/>
+        </w:rPr>
+      </w:pPr>
+    </w:p>
+    <w:p>
+      <w:pPr>
+        <w:rPr>
+          <w:rFonts w:ascii="Times New Roman" w:hAnsi="Times New Roman" w:eastAsia="微软雅黑" w:cs="Times New Roman"/>
+          <w:sz w:val="24"/>
+          <w:szCs w:val="24"/>
+          <w:lang w:eastAsia="zh-CN"/>
+        </w:rPr>
+      </w:pPr>
+    </w:p>
+    <w:tbl>
+      <w:tblPr>
+        <w:tblStyle w:val="41"/>
+        <w:tblW w:w="6772" w:type="dxa"/>
+        <w:jc w:val="right"/>
+        <w:tblLayout w:type="fixed"/>
+        <w:tblCellMar>
+          <w:top w:w="0" w:type="dxa"/>
+          <w:left w:w="0" w:type="dxa"/>
+          <w:bottom w:w="0" w:type="dxa"/>
+          <w:right w:w="0" w:type="dxa"/>
+        </w:tblCellMar>
+      </w:tblPr>
+      <w:tblGrid>
+        <w:gridCol w:w="1272"/>
+        <w:gridCol w:w="2040"/>
+        <w:gridCol w:w="1166"/>
+        <w:gridCol w:w="2294"/>
+      </w:tblGrid>
+      <w:tr>
+        <w:tblPrEx>
+          <w:tblCellMar>
+            <w:top w:w="0" w:type="dxa"/>
+            <w:left w:w="0" w:type="dxa"/>
+            <w:bottom w:w="0" w:type="dxa"/>
+            <w:right w:w="0" w:type="dxa"/>
+          </w:tblCellMar>
+        </w:tblPrEx>
+        <w:trPr>
+          <w:trHeight w:val="441" w:hRule="exact"/>
+          <w:jc w:val="right"/>
+        </w:trPr>
+        <w:tc>
+          <w:tcPr>
+            <w:tcW w:w="1272" w:type="dxa"/>
+            <w:vAlign w:val="center"/>
+          </w:tcPr>
+          <w:p>
+            <w:pPr>
+              <w:pStyle w:val="21"/>
+              <w:spacing w:before="13"/>
+              <w:ind w:left="13" w:right="95"/>
+              <w:jc w:val="both"/>
+              <w:rPr>
+                <w:rFonts w:ascii="Times New Roman" w:hAnsi="Times New Roman" w:cs="Times New Roman"/>
+                <w:b/>
+                <w:sz w:val="24"/>
+                <w:szCs w:val="24"/>
+              </w:rPr>
+            </w:pPr>
+            <w:r>
+              <w:rPr>
+                <w:rFonts w:ascii="Times New Roman" w:hAnsi="Times New Roman" w:cs="Times New Roman"/>
+                <w:b/>
+                <w:sz w:val="24"/>
+                <w:szCs w:val="24"/>
+              </w:rPr>
+              <w:t>检测人：</w:t>
+            </w:r>
+          </w:p>
+        </w:tc>
+        <w:tc>
+          <w:tcPr>
+            <w:tcW w:w="2040" w:type="dxa"/>
+            <w:vAlign w:val="center"/>
+          </w:tcPr>
+          <w:p>
+            <w:pPr>
+              <w:pStyle w:val="21"/>
+              <w:spacing w:before="13"/>
+              <w:jc w:val="both"/>
+              <w:rPr>
+                <w:rFonts w:ascii="Times New Roman" w:hAnsi="Times New Roman" w:cs="Times New Roman"/>
+                <w:b/>
+                <w:sz w:val="24"/>
+                <w:szCs w:val="24"/>
+              </w:rPr>
+            </w:pPr>
+          </w:p>
+        </w:tc>
+        <w:tc>
+          <w:tcPr>
+            <w:tcW w:w="1166" w:type="dxa"/>
+            <w:vAlign w:val="center"/>
+          </w:tcPr>
+          <w:p>
+            <w:pPr>
+              <w:pStyle w:val="21"/>
+              <w:spacing w:before="13"/>
+              <w:jc w:val="both"/>
+              <w:rPr>
+                <w:rFonts w:ascii="Times New Roman" w:hAnsi="Times New Roman" w:cs="Times New Roman"/>
+                <w:b/>
+                <w:sz w:val="24"/>
+                <w:szCs w:val="24"/>
+              </w:rPr>
+            </w:pPr>
+            <w:r>
+              <w:rPr>
+                <w:rFonts w:ascii="Times New Roman" w:hAnsi="Times New Roman" w:cs="Times New Roman"/>
+                <w:b/>
+                <w:sz w:val="24"/>
+                <w:szCs w:val="24"/>
+              </w:rPr>
+              <w:t>复核人</w:t>
+            </w:r>
+            <w:r>
+              <w:rPr>
+                <w:rFonts w:ascii="Times New Roman" w:hAnsi="Times New Roman" w:cs="Times New Roman"/>
+                <w:b/>
+                <w:sz w:val="24"/>
+                <w:szCs w:val="24"/>
+                <w:lang w:eastAsia="zh-CN"/>
+              </w:rPr>
+              <w:t>：</w:t>
+            </w:r>
+          </w:p>
+        </w:tc>
+        <w:tc>
+          <w:tcPr>
+            <w:tcW w:w="2294" w:type="dxa"/>
+            <w:vAlign w:val="center"/>
+          </w:tcPr>
+          <w:p>
+            <w:pPr>
+              <w:pStyle w:val="21"/>
+              <w:spacing w:before="13"/>
+              <w:ind w:right="15"/>
+              <w:jc w:val="both"/>
+              <w:rPr>
+                <w:rFonts w:ascii="Times New Roman" w:hAnsi="Times New Roman" w:cs="Times New Roman"/>
+                <w:b/>
+                <w:sz w:val="24"/>
+                <w:szCs w:val="24"/>
+              </w:rPr>
+            </w:pPr>
+          </w:p>
+        </w:tc>
+      </w:tr>
+      <w:tr>
+        <w:tblPrEx>
+          <w:tblCellMar>
+            <w:top w:w="0" w:type="dxa"/>
+            <w:left w:w="0" w:type="dxa"/>
+            <w:bottom w:w="0" w:type="dxa"/>
+            <w:right w:w="0" w:type="dxa"/>
+          </w:tblCellMar>
+        </w:tblPrEx>
+        <w:trPr>
+          <w:trHeight w:val="457" w:hRule="exact"/>
+          <w:jc w:val="right"/>
+        </w:trPr>
+        <w:tc>
+          <w:tcPr>
+            <w:tcW w:w="1272" w:type="dxa"/>
+            <w:vAlign w:val="center"/>
+          </w:tcPr>
+          <w:p>
+            <w:pPr>
+              <w:pStyle w:val="21"/>
+              <w:spacing w:line="341" w:lineRule="exact"/>
+              <w:ind w:left="13" w:right="165"/>
+              <w:jc w:val="both"/>
+              <w:rPr>
+                <w:rFonts w:ascii="Times New Roman" w:hAnsi="Times New Roman" w:cs="Times New Roman"/>
+                <w:b/>
+                <w:sz w:val="24"/>
+                <w:szCs w:val="24"/>
+              </w:rPr>
+            </w:pPr>
+            <w:r>
+              <w:rPr>
+                <w:rFonts w:ascii="Times New Roman" w:hAnsi="Times New Roman" w:cs="Times New Roman"/>
+                <w:b/>
+                <w:sz w:val="24"/>
+                <w:szCs w:val="24"/>
+              </w:rPr>
+              <w:t>日</w:t>
+            </w:r>
+            <w:r>
+              <w:rPr>
+                <w:rFonts w:ascii="Times New Roman" w:hAnsi="Times New Roman" w:cs="Times New Roman"/>
+                <w:b/>
+                <w:sz w:val="24"/>
+                <w:szCs w:val="24"/>
+                <w:lang w:eastAsia="zh-CN"/>
+              </w:rPr>
+              <w:t xml:space="preserve">  </w:t>
+            </w:r>
+            <w:r>
+              <w:rPr>
+                <w:rFonts w:ascii="Times New Roman" w:hAnsi="Times New Roman" w:cs="Times New Roman"/>
+                <w:b/>
+                <w:sz w:val="24"/>
+                <w:szCs w:val="24"/>
+              </w:rPr>
+              <w:t>期：</w:t>
+            </w:r>
+          </w:p>
+        </w:tc>
+        <w:tc>
+          <w:tcPr>
+            <w:tcW w:w="2040" w:type="dxa"/>
+            <w:vAlign w:val="center"/>
+          </w:tcPr>
+          <w:p>
+            <w:pPr>
+              <w:pStyle w:val="21"/>
+              <w:spacing w:line="363" w:lineRule="exact"/>
+              <w:jc w:val="both"/>
+              <w:rPr>
+                <w:rFonts w:ascii="Times New Roman" w:hAnsi="Times New Roman" w:cs="Times New Roman"/>
+                <w:sz w:val="24"/>
+                <w:szCs w:val="24"/>
+              </w:rPr>
+            </w:pPr>
+            <w:r>
+              <w:rPr>
+                <w:rFonts w:ascii="Times New Roman" w:hAnsi="Times New Roman" w:cs="Times New Roman"/>
+                <w:kern w:val="2"/>
+                <w:sz w:val="24"/>
+                <w:szCs w:val="24"/>
+                <w:lang w:eastAsia="zh-CN"/>
+              </w:rPr>
+              <w:t>{{ reportdate }}</w:t>
+            </w:r>
+          </w:p>
+        </w:tc>
+        <w:tc>
+          <w:tcPr>
+            <w:tcW w:w="1166" w:type="dxa"/>
+            <w:vAlign w:val="center"/>
+          </w:tcPr>
+          <w:p>
+            <w:pPr>
+              <w:pStyle w:val="21"/>
+              <w:spacing w:line="341" w:lineRule="exact"/>
+              <w:jc w:val="both"/>
+              <w:rPr>
+                <w:rFonts w:ascii="Times New Roman" w:hAnsi="Times New Roman" w:cs="Times New Roman"/>
+                <w:b/>
+                <w:sz w:val="24"/>
+                <w:szCs w:val="24"/>
+              </w:rPr>
+            </w:pPr>
+            <w:r>
+              <w:rPr>
+                <w:rFonts w:ascii="Times New Roman" w:hAnsi="Times New Roman" w:cs="Times New Roman"/>
+                <w:b/>
+                <w:sz w:val="24"/>
+                <w:szCs w:val="24"/>
+              </w:rPr>
+              <w:t>日</w:t>
+            </w:r>
+            <w:r>
+              <w:rPr>
+                <w:rFonts w:ascii="Times New Roman" w:hAnsi="Times New Roman" w:cs="Times New Roman"/>
+                <w:b/>
+                <w:sz w:val="24"/>
+                <w:szCs w:val="24"/>
+                <w:lang w:eastAsia="zh-CN"/>
+              </w:rPr>
+              <w:t xml:space="preserve">  </w:t>
+            </w:r>
+            <w:r>
+              <w:rPr>
+                <w:rFonts w:ascii="Times New Roman" w:hAnsi="Times New Roman" w:cs="Times New Roman"/>
+                <w:b/>
+                <w:sz w:val="24"/>
+                <w:szCs w:val="24"/>
+              </w:rPr>
+              <w:t>期：</w:t>
+            </w:r>
+          </w:p>
+        </w:tc>
+        <w:tc>
+          <w:tcPr>
+            <w:tcW w:w="2294" w:type="dxa"/>
+            <w:vAlign w:val="center"/>
+          </w:tcPr>
+          <w:p>
+            <w:pPr>
+              <w:pStyle w:val="21"/>
+              <w:spacing w:line="363" w:lineRule="exact"/>
+              <w:ind w:right="15"/>
+              <w:jc w:val="both"/>
+              <w:rPr>
+                <w:rFonts w:ascii="Times New Roman" w:hAnsi="Times New Roman" w:cs="Times New Roman"/>
+                <w:sz w:val="24"/>
+                <w:szCs w:val="24"/>
+              </w:rPr>
+            </w:pPr>
+            <w:r>
+              <w:rPr>
+                <w:rFonts w:ascii="Times New Roman" w:hAnsi="Times New Roman" w:cs="Times New Roman"/>
+                <w:kern w:val="2"/>
+                <w:sz w:val="24"/>
+                <w:szCs w:val="24"/>
+                <w:lang w:eastAsia="zh-CN"/>
+              </w:rPr>
+              <w:t>{{ reportdate }}</w:t>
+            </w:r>
+          </w:p>
+        </w:tc>
+      </w:tr>
+    </w:tbl>
+    <w:p>
+      <w:pPr>
+        <w:rPr>
           <w:rFonts w:ascii="Times New Roman" w:hAnsi="Times New Roman" w:eastAsia="微软雅黑" w:cs="黑体"/>
           <w:b/>
           <w:bCs/>
@@ -8129,14 +7782,14 @@
         </w:rPr>
       </w:pPr>
       <w:bookmarkStart w:id="22" w:name="_Toc21059"/>
-      <w:bookmarkStart w:id="23" w:name="_Toc28112"/>
-      <w:bookmarkStart w:id="24" w:name="_Toc25431"/>
+      <w:bookmarkStart w:id="23" w:name="_Toc25431"/>
+      <w:bookmarkStart w:id="24" w:name="_Toc28112"/>
       <w:bookmarkStart w:id="25" w:name="_Toc1830"/>
       <w:bookmarkStart w:id="26" w:name="_Toc149837255"/>
-      <w:bookmarkStart w:id="27" w:name="_Toc22132"/>
+      <w:bookmarkStart w:id="27" w:name="_Toc20136_WPSOffice_Level1"/>
       <w:bookmarkStart w:id="28" w:name="_Toc2781"/>
       <w:bookmarkStart w:id="29" w:name="_Toc19898_WPSOffice_Level1"/>
-      <w:bookmarkStart w:id="30" w:name="_Toc20136_WPSOffice_Level1"/>
+      <w:bookmarkStart w:id="30" w:name="_Toc22132"/>
       <w:r>
         <w:rPr>
           <w:rFonts w:hint="eastAsia"/>
@@ -9916,8 +9569,8 @@
       <w:bookmarkStart w:id="32" w:name="_Toc149832732"/>
       <w:bookmarkStart w:id="33" w:name="_Toc26774"/>
       <w:bookmarkStart w:id="34" w:name="_Toc24048"/>
-      <w:bookmarkStart w:id="35" w:name="_Toc25254"/>
-      <w:bookmarkStart w:id="36" w:name="_Toc149826007"/>
+      <w:bookmarkStart w:id="35" w:name="_Toc149826007"/>
+      <w:bookmarkStart w:id="36" w:name="_Toc25254"/>
       <w:r>
         <w:rPr>
           <w:rFonts w:hint="eastAsia"/>
@@ -14767,12 +14420,12 @@
           <w:lang w:eastAsia="zh-CN"/>
         </w:rPr>
       </w:pPr>
-      <w:bookmarkStart w:id="37" w:name="_Toc149826009"/>
-      <w:bookmarkStart w:id="38" w:name="_Toc17273"/>
-      <w:bookmarkStart w:id="39" w:name="_Toc22117"/>
-      <w:bookmarkStart w:id="40" w:name="_Toc149832733"/>
-      <w:bookmarkStart w:id="41" w:name="_Toc3723"/>
-      <w:bookmarkStart w:id="42" w:name="_Toc14452"/>
+      <w:bookmarkStart w:id="37" w:name="_Toc149832733"/>
+      <w:bookmarkStart w:id="38" w:name="_Toc3723"/>
+      <w:bookmarkStart w:id="39" w:name="_Toc14452"/>
+      <w:bookmarkStart w:id="40" w:name="_Toc149826009"/>
+      <w:bookmarkStart w:id="41" w:name="_Toc17273"/>
+      <w:bookmarkStart w:id="42" w:name="_Toc22117"/>
       <w:r>
         <w:rPr>
           <w:rFonts w:hint="eastAsia"/>
@@ -15300,9 +14953,9 @@
       </w:pPr>
       <w:bookmarkStart w:id="43" w:name="_Toc32443_WPSOffice_Level1"/>
       <w:bookmarkStart w:id="44" w:name="_Toc23903"/>
-      <w:bookmarkStart w:id="45" w:name="_Toc23846_WPSOffice_Level1"/>
-      <w:bookmarkStart w:id="46" w:name="_Toc4331_WPSOffice_Level1"/>
-      <w:bookmarkStart w:id="47" w:name="_Toc25727"/>
+      <w:bookmarkStart w:id="45" w:name="_Toc4331_WPSOffice_Level1"/>
+      <w:bookmarkStart w:id="46" w:name="_Toc25727"/>
+      <w:bookmarkStart w:id="47" w:name="_Toc23846_WPSOffice_Level1"/>
       <w:r>
         <w:rPr>
           <w:rFonts w:hint="eastAsia" w:ascii="Times New Roman" w:hAnsi="Times New Roman" w:eastAsia="微软雅黑" w:cs="Times New Roman"/>
@@ -15363,10 +15016,10 @@
           <w:lang w:eastAsia="zh-CN"/>
         </w:rPr>
       </w:pPr>
-      <w:bookmarkStart w:id="48" w:name="_Toc20034"/>
-      <w:bookmarkStart w:id="49" w:name="_Toc903"/>
-      <w:bookmarkStart w:id="50" w:name="_Toc10223"/>
-      <w:bookmarkStart w:id="51" w:name="_Toc106719764"/>
+      <w:bookmarkStart w:id="48" w:name="_Toc106719764"/>
+      <w:bookmarkStart w:id="49" w:name="_Toc20034"/>
+      <w:bookmarkStart w:id="50" w:name="_Toc903"/>
+      <w:bookmarkStart w:id="51" w:name="_Toc10223"/>
       <w:r>
         <w:rPr>
           <w:rFonts w:hint="eastAsia"/>
@@ -15849,12 +15502,6 @@
             <w:insideH w:val="dotted" w:color="033F86" w:sz="4" w:space="0"/>
             <w:insideV w:val="dotted" w:color="033F86" w:sz="4" w:space="0"/>
           </w:tblBorders>
-          <w:tblCellMar>
-            <w:top w:w="0" w:type="dxa"/>
-            <w:left w:w="108" w:type="dxa"/>
-            <w:bottom w:w="0" w:type="dxa"/>
-            <w:right w:w="108" w:type="dxa"/>
-          </w:tblCellMar>
         </w:tblPrEx>
         <w:trPr>
           <w:trHeight w:val="388" w:hRule="exact"/>
@@ -18442,17 +18089,17 @@
           <w:lang w:eastAsia="zh-CN"/>
         </w:rPr>
       </w:pPr>
-      <w:bookmarkStart w:id="52" w:name="_Toc21764_WPSOffice_Level2"/>
-      <w:bookmarkStart w:id="53" w:name="_Toc3782"/>
-      <w:bookmarkStart w:id="54" w:name="_Toc1707_WPSOffice_Level2"/>
-      <w:bookmarkStart w:id="55" w:name="_Toc15530"/>
-      <w:bookmarkStart w:id="56" w:name="_Toc16347"/>
+      <w:bookmarkStart w:id="52" w:name="_Toc3782"/>
+      <w:bookmarkStart w:id="53" w:name="_Toc26649"/>
+      <w:bookmarkStart w:id="54" w:name="_Toc21764_WPSOffice_Level2"/>
+      <w:bookmarkStart w:id="55" w:name="_Toc1707_WPSOffice_Level2"/>
+      <w:bookmarkStart w:id="56" w:name="_Toc15530"/>
       <w:bookmarkStart w:id="57" w:name="_Toc6988"/>
-      <w:bookmarkStart w:id="58" w:name="_Toc26649"/>
-      <w:bookmarkStart w:id="59" w:name="_Toc13196_WPSOffice_Level1"/>
+      <w:bookmarkStart w:id="58" w:name="_Toc16347"/>
+      <w:bookmarkStart w:id="59" w:name="_Toc15289_WPSOffice_Level3"/>
       <w:bookmarkStart w:id="60" w:name="_Toc1707_WPSOffice_Level1"/>
-      <w:bookmarkStart w:id="61" w:name="_Toc15289_WPSOffice_Level3"/>
-      <w:bookmarkStart w:id="62" w:name="_Toc21764_WPSOffice_Level1"/>
+      <w:bookmarkStart w:id="61" w:name="_Toc21764_WPSOffice_Level1"/>
+      <w:bookmarkStart w:id="62" w:name="_Toc13196_WPSOffice_Level1"/>
       <w:bookmarkStart w:id="63" w:name="_Toc27302"/>
       <w:bookmarkStart w:id="64" w:name="_Toc6931_WPSOffice_Level3"/>
       <w:r>
@@ -18483,12 +18130,12 @@
           </w14:shadow>
         </w:rPr>
       </w:pPr>
-      <w:bookmarkStart w:id="65" w:name="_Toc18793"/>
-      <w:bookmarkStart w:id="66" w:name="_Toc29477"/>
-      <w:bookmarkStart w:id="67" w:name="_Toc149832736"/>
-      <w:bookmarkStart w:id="68" w:name="_Toc11223"/>
+      <w:bookmarkStart w:id="65" w:name="_Toc149832736"/>
+      <w:bookmarkStart w:id="66" w:name="_Toc16525"/>
+      <w:bookmarkStart w:id="67" w:name="_Toc29477"/>
+      <w:bookmarkStart w:id="68" w:name="_Toc18793"/>
       <w:bookmarkStart w:id="69" w:name="_Toc149826012"/>
-      <w:bookmarkStart w:id="70" w:name="_Toc16525"/>
+      <w:bookmarkStart w:id="70" w:name="_Toc11223"/>
       <w:bookmarkStart w:id="71" w:name="_Toc180"/>
       <w:r>
         <w:rPr>
@@ -18532,12 +18179,12 @@
           <w:lang w:eastAsia="zh-CN"/>
         </w:rPr>
       </w:pPr>
-      <w:bookmarkStart w:id="72" w:name="_Toc25685"/>
-      <w:bookmarkStart w:id="73" w:name="_Toc32302"/>
-      <w:bookmarkStart w:id="74" w:name="_Toc149826013"/>
-      <w:bookmarkStart w:id="75" w:name="_Toc6349"/>
-      <w:bookmarkStart w:id="76" w:name="_Toc149832737"/>
-      <w:bookmarkStart w:id="77" w:name="_Toc8516"/>
+      <w:bookmarkStart w:id="72" w:name="_Toc32302"/>
+      <w:bookmarkStart w:id="73" w:name="_Toc25685"/>
+      <w:bookmarkStart w:id="74" w:name="_Toc6349"/>
+      <w:bookmarkStart w:id="75" w:name="_Toc149832737"/>
+      <w:bookmarkStart w:id="76" w:name="_Toc8516"/>
+      <w:bookmarkStart w:id="77" w:name="_Toc149826013"/>
       <w:r>
         <w:rPr>
           <w:rFonts w:hint="eastAsia"/>
@@ -29544,8 +29191,6 @@
           <w:lang w:eastAsia="zh-CN"/>
         </w:rPr>
       </w:pPr>
-      <w:bookmarkStart w:id="99" w:name="_GoBack"/>
-      <w:bookmarkEnd w:id="99"/>
       <w:r>
         <w:rPr>
           <w:rFonts w:hint="eastAsia" w:ascii="Times New Roman" w:hAnsi="Times New Roman" w:eastAsia="微软雅黑" w:cs="Times New Roman"/>
@@ -31701,9 +31346,9 @@
       <w:bookmarkStart w:id="93" w:name="_Toc22623"/>
       <w:bookmarkStart w:id="94" w:name="_Toc22162_WPSOffice_Level1"/>
       <w:bookmarkStart w:id="95" w:name="_Toc14611_WPSOffice_Level1"/>
-      <w:bookmarkStart w:id="96" w:name="_Toc17792_WPSOffice_Level2"/>
-      <w:bookmarkStart w:id="97" w:name="_Toc19584_WPSOffice_Level1"/>
-      <w:bookmarkStart w:id="98" w:name="_Toc13275"/>
+      <w:bookmarkStart w:id="96" w:name="_Toc19584_WPSOffice_Level1"/>
+      <w:bookmarkStart w:id="97" w:name="_Toc13275"/>
+      <w:bookmarkStart w:id="98" w:name="_Toc17792_WPSOffice_Level2"/>
       <w:r>
         <w:rPr>
           <w:rFonts w:hint="eastAsia"/>
@@ -32748,7 +32393,25 @@
           <w:sz w:val="24"/>
           <w:lang w:eastAsia="zh-CN"/>
         </w:rPr>
-        <w:t>广州市黄浦区开源大道11号C6栋702室</w:t>
+        <w:t>广州市</w:t>
+      </w:r>
+      <w:bookmarkStart w:id="99" w:name="_GoBack"/>
+      <w:r>
+        <w:rPr>
+          <w:rFonts w:hint="eastAsia" w:ascii="Times New Roman" w:hAnsi="Times New Roman" w:eastAsia="微软雅黑" w:cs="Times New Roman"/>
+          <w:sz w:val="24"/>
+          <w:lang w:eastAsia="zh-CN"/>
+        </w:rPr>
+        <w:t>黄埔</w:t>
+      </w:r>
+      <w:bookmarkEnd w:id="99"/>
+      <w:r>
+        <w:rPr>
+          <w:rFonts w:hint="eastAsia" w:ascii="Times New Roman" w:hAnsi="Times New Roman" w:eastAsia="微软雅黑" w:cs="Times New Roman"/>
+          <w:sz w:val="24"/>
+          <w:lang w:eastAsia="zh-CN"/>
+        </w:rPr>
+        <w:t>区开源大道11号C6栋702室</w:t>
       </w:r>
     </w:p>
     <w:p>
@@ -33065,7 +32728,7 @@
           <w:szCs w:val="24"/>
         </w:rPr>
         <w:drawing>
-          <wp:anchor distT="0" distB="0" distL="114935" distR="114935" simplePos="0" relativeHeight="251670528" behindDoc="0" locked="0" layoutInCell="1" allowOverlap="1">
+          <wp:anchor distT="0" distB="0" distL="114935" distR="114935" simplePos="0" relativeHeight="251664384" behindDoc="0" locked="0" layoutInCell="1" allowOverlap="1">
             <wp:simplePos x="0" y="0"/>
             <wp:positionH relativeFrom="column">
               <wp:posOffset>30480</wp:posOffset>
@@ -33090,7 +32753,7 @@
                     </pic:cNvPicPr>
                   </pic:nvPicPr>
                   <pic:blipFill>
-                    <a:blip r:embed="rId18"/>
+                    <a:blip r:embed="rId16"/>
                     <a:stretch>
                       <a:fillRect/>
                     </a:stretch>
@@ -33152,7 +32815,7 @@
           <w:szCs w:val="24"/>
         </w:rPr>
         <w:drawing>
-          <wp:anchor distT="0" distB="0" distL="114935" distR="114935" simplePos="0" relativeHeight="251671552" behindDoc="0" locked="0" layoutInCell="1" allowOverlap="1">
+          <wp:anchor distT="0" distB="0" distL="114935" distR="114935" simplePos="0" relativeHeight="251665408" behindDoc="0" locked="0" layoutInCell="1" allowOverlap="1">
             <wp:simplePos x="0" y="0"/>
             <wp:positionH relativeFrom="column">
               <wp:posOffset>723900</wp:posOffset>
@@ -33177,7 +32840,7 @@
                     </pic:cNvPicPr>
                   </pic:nvPicPr>
                   <pic:blipFill>
-                    <a:blip r:embed="rId19"/>
+                    <a:blip r:embed="rId17"/>
                     <a:stretch>
                       <a:fillRect/>
                     </a:stretch>
@@ -33286,7 +32949,7 @@
           <w:lang w:eastAsia="zh-CN"/>
         </w:rPr>
         <w:drawing>
-          <wp:anchor distT="0" distB="0" distL="0" distR="0" simplePos="0" relativeHeight="251669504" behindDoc="1" locked="0" layoutInCell="1" allowOverlap="1">
+          <wp:anchor distT="0" distB="0" distL="0" distR="0" simplePos="0" relativeHeight="251663360" behindDoc="1" locked="0" layoutInCell="1" allowOverlap="1">
             <wp:simplePos x="0" y="0"/>
             <wp:positionH relativeFrom="column">
               <wp:posOffset>4900295</wp:posOffset>
@@ -33311,7 +32974,7 @@
                     </pic:cNvPicPr>
                   </pic:nvPicPr>
                   <pic:blipFill>
-                    <a:blip r:embed="rId20"/>
+                    <a:blip r:embed="rId18"/>
                     <a:srcRect/>
                     <a:stretch>
                       <a:fillRect/>
@@ -36259,16 +35922,11 @@
     <customSectPr/>
     <customSectPr/>
     <customSectPr/>
-    <customSectPr/>
   </customSectProps>
   <customShpExts>
     <customShpInfo spid="_x0000_s1026" textRotate="1"/>
   </customShpExts>
 </s:customData>
-</file>
-
-<file path=customXml/item2.xml><?xml version="1.0" encoding="utf-8"?>
-<b:Sources xmlns:b="http://schemas.openxmlformats.org/officeDocument/2006/bibliography" xmlns="http://schemas.openxmlformats.org/officeDocument/2006/bibliography" SelectedStyle="\APASixthEditionOfficeOnline.xsl" StyleName="APA" Version="6"/>
 </file>
 
 <file path=customXml/itemProps1.xml><?xml version="1.0" encoding="utf-8"?>
@@ -36277,10 +35935,4 @@
     <ds:schemaRef ds:uri="http://www.wps.cn/officeDocument/2013/wpsCustomData"/>
   </ds:schemaRefs>
 </ds:datastoreItem>
-</file>
-
-<file path=customXml/itemProps2.xml><?xml version="1.0" encoding="utf-8"?>
-<ds:datastoreItem xmlns:ds="http://schemas.openxmlformats.org/officeDocument/2006/customXml" ds:itemID="{6FA6FC4B-19C4-4A7F-A88B-BFE94926432D}">
-  <ds:schemaRefs/>
-</ds:datastoreItem>
 </file>
--- a/WebContent/docx/BRCA45基因检测报告-体系.docx
+++ b/WebContent/docx/BRCA45基因检测报告-体系.docx
@@ -300,7 +300,7 @@
       </w:r>
       <w:r>
         <w:drawing>
-          <wp:anchor distT="0" distB="0" distL="0" distR="0" simplePos="0" relativeHeight="251666432" behindDoc="0" locked="0" layoutInCell="1" allowOverlap="1">
+          <wp:anchor distT="0" distB="0" distL="0" distR="0" simplePos="0" relativeHeight="251672576" behindDoc="0" locked="0" layoutInCell="1" allowOverlap="1">
             <wp:simplePos x="0" y="0"/>
             <wp:positionH relativeFrom="column">
               <wp:posOffset>2259330</wp:posOffset>
@@ -2573,15 +2573,15 @@
           <w:lang w:eastAsia="zh-CN"/>
         </w:rPr>
       </w:pPr>
-      <w:bookmarkStart w:id="0" w:name="_Toc24178_WPSOffice_Level1"/>
+      <w:bookmarkStart w:id="0" w:name="_Toc21009_WPSOffice_Level1"/>
       <w:bookmarkStart w:id="1" w:name="_Toc13806"/>
-      <w:bookmarkStart w:id="2" w:name="_Toc21669"/>
-      <w:bookmarkStart w:id="3" w:name="_Toc21009_WPSOffice_Level1"/>
+      <w:bookmarkStart w:id="2" w:name="_Toc24178_WPSOffice_Level1"/>
+      <w:bookmarkStart w:id="3" w:name="_Toc21669"/>
       <w:bookmarkStart w:id="4" w:name="_Toc30143_WPSOffice_Level1"/>
       <w:bookmarkStart w:id="5" w:name="_Toc8911"/>
-      <w:bookmarkStart w:id="6" w:name="_Toc11015_WPSOffice_Level1"/>
-      <w:bookmarkStart w:id="7" w:name="_Toc17451"/>
-      <w:bookmarkStart w:id="8" w:name="_Toc18062_WPSOffice_Level1"/>
+      <w:bookmarkStart w:id="6" w:name="_Toc18062_WPSOffice_Level1"/>
+      <w:bookmarkStart w:id="7" w:name="_Toc11015_WPSOffice_Level1"/>
+      <w:bookmarkStart w:id="8" w:name="_Toc17451"/>
       <w:bookmarkStart w:id="9" w:name="_Toc7021_WPSOffice_Level1"/>
       <w:bookmarkStart w:id="10" w:name="_Toc3823"/>
       <w:r>
@@ -3747,8 +3747,8 @@
       <w:bookmarkStart w:id="12" w:name="_Toc16576"/>
       <w:bookmarkStart w:id="13" w:name="_Toc149837253"/>
       <w:bookmarkStart w:id="14" w:name="_Toc18825"/>
-      <w:bookmarkStart w:id="15" w:name="_Toc9"/>
-      <w:bookmarkStart w:id="16" w:name="_Toc11757"/>
+      <w:bookmarkStart w:id="15" w:name="_Toc11757"/>
+      <w:bookmarkStart w:id="16" w:name="_Toc9"/>
       <w:r>
         <w:rPr>
           <w:rStyle w:val="42"/>
@@ -3813,9 +3813,9 @@
         </w:rPr>
       </w:pPr>
       <w:bookmarkStart w:id="17" w:name="_Toc27955"/>
-      <w:bookmarkStart w:id="18" w:name="_Toc149837254"/>
-      <w:bookmarkStart w:id="19" w:name="_Toc7901"/>
-      <w:bookmarkStart w:id="20" w:name="_Toc16635"/>
+      <w:bookmarkStart w:id="18" w:name="_Toc16635"/>
+      <w:bookmarkStart w:id="19" w:name="_Toc149837254"/>
+      <w:bookmarkStart w:id="20" w:name="_Toc7901"/>
       <w:r>
         <w:rPr>
           <w:rFonts w:hint="eastAsia"/>
@@ -4804,9 +4804,559 @@
         </w:rPr>
       </w:pPr>
     </w:p>
+    <w:tbl>
+      <w:tblPr>
+        <w:tblStyle w:val="41"/>
+        <w:tblW w:w="6772" w:type="dxa"/>
+        <w:jc w:val="right"/>
+        <w:tblLayout w:type="fixed"/>
+        <w:tblCellMar>
+          <w:top w:w="0" w:type="dxa"/>
+          <w:left w:w="0" w:type="dxa"/>
+          <w:bottom w:w="0" w:type="dxa"/>
+          <w:right w:w="0" w:type="dxa"/>
+        </w:tblCellMar>
+      </w:tblPr>
+      <w:tblGrid>
+        <w:gridCol w:w="1272"/>
+        <w:gridCol w:w="2040"/>
+        <w:gridCol w:w="1166"/>
+        <w:gridCol w:w="2294"/>
+      </w:tblGrid>
+      <w:tr>
+        <w:tblPrEx>
+          <w:tblCellMar>
+            <w:top w:w="0" w:type="dxa"/>
+            <w:left w:w="0" w:type="dxa"/>
+            <w:bottom w:w="0" w:type="dxa"/>
+            <w:right w:w="0" w:type="dxa"/>
+          </w:tblCellMar>
+        </w:tblPrEx>
+        <w:trPr>
+          <w:trHeight w:val="441" w:hRule="exact"/>
+          <w:jc w:val="right"/>
+        </w:trPr>
+        <w:tc>
+          <w:tcPr>
+            <w:tcW w:w="1272" w:type="dxa"/>
+            <w:vAlign w:val="center"/>
+          </w:tcPr>
+          <w:p>
+            <w:pPr>
+              <w:pStyle w:val="21"/>
+              <w:spacing w:before="13"/>
+              <w:ind w:left="13" w:right="95"/>
+              <w:jc w:val="both"/>
+              <w:rPr>
+                <w:rFonts w:ascii="Times New Roman" w:hAnsi="Times New Roman" w:cs="Times New Roman"/>
+                <w:b/>
+                <w:sz w:val="24"/>
+                <w:szCs w:val="24"/>
+              </w:rPr>
+            </w:pPr>
+            <w:r>
+              <w:rPr>
+                <w:rFonts w:ascii="Times New Roman" w:hAnsi="Times New Roman" w:cs="Times New Roman"/>
+                <w:b/>
+                <w:sz w:val="24"/>
+                <w:szCs w:val="24"/>
+              </w:rPr>
+              <w:t>检测人：</w:t>
+            </w:r>
+          </w:p>
+        </w:tc>
+        <w:tc>
+          <w:tcPr>
+            <w:tcW w:w="2040" w:type="dxa"/>
+            <w:vAlign w:val="center"/>
+          </w:tcPr>
+          <w:p>
+            <w:pPr>
+              <w:pStyle w:val="21"/>
+              <w:spacing w:before="13"/>
+              <w:jc w:val="both"/>
+              <w:rPr>
+                <w:rFonts w:ascii="Times New Roman" w:hAnsi="Times New Roman" w:cs="Times New Roman"/>
+                <w:b/>
+                <w:sz w:val="24"/>
+                <w:szCs w:val="24"/>
+              </w:rPr>
+            </w:pPr>
+            <w:r>
+              <mc:AlternateContent>
+                <mc:Choice Requires="wpg">
+                  <w:drawing>
+                    <wp:anchor distT="0" distB="0" distL="114300" distR="114300" simplePos="0" relativeHeight="251663360" behindDoc="0" locked="0" layoutInCell="1" allowOverlap="1">
+                      <wp:simplePos x="0" y="0"/>
+                      <wp:positionH relativeFrom="column">
+                        <wp:posOffset>31115</wp:posOffset>
+                      </wp:positionH>
+                      <wp:positionV relativeFrom="paragraph">
+                        <wp:posOffset>-547370</wp:posOffset>
+                      </wp:positionV>
+                      <wp:extent cx="3160395" cy="1441450"/>
+                      <wp:effectExtent l="0" t="0" r="9525" b="6350"/>
+                      <wp:wrapNone/>
+                      <wp:docPr id="52" name="组合 52"/>
+                      <wp:cNvGraphicFramePr/>
+                      <a:graphic xmlns:a="http://schemas.openxmlformats.org/drawingml/2006/main">
+                        <a:graphicData uri="http://schemas.microsoft.com/office/word/2010/wordprocessingGroup">
+                          <wpg:wgp>
+                            <wpg:cNvGrpSpPr/>
+                            <wpg:grpSpPr>
+                              <a:xfrm>
+                                <a:off x="0" y="0"/>
+                                <a:ext cx="3160395" cy="1441450"/>
+                                <a:chOff x="10964" y="3809"/>
+                                <a:chExt cx="4977" cy="2270"/>
+                              </a:xfrm>
+                            </wpg:grpSpPr>
+                            <wpg:grpSp>
+                              <wpg:cNvPr id="53" name="组合 6"/>
+                              <wpg:cNvGrpSpPr/>
+                              <wpg:grpSpPr>
+                                <a:xfrm>
+                                  <a:off x="10964" y="4438"/>
+                                  <a:ext cx="4577" cy="734"/>
+                                  <a:chOff x="10964" y="4438"/>
+                                  <a:chExt cx="4577" cy="734"/>
+                                </a:xfrm>
+                              </wpg:grpSpPr>
+                              <pic:pic xmlns:pic="http://schemas.openxmlformats.org/drawingml/2006/picture">
+                                <pic:nvPicPr>
+                                  <pic:cNvPr id="30" name="图片 30" descr="微信图片_20220215110121"/>
+                                  <pic:cNvPicPr>
+                                    <a:picLocks noChangeAspect="1"/>
+                                  </pic:cNvPicPr>
+                                </pic:nvPicPr>
+                                <pic:blipFill>
+                                  <a:blip r:embed="rId11">
+                                    <a:clrChange>
+                                      <a:clrFrom>
+                                        <a:srgbClr val="A09D98">
+                                          <a:alpha val="100000"/>
+                                        </a:srgbClr>
+                                      </a:clrFrom>
+                                      <a:clrTo>
+                                        <a:srgbClr val="A09D98">
+                                          <a:alpha val="100000"/>
+                                          <a:alpha val="0"/>
+                                        </a:srgbClr>
+                                      </a:clrTo>
+                                    </a:clrChange>
+                                    <a:biLevel thresh="50000"/>
+                                  </a:blip>
+                                  <a:stretch>
+                                    <a:fillRect/>
+                                  </a:stretch>
+                                </pic:blipFill>
+                                <pic:spPr>
+                                  <a:xfrm>
+                                    <a:off x="10964" y="4458"/>
+                                    <a:ext cx="1234" cy="715"/>
+                                  </a:xfrm>
+                                  <a:prstGeom prst="rect">
+                                    <a:avLst/>
+                                  </a:prstGeom>
+                                </pic:spPr>
+                              </pic:pic>
+                              <pic:pic xmlns:pic="http://schemas.openxmlformats.org/drawingml/2006/picture">
+                                <pic:nvPicPr>
+                                  <pic:cNvPr id="21" name="图片 34" descr="晓敏"/>
+                                  <pic:cNvPicPr>
+                                    <a:picLocks noChangeAspect="1"/>
+                                  </pic:cNvPicPr>
+                                </pic:nvPicPr>
+                                <pic:blipFill>
+                                  <a:blip r:embed="rId12">
+                                    <a:clrChange>
+                                      <a:clrFrom>
+                                        <a:srgbClr val="949FA1"/>
+                                      </a:clrFrom>
+                                      <a:clrTo>
+                                        <a:srgbClr val="949FA1">
+                                          <a:alpha val="0"/>
+                                        </a:srgbClr>
+                                      </a:clrTo>
+                                    </a:clrChange>
+                                  </a:blip>
+                                  <a:srcRect l="34062" t="26445" r="34097" b="9325"/>
+                                  <a:stretch>
+                                    <a:fillRect/>
+                                  </a:stretch>
+                                </pic:blipFill>
+                                <pic:spPr>
+                                  <a:xfrm rot="16200000">
+                                    <a:off x="14524" y="3981"/>
+                                    <a:ext cx="560" cy="1475"/>
+                                  </a:xfrm>
+                                  <a:prstGeom prst="rect">
+                                    <a:avLst/>
+                                  </a:prstGeom>
+                                  <a:noFill/>
+                                  <a:ln>
+                                    <a:noFill/>
+                                  </a:ln>
+                                </pic:spPr>
+                              </pic:pic>
+                            </wpg:grpSp>
+                            <pic:pic xmlns:pic="http://schemas.openxmlformats.org/drawingml/2006/picture">
+                              <pic:nvPicPr>
+                                <pic:cNvPr id="1" name="图片 8"/>
+                                <pic:cNvPicPr>
+                                  <a:picLocks noChangeAspect="1" noChangeArrowheads="1"/>
+                                </pic:cNvPicPr>
+                              </pic:nvPicPr>
+                              <pic:blipFill>
+                                <a:blip r:embed="rId13">
+                                  <a:extLst>
+                                    <a:ext uri="{28A0092B-C50C-407E-A947-70E740481C1C}">
+                                      <a14:useLocalDpi xmlns:a14="http://schemas.microsoft.com/office/drawing/2010/main" val="0"/>
+                                    </a:ext>
+                                  </a:extLst>
+                                </a:blip>
+                                <a:srcRect/>
+                                <a:stretch>
+                                  <a:fillRect/>
+                                </a:stretch>
+                              </pic:blipFill>
+                              <pic:spPr>
+                                <a:xfrm>
+                                  <a:off x="13671" y="3809"/>
+                                  <a:ext cx="2271" cy="2271"/>
+                                </a:xfrm>
+                                <a:prstGeom prst="rect">
+                                  <a:avLst/>
+                                </a:prstGeom>
+                                <a:noFill/>
+                                <a:ln>
+                                  <a:noFill/>
+                                </a:ln>
+                              </pic:spPr>
+                            </pic:pic>
+                          </wpg:wgp>
+                        </a:graphicData>
+                      </a:graphic>
+                    </wp:anchor>
+                  </w:drawing>
+                </mc:Choice>
+                <mc:Fallback>
+                  <w:pict>
+                    <v:group id="_x0000_s1026" o:spid="_x0000_s1026" o:spt="203" style="position:absolute;left:0pt;margin-left:2.45pt;margin-top:-43.1pt;height:113.5pt;width:248.85pt;z-index:251663360;mso-width-relative:page;mso-height-relative:page;" coordorigin="10964,3809" coordsize="4977,2270" o:gfxdata="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">
+                      <o:lock v:ext="edit" aspectratio="f"/>
+                      <v:group id="组合 6" o:spid="_x0000_s1026" o:spt="203" style="position:absolute;left:10964;top:4438;height:734;width:4577;" coordorigin="10964,4438" coordsize="4577,734" o:gfxdata="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">
+                        <o:lock v:ext="edit" aspectratio="f"/>
+                        <v:shape id="_x0000_s1026" o:spid="_x0000_s1026" o:spt="75" alt="微信图片_20220215110121" type="#_x0000_t75" style="position:absolute;left:10964;top:4458;height:715;width:1234;" filled="f" o:preferrelative="t" stroked="f" coordsize="21600,21600" o:gfxdata="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">
+                          <v:fill on="f" focussize="0,0"/>
+                          <v:stroke on="f"/>
+                          <v:imagedata r:id="rId11" grayscale="t" bilevel="t" chromakey="#A09D98" o:title=""/>
+                          <o:lock v:ext="edit" aspectratio="t"/>
+                        </v:shape>
+                        <v:shape id="图片 34" o:spid="_x0000_s1026" o:spt="75" alt="晓敏" type="#_x0000_t75" style="position:absolute;left:14524;top:3981;height:1475;width:560;rotation:-5898240f;" filled="f" o:preferrelative="t" stroked="f" coordsize="21600,21600" o:gfxdata="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">
+                          <v:fill on="f" focussize="0,0"/>
+                          <v:stroke on="f"/>
+                          <v:imagedata r:id="rId12" cropleft="22323f" croptop="17331f" cropright="22346f" cropbottom="6111f" chromakey="#949FA1" o:title=""/>
+                          <o:lock v:ext="edit" aspectratio="t"/>
+                        </v:shape>
+                      </v:group>
+                      <v:shape id="图片 8" o:spid="_x0000_s1026" o:spt="75" type="#_x0000_t75" style="position:absolute;left:13671;top:3809;height:2271;width:2271;" filled="f" o:preferrelative="t" stroked="f" coordsize="21600,21600" o:gfxdata="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">
+                        <v:fill on="f" focussize="0,0"/>
+                        <v:stroke on="f"/>
+                        <v:imagedata r:id="rId13" o:title=""/>
+                        <o:lock v:ext="edit" aspectratio="t"/>
+                      </v:shape>
+                    </v:group>
+                  </w:pict>
+                </mc:Fallback>
+              </mc:AlternateContent>
+            </w:r>
+          </w:p>
+        </w:tc>
+        <w:tc>
+          <w:tcPr>
+            <w:tcW w:w="1166" w:type="dxa"/>
+            <w:vAlign w:val="center"/>
+          </w:tcPr>
+          <w:p>
+            <w:pPr>
+              <w:pStyle w:val="21"/>
+              <w:spacing w:before="13"/>
+              <w:jc w:val="both"/>
+              <w:rPr>
+                <w:rFonts w:ascii="Times New Roman" w:hAnsi="Times New Roman" w:cs="Times New Roman"/>
+                <w:b/>
+                <w:sz w:val="24"/>
+                <w:szCs w:val="24"/>
+              </w:rPr>
+            </w:pPr>
+            <w:r>
+              <w:rPr>
+                <w:rFonts w:ascii="Times New Roman" w:hAnsi="Times New Roman" w:cs="Times New Roman"/>
+                <w:b/>
+                <w:sz w:val="24"/>
+                <w:szCs w:val="24"/>
+              </w:rPr>
+              <w:t>复核人</w:t>
+            </w:r>
+            <w:r>
+              <w:rPr>
+                <w:rFonts w:ascii="Times New Roman" w:hAnsi="Times New Roman" w:cs="Times New Roman"/>
+                <w:b/>
+                <w:sz w:val="24"/>
+                <w:szCs w:val="24"/>
+                <w:lang w:eastAsia="zh-CN"/>
+              </w:rPr>
+              <w:t>：</w:t>
+            </w:r>
+          </w:p>
+        </w:tc>
+        <w:tc>
+          <w:tcPr>
+            <w:tcW w:w="2294" w:type="dxa"/>
+            <w:vAlign w:val="center"/>
+          </w:tcPr>
+          <w:p>
+            <w:pPr>
+              <w:pStyle w:val="21"/>
+              <w:spacing w:before="13"/>
+              <w:ind w:right="15"/>
+              <w:jc w:val="both"/>
+              <w:rPr>
+                <w:rFonts w:ascii="Times New Roman" w:hAnsi="Times New Roman" w:cs="Times New Roman"/>
+                <w:b/>
+                <w:sz w:val="24"/>
+                <w:szCs w:val="24"/>
+              </w:rPr>
+            </w:pPr>
+          </w:p>
+        </w:tc>
+      </w:tr>
+      <w:tr>
+        <w:tblPrEx>
+          <w:tblCellMar>
+            <w:top w:w="0" w:type="dxa"/>
+            <w:left w:w="0" w:type="dxa"/>
+            <w:bottom w:w="0" w:type="dxa"/>
+            <w:right w:w="0" w:type="dxa"/>
+          </w:tblCellMar>
+        </w:tblPrEx>
+        <w:trPr>
+          <w:trHeight w:val="457" w:hRule="exact"/>
+          <w:jc w:val="right"/>
+        </w:trPr>
+        <w:tc>
+          <w:tcPr>
+            <w:tcW w:w="1272" w:type="dxa"/>
+            <w:vAlign w:val="center"/>
+          </w:tcPr>
+          <w:p>
+            <w:pPr>
+              <w:pStyle w:val="21"/>
+              <w:spacing w:line="341" w:lineRule="exact"/>
+              <w:ind w:left="13" w:right="165"/>
+              <w:jc w:val="both"/>
+              <w:rPr>
+                <w:rFonts w:ascii="Times New Roman" w:hAnsi="Times New Roman" w:cs="Times New Roman"/>
+                <w:b/>
+                <w:sz w:val="24"/>
+                <w:szCs w:val="24"/>
+              </w:rPr>
+            </w:pPr>
+            <w:r>
+              <w:rPr>
+                <w:rFonts w:ascii="Times New Roman" w:hAnsi="Times New Roman" w:cs="Times New Roman"/>
+                <w:b/>
+                <w:sz w:val="24"/>
+                <w:szCs w:val="24"/>
+              </w:rPr>
+              <w:t>日</w:t>
+            </w:r>
+            <w:r>
+              <w:rPr>
+                <w:rFonts w:ascii="Times New Roman" w:hAnsi="Times New Roman" w:cs="Times New Roman"/>
+                <w:b/>
+                <w:sz w:val="24"/>
+                <w:szCs w:val="24"/>
+                <w:lang w:eastAsia="zh-CN"/>
+              </w:rPr>
+              <w:t xml:space="preserve">  </w:t>
+            </w:r>
+            <w:r>
+              <w:rPr>
+                <w:rFonts w:ascii="Times New Roman" w:hAnsi="Times New Roman" w:cs="Times New Roman"/>
+                <w:b/>
+                <w:sz w:val="24"/>
+                <w:szCs w:val="24"/>
+              </w:rPr>
+              <w:t>期：</w:t>
+            </w:r>
+          </w:p>
+        </w:tc>
+        <w:tc>
+          <w:tcPr>
+            <w:tcW w:w="2040" w:type="dxa"/>
+            <w:vAlign w:val="center"/>
+          </w:tcPr>
+          <w:p>
+            <w:pPr>
+              <w:pStyle w:val="21"/>
+              <w:spacing w:line="363" w:lineRule="exact"/>
+              <w:jc w:val="both"/>
+              <w:rPr>
+                <w:rFonts w:ascii="Times New Roman" w:hAnsi="Times New Roman" w:cs="Times New Roman"/>
+                <w:sz w:val="24"/>
+                <w:szCs w:val="24"/>
+              </w:rPr>
+            </w:pPr>
+            <w:r>
+              <w:rPr>
+                <w:rFonts w:ascii="Times New Roman" w:hAnsi="Times New Roman" w:cs="Times New Roman"/>
+                <w:kern w:val="2"/>
+                <w:sz w:val="24"/>
+                <w:szCs w:val="24"/>
+                <w:lang w:eastAsia="zh-CN"/>
+              </w:rPr>
+              <w:t>{{ reportdate }}</w:t>
+            </w:r>
+          </w:p>
+        </w:tc>
+        <w:tc>
+          <w:tcPr>
+            <w:tcW w:w="1166" w:type="dxa"/>
+            <w:vAlign w:val="center"/>
+          </w:tcPr>
+          <w:p>
+            <w:pPr>
+              <w:pStyle w:val="21"/>
+              <w:spacing w:line="341" w:lineRule="exact"/>
+              <w:jc w:val="both"/>
+              <w:rPr>
+                <w:rFonts w:ascii="Times New Roman" w:hAnsi="Times New Roman" w:cs="Times New Roman"/>
+                <w:b/>
+                <w:sz w:val="24"/>
+                <w:szCs w:val="24"/>
+              </w:rPr>
+            </w:pPr>
+            <w:r>
+              <w:rPr>
+                <w:rFonts w:ascii="Times New Roman" w:hAnsi="Times New Roman" w:cs="Times New Roman"/>
+                <w:b/>
+                <w:sz w:val="24"/>
+                <w:szCs w:val="24"/>
+              </w:rPr>
+              <w:t>日</w:t>
+            </w:r>
+            <w:r>
+              <w:rPr>
+                <w:rFonts w:ascii="Times New Roman" w:hAnsi="Times New Roman" w:cs="Times New Roman"/>
+                <w:b/>
+                <w:sz w:val="24"/>
+                <w:szCs w:val="24"/>
+                <w:lang w:eastAsia="zh-CN"/>
+              </w:rPr>
+              <w:t xml:space="preserve">  </w:t>
+            </w:r>
+            <w:r>
+              <w:rPr>
+                <w:rFonts w:ascii="Times New Roman" w:hAnsi="Times New Roman" w:cs="Times New Roman"/>
+                <w:b/>
+                <w:sz w:val="24"/>
+                <w:szCs w:val="24"/>
+              </w:rPr>
+              <w:t>期：</w:t>
+            </w:r>
+          </w:p>
+        </w:tc>
+        <w:tc>
+          <w:tcPr>
+            <w:tcW w:w="2294" w:type="dxa"/>
+            <w:vAlign w:val="center"/>
+          </w:tcPr>
+          <w:p>
+            <w:pPr>
+              <w:pStyle w:val="21"/>
+              <w:spacing w:line="363" w:lineRule="exact"/>
+              <w:ind w:right="15"/>
+              <w:jc w:val="both"/>
+              <w:rPr>
+                <w:rFonts w:ascii="Times New Roman" w:hAnsi="Times New Roman" w:cs="Times New Roman"/>
+                <w:sz w:val="24"/>
+                <w:szCs w:val="24"/>
+              </w:rPr>
+            </w:pPr>
+            <w:r>
+              <w:rPr>
+                <w:rFonts w:ascii="Times New Roman" w:hAnsi="Times New Roman" w:cs="Times New Roman"/>
+                <w:kern w:val="2"/>
+                <w:sz w:val="24"/>
+                <w:szCs w:val="24"/>
+                <w:lang w:eastAsia="zh-CN"/>
+              </w:rPr>
+              <w:t>{{ reportdate }}</w:t>
+            </w:r>
+          </w:p>
+        </w:tc>
+      </w:tr>
+    </w:tbl>
     <w:p>
       <w:pPr>
         <w:rPr>
+          <w:rFonts w:ascii="Times New Roman" w:hAnsi="Times New Roman" w:eastAsia="微软雅黑" w:cs="Times New Roman"/>
+          <w:sz w:val="24"/>
+          <w:szCs w:val="24"/>
+          <w:lang w:eastAsia="zh-CN"/>
+        </w:rPr>
+      </w:pPr>
+      <w:r>
+        <w:rPr>
+          <w:rFonts w:hint="eastAsia" w:ascii="Times New Roman" w:hAnsi="Times New Roman" w:eastAsia="微软雅黑" w:cs="Times New Roman"/>
+          <w:sz w:val="24"/>
+          <w:szCs w:val="24"/>
+          <w:lang w:eastAsia="zh-CN"/>
+        </w:rPr>
+        <w:t xml:space="preserve">{% endif %}{% if testedby == </w:t>
+      </w:r>
+      <w:r>
+        <w:rPr>
+          <w:rFonts w:ascii="Times New Roman" w:hAnsi="Times New Roman" w:eastAsia="微软雅黑" w:cs="Times New Roman"/>
+          <w:sz w:val="24"/>
+          <w:szCs w:val="24"/>
+          <w:lang w:eastAsia="zh-CN"/>
+        </w:rPr>
+        <w:t>“</w:t>
+      </w:r>
+      <w:r>
+        <w:rPr>
+          <w:rFonts w:hint="eastAsia" w:ascii="Times New Roman" w:hAnsi="Times New Roman" w:eastAsia="微软雅黑" w:cs="Times New Roman"/>
+          <w:sz w:val="24"/>
+          <w:szCs w:val="24"/>
+          <w:lang w:eastAsia="zh-CN"/>
+        </w:rPr>
+        <w:t>2</w:t>
+      </w:r>
+      <w:r>
+        <w:rPr>
+          <w:rFonts w:ascii="Times New Roman" w:hAnsi="Times New Roman" w:eastAsia="微软雅黑" w:cs="Times New Roman"/>
+          <w:sz w:val="24"/>
+          <w:szCs w:val="24"/>
+          <w:lang w:eastAsia="zh-CN"/>
+        </w:rPr>
+        <w:t>”</w:t>
+      </w:r>
+      <w:r>
+        <w:rPr>
+          <w:rFonts w:hint="eastAsia" w:ascii="Times New Roman" w:hAnsi="Times New Roman" w:eastAsia="微软雅黑" w:cs="Times New Roman"/>
+          <w:sz w:val="24"/>
+          <w:szCs w:val="24"/>
+          <w:lang w:eastAsia="zh-CN"/>
+        </w:rPr>
+        <w:t xml:space="preserve"> %}</w:t>
+      </w:r>
+    </w:p>
+    <w:p>
+      <w:pPr>
+        <w:rPr>
+          <w:sz w:val="24"/>
           <w:lang w:eastAsia="zh-CN"/>
         </w:rPr>
       </w:pPr>
@@ -4890,24 +5440,21 @@
               </w:rPr>
             </w:pPr>
             <w:r>
-              <w:rPr>
-                <w:sz w:val="22"/>
-              </w:rPr>
               <mc:AlternateContent>
                 <mc:Choice Requires="wpg">
                   <w:drawing>
-                    <wp:anchor distT="0" distB="0" distL="114300" distR="114300" simplePos="0" relativeHeight="251667456" behindDoc="0" locked="0" layoutInCell="1" allowOverlap="1">
+                    <wp:anchor distT="0" distB="0" distL="114300" distR="114300" simplePos="0" relativeHeight="251664384" behindDoc="0" locked="0" layoutInCell="1" allowOverlap="1">
                       <wp:simplePos x="0" y="0"/>
                       <wp:positionH relativeFrom="column">
-                        <wp:posOffset>0</wp:posOffset>
+                        <wp:posOffset>-8255</wp:posOffset>
                       </wp:positionH>
                       <wp:positionV relativeFrom="paragraph">
-                        <wp:posOffset>-460375</wp:posOffset>
+                        <wp:posOffset>-472440</wp:posOffset>
                       </wp:positionV>
-                      <wp:extent cx="3080385" cy="1442720"/>
-                      <wp:effectExtent l="0" t="0" r="13335" b="5080"/>
+                      <wp:extent cx="3210560" cy="1443355"/>
+                      <wp:effectExtent l="0" t="0" r="5080" b="4445"/>
                       <wp:wrapNone/>
-                      <wp:docPr id="34" name="组合 34"/>
+                      <wp:docPr id="55" name="组合 55"/>
                       <wp:cNvGraphicFramePr/>
                       <a:graphic xmlns:a="http://schemas.openxmlformats.org/drawingml/2006/main">
                         <a:graphicData uri="http://schemas.microsoft.com/office/word/2010/wordprocessingGroup">
@@ -4916,25 +5463,64 @@
                             <wpg:grpSpPr>
                               <a:xfrm>
                                 <a:off x="0" y="0"/>
-                                <a:ext cx="3080385" cy="1442720"/>
-                                <a:chOff x="17956" y="37747"/>
-                                <a:chExt cx="4851" cy="2272"/>
+                                <a:ext cx="3210560" cy="1443355"/>
+                                <a:chOff x="7101" y="5724"/>
+                                <a:chExt cx="5056" cy="2273"/>
                               </a:xfrm>
                             </wpg:grpSpPr>
                             <wpg:grpSp>
-                              <wpg:cNvPr id="3" name="组合 16"/>
+                              <wpg:cNvPr id="56" name="组合 1"/>
                               <wpg:cNvGrpSpPr/>
                               <wpg:grpSpPr>
                                 <a:xfrm>
-                                  <a:off x="17956" y="38313"/>
-                                  <a:ext cx="4049" cy="646"/>
-                                  <a:chOff x="17956" y="38313"/>
-                                  <a:chExt cx="4049" cy="646"/>
+                                  <a:off x="7101" y="6197"/>
+                                  <a:ext cx="4377" cy="714"/>
+                                  <a:chOff x="7101" y="6197"/>
+                                  <a:chExt cx="4377" cy="714"/>
                                 </a:xfrm>
                               </wpg:grpSpPr>
                               <pic:pic xmlns:pic="http://schemas.openxmlformats.org/drawingml/2006/picture">
                                 <pic:nvPicPr>
-                                  <pic:cNvPr id="12" name="图片 29" descr="IMG_256"/>
+                                  <pic:cNvPr id="59" name="图片 34" descr="晓敏"/>
+                                  <pic:cNvPicPr>
+                                    <a:picLocks noChangeAspect="1"/>
+                                  </pic:cNvPicPr>
+                                </pic:nvPicPr>
+                                <pic:blipFill>
+                                  <a:blip r:embed="rId12">
+                                    <a:clrChange>
+                                      <a:clrFrom>
+                                        <a:srgbClr val="949FA1"/>
+                                      </a:clrFrom>
+                                      <a:clrTo>
+                                        <a:srgbClr val="949FA1">
+                                          <a:alpha val="0"/>
+                                        </a:srgbClr>
+                                      </a:clrTo>
+                                    </a:clrChange>
+                                  </a:blip>
+                                  <a:srcRect l="34062" t="26445" r="34097" b="9325"/>
+                                  <a:stretch>
+                                    <a:fillRect/>
+                                  </a:stretch>
+                                </pic:blipFill>
+                                <pic:spPr>
+                                  <a:xfrm rot="16200000">
+                                    <a:off x="7558" y="5850"/>
+                                    <a:ext cx="560" cy="1475"/>
+                                  </a:xfrm>
+                                  <a:prstGeom prst="rect">
+                                    <a:avLst/>
+                                  </a:prstGeom>
+                                  <a:noFill/>
+                                  <a:ln>
+                                    <a:noFill/>
+                                  </a:ln>
+                                </pic:spPr>
+                              </pic:pic>
+                              <pic:pic xmlns:pic="http://schemas.openxmlformats.org/drawingml/2006/picture">
+                                <pic:nvPicPr>
+                                  <pic:cNvPr id="45" name="图片 45" descr="微信图片_20220215110121"/>
                                   <pic:cNvPicPr>
                                     <a:picLocks noChangeAspect="1"/>
                                   </pic:cNvPicPr>
@@ -4943,17 +5529,18 @@
                                   <a:blip r:embed="rId11">
                                     <a:clrChange>
                                       <a:clrFrom>
-                                        <a:srgbClr val="FFFFFF">
+                                        <a:srgbClr val="A09D98">
                                           <a:alpha val="100000"/>
                                         </a:srgbClr>
                                       </a:clrFrom>
                                       <a:clrTo>
-                                        <a:srgbClr val="FFFFFF">
+                                        <a:srgbClr val="A09D98">
                                           <a:alpha val="100000"/>
                                           <a:alpha val="0"/>
                                         </a:srgbClr>
                                       </a:clrTo>
                                     </a:clrChange>
+                                    <a:biLevel thresh="50000"/>
                                   </a:blip>
                                   <a:stretch>
                                     <a:fillRect/>
@@ -4961,36 +5548,8 @@
                                 </pic:blipFill>
                                 <pic:spPr>
                                   <a:xfrm>
-                                    <a:off x="21031" y="38313"/>
-                                    <a:ext cx="975" cy="570"/>
-                                  </a:xfrm>
-                                  <a:prstGeom prst="rect">
-                                    <a:avLst/>
-                                  </a:prstGeom>
-                                  <a:noFill/>
-                                  <a:ln w="9525">
-                                    <a:noFill/>
-                                  </a:ln>
-                                </pic:spPr>
-                              </pic:pic>
-                              <pic:pic xmlns:pic="http://schemas.openxmlformats.org/drawingml/2006/picture">
-                                <pic:nvPicPr>
-                                  <pic:cNvPr id="15" name="图片 15" descr="c9514d16fd70679bf0495aeebb03c72d_compress"/>
-                                  <pic:cNvPicPr>
-                                    <a:picLocks noChangeAspect="1"/>
-                                  </pic:cNvPicPr>
-                                </pic:nvPicPr>
-                                <pic:blipFill>
-                                  <a:blip r:embed="rId12"/>
-                                  <a:srcRect l="21003" t="56913" r="27176" b="26386"/>
-                                  <a:stretch>
-                                    <a:fillRect/>
-                                  </a:stretch>
-                                </pic:blipFill>
-                                <pic:spPr>
-                                  <a:xfrm>
-                                    <a:off x="17956" y="38485"/>
-                                    <a:ext cx="1550" cy="475"/>
+                                    <a:off x="10244" y="6197"/>
+                                    <a:ext cx="1234" cy="715"/>
                                   </a:xfrm>
                                   <a:prstGeom prst="rect">
                                     <a:avLst/>
@@ -5000,7 +5559,7 @@
                             </wpg:grpSp>
                             <pic:pic xmlns:pic="http://schemas.openxmlformats.org/drawingml/2006/picture">
                               <pic:nvPicPr>
-                                <pic:cNvPr id="18" name="图片 25"/>
+                                <pic:cNvPr id="5" name="图片 4"/>
                                 <pic:cNvPicPr>
                                   <a:picLocks noChangeAspect="1" noChangeArrowheads="1"/>
                                 </pic:cNvPicPr>
@@ -5020,7 +5579,7 @@
                               </pic:blipFill>
                               <pic:spPr>
                                 <a:xfrm>
-                                  <a:off x="20535" y="37747"/>
+                                  <a:off x="9884" y="5724"/>
                                   <a:ext cx="2273" cy="2273"/>
                                 </a:xfrm>
                                 <a:prstGeom prst="rect">
@@ -5040,24 +5599,24 @@
                 </mc:Choice>
                 <mc:Fallback>
                   <w:pict>
-                    <v:group id="_x0000_s1026" o:spid="_x0000_s1026" o:spt="203" style="position:absolute;left:0pt;margin-left:0pt;margin-top:-36.25pt;height:113.6pt;width:242.55pt;z-index:251667456;mso-width-relative:page;mso-height-relative:page;" coordorigin="17956,37747" coordsize="4851,2272" o:gfxdata="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">
+                    <v:group id="_x0000_s1026" o:spid="_x0000_s1026" o:spt="203" style="position:absolute;left:0pt;margin-left:-0.65pt;margin-top:-37.2pt;height:113.65pt;width:252.8pt;z-index:251664384;mso-width-relative:page;mso-height-relative:page;" coordorigin="7101,5724" coordsize="5056,2273" o:gfxdata="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">
                       <o:lock v:ext="edit" aspectratio="f"/>
-                      <v:group id="组合 16" o:spid="_x0000_s1026" o:spt="203" style="position:absolute;left:17956;top:38313;height:646;width:4049;" coordorigin="17956,38313" coordsize="4049,646" o:gfxdata="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">
+                      <v:group id="组合 1" o:spid="_x0000_s1026" o:spt="203" style="position:absolute;left:7101;top:6197;height:714;width:4377;" coordorigin="7101,6197" coordsize="4377,714" o:gfxdata="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">
                         <o:lock v:ext="edit" aspectratio="f"/>
-                        <v:shape id="图片 29" o:spid="_x0000_s1026" o:spt="75" alt="IMG_256" type="#_x0000_t75" style="position:absolute;left:21031;top:38313;height:570;width:975;" filled="f" o:preferrelative="t" stroked="f" coordsize="21600,21600" o:gfxdata="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">
+                        <v:shape id="图片 34" o:spid="_x0000_s1026" o:spt="75" alt="晓敏" type="#_x0000_t75" style="position:absolute;left:7558;top:5850;height:1475;width:560;rotation:-5898240f;" filled="f" o:preferrelative="t" stroked="f" coordsize="21600,21600" o:gfxdata="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">
                           <v:fill on="f" focussize="0,0"/>
                           <v:stroke on="f"/>
-                          <v:imagedata r:id="rId11" chromakey="#FFFFFF" o:title=""/>
+                          <v:imagedata r:id="rId12" cropleft="22323f" croptop="17331f" cropright="22346f" cropbottom="6111f" chromakey="#949FA1" o:title=""/>
                           <o:lock v:ext="edit" aspectratio="t"/>
                         </v:shape>
-                        <v:shape id="_x0000_s1026" o:spid="_x0000_s1026" o:spt="75" alt="c9514d16fd70679bf0495aeebb03c72d_compress" type="#_x0000_t75" style="position:absolute;left:17956;top:38485;height:475;width:1550;" filled="f" o:preferrelative="t" stroked="f" coordsize="21600,21600" o:gfxdata="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">
+                        <v:shape id="_x0000_s1026" o:spid="_x0000_s1026" o:spt="75" alt="微信图片_20220215110121" type="#_x0000_t75" style="position:absolute;left:10244;top:6197;height:715;width:1234;" filled="f" o:preferrelative="t" stroked="f" coordsize="21600,21600" o:gfxdata="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">
                           <v:fill on="f" focussize="0,0"/>
                           <v:stroke on="f"/>
-                          <v:imagedata r:id="rId12" cropleft="13765f" croptop="37299f" cropright="17810f" cropbottom="17292f" o:title=""/>
+                          <v:imagedata r:id="rId11" grayscale="t" bilevel="t" chromakey="#A09D98" o:title=""/>
                           <o:lock v:ext="edit" aspectratio="t"/>
                         </v:shape>
                       </v:group>
-                      <v:shape id="图片 25" o:spid="_x0000_s1026" o:spt="75" type="#_x0000_t75" style="position:absolute;left:20535;top:37747;height:2273;width:2273;" filled="f" o:preferrelative="t" stroked="f" coordsize="21600,21600" o:gfxdata="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">
+                      <v:shape id="图片 4" o:spid="_x0000_s1026" o:spt="75" type="#_x0000_t75" style="position:absolute;left:9884;top:5724;height:2273;width:2273;" filled="f" o:preferrelative="t" stroked="f" coordsize="21600,21600" o:gfxdata="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">
                         <v:fill on="f" focussize="0,0"/>
                         <v:stroke on="f"/>
                         <v:imagedata r:id="rId13" o:title=""/>
@@ -5330,7 +5889,7 @@
           <w:szCs w:val="24"/>
           <w:lang w:eastAsia="zh-CN"/>
         </w:rPr>
-        <w:t>2</w:t>
+        <w:t>3</w:t>
       </w:r>
       <w:r>
         <w:rPr>
@@ -5354,16 +5913,9 @@
     <w:p>
       <w:pPr>
         <w:rPr>
-          <w:rFonts w:hint="default"/>
+          <w:rFonts w:ascii="Times New Roman" w:hAnsi="Times New Roman" w:eastAsia="微软雅黑" w:cs="Times New Roman"/>
           <w:sz w:val="24"/>
-          <w:lang w:val="en-US" w:eastAsia="zh-CN"/>
-        </w:rPr>
-      </w:pPr>
-    </w:p>
-    <w:p>
-      <w:pPr>
-        <w:rPr>
-          <w:sz w:val="24"/>
+          <w:szCs w:val="24"/>
           <w:lang w:eastAsia="zh-CN"/>
         </w:rPr>
       </w:pPr>
@@ -5447,24 +5999,21 @@
               </w:rPr>
             </w:pPr>
             <w:r>
-              <w:rPr>
-                <w:sz w:val="22"/>
-              </w:rPr>
               <mc:AlternateContent>
                 <mc:Choice Requires="wpg">
                   <w:drawing>
-                    <wp:anchor distT="0" distB="0" distL="114300" distR="114300" simplePos="0" relativeHeight="251668480" behindDoc="0" locked="0" layoutInCell="1" allowOverlap="1">
+                    <wp:anchor distT="0" distB="0" distL="114300" distR="114300" simplePos="0" relativeHeight="251665408" behindDoc="0" locked="0" layoutInCell="1" allowOverlap="1">
                       <wp:simplePos x="0" y="0"/>
                       <wp:positionH relativeFrom="column">
-                        <wp:posOffset>0</wp:posOffset>
+                        <wp:posOffset>-17780</wp:posOffset>
                       </wp:positionH>
                       <wp:positionV relativeFrom="paragraph">
-                        <wp:posOffset>-490855</wp:posOffset>
+                        <wp:posOffset>-485775</wp:posOffset>
                       </wp:positionV>
-                      <wp:extent cx="3135630" cy="1442720"/>
+                      <wp:extent cx="3196590" cy="1442720"/>
                       <wp:effectExtent l="0" t="0" r="3810" b="5080"/>
                       <wp:wrapNone/>
-                      <wp:docPr id="36" name="组合 36"/>
+                      <wp:docPr id="6" name="组合 6"/>
                       <wp:cNvGraphicFramePr/>
                       <a:graphic xmlns:a="http://schemas.openxmlformats.org/drawingml/2006/main">
                         <a:graphicData uri="http://schemas.microsoft.com/office/word/2010/wordprocessingGroup">
@@ -5473,49 +6022,52 @@
                             <wpg:grpSpPr>
                               <a:xfrm>
                                 <a:off x="0" y="0"/>
-                                <a:ext cx="3135630" cy="1442720"/>
-                                <a:chOff x="17956" y="39496"/>
-                                <a:chExt cx="4938" cy="2272"/>
+                                <a:ext cx="3196590" cy="1442720"/>
+                                <a:chOff x="19087" y="960"/>
+                                <a:chExt cx="5034" cy="2272"/>
                               </a:xfrm>
                             </wpg:grpSpPr>
                             <wpg:grpSp>
-                              <wpg:cNvPr id="37" name="组合 30"/>
+                              <wpg:cNvPr id="7" name="组合 15"/>
                               <wpg:cNvGrpSpPr/>
                               <wpg:grpSpPr>
                                 <a:xfrm>
-                                  <a:off x="17956" y="40098"/>
-                                  <a:ext cx="4213" cy="570"/>
-                                  <a:chOff x="17956" y="40098"/>
-                                  <a:chExt cx="4213" cy="570"/>
+                                  <a:off x="19087" y="1459"/>
+                                  <a:ext cx="4523" cy="714"/>
+                                  <a:chOff x="12357" y="7666"/>
+                                  <a:chExt cx="4523" cy="714"/>
                                 </a:xfrm>
                               </wpg:grpSpPr>
                               <pic:pic xmlns:pic="http://schemas.openxmlformats.org/drawingml/2006/picture">
                                 <pic:nvPicPr>
-                                  <pic:cNvPr id="1" name="图片 1" descr="24f613a0-66be-430b-9e80-270d3393fac5"/>
+                                  <pic:cNvPr id="8" name="图片 59" descr="图片1"/>
                                   <pic:cNvPicPr>
                                     <a:picLocks noChangeAspect="1"/>
                                   </pic:cNvPicPr>
                                 </pic:nvPicPr>
                                 <pic:blipFill>
-                                  <a:blip r:embed="rId14"/>
-                                  <a:srcRect l="43292" t="26660" r="21693" b="24394"/>
+                                  <a:blip r:embed="rId14">
+                                    <a:biLevel thresh="50000"/>
+                                  </a:blip>
+                                  <a:srcRect l="7865" t="11797" r="5322" b="19074"/>
                                   <a:stretch>
                                     <a:fillRect/>
                                   </a:stretch>
                                 </pic:blipFill>
                                 <pic:spPr>
-                                  <a:xfrm rot="16200000">
-                                    <a:off x="18366" y="39740"/>
-                                    <a:ext cx="506" cy="1327"/>
+                                  <a:xfrm>
+                                    <a:off x="12357" y="7738"/>
+                                    <a:ext cx="1468" cy="627"/>
                                   </a:xfrm>
                                   <a:prstGeom prst="rect">
                                     <a:avLst/>
                                   </a:prstGeom>
+                                  <a:noFill/>
                                 </pic:spPr>
                               </pic:pic>
                               <pic:pic xmlns:pic="http://schemas.openxmlformats.org/drawingml/2006/picture">
                                 <pic:nvPicPr>
-                                  <pic:cNvPr id="29" name="图片 29" descr="IMG_256"/>
+                                  <pic:cNvPr id="23" name="图片 14" descr="微信图片_20220215110121"/>
                                   <pic:cNvPicPr>
                                     <a:picLocks noChangeAspect="1"/>
                                   </pic:cNvPicPr>
@@ -5524,17 +6076,18 @@
                                   <a:blip r:embed="rId11">
                                     <a:clrChange>
                                       <a:clrFrom>
-                                        <a:srgbClr val="FFFFFF">
+                                        <a:srgbClr val="A09D98">
                                           <a:alpha val="100000"/>
                                         </a:srgbClr>
                                       </a:clrFrom>
                                       <a:clrTo>
-                                        <a:srgbClr val="FFFFFF">
+                                        <a:srgbClr val="A09D98">
                                           <a:alpha val="100000"/>
                                           <a:alpha val="0"/>
                                         </a:srgbClr>
                                       </a:clrTo>
                                     </a:clrChange>
+                                    <a:biLevel thresh="50000"/>
                                   </a:blip>
                                   <a:stretch>
                                     <a:fillRect/>
@@ -5542,22 +6095,18 @@
                                 </pic:blipFill>
                                 <pic:spPr>
                                   <a:xfrm>
-                                    <a:off x="21195" y="40098"/>
-                                    <a:ext cx="975" cy="570"/>
+                                    <a:off x="15646" y="7666"/>
+                                    <a:ext cx="1234" cy="715"/>
                                   </a:xfrm>
                                   <a:prstGeom prst="rect">
                                     <a:avLst/>
                                   </a:prstGeom>
-                                  <a:noFill/>
-                                  <a:ln w="9525">
-                                    <a:noFill/>
-                                  </a:ln>
                                 </pic:spPr>
                               </pic:pic>
                             </wpg:grpSp>
                             <pic:pic xmlns:pic="http://schemas.openxmlformats.org/drawingml/2006/picture">
                               <pic:nvPicPr>
-                                <pic:cNvPr id="31" name="图片 25"/>
+                                <pic:cNvPr id="24" name="图片 23"/>
                                 <pic:cNvPicPr>
                                   <a:picLocks noChangeAspect="1" noChangeArrowheads="1"/>
                                 </pic:cNvPicPr>
@@ -5577,7 +6126,7 @@
                               </pic:blipFill>
                               <pic:spPr>
                                 <a:xfrm>
-                                  <a:off x="20622" y="39496"/>
+                                  <a:off x="21849" y="960"/>
                                   <a:ext cx="2273" cy="2273"/>
                                 </a:xfrm>
                                 <a:prstGeom prst="rect">
@@ -5597,24 +6146,24 @@
                 </mc:Choice>
                 <mc:Fallback>
                   <w:pict>
-                    <v:group id="_x0000_s1026" o:spid="_x0000_s1026" o:spt="203" style="position:absolute;left:0pt;margin-left:0pt;margin-top:-38.65pt;height:113.6pt;width:246.9pt;z-index:251668480;mso-width-relative:page;mso-height-relative:page;" coordorigin="17956,39496" coordsize="4938,2272" o:gfxdata="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">
+                    <v:group id="_x0000_s1026" o:spid="_x0000_s1026" o:spt="203" style="position:absolute;left:0pt;margin-left:-1.4pt;margin-top:-38.25pt;height:113.6pt;width:251.7pt;z-index:251665408;mso-width-relative:page;mso-height-relative:page;" coordorigin="19087,960" coordsize="5034,2272" o:gfxdata="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">
                       <o:lock v:ext="edit" aspectratio="f"/>
-                      <v:group id="组合 30" o:spid="_x0000_s1026" o:spt="203" style="position:absolute;left:17956;top:40098;height:570;width:4213;" coordorigin="17956,40098" coordsize="4213,570" o:gfxdata="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">
+                      <v:group id="组合 15" o:spid="_x0000_s1026" o:spt="203" style="position:absolute;left:19087;top:1459;height:714;width:4523;" coordorigin="12357,7666" coordsize="4523,714" o:gfxdata="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">
                         <o:lock v:ext="edit" aspectratio="f"/>
-                        <v:shape id="_x0000_s1026" o:spid="_x0000_s1026" o:spt="75" alt="24f613a0-66be-430b-9e80-270d3393fac5" type="#_x0000_t75" style="position:absolute;left:18366;top:39740;height:1327;width:506;rotation:-5898240f;" filled="f" o:preferrelative="t" stroked="f" coordsize="21600,21600" o:gfxdata="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">
+                        <v:shape id="图片 59" o:spid="_x0000_s1026" o:spt="75" alt="图片1" type="#_x0000_t75" style="position:absolute;left:12357;top:7738;height:627;width:1468;" filled="f" o:preferrelative="t" stroked="f" coordsize="21600,21600" o:gfxdata="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">
                           <v:fill on="f" focussize="0,0"/>
                           <v:stroke on="f"/>
-                          <v:imagedata r:id="rId14" cropleft="28372f" croptop="17472f" cropright="14217f" cropbottom="15987f" o:title=""/>
+                          <v:imagedata r:id="rId14" cropleft="5154f" croptop="7731f" cropright="3488f" cropbottom="12500f" grayscale="t" bilevel="t" o:title=""/>
                           <o:lock v:ext="edit" aspectratio="t"/>
                         </v:shape>
-                        <v:shape id="_x0000_s1026" o:spid="_x0000_s1026" o:spt="75" alt="IMG_256" type="#_x0000_t75" style="position:absolute;left:21195;top:40098;height:570;width:975;" filled="f" o:preferrelative="t" stroked="f" coordsize="21600,21600" o:gfxdata="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">
+                        <v:shape id="图片 14" o:spid="_x0000_s1026" o:spt="75" alt="微信图片_20220215110121" type="#_x0000_t75" style="position:absolute;left:15646;top:7666;height:715;width:1234;" filled="f" o:preferrelative="t" stroked="f" coordsize="21600,21600" o:gfxdata="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">
                           <v:fill on="f" focussize="0,0"/>
                           <v:stroke on="f"/>
-                          <v:imagedata r:id="rId11" chromakey="#FFFFFF" o:title=""/>
+                          <v:imagedata r:id="rId11" grayscale="t" bilevel="t" chromakey="#A09D98" o:title=""/>
                           <o:lock v:ext="edit" aspectratio="t"/>
                         </v:shape>
                       </v:group>
-                      <v:shape id="图片 25" o:spid="_x0000_s1026" o:spt="75" type="#_x0000_t75" style="position:absolute;left:20622;top:39496;height:2273;width:2273;" filled="f" o:preferrelative="t" stroked="f" coordsize="21600,21600" o:gfxdata="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">
+                      <v:shape id="图片 23" o:spid="_x0000_s1026" o:spt="75" type="#_x0000_t75" style="position:absolute;left:21849;top:960;height:2273;width:2273;" filled="f" o:preferrelative="t" stroked="f" coordsize="21600,21600" o:gfxdata="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">
                         <v:fill on="f" focussize="0,0"/>
                         <v:stroke on="f"/>
                         <v:imagedata r:id="rId13" o:title=""/>
@@ -5887,7 +6436,7 @@
           <w:szCs w:val="24"/>
           <w:lang w:eastAsia="zh-CN"/>
         </w:rPr>
-        <w:t>3</w:t>
+        <w:t>4</w:t>
       </w:r>
       <w:r>
         <w:rPr>
@@ -5914,14 +6463,6 @@
           <w:rFonts w:ascii="Times New Roman" w:hAnsi="Times New Roman" w:eastAsia="微软雅黑" w:cs="Times New Roman"/>
           <w:sz w:val="24"/>
           <w:szCs w:val="24"/>
-          <w:lang w:eastAsia="zh-CN"/>
-        </w:rPr>
-      </w:pPr>
-    </w:p>
-    <w:p>
-      <w:pPr>
-        <w:rPr>
-          <w:sz w:val="24"/>
           <w:lang w:eastAsia="zh-CN"/>
         </w:rPr>
       </w:pPr>
@@ -6005,24 +6546,21 @@
               </w:rPr>
             </w:pPr>
             <w:r>
-              <w:rPr>
-                <w:sz w:val="24"/>
-              </w:rPr>
               <mc:AlternateContent>
                 <mc:Choice Requires="wpg">
                   <w:drawing>
-                    <wp:anchor distT="0" distB="0" distL="114300" distR="114300" simplePos="0" relativeHeight="251669504" behindDoc="0" locked="0" layoutInCell="1" allowOverlap="1">
+                    <wp:anchor distT="0" distB="0" distL="114300" distR="114300" simplePos="0" relativeHeight="251666432" behindDoc="0" locked="0" layoutInCell="1" allowOverlap="1">
                       <wp:simplePos x="0" y="0"/>
                       <wp:positionH relativeFrom="column">
-                        <wp:posOffset>-59690</wp:posOffset>
+                        <wp:posOffset>12700</wp:posOffset>
                       </wp:positionH>
                       <wp:positionV relativeFrom="paragraph">
-                        <wp:posOffset>-527685</wp:posOffset>
+                        <wp:posOffset>-514985</wp:posOffset>
                       </wp:positionV>
-                      <wp:extent cx="3114040" cy="1442720"/>
-                      <wp:effectExtent l="0" t="0" r="10160" b="5080"/>
+                      <wp:extent cx="3143250" cy="1442720"/>
+                      <wp:effectExtent l="0" t="0" r="11430" b="5080"/>
                       <wp:wrapNone/>
-                      <wp:docPr id="38" name="组合 38"/>
+                      <wp:docPr id="17" name="组合 17"/>
                       <wp:cNvGraphicFramePr/>
                       <a:graphic xmlns:a="http://schemas.openxmlformats.org/drawingml/2006/main">
                         <a:graphicData uri="http://schemas.microsoft.com/office/word/2010/wordprocessingGroup">
@@ -6031,92 +6569,31 @@
                             <wpg:grpSpPr>
                               <a:xfrm>
                                 <a:off x="0" y="0"/>
-                                <a:ext cx="3114040" cy="1442720"/>
-                                <a:chOff x="17862" y="41199"/>
-                                <a:chExt cx="4904" cy="2272"/>
+                                <a:ext cx="3143250" cy="1442720"/>
+                                <a:chOff x="19315" y="2640"/>
+                                <a:chExt cx="4950" cy="2272"/>
                               </a:xfrm>
                             </wpg:grpSpPr>
-                            <pic:pic xmlns:pic="http://schemas.openxmlformats.org/drawingml/2006/picture">
-                              <pic:nvPicPr>
-                                <pic:cNvPr id="4" name="图片 23"/>
-                                <pic:cNvPicPr>
-                                  <a:picLocks noChangeAspect="1" noChangeArrowheads="1"/>
-                                </pic:cNvPicPr>
-                              </pic:nvPicPr>
-                              <pic:blipFill>
-                                <a:blip r:embed="rId13">
-                                  <a:extLst>
-                                    <a:ext uri="{28A0092B-C50C-407E-A947-70E740481C1C}">
-                                      <a14:useLocalDpi xmlns:a14="http://schemas.microsoft.com/office/drawing/2010/main" val="0"/>
-                                    </a:ext>
-                                  </a:extLst>
-                                </a:blip>
-                                <a:srcRect/>
-                                <a:stretch>
-                                  <a:fillRect/>
-                                </a:stretch>
-                              </pic:blipFill>
-                              <pic:spPr>
-                                <a:xfrm>
-                                  <a:off x="20494" y="41199"/>
-                                  <a:ext cx="2273" cy="2273"/>
-                                </a:xfrm>
-                                <a:prstGeom prst="rect">
-                                  <a:avLst/>
-                                </a:prstGeom>
-                                <a:noFill/>
-                                <a:ln>
-                                  <a:noFill/>
-                                </a:ln>
-                              </pic:spPr>
-                            </pic:pic>
                             <wpg:grpSp>
-                              <wpg:cNvPr id="39" name="组合 23"/>
+                              <wpg:cNvPr id="73" name="组合 22"/>
                               <wpg:cNvGrpSpPr/>
                               <wpg:grpSpPr>
                                 <a:xfrm>
-                                  <a:off x="17862" y="41843"/>
-                                  <a:ext cx="4208" cy="652"/>
-                                  <a:chOff x="17862" y="41843"/>
-                                  <a:chExt cx="4208" cy="652"/>
+                                  <a:off x="19315" y="3174"/>
+                                  <a:ext cx="4415" cy="714"/>
+                                  <a:chOff x="12525" y="9562"/>
+                                  <a:chExt cx="4415" cy="714"/>
                                 </a:xfrm>
                               </wpg:grpSpPr>
                               <pic:pic xmlns:pic="http://schemas.openxmlformats.org/drawingml/2006/picture">
                                 <pic:nvPicPr>
-                                  <pic:cNvPr id="22" name="图片 59" descr="图片1"/>
+                                  <pic:cNvPr id="25" name="图片 29" descr="IMG_256"/>
                                   <pic:cNvPicPr>
                                     <a:picLocks noChangeAspect="1"/>
                                   </pic:cNvPicPr>
                                 </pic:nvPicPr>
                                 <pic:blipFill>
                                   <a:blip r:embed="rId15">
-                                    <a:biLevel thresh="50000"/>
-                                  </a:blip>
-                                  <a:srcRect l="7865" t="11797" r="5322" b="19074"/>
-                                  <a:stretch>
-                                    <a:fillRect/>
-                                  </a:stretch>
-                                </pic:blipFill>
-                                <pic:spPr>
-                                  <a:xfrm>
-                                    <a:off x="17862" y="41869"/>
-                                    <a:ext cx="1468" cy="627"/>
-                                  </a:xfrm>
-                                  <a:prstGeom prst="rect">
-                                    <a:avLst/>
-                                  </a:prstGeom>
-                                  <a:noFill/>
-                                </pic:spPr>
-                              </pic:pic>
-                              <pic:pic xmlns:pic="http://schemas.openxmlformats.org/drawingml/2006/picture">
-                                <pic:nvPicPr>
-                                  <pic:cNvPr id="21" name="图片 29" descr="IMG_256"/>
-                                  <pic:cNvPicPr>
-                                    <a:picLocks noChangeAspect="1"/>
-                                  </pic:cNvPicPr>
-                                </pic:nvPicPr>
-                                <pic:blipFill>
-                                  <a:blip r:embed="rId11">
                                     <a:clrChange>
                                       <a:clrFrom>
                                         <a:srgbClr val="FFFFFF">
@@ -6137,7 +6614,7 @@
                                 </pic:blipFill>
                                 <pic:spPr>
                                   <a:xfrm>
-                                    <a:off x="21096" y="41843"/>
+                                    <a:off x="12525" y="9698"/>
                                     <a:ext cx="975" cy="570"/>
                                   </a:xfrm>
                                   <a:prstGeom prst="rect">
@@ -6149,7 +6626,79 @@
                                   </a:ln>
                                 </pic:spPr>
                               </pic:pic>
+                              <pic:pic xmlns:pic="http://schemas.openxmlformats.org/drawingml/2006/picture">
+                                <pic:nvPicPr>
+                                  <pic:cNvPr id="29" name="图片 20" descr="微信图片_20220215110121"/>
+                                  <pic:cNvPicPr>
+                                    <a:picLocks noChangeAspect="1"/>
+                                  </pic:cNvPicPr>
+                                </pic:nvPicPr>
+                                <pic:blipFill>
+                                  <a:blip r:embed="rId11">
+                                    <a:clrChange>
+                                      <a:clrFrom>
+                                        <a:srgbClr val="A09D98">
+                                          <a:alpha val="100000"/>
+                                        </a:srgbClr>
+                                      </a:clrFrom>
+                                      <a:clrTo>
+                                        <a:srgbClr val="A09D98">
+                                          <a:alpha val="100000"/>
+                                          <a:alpha val="0"/>
+                                        </a:srgbClr>
+                                      </a:clrTo>
+                                    </a:clrChange>
+                                    <a:biLevel thresh="50000"/>
+                                  </a:blip>
+                                  <a:stretch>
+                                    <a:fillRect/>
+                                  </a:stretch>
+                                </pic:blipFill>
+                                <pic:spPr>
+                                  <a:xfrm>
+                                    <a:off x="15706" y="9562"/>
+                                    <a:ext cx="1234" cy="715"/>
+                                  </a:xfrm>
+                                  <a:prstGeom prst="rect">
+                                    <a:avLst/>
+                                  </a:prstGeom>
+                                </pic:spPr>
+                              </pic:pic>
                             </wpg:grpSp>
+                            <pic:pic xmlns:pic="http://schemas.openxmlformats.org/drawingml/2006/picture">
+                              <pic:nvPicPr>
+                                <pic:cNvPr id="33" name="图片 25"/>
+                                <pic:cNvPicPr>
+                                  <a:picLocks noChangeAspect="1" noChangeArrowheads="1"/>
+                                </pic:cNvPicPr>
+                              </pic:nvPicPr>
+                              <pic:blipFill>
+                                <a:blip r:embed="rId13">
+                                  <a:extLst>
+                                    <a:ext uri="{28A0092B-C50C-407E-A947-70E740481C1C}">
+                                      <a14:useLocalDpi xmlns:a14="http://schemas.microsoft.com/office/drawing/2010/main" val="0"/>
+                                    </a:ext>
+                                  </a:extLst>
+                                </a:blip>
+                                <a:srcRect/>
+                                <a:stretch>
+                                  <a:fillRect/>
+                                </a:stretch>
+                              </pic:blipFill>
+                              <pic:spPr>
+                                <a:xfrm>
+                                  <a:off x="21993" y="2640"/>
+                                  <a:ext cx="2273" cy="2273"/>
+                                </a:xfrm>
+                                <a:prstGeom prst="rect">
+                                  <a:avLst/>
+                                </a:prstGeom>
+                                <a:noFill/>
+                                <a:ln>
+                                  <a:noFill/>
+                                </a:ln>
+                              </pic:spPr>
+                            </pic:pic>
                           </wpg:wgp>
                         </a:graphicData>
                       </a:graphic>
@@ -6158,29 +6707,29 @@
                 </mc:Choice>
                 <mc:Fallback>
                   <w:pict>
-                    <v:group id="_x0000_s1026" o:spid="_x0000_s1026" o:spt="203" style="position:absolute;left:0pt;margin-left:-4.7pt;margin-top:-41.55pt;height:113.6pt;width:245.2pt;z-index:251669504;mso-width-relative:page;mso-height-relative:page;" coordorigin="17862,41199" coordsize="4904,2272" o:gfxdata="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">
+                    <v:group id="_x0000_s1026" o:spid="_x0000_s1026" o:spt="203" style="position:absolute;left:0pt;margin-left:1pt;margin-top:-40.55pt;height:113.6pt;width:247.5pt;z-index:251666432;mso-width-relative:page;mso-height-relative:page;" coordorigin="19315,2640" coordsize="4950,2272" o:gfxdata="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">
                       <o:lock v:ext="edit" aspectratio="f"/>
-                      <v:shape id="图片 23" o:spid="_x0000_s1026" o:spt="75" type="#_x0000_t75" style="position:absolute;left:20494;top:41199;height:2273;width:2273;" filled="f" o:preferrelative="t" stroked="f" coordsize="21600,21600" o:gfxdata="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">
+                      <v:group id="组合 22" o:spid="_x0000_s1026" o:spt="203" style="position:absolute;left:19315;top:3174;height:714;width:4415;" coordorigin="12525,9562" coordsize="4415,714" o:gfxdata="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">
+                        <o:lock v:ext="edit" aspectratio="f"/>
+                        <v:shape id="图片 29" o:spid="_x0000_s1026" o:spt="75" alt="IMG_256" type="#_x0000_t75" style="position:absolute;left:12525;top:9698;height:570;width:975;" filled="f" o:preferrelative="t" stroked="f" coordsize="21600,21600" o:gfxdata="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">
+                          <v:fill on="f" focussize="0,0"/>
+                          <v:stroke on="f"/>
+                          <v:imagedata r:id="rId15" chromakey="#FFFFFF" o:title=""/>
+                          <o:lock v:ext="edit" aspectratio="t"/>
+                        </v:shape>
+                        <v:shape id="图片 20" o:spid="_x0000_s1026" o:spt="75" alt="微信图片_20220215110121" type="#_x0000_t75" style="position:absolute;left:15706;top:9562;height:715;width:1234;" filled="f" o:preferrelative="t" stroked="f" coordsize="21600,21600" o:gfxdata="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">
+                          <v:fill on="f" focussize="0,0"/>
+                          <v:stroke on="f"/>
+                          <v:imagedata r:id="rId11" grayscale="t" bilevel="t" chromakey="#A09D98" o:title=""/>
+                          <o:lock v:ext="edit" aspectratio="t"/>
+                        </v:shape>
+                      </v:group>
+                      <v:shape id="图片 25" o:spid="_x0000_s1026" o:spt="75" type="#_x0000_t75" style="position:absolute;left:21993;top:2640;height:2273;width:2273;" filled="f" o:preferrelative="t" stroked="f" coordsize="21600,21600" o:gfxdata="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">
                         <v:fill on="f" focussize="0,0"/>
                         <v:stroke on="f"/>
                         <v:imagedata r:id="rId13" o:title=""/>
                         <o:lock v:ext="edit" aspectratio="t"/>
                       </v:shape>
-                      <v:group id="组合 23" o:spid="_x0000_s1026" o:spt="203" style="position:absolute;left:17862;top:41843;height:652;width:4208;" coordorigin="17862,41843" coordsize="4208,652" o:gfxdata="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">
-                        <o:lock v:ext="edit" aspectratio="f"/>
-                        <v:shape id="图片 59" o:spid="_x0000_s1026" o:spt="75" alt="图片1" type="#_x0000_t75" style="position:absolute;left:17862;top:41869;height:627;width:1468;" filled="f" o:preferrelative="t" stroked="f" coordsize="21600,21600" o:gfxdata="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">
-                          <v:fill on="f" focussize="0,0"/>
-                          <v:stroke on="f"/>
-                          <v:imagedata r:id="rId15" cropleft="5154f" croptop="7731f" cropright="3488f" cropbottom="12500f" grayscale="t" bilevel="t" o:title=""/>
-                          <o:lock v:ext="edit" aspectratio="t"/>
-                        </v:shape>
-                        <v:shape id="图片 29" o:spid="_x0000_s1026" o:spt="75" alt="IMG_256" type="#_x0000_t75" style="position:absolute;left:21096;top:41843;height:570;width:975;" filled="f" o:preferrelative="t" stroked="f" coordsize="21600,21600" o:gfxdata="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">
-                          <v:fill on="f" focussize="0,0"/>
-                          <v:stroke on="f"/>
-                          <v:imagedata r:id="rId11" chromakey="#FFFFFF" o:title=""/>
-                          <o:lock v:ext="edit" aspectratio="t"/>
-                        </v:shape>
-                      </v:group>
                     </v:group>
                   </w:pict>
                 </mc:Fallback>
@@ -6448,7 +6997,7 @@
           <w:szCs w:val="24"/>
           <w:lang w:eastAsia="zh-CN"/>
         </w:rPr>
-        <w:t>4</w:t>
+        <w:t>5</w:t>
       </w:r>
       <w:r>
         <w:rPr>
@@ -6472,19 +7021,6 @@
     <w:p>
       <w:pPr>
         <w:rPr>
-          <w:rFonts w:ascii="Times New Roman" w:hAnsi="Times New Roman" w:eastAsia="微软雅黑" w:cs="Times New Roman"/>
-          <w:sz w:val="24"/>
-          <w:szCs w:val="24"/>
-          <w:lang w:eastAsia="zh-CN"/>
-        </w:rPr>
-      </w:pPr>
-    </w:p>
-    <w:p>
-      <w:pPr>
-        <w:rPr>
-          <w:rFonts w:ascii="Times New Roman" w:hAnsi="Times New Roman" w:eastAsia="微软雅黑" w:cs="Times New Roman"/>
-          <w:sz w:val="24"/>
-          <w:szCs w:val="24"/>
           <w:lang w:eastAsia="zh-CN"/>
         </w:rPr>
       </w:pPr>
@@ -6568,24 +7104,21 @@
               </w:rPr>
             </w:pPr>
             <w:r>
-              <w:rPr>
-                <w:sz w:val="24"/>
-              </w:rPr>
               <mc:AlternateContent>
                 <mc:Choice Requires="wpg">
                   <w:drawing>
-                    <wp:anchor distT="0" distB="0" distL="114300" distR="114300" simplePos="0" relativeHeight="251670528" behindDoc="0" locked="0" layoutInCell="1" allowOverlap="1">
+                    <wp:anchor distT="0" distB="0" distL="114300" distR="114300" simplePos="0" relativeHeight="251667456" behindDoc="0" locked="0" layoutInCell="1" allowOverlap="1">
                       <wp:simplePos x="0" y="0"/>
                       <wp:positionH relativeFrom="column">
-                        <wp:posOffset>12700</wp:posOffset>
+                        <wp:posOffset>-66675</wp:posOffset>
                       </wp:positionH>
                       <wp:positionV relativeFrom="paragraph">
-                        <wp:posOffset>-514985</wp:posOffset>
+                        <wp:posOffset>-510540</wp:posOffset>
                       </wp:positionV>
-                      <wp:extent cx="3150235" cy="1442720"/>
-                      <wp:effectExtent l="0" t="0" r="4445" b="5080"/>
+                      <wp:extent cx="3268345" cy="1442720"/>
+                      <wp:effectExtent l="0" t="0" r="8255" b="5080"/>
                       <wp:wrapNone/>
-                      <wp:docPr id="5" name="组合 5"/>
+                      <wp:docPr id="74" name="组合 74"/>
                       <wp:cNvGraphicFramePr/>
                       <a:graphic xmlns:a="http://schemas.openxmlformats.org/drawingml/2006/main">
                         <a:graphicData uri="http://schemas.microsoft.com/office/word/2010/wordprocessingGroup">
@@ -6594,14 +7127,102 @@
                             <wpg:grpSpPr>
                               <a:xfrm>
                                 <a:off x="0" y="0"/>
-                                <a:ext cx="3150235" cy="1442720"/>
-                                <a:chOff x="17976" y="42945"/>
-                                <a:chExt cx="4961" cy="2272"/>
+                                <a:ext cx="3268345" cy="1442720"/>
+                                <a:chOff x="18998" y="4392"/>
+                                <a:chExt cx="5147" cy="2272"/>
                               </a:xfrm>
                             </wpg:grpSpPr>
+                            <wpg:grpSp>
+                              <wpg:cNvPr id="75" name="组合 42"/>
+                              <wpg:cNvGrpSpPr/>
+                              <wpg:grpSpPr>
+                                <a:xfrm>
+                                  <a:off x="18998" y="4887"/>
+                                  <a:ext cx="4576" cy="797"/>
+                                  <a:chOff x="12268" y="11374"/>
+                                  <a:chExt cx="4576" cy="797"/>
+                                </a:xfrm>
+                              </wpg:grpSpPr>
+                              <pic:pic xmlns:pic="http://schemas.openxmlformats.org/drawingml/2006/picture">
+                                <pic:nvPicPr>
+                                  <pic:cNvPr id="34" name="图片 48" descr="d6eaf1bc4e33dd49c55ac9b185f6f5b"/>
+                                  <pic:cNvPicPr>
+                                    <a:picLocks noChangeAspect="1"/>
+                                  </pic:cNvPicPr>
+                                </pic:nvPicPr>
+                                <pic:blipFill>
+                                  <a:blip r:embed="rId16">
+                                    <a:clrChange>
+                                      <a:clrFrom>
+                                        <a:srgbClr val="FFFDFF">
+                                          <a:alpha val="100000"/>
+                                        </a:srgbClr>
+                                      </a:clrFrom>
+                                      <a:clrTo>
+                                        <a:srgbClr val="FFFDFF">
+                                          <a:alpha val="100000"/>
+                                          <a:alpha val="0"/>
+                                        </a:srgbClr>
+                                      </a:clrTo>
+                                    </a:clrChange>
+                                  </a:blip>
+                                  <a:srcRect l="5435" t="13377" r="6271" b="18114"/>
+                                  <a:stretch>
+                                    <a:fillRect/>
+                                  </a:stretch>
+                                </pic:blipFill>
+                                <pic:spPr>
+                                  <a:xfrm>
+                                    <a:off x="12268" y="11459"/>
+                                    <a:ext cx="1630" cy="712"/>
+                                  </a:xfrm>
+                                  <a:prstGeom prst="rect">
+                                    <a:avLst/>
+                                  </a:prstGeom>
+                                </pic:spPr>
+                              </pic:pic>
+                              <pic:pic xmlns:pic="http://schemas.openxmlformats.org/drawingml/2006/picture">
+                                <pic:nvPicPr>
+                                  <pic:cNvPr id="49" name="图片 41" descr="微信图片_20220215110121"/>
+                                  <pic:cNvPicPr>
+                                    <a:picLocks noChangeAspect="1"/>
+                                  </pic:cNvPicPr>
+                                </pic:nvPicPr>
+                                <pic:blipFill>
+                                  <a:blip r:embed="rId11">
+                                    <a:clrChange>
+                                      <a:clrFrom>
+                                        <a:srgbClr val="A09D98">
+                                          <a:alpha val="100000"/>
+                                        </a:srgbClr>
+                                      </a:clrFrom>
+                                      <a:clrTo>
+                                        <a:srgbClr val="A09D98">
+                                          <a:alpha val="100000"/>
+                                          <a:alpha val="0"/>
+                                        </a:srgbClr>
+                                      </a:clrTo>
+                                    </a:clrChange>
+                                    <a:biLevel thresh="50000"/>
+                                  </a:blip>
+                                  <a:stretch>
+                                    <a:fillRect/>
+                                  </a:stretch>
+                                </pic:blipFill>
+                                <pic:spPr>
+                                  <a:xfrm>
+                                    <a:off x="15610" y="11374"/>
+                                    <a:ext cx="1234" cy="715"/>
+                                  </a:xfrm>
+                                  <a:prstGeom prst="rect">
+                                    <a:avLst/>
+                                  </a:prstGeom>
+                                </pic:spPr>
+                              </pic:pic>
+                            </wpg:grpSp>
                             <pic:pic xmlns:pic="http://schemas.openxmlformats.org/drawingml/2006/picture">
                               <pic:nvPicPr>
-                                <pic:cNvPr id="9" name="图片 25"/>
+                                <pic:cNvPr id="48" name="图片 27"/>
                                 <pic:cNvPicPr>
                                   <a:picLocks noChangeAspect="1" noChangeArrowheads="1"/>
                                 </pic:cNvPicPr>
@@ -6621,7 +7242,7 @@
                               </pic:blipFill>
                               <pic:spPr>
                                 <a:xfrm>
-                                  <a:off x="20665" y="42945"/>
+                                  <a:off x="21873" y="4392"/>
                                   <a:ext cx="2273" cy="2273"/>
                                 </a:xfrm>
                                 <a:prstGeom prst="rect">
@@ -6633,86 +7254,6 @@
                                 </a:ln>
                               </pic:spPr>
                             </pic:pic>
-                            <wpg:grpSp>
-                              <wpg:cNvPr id="8" name="组合 27"/>
-                              <wpg:cNvGrpSpPr/>
-                              <wpg:grpSpPr>
-                                <a:xfrm>
-                                  <a:off x="17976" y="43614"/>
-                                  <a:ext cx="4551" cy="626"/>
-                                  <a:chOff x="17976" y="43614"/>
-                                  <a:chExt cx="4551" cy="626"/>
-                                </a:xfrm>
-                              </wpg:grpSpPr>
-                              <pic:pic xmlns:pic="http://schemas.openxmlformats.org/drawingml/2006/picture">
-                                <pic:nvPicPr>
-                                  <pic:cNvPr id="10" name="图片 29" descr="IMG_256"/>
-                                  <pic:cNvPicPr>
-                                    <a:picLocks noChangeAspect="1"/>
-                                  </pic:cNvPicPr>
-                                </pic:nvPicPr>
-                                <pic:blipFill>
-                                  <a:blip r:embed="rId11">
-                                    <a:clrChange>
-                                      <a:clrFrom>
-                                        <a:srgbClr val="FFFFFF">
-                                          <a:alpha val="100000"/>
-                                        </a:srgbClr>
-                                      </a:clrFrom>
-                                      <a:clrTo>
-                                        <a:srgbClr val="FFFFFF">
-                                          <a:alpha val="100000"/>
-                                          <a:alpha val="0"/>
-                                        </a:srgbClr>
-                                      </a:clrTo>
-                                    </a:clrChange>
-                                  </a:blip>
-                                  <a:stretch>
-                                    <a:fillRect/>
-                                  </a:stretch>
-                                </pic:blipFill>
-                                <pic:spPr>
-                                  <a:xfrm>
-                                    <a:off x="17976" y="43615"/>
-                                    <a:ext cx="975" cy="570"/>
-                                  </a:xfrm>
-                                  <a:prstGeom prst="rect">
-                                    <a:avLst/>
-                                  </a:prstGeom>
-                                  <a:noFill/>
-                                  <a:ln w="9525">
-                                    <a:noFill/>
-                                  </a:ln>
-                                </pic:spPr>
-                              </pic:pic>
-                              <pic:pic xmlns:pic="http://schemas.openxmlformats.org/drawingml/2006/picture">
-                                <pic:nvPicPr>
-                                  <pic:cNvPr id="26" name="图片 59" descr="图片1"/>
-                                  <pic:cNvPicPr>
-                                    <a:picLocks noChangeAspect="1"/>
-                                  </pic:cNvPicPr>
-                                </pic:nvPicPr>
-                                <pic:blipFill>
-                                  <a:blip r:embed="rId15">
-                                    <a:biLevel thresh="50000"/>
-                                  </a:blip>
-                                  <a:srcRect l="7865" t="11797" r="5322" b="19074"/>
-                                  <a:stretch>
-                                    <a:fillRect/>
-                                  </a:stretch>
-                                </pic:blipFill>
-                                <pic:spPr>
-                                  <a:xfrm>
-                                    <a:off x="21059" y="43614"/>
-                                    <a:ext cx="1468" cy="627"/>
-                                  </a:xfrm>
-                                  <a:prstGeom prst="rect">
-                                    <a:avLst/>
-                                  </a:prstGeom>
-                                  <a:noFill/>
-                                </pic:spPr>
-                              </pic:pic>
-                            </wpg:grpSp>
                           </wpg:wgp>
                         </a:graphicData>
                       </a:graphic>
@@ -6721,29 +7262,29 @@
                 </mc:Choice>
                 <mc:Fallback>
                   <w:pict>
-                    <v:group id="_x0000_s1026" o:spid="_x0000_s1026" o:spt="203" style="position:absolute;left:0pt;margin-left:1pt;margin-top:-40.55pt;height:113.6pt;width:248.05pt;z-index:251670528;mso-width-relative:page;mso-height-relative:page;" coordorigin="17976,42945" coordsize="4961,2272" o:gfxdata="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">
+                    <v:group id="_x0000_s1026" o:spid="_x0000_s1026" o:spt="203" style="position:absolute;left:0pt;margin-left:-5.25pt;margin-top:-40.2pt;height:113.6pt;width:257.35pt;z-index:251667456;mso-width-relative:page;mso-height-relative:page;" coordorigin="18998,4392" coordsize="5147,2272" o:gfxdata="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">
                       <o:lock v:ext="edit" aspectratio="f"/>
-                      <v:shape id="图片 25" o:spid="_x0000_s1026" o:spt="75" type="#_x0000_t75" style="position:absolute;left:20665;top:42945;height:2273;width:2273;" filled="f" o:preferrelative="t" stroked="f" coordsize="21600,21600" o:gfxdata="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">
+                      <v:group id="组合 42" o:spid="_x0000_s1026" o:spt="203" style="position:absolute;left:18998;top:4887;height:797;width:4576;" coordorigin="12268,11374" coordsize="4576,797" o:gfxdata="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">
+                        <o:lock v:ext="edit" aspectratio="f"/>
+                        <v:shape id="图片 48" o:spid="_x0000_s1026" o:spt="75" alt="d6eaf1bc4e33dd49c55ac9b185f6f5b" type="#_x0000_t75" style="position:absolute;left:12268;top:11459;height:712;width:1630;" filled="f" o:preferrelative="t" stroked="f" coordsize="21600,21600" o:gfxdata="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">
+                          <v:fill on="f" focussize="0,0"/>
+                          <v:stroke on="f"/>
+                          <v:imagedata r:id="rId16" cropleft="3562f" croptop="8767f" cropright="4110f" cropbottom="11871f" chromakey="#FFFDFF" o:title=""/>
+                          <o:lock v:ext="edit" aspectratio="t"/>
+                        </v:shape>
+                        <v:shape id="图片 41" o:spid="_x0000_s1026" o:spt="75" alt="微信图片_20220215110121" type="#_x0000_t75" style="position:absolute;left:15610;top:11374;height:715;width:1234;" filled="f" o:preferrelative="t" stroked="f" coordsize="21600,21600" o:gfxdata="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">
+                          <v:fill on="f" focussize="0,0"/>
+                          <v:stroke on="f"/>
+                          <v:imagedata r:id="rId11" grayscale="t" bilevel="t" chromakey="#A09D98" o:title=""/>
+                          <o:lock v:ext="edit" aspectratio="t"/>
+                        </v:shape>
+                      </v:group>
+                      <v:shape id="图片 27" o:spid="_x0000_s1026" o:spt="75" type="#_x0000_t75" style="position:absolute;left:21873;top:4392;height:2273;width:2273;" filled="f" o:preferrelative="t" stroked="f" coordsize="21600,21600" o:gfxdata="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">
                         <v:fill on="f" focussize="0,0"/>
                         <v:stroke on="f"/>
                         <v:imagedata r:id="rId13" o:title=""/>
                         <o:lock v:ext="edit" aspectratio="t"/>
                       </v:shape>
-                      <v:group id="组合 27" o:spid="_x0000_s1026" o:spt="203" style="position:absolute;left:17976;top:43614;height:626;width:4551;" coordorigin="17976,43614" coordsize="4551,626" o:gfxdata="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">
-                        <o:lock v:ext="edit" aspectratio="f"/>
-                        <v:shape id="图片 29" o:spid="_x0000_s1026" o:spt="75" alt="IMG_256" type="#_x0000_t75" style="position:absolute;left:17976;top:43615;height:570;width:975;" filled="f" o:preferrelative="t" stroked="f" coordsize="21600,21600" o:gfxdata="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">
-                          <v:fill on="f" focussize="0,0"/>
-                          <v:stroke on="f"/>
-                          <v:imagedata r:id="rId11" chromakey="#FFFFFF" o:title=""/>
-                          <o:lock v:ext="edit" aspectratio="t"/>
-                        </v:shape>
-                        <v:shape id="图片 59" o:spid="_x0000_s1026" o:spt="75" alt="图片1" type="#_x0000_t75" style="position:absolute;left:21059;top:43614;height:627;width:1468;" filled="f" o:preferrelative="t" stroked="f" coordsize="21600,21600" o:gfxdata="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">
-                          <v:fill on="f" focussize="0,0"/>
-                          <v:stroke on="f"/>
-                          <v:imagedata r:id="rId15" cropleft="5154f" croptop="7731f" cropright="3488f" cropbottom="12500f" grayscale="t" bilevel="t" o:title=""/>
-                          <o:lock v:ext="edit" aspectratio="t"/>
-                        </v:shape>
-                      </v:group>
                     </v:group>
                   </w:pict>
                 </mc:Fallback>
@@ -7011,7 +7552,7 @@
           <w:szCs w:val="24"/>
           <w:lang w:eastAsia="zh-CN"/>
         </w:rPr>
-        <w:t>5</w:t>
+        <w:t>6</w:t>
       </w:r>
       <w:r>
         <w:rPr>
@@ -7035,13 +7576,9 @@
     <w:p>
       <w:pPr>
         <w:rPr>
-          <w:lang w:eastAsia="zh-CN"/>
-        </w:rPr>
-      </w:pPr>
-    </w:p>
-    <w:p>
-      <w:pPr>
-        <w:rPr>
+          <w:rFonts w:ascii="Times New Roman" w:hAnsi="Times New Roman" w:eastAsia="微软雅黑" w:cs="Times New Roman"/>
+          <w:sz w:val="24"/>
+          <w:szCs w:val="24"/>
           <w:lang w:eastAsia="zh-CN"/>
         </w:rPr>
       </w:pPr>
@@ -7124,6 +7661,197 @@
                 <w:szCs w:val="24"/>
               </w:rPr>
             </w:pPr>
+            <w:r>
+              <mc:AlternateContent>
+                <mc:Choice Requires="wpg">
+                  <w:drawing>
+                    <wp:anchor distT="0" distB="0" distL="114300" distR="114300" simplePos="0" relativeHeight="251668480" behindDoc="0" locked="0" layoutInCell="1" allowOverlap="1">
+                      <wp:simplePos x="0" y="0"/>
+                      <wp:positionH relativeFrom="column">
+                        <wp:posOffset>111760</wp:posOffset>
+                      </wp:positionH>
+                      <wp:positionV relativeFrom="paragraph">
+                        <wp:posOffset>-577215</wp:posOffset>
+                      </wp:positionV>
+                      <wp:extent cx="3059430" cy="1442720"/>
+                      <wp:effectExtent l="0" t="0" r="3810" b="5080"/>
+                      <wp:wrapNone/>
+                      <wp:docPr id="76" name="组合 76"/>
+                      <wp:cNvGraphicFramePr/>
+                      <a:graphic xmlns:a="http://schemas.openxmlformats.org/drawingml/2006/main">
+                        <a:graphicData uri="http://schemas.microsoft.com/office/word/2010/wordprocessingGroup">
+                          <wpg:wgp>
+                            <wpg:cNvGrpSpPr/>
+                            <wpg:grpSpPr>
+                              <a:xfrm>
+                                <a:off x="0" y="0"/>
+                                <a:ext cx="3059430" cy="1442720"/>
+                                <a:chOff x="19399" y="6180"/>
+                                <a:chExt cx="4818" cy="2272"/>
+                              </a:xfrm>
+                            </wpg:grpSpPr>
+                            <wpg:grpSp>
+                              <wpg:cNvPr id="77" name="组合 34"/>
+                              <wpg:cNvGrpSpPr/>
+                              <wpg:grpSpPr>
+                                <a:xfrm>
+                                  <a:off x="19399" y="6701"/>
+                                  <a:ext cx="4343" cy="988"/>
+                                  <a:chOff x="12609" y="13215"/>
+                                  <a:chExt cx="4343" cy="988"/>
+                                </a:xfrm>
+                              </wpg:grpSpPr>
+                              <pic:pic xmlns:pic="http://schemas.openxmlformats.org/drawingml/2006/picture">
+                                <pic:nvPicPr>
+                                  <pic:cNvPr id="50" name="图片 1" descr="IMG_256"/>
+                                  <pic:cNvPicPr>
+                                    <a:picLocks noChangeAspect="1"/>
+                                  </pic:cNvPicPr>
+                                </pic:nvPicPr>
+                                <pic:blipFill>
+                                  <a:blip r:embed="rId17">
+                                    <a:clrChange>
+                                      <a:clrFrom>
+                                        <a:srgbClr val="AAA9A5">
+                                          <a:alpha val="100000"/>
+                                        </a:srgbClr>
+                                      </a:clrFrom>
+                                      <a:clrTo>
+                                        <a:srgbClr val="AAA9A5">
+                                          <a:alpha val="100000"/>
+                                          <a:alpha val="0"/>
+                                        </a:srgbClr>
+                                      </a:clrTo>
+                                    </a:clrChange>
+                                  </a:blip>
+                                  <a:srcRect l="27431" t="30452" r="31962" b="18126"/>
+                                  <a:stretch>
+                                    <a:fillRect/>
+                                  </a:stretch>
+                                </pic:blipFill>
+                                <pic:spPr>
+                                  <a:xfrm>
+                                    <a:off x="12609" y="13215"/>
+                                    <a:ext cx="781" cy="989"/>
+                                  </a:xfrm>
+                                  <a:prstGeom prst="rect">
+                                    <a:avLst/>
+                                  </a:prstGeom>
+                                  <a:noFill/>
+                                  <a:ln w="9525">
+                                    <a:noFill/>
+                                  </a:ln>
+                                </pic:spPr>
+                              </pic:pic>
+                              <pic:pic xmlns:pic="http://schemas.openxmlformats.org/drawingml/2006/picture">
+                                <pic:nvPicPr>
+                                  <pic:cNvPr id="54" name="图片 31" descr="微信图片_20220215110121"/>
+                                  <pic:cNvPicPr>
+                                    <a:picLocks noChangeAspect="1"/>
+                                  </pic:cNvPicPr>
+                                </pic:nvPicPr>
+                                <pic:blipFill>
+                                  <a:blip r:embed="rId11">
+                                    <a:clrChange>
+                                      <a:clrFrom>
+                                        <a:srgbClr val="A09D98">
+                                          <a:alpha val="100000"/>
+                                        </a:srgbClr>
+                                      </a:clrFrom>
+                                      <a:clrTo>
+                                        <a:srgbClr val="A09D98">
+                                          <a:alpha val="100000"/>
+                                          <a:alpha val="0"/>
+                                        </a:srgbClr>
+                                      </a:clrTo>
+                                    </a:clrChange>
+                                    <a:biLevel thresh="50000"/>
+                                  </a:blip>
+                                  <a:stretch>
+                                    <a:fillRect/>
+                                  </a:stretch>
+                                </pic:blipFill>
+                                <pic:spPr>
+                                  <a:xfrm>
+                                    <a:off x="15718" y="13246"/>
+                                    <a:ext cx="1234" cy="715"/>
+                                  </a:xfrm>
+                                  <a:prstGeom prst="rect">
+                                    <a:avLst/>
+                                  </a:prstGeom>
+                                </pic:spPr>
+                              </pic:pic>
+                            </wpg:grpSp>
+                            <pic:pic xmlns:pic="http://schemas.openxmlformats.org/drawingml/2006/picture">
+                              <pic:nvPicPr>
+                                <pic:cNvPr id="51" name="图片 32"/>
+                                <pic:cNvPicPr>
+                                  <a:picLocks noChangeAspect="1" noChangeArrowheads="1"/>
+                                </pic:cNvPicPr>
+                              </pic:nvPicPr>
+                              <pic:blipFill>
+                                <a:blip r:embed="rId13">
+                                  <a:extLst>
+                                    <a:ext uri="{28A0092B-C50C-407E-A947-70E740481C1C}">
+                                      <a14:useLocalDpi xmlns:a14="http://schemas.microsoft.com/office/drawing/2010/main" val="0"/>
+                                    </a:ext>
+                                  </a:extLst>
+                                </a:blip>
+                                <a:srcRect/>
+                                <a:stretch>
+                                  <a:fillRect/>
+                                </a:stretch>
+                              </pic:blipFill>
+                              <pic:spPr>
+                                <a:xfrm>
+                                  <a:off x="21945" y="6180"/>
+                                  <a:ext cx="2273" cy="2273"/>
+                                </a:xfrm>
+                                <a:prstGeom prst="rect">
+                                  <a:avLst/>
+                                </a:prstGeom>
+                                <a:noFill/>
+                                <a:ln>
+                                  <a:noFill/>
+                                </a:ln>
+                              </pic:spPr>
+                            </pic:pic>
+                          </wpg:wgp>
+                        </a:graphicData>
+                      </a:graphic>
+                    </wp:anchor>
+                  </w:drawing>
+                </mc:Choice>
+                <mc:Fallback>
+                  <w:pict>
+                    <v:group id="_x0000_s1026" o:spid="_x0000_s1026" o:spt="203" style="position:absolute;left:0pt;margin-left:8.8pt;margin-top:-45.45pt;height:113.6pt;width:240.9pt;z-index:251668480;mso-width-relative:page;mso-height-relative:page;" coordorigin="19399,6180" coordsize="4818,2272" o:gfxdata="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">
+                      <o:lock v:ext="edit" aspectratio="f"/>
+                      <v:group id="组合 34" o:spid="_x0000_s1026" o:spt="203" style="position:absolute;left:19399;top:6701;height:988;width:4343;" coordorigin="12609,13215" coordsize="4343,988" o:gfxdata="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">
+                        <o:lock v:ext="edit" aspectratio="f"/>
+                        <v:shape id="图片 1" o:spid="_x0000_s1026" o:spt="75" alt="IMG_256" type="#_x0000_t75" style="position:absolute;left:12609;top:13215;height:989;width:781;" filled="f" o:preferrelative="t" stroked="f" coordsize="21600,21600" o:gfxdata="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">
+                          <v:fill on="f" focussize="0,0"/>
+                          <v:stroke on="f"/>
+                          <v:imagedata r:id="rId17" cropleft="17977f" croptop="19957f" cropright="20947f" cropbottom="11879f" chromakey="#AAA9A5" o:title=""/>
+                          <o:lock v:ext="edit" aspectratio="t"/>
+                        </v:shape>
+                        <v:shape id="图片 31" o:spid="_x0000_s1026" o:spt="75" alt="微信图片_20220215110121" type="#_x0000_t75" style="position:absolute;left:15718;top:13246;height:715;width:1234;" filled="f" o:preferrelative="t" stroked="f" coordsize="21600,21600" o:gfxdata="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">
+                          <v:fill on="f" focussize="0,0"/>
+                          <v:stroke on="f"/>
+                          <v:imagedata r:id="rId11" grayscale="t" bilevel="t" chromakey="#A09D98" o:title=""/>
+                          <o:lock v:ext="edit" aspectratio="t"/>
+                        </v:shape>
+                      </v:group>
+                      <v:shape id="图片 32" o:spid="_x0000_s1026" o:spt="75" type="#_x0000_t75" style="position:absolute;left:21945;top:6180;height:2273;width:2273;" filled="f" o:preferrelative="t" stroked="f" coordsize="21600,21600" o:gfxdata="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">
+                        <v:fill on="f" focussize="0,0"/>
+                        <v:stroke on="f"/>
+                        <v:imagedata r:id="rId13" o:title=""/>
+                        <o:lock v:ext="edit" aspectratio="t"/>
+                      </v:shape>
+                    </v:group>
+                  </w:pict>
+                </mc:Fallback>
+              </mc:AlternateContent>
+            </w:r>
           </w:p>
         </w:tc>
         <w:tc>
@@ -7355,387 +8083,6 @@
     <w:p>
       <w:pPr>
         <w:rPr>
-          <w:rFonts w:ascii="Times New Roman" w:hAnsi="Times New Roman" w:eastAsia="微软雅黑" w:cs="Times New Roman"/>
-          <w:sz w:val="24"/>
-          <w:szCs w:val="24"/>
-          <w:lang w:eastAsia="zh-CN"/>
-        </w:rPr>
-      </w:pPr>
-      <w:r>
-        <w:rPr>
-          <w:rFonts w:hint="eastAsia" w:ascii="Times New Roman" w:hAnsi="Times New Roman" w:eastAsia="微软雅黑" w:cs="Times New Roman"/>
-          <w:sz w:val="24"/>
-          <w:szCs w:val="24"/>
-          <w:lang w:eastAsia="zh-CN"/>
-        </w:rPr>
-        <w:t xml:space="preserve">{% endif %}{% if testedby == </w:t>
-      </w:r>
-      <w:r>
-        <w:rPr>
-          <w:rFonts w:ascii="Times New Roman" w:hAnsi="Times New Roman" w:eastAsia="微软雅黑" w:cs="Times New Roman"/>
-          <w:sz w:val="24"/>
-          <w:szCs w:val="24"/>
-          <w:lang w:eastAsia="zh-CN"/>
-        </w:rPr>
-        <w:t>“</w:t>
-      </w:r>
-      <w:r>
-        <w:rPr>
-          <w:rFonts w:hint="eastAsia" w:ascii="Times New Roman" w:hAnsi="Times New Roman" w:eastAsia="微软雅黑" w:cs="Times New Roman"/>
-          <w:sz w:val="24"/>
-          <w:szCs w:val="24"/>
-          <w:lang w:eastAsia="zh-CN"/>
-        </w:rPr>
-        <w:t>6</w:t>
-      </w:r>
-      <w:r>
-        <w:rPr>
-          <w:rFonts w:ascii="Times New Roman" w:hAnsi="Times New Roman" w:eastAsia="微软雅黑" w:cs="Times New Roman"/>
-          <w:sz w:val="24"/>
-          <w:szCs w:val="24"/>
-          <w:lang w:eastAsia="zh-CN"/>
-        </w:rPr>
-        <w:t>”</w:t>
-      </w:r>
-      <w:r>
-        <w:rPr>
-          <w:rFonts w:hint="eastAsia" w:ascii="Times New Roman" w:hAnsi="Times New Roman" w:eastAsia="微软雅黑" w:cs="Times New Roman"/>
-          <w:sz w:val="24"/>
-          <w:szCs w:val="24"/>
-          <w:lang w:eastAsia="zh-CN"/>
-        </w:rPr>
-        <w:t xml:space="preserve"> %}</w:t>
-      </w:r>
-    </w:p>
-    <w:p>
-      <w:pPr>
-        <w:rPr>
-          <w:rFonts w:ascii="Times New Roman" w:hAnsi="Times New Roman" w:eastAsia="微软雅黑" w:cs="Times New Roman"/>
-          <w:sz w:val="24"/>
-          <w:szCs w:val="24"/>
-          <w:lang w:eastAsia="zh-CN"/>
-        </w:rPr>
-      </w:pPr>
-    </w:p>
-    <w:p>
-      <w:pPr>
-        <w:rPr>
-          <w:rFonts w:ascii="Times New Roman" w:hAnsi="Times New Roman" w:eastAsia="微软雅黑" w:cs="Times New Roman"/>
-          <w:sz w:val="24"/>
-          <w:szCs w:val="24"/>
-          <w:lang w:eastAsia="zh-CN"/>
-        </w:rPr>
-      </w:pPr>
-    </w:p>
-    <w:tbl>
-      <w:tblPr>
-        <w:tblStyle w:val="41"/>
-        <w:tblW w:w="6772" w:type="dxa"/>
-        <w:jc w:val="right"/>
-        <w:tblLayout w:type="fixed"/>
-        <w:tblCellMar>
-          <w:top w:w="0" w:type="dxa"/>
-          <w:left w:w="0" w:type="dxa"/>
-          <w:bottom w:w="0" w:type="dxa"/>
-          <w:right w:w="0" w:type="dxa"/>
-        </w:tblCellMar>
-      </w:tblPr>
-      <w:tblGrid>
-        <w:gridCol w:w="1272"/>
-        <w:gridCol w:w="2040"/>
-        <w:gridCol w:w="1166"/>
-        <w:gridCol w:w="2294"/>
-      </w:tblGrid>
-      <w:tr>
-        <w:tblPrEx>
-          <w:tblCellMar>
-            <w:top w:w="0" w:type="dxa"/>
-            <w:left w:w="0" w:type="dxa"/>
-            <w:bottom w:w="0" w:type="dxa"/>
-            <w:right w:w="0" w:type="dxa"/>
-          </w:tblCellMar>
-        </w:tblPrEx>
-        <w:trPr>
-          <w:trHeight w:val="441" w:hRule="exact"/>
-          <w:jc w:val="right"/>
-        </w:trPr>
-        <w:tc>
-          <w:tcPr>
-            <w:tcW w:w="1272" w:type="dxa"/>
-            <w:vAlign w:val="center"/>
-          </w:tcPr>
-          <w:p>
-            <w:pPr>
-              <w:pStyle w:val="21"/>
-              <w:spacing w:before="13"/>
-              <w:ind w:left="13" w:right="95"/>
-              <w:jc w:val="both"/>
-              <w:rPr>
-                <w:rFonts w:ascii="Times New Roman" w:hAnsi="Times New Roman" w:cs="Times New Roman"/>
-                <w:b/>
-                <w:sz w:val="24"/>
-                <w:szCs w:val="24"/>
-              </w:rPr>
-            </w:pPr>
-            <w:r>
-              <w:rPr>
-                <w:rFonts w:ascii="Times New Roman" w:hAnsi="Times New Roman" w:cs="Times New Roman"/>
-                <w:b/>
-                <w:sz w:val="24"/>
-                <w:szCs w:val="24"/>
-              </w:rPr>
-              <w:t>检测人：</w:t>
-            </w:r>
-          </w:p>
-        </w:tc>
-        <w:tc>
-          <w:tcPr>
-            <w:tcW w:w="2040" w:type="dxa"/>
-            <w:vAlign w:val="center"/>
-          </w:tcPr>
-          <w:p>
-            <w:pPr>
-              <w:pStyle w:val="21"/>
-              <w:spacing w:before="13"/>
-              <w:jc w:val="both"/>
-              <w:rPr>
-                <w:rFonts w:ascii="Times New Roman" w:hAnsi="Times New Roman" w:cs="Times New Roman"/>
-                <w:b/>
-                <w:sz w:val="24"/>
-                <w:szCs w:val="24"/>
-              </w:rPr>
-            </w:pPr>
-          </w:p>
-        </w:tc>
-        <w:tc>
-          <w:tcPr>
-            <w:tcW w:w="1166" w:type="dxa"/>
-            <w:vAlign w:val="center"/>
-          </w:tcPr>
-          <w:p>
-            <w:pPr>
-              <w:pStyle w:val="21"/>
-              <w:spacing w:before="13"/>
-              <w:jc w:val="both"/>
-              <w:rPr>
-                <w:rFonts w:ascii="Times New Roman" w:hAnsi="Times New Roman" w:cs="Times New Roman"/>
-                <w:b/>
-                <w:sz w:val="24"/>
-                <w:szCs w:val="24"/>
-              </w:rPr>
-            </w:pPr>
-            <w:r>
-              <w:rPr>
-                <w:rFonts w:ascii="Times New Roman" w:hAnsi="Times New Roman" w:cs="Times New Roman"/>
-                <w:b/>
-                <w:sz w:val="24"/>
-                <w:szCs w:val="24"/>
-              </w:rPr>
-              <w:t>复核人</w:t>
-            </w:r>
-            <w:r>
-              <w:rPr>
-                <w:rFonts w:ascii="Times New Roman" w:hAnsi="Times New Roman" w:cs="Times New Roman"/>
-                <w:b/>
-                <w:sz w:val="24"/>
-                <w:szCs w:val="24"/>
-                <w:lang w:eastAsia="zh-CN"/>
-              </w:rPr>
-              <w:t>：</w:t>
-            </w:r>
-          </w:p>
-        </w:tc>
-        <w:tc>
-          <w:tcPr>
-            <w:tcW w:w="2294" w:type="dxa"/>
-            <w:vAlign w:val="center"/>
-          </w:tcPr>
-          <w:p>
-            <w:pPr>
-              <w:pStyle w:val="21"/>
-              <w:spacing w:before="13"/>
-              <w:ind w:right="15"/>
-              <w:jc w:val="both"/>
-              <w:rPr>
-                <w:rFonts w:ascii="Times New Roman" w:hAnsi="Times New Roman" w:cs="Times New Roman"/>
-                <w:b/>
-                <w:sz w:val="24"/>
-                <w:szCs w:val="24"/>
-              </w:rPr>
-            </w:pPr>
-          </w:p>
-        </w:tc>
-      </w:tr>
-      <w:tr>
-        <w:tblPrEx>
-          <w:tblCellMar>
-            <w:top w:w="0" w:type="dxa"/>
-            <w:left w:w="0" w:type="dxa"/>
-            <w:bottom w:w="0" w:type="dxa"/>
-            <w:right w:w="0" w:type="dxa"/>
-          </w:tblCellMar>
-        </w:tblPrEx>
-        <w:trPr>
-          <w:trHeight w:val="457" w:hRule="exact"/>
-          <w:jc w:val="right"/>
-        </w:trPr>
-        <w:tc>
-          <w:tcPr>
-            <w:tcW w:w="1272" w:type="dxa"/>
-            <w:vAlign w:val="center"/>
-          </w:tcPr>
-          <w:p>
-            <w:pPr>
-              <w:pStyle w:val="21"/>
-              <w:spacing w:line="341" w:lineRule="exact"/>
-              <w:ind w:left="13" w:right="165"/>
-              <w:jc w:val="both"/>
-              <w:rPr>
-                <w:rFonts w:ascii="Times New Roman" w:hAnsi="Times New Roman" w:cs="Times New Roman"/>
-                <w:b/>
-                <w:sz w:val="24"/>
-                <w:szCs w:val="24"/>
-              </w:rPr>
-            </w:pPr>
-            <w:r>
-              <w:rPr>
-                <w:rFonts w:ascii="Times New Roman" w:hAnsi="Times New Roman" w:cs="Times New Roman"/>
-                <w:b/>
-                <w:sz w:val="24"/>
-                <w:szCs w:val="24"/>
-              </w:rPr>
-              <w:t>日</w:t>
-            </w:r>
-            <w:r>
-              <w:rPr>
-                <w:rFonts w:ascii="Times New Roman" w:hAnsi="Times New Roman" w:cs="Times New Roman"/>
-                <w:b/>
-                <w:sz w:val="24"/>
-                <w:szCs w:val="24"/>
-                <w:lang w:eastAsia="zh-CN"/>
-              </w:rPr>
-              <w:t xml:space="preserve">  </w:t>
-            </w:r>
-            <w:r>
-              <w:rPr>
-                <w:rFonts w:ascii="Times New Roman" w:hAnsi="Times New Roman" w:cs="Times New Roman"/>
-                <w:b/>
-                <w:sz w:val="24"/>
-                <w:szCs w:val="24"/>
-              </w:rPr>
-              <w:t>期：</w:t>
-            </w:r>
-          </w:p>
-        </w:tc>
-        <w:tc>
-          <w:tcPr>
-            <w:tcW w:w="2040" w:type="dxa"/>
-            <w:vAlign w:val="center"/>
-          </w:tcPr>
-          <w:p>
-            <w:pPr>
-              <w:pStyle w:val="21"/>
-              <w:spacing w:line="363" w:lineRule="exact"/>
-              <w:jc w:val="both"/>
-              <w:rPr>
-                <w:rFonts w:ascii="Times New Roman" w:hAnsi="Times New Roman" w:cs="Times New Roman"/>
-                <w:sz w:val="24"/>
-                <w:szCs w:val="24"/>
-              </w:rPr>
-            </w:pPr>
-            <w:r>
-              <w:rPr>
-                <w:rFonts w:ascii="Times New Roman" w:hAnsi="Times New Roman" w:cs="Times New Roman"/>
-                <w:kern w:val="2"/>
-                <w:sz w:val="24"/>
-                <w:szCs w:val="24"/>
-                <w:lang w:eastAsia="zh-CN"/>
-              </w:rPr>
-              <w:t>{{ reportdate }}</w:t>
-            </w:r>
-          </w:p>
-        </w:tc>
-        <w:tc>
-          <w:tcPr>
-            <w:tcW w:w="1166" w:type="dxa"/>
-            <w:vAlign w:val="center"/>
-          </w:tcPr>
-          <w:p>
-            <w:pPr>
-              <w:pStyle w:val="21"/>
-              <w:spacing w:line="341" w:lineRule="exact"/>
-              <w:jc w:val="both"/>
-              <w:rPr>
-                <w:rFonts w:ascii="Times New Roman" w:hAnsi="Times New Roman" w:cs="Times New Roman"/>
-                <w:b/>
-                <w:sz w:val="24"/>
-                <w:szCs w:val="24"/>
-              </w:rPr>
-            </w:pPr>
-            <w:r>
-              <w:rPr>
-                <w:rFonts w:ascii="Times New Roman" w:hAnsi="Times New Roman" w:cs="Times New Roman"/>
-                <w:b/>
-                <w:sz w:val="24"/>
-                <w:szCs w:val="24"/>
-              </w:rPr>
-              <w:t>日</w:t>
-            </w:r>
-            <w:r>
-              <w:rPr>
-                <w:rFonts w:ascii="Times New Roman" w:hAnsi="Times New Roman" w:cs="Times New Roman"/>
-                <w:b/>
-                <w:sz w:val="24"/>
-                <w:szCs w:val="24"/>
-                <w:lang w:eastAsia="zh-CN"/>
-              </w:rPr>
-              <w:t xml:space="preserve">  </w:t>
-            </w:r>
-            <w:r>
-              <w:rPr>
-                <w:rFonts w:ascii="Times New Roman" w:hAnsi="Times New Roman" w:cs="Times New Roman"/>
-                <w:b/>
-                <w:sz w:val="24"/>
-                <w:szCs w:val="24"/>
-              </w:rPr>
-              <w:t>期：</w:t>
-            </w:r>
-          </w:p>
-        </w:tc>
-        <w:tc>
-          <w:tcPr>
-            <w:tcW w:w="2294" w:type="dxa"/>
-            <w:vAlign w:val="center"/>
-          </w:tcPr>
-          <w:p>
-            <w:pPr>
-              <w:pStyle w:val="21"/>
-              <w:spacing w:line="363" w:lineRule="exact"/>
-              <w:ind w:right="15"/>
-              <w:jc w:val="both"/>
-              <w:rPr>
-                <w:rFonts w:ascii="Times New Roman" w:hAnsi="Times New Roman" w:cs="Times New Roman"/>
-                <w:sz w:val="24"/>
-                <w:szCs w:val="24"/>
-              </w:rPr>
-            </w:pPr>
-            <w:r>
-              <w:rPr>
-                <w:rFonts w:ascii="Times New Roman" w:hAnsi="Times New Roman" w:cs="Times New Roman"/>
-                <w:kern w:val="2"/>
-                <w:sz w:val="24"/>
-                <w:szCs w:val="24"/>
-                <w:lang w:eastAsia="zh-CN"/>
-              </w:rPr>
-              <w:t>{{ reportdate }}</w:t>
-            </w:r>
-          </w:p>
-        </w:tc>
-      </w:tr>
-    </w:tbl>
-    <w:p>
-      <w:pPr>
-        <w:rPr>
           <w:rFonts w:ascii="Times New Roman" w:hAnsi="Times New Roman" w:eastAsia="微软雅黑" w:cs="黑体"/>
           <w:b/>
           <w:bCs/>
@@ -7782,14 +8129,14 @@
         </w:rPr>
       </w:pPr>
       <w:bookmarkStart w:id="22" w:name="_Toc21059"/>
-      <w:bookmarkStart w:id="23" w:name="_Toc25431"/>
-      <w:bookmarkStart w:id="24" w:name="_Toc28112"/>
+      <w:bookmarkStart w:id="23" w:name="_Toc28112"/>
+      <w:bookmarkStart w:id="24" w:name="_Toc25431"/>
       <w:bookmarkStart w:id="25" w:name="_Toc1830"/>
       <w:bookmarkStart w:id="26" w:name="_Toc149837255"/>
-      <w:bookmarkStart w:id="27" w:name="_Toc20136_WPSOffice_Level1"/>
+      <w:bookmarkStart w:id="27" w:name="_Toc22132"/>
       <w:bookmarkStart w:id="28" w:name="_Toc2781"/>
       <w:bookmarkStart w:id="29" w:name="_Toc19898_WPSOffice_Level1"/>
-      <w:bookmarkStart w:id="30" w:name="_Toc22132"/>
+      <w:bookmarkStart w:id="30" w:name="_Toc20136_WPSOffice_Level1"/>
       <w:r>
         <w:rPr>
           <w:rFonts w:hint="eastAsia"/>
@@ -9569,8 +9916,8 @@
       <w:bookmarkStart w:id="32" w:name="_Toc149832732"/>
       <w:bookmarkStart w:id="33" w:name="_Toc26774"/>
       <w:bookmarkStart w:id="34" w:name="_Toc24048"/>
-      <w:bookmarkStart w:id="35" w:name="_Toc149826007"/>
-      <w:bookmarkStart w:id="36" w:name="_Toc25254"/>
+      <w:bookmarkStart w:id="35" w:name="_Toc25254"/>
+      <w:bookmarkStart w:id="36" w:name="_Toc149826007"/>
       <w:r>
         <w:rPr>
           <w:rFonts w:hint="eastAsia"/>
@@ -14420,12 +14767,12 @@
           <w:lang w:eastAsia="zh-CN"/>
         </w:rPr>
       </w:pPr>
-      <w:bookmarkStart w:id="37" w:name="_Toc149832733"/>
-      <w:bookmarkStart w:id="38" w:name="_Toc3723"/>
-      <w:bookmarkStart w:id="39" w:name="_Toc14452"/>
-      <w:bookmarkStart w:id="40" w:name="_Toc149826009"/>
-      <w:bookmarkStart w:id="41" w:name="_Toc17273"/>
-      <w:bookmarkStart w:id="42" w:name="_Toc22117"/>
+      <w:bookmarkStart w:id="37" w:name="_Toc149826009"/>
+      <w:bookmarkStart w:id="38" w:name="_Toc17273"/>
+      <w:bookmarkStart w:id="39" w:name="_Toc22117"/>
+      <w:bookmarkStart w:id="40" w:name="_Toc149832733"/>
+      <w:bookmarkStart w:id="41" w:name="_Toc3723"/>
+      <w:bookmarkStart w:id="42" w:name="_Toc14452"/>
       <w:r>
         <w:rPr>
           <w:rFonts w:hint="eastAsia"/>
@@ -14953,9 +15300,9 @@
       </w:pPr>
       <w:bookmarkStart w:id="43" w:name="_Toc32443_WPSOffice_Level1"/>
       <w:bookmarkStart w:id="44" w:name="_Toc23903"/>
-      <w:bookmarkStart w:id="45" w:name="_Toc4331_WPSOffice_Level1"/>
-      <w:bookmarkStart w:id="46" w:name="_Toc25727"/>
-      <w:bookmarkStart w:id="47" w:name="_Toc23846_WPSOffice_Level1"/>
+      <w:bookmarkStart w:id="45" w:name="_Toc23846_WPSOffice_Level1"/>
+      <w:bookmarkStart w:id="46" w:name="_Toc4331_WPSOffice_Level1"/>
+      <w:bookmarkStart w:id="47" w:name="_Toc25727"/>
       <w:r>
         <w:rPr>
           <w:rFonts w:hint="eastAsia" w:ascii="Times New Roman" w:hAnsi="Times New Roman" w:eastAsia="微软雅黑" w:cs="Times New Roman"/>
@@ -15016,10 +15363,10 @@
           <w:lang w:eastAsia="zh-CN"/>
         </w:rPr>
       </w:pPr>
-      <w:bookmarkStart w:id="48" w:name="_Toc106719764"/>
-      <w:bookmarkStart w:id="49" w:name="_Toc20034"/>
-      <w:bookmarkStart w:id="50" w:name="_Toc903"/>
-      <w:bookmarkStart w:id="51" w:name="_Toc10223"/>
+      <w:bookmarkStart w:id="48" w:name="_Toc20034"/>
+      <w:bookmarkStart w:id="49" w:name="_Toc903"/>
+      <w:bookmarkStart w:id="50" w:name="_Toc10223"/>
+      <w:bookmarkStart w:id="51" w:name="_Toc106719764"/>
       <w:r>
         <w:rPr>
           <w:rFonts w:hint="eastAsia"/>
@@ -15502,6 +15849,12 @@
             <w:insideH w:val="dotted" w:color="033F86" w:sz="4" w:space="0"/>
             <w:insideV w:val="dotted" w:color="033F86" w:sz="4" w:space="0"/>
           </w:tblBorders>
+          <w:tblCellMar>
+            <w:top w:w="0" w:type="dxa"/>
+            <w:left w:w="108" w:type="dxa"/>
+            <w:bottom w:w="0" w:type="dxa"/>
+            <w:right w:w="108" w:type="dxa"/>
+          </w:tblCellMar>
         </w:tblPrEx>
         <w:trPr>
           <w:trHeight w:val="388" w:hRule="exact"/>
@@ -18089,17 +18442,17 @@
           <w:lang w:eastAsia="zh-CN"/>
         </w:rPr>
       </w:pPr>
-      <w:bookmarkStart w:id="52" w:name="_Toc3782"/>
-      <w:bookmarkStart w:id="53" w:name="_Toc26649"/>
-      <w:bookmarkStart w:id="54" w:name="_Toc21764_WPSOffice_Level2"/>
-      <w:bookmarkStart w:id="55" w:name="_Toc1707_WPSOffice_Level2"/>
-      <w:bookmarkStart w:id="56" w:name="_Toc15530"/>
+      <w:bookmarkStart w:id="52" w:name="_Toc21764_WPSOffice_Level2"/>
+      <w:bookmarkStart w:id="53" w:name="_Toc3782"/>
+      <w:bookmarkStart w:id="54" w:name="_Toc1707_WPSOffice_Level2"/>
+      <w:bookmarkStart w:id="55" w:name="_Toc15530"/>
+      <w:bookmarkStart w:id="56" w:name="_Toc16347"/>
       <w:bookmarkStart w:id="57" w:name="_Toc6988"/>
-      <w:bookmarkStart w:id="58" w:name="_Toc16347"/>
-      <w:bookmarkStart w:id="59" w:name="_Toc15289_WPSOffice_Level3"/>
+      <w:bookmarkStart w:id="58" w:name="_Toc26649"/>
+      <w:bookmarkStart w:id="59" w:name="_Toc13196_WPSOffice_Level1"/>
       <w:bookmarkStart w:id="60" w:name="_Toc1707_WPSOffice_Level1"/>
-      <w:bookmarkStart w:id="61" w:name="_Toc21764_WPSOffice_Level1"/>
-      <w:bookmarkStart w:id="62" w:name="_Toc13196_WPSOffice_Level1"/>
+      <w:bookmarkStart w:id="61" w:name="_Toc15289_WPSOffice_Level3"/>
+      <w:bookmarkStart w:id="62" w:name="_Toc21764_WPSOffice_Level1"/>
       <w:bookmarkStart w:id="63" w:name="_Toc27302"/>
       <w:bookmarkStart w:id="64" w:name="_Toc6931_WPSOffice_Level3"/>
       <w:r>
@@ -18130,12 +18483,12 @@
           </w14:shadow>
         </w:rPr>
       </w:pPr>
-      <w:bookmarkStart w:id="65" w:name="_Toc149832736"/>
-      <w:bookmarkStart w:id="66" w:name="_Toc16525"/>
-      <w:bookmarkStart w:id="67" w:name="_Toc29477"/>
-      <w:bookmarkStart w:id="68" w:name="_Toc18793"/>
+      <w:bookmarkStart w:id="65" w:name="_Toc18793"/>
+      <w:bookmarkStart w:id="66" w:name="_Toc29477"/>
+      <w:bookmarkStart w:id="67" w:name="_Toc149832736"/>
+      <w:bookmarkStart w:id="68" w:name="_Toc11223"/>
       <w:bookmarkStart w:id="69" w:name="_Toc149826012"/>
-      <w:bookmarkStart w:id="70" w:name="_Toc11223"/>
+      <w:bookmarkStart w:id="70" w:name="_Toc16525"/>
       <w:bookmarkStart w:id="71" w:name="_Toc180"/>
       <w:r>
         <w:rPr>
@@ -18179,12 +18532,12 @@
           <w:lang w:eastAsia="zh-CN"/>
         </w:rPr>
       </w:pPr>
-      <w:bookmarkStart w:id="72" w:name="_Toc32302"/>
-      <w:bookmarkStart w:id="73" w:name="_Toc25685"/>
-      <w:bookmarkStart w:id="74" w:name="_Toc6349"/>
-      <w:bookmarkStart w:id="75" w:name="_Toc149832737"/>
-      <w:bookmarkStart w:id="76" w:name="_Toc8516"/>
-      <w:bookmarkStart w:id="77" w:name="_Toc149826013"/>
+      <w:bookmarkStart w:id="72" w:name="_Toc25685"/>
+      <w:bookmarkStart w:id="73" w:name="_Toc32302"/>
+      <w:bookmarkStart w:id="74" w:name="_Toc149826013"/>
+      <w:bookmarkStart w:id="75" w:name="_Toc6349"/>
+      <w:bookmarkStart w:id="76" w:name="_Toc149832737"/>
+      <w:bookmarkStart w:id="77" w:name="_Toc8516"/>
       <w:r>
         <w:rPr>
           <w:rFonts w:hint="eastAsia"/>
@@ -29191,6 +29544,8 @@
           <w:lang w:eastAsia="zh-CN"/>
         </w:rPr>
       </w:pPr>
+      <w:bookmarkStart w:id="99" w:name="_GoBack"/>
+      <w:bookmarkEnd w:id="99"/>
       <w:r>
         <w:rPr>
           <w:rFonts w:hint="eastAsia" w:ascii="Times New Roman" w:hAnsi="Times New Roman" w:eastAsia="微软雅黑" w:cs="Times New Roman"/>
@@ -31346,9 +31701,9 @@
       <w:bookmarkStart w:id="93" w:name="_Toc22623"/>
       <w:bookmarkStart w:id="94" w:name="_Toc22162_WPSOffice_Level1"/>
       <w:bookmarkStart w:id="95" w:name="_Toc14611_WPSOffice_Level1"/>
-      <w:bookmarkStart w:id="96" w:name="_Toc19584_WPSOffice_Level1"/>
-      <w:bookmarkStart w:id="97" w:name="_Toc13275"/>
-      <w:bookmarkStart w:id="98" w:name="_Toc17792_WPSOffice_Level2"/>
+      <w:bookmarkStart w:id="96" w:name="_Toc17792_WPSOffice_Level2"/>
+      <w:bookmarkStart w:id="97" w:name="_Toc19584_WPSOffice_Level1"/>
+      <w:bookmarkStart w:id="98" w:name="_Toc13275"/>
       <w:r>
         <w:rPr>
           <w:rFonts w:hint="eastAsia"/>
@@ -32393,25 +32748,7 @@
           <w:sz w:val="24"/>
           <w:lang w:eastAsia="zh-CN"/>
         </w:rPr>
-        <w:t>广州市</w:t>
-      </w:r>
-      <w:bookmarkStart w:id="99" w:name="_GoBack"/>
-      <w:r>
-        <w:rPr>
-          <w:rFonts w:hint="eastAsia" w:ascii="Times New Roman" w:hAnsi="Times New Roman" w:eastAsia="微软雅黑" w:cs="Times New Roman"/>
-          <w:sz w:val="24"/>
-          <w:lang w:eastAsia="zh-CN"/>
-        </w:rPr>
-        <w:t>黄埔</w:t>
-      </w:r>
-      <w:bookmarkEnd w:id="99"/>
-      <w:r>
-        <w:rPr>
-          <w:rFonts w:hint="eastAsia" w:ascii="Times New Roman" w:hAnsi="Times New Roman" w:eastAsia="微软雅黑" w:cs="Times New Roman"/>
-          <w:sz w:val="24"/>
-          <w:lang w:eastAsia="zh-CN"/>
-        </w:rPr>
-        <w:t>区开源大道11号C6栋702室</w:t>
+        <w:t>广州市黄浦区开源大道11号C6栋702室</w:t>
       </w:r>
     </w:p>
     <w:p>
@@ -32728,7 +33065,7 @@
           <w:szCs w:val="24"/>
         </w:rPr>
         <w:drawing>
-          <wp:anchor distT="0" distB="0" distL="114935" distR="114935" simplePos="0" relativeHeight="251664384" behindDoc="0" locked="0" layoutInCell="1" allowOverlap="1">
+          <wp:anchor distT="0" distB="0" distL="114935" distR="114935" simplePos="0" relativeHeight="251670528" behindDoc="0" locked="0" layoutInCell="1" allowOverlap="1">
             <wp:simplePos x="0" y="0"/>
             <wp:positionH relativeFrom="column">
               <wp:posOffset>30480</wp:posOffset>
@@ -32753,7 +33090,7 @@
                     </pic:cNvPicPr>
                   </pic:nvPicPr>
                   <pic:blipFill>
-                    <a:blip r:embed="rId16"/>
+                    <a:blip r:embed="rId18"/>
                     <a:stretch>
                       <a:fillRect/>
                     </a:stretch>
@@ -32815,7 +33152,7 @@
           <w:szCs w:val="24"/>
         </w:rPr>
         <w:drawing>
-          <wp:anchor distT="0" distB="0" distL="114935" distR="114935" simplePos="0" relativeHeight="251665408" behindDoc="0" locked="0" layoutInCell="1" allowOverlap="1">
+          <wp:anchor distT="0" distB="0" distL="114935" distR="114935" simplePos="0" relativeHeight="251671552" behindDoc="0" locked="0" layoutInCell="1" allowOverlap="1">
             <wp:simplePos x="0" y="0"/>
             <wp:positionH relativeFrom="column">
               <wp:posOffset>723900</wp:posOffset>
@@ -32840,7 +33177,7 @@
                     </pic:cNvPicPr>
                   </pic:nvPicPr>
                   <pic:blipFill>
-                    <a:blip r:embed="rId17"/>
+                    <a:blip r:embed="rId19"/>
                     <a:stretch>
                       <a:fillRect/>
                     </a:stretch>
@@ -32949,7 +33286,7 @@
           <w:lang w:eastAsia="zh-CN"/>
         </w:rPr>
         <w:drawing>
-          <wp:anchor distT="0" distB="0" distL="0" distR="0" simplePos="0" relativeHeight="251663360" behindDoc="1" locked="0" layoutInCell="1" allowOverlap="1">
+          <wp:anchor distT="0" distB="0" distL="0" distR="0" simplePos="0" relativeHeight="251669504" behindDoc="1" locked="0" layoutInCell="1" allowOverlap="1">
             <wp:simplePos x="0" y="0"/>
             <wp:positionH relativeFrom="column">
               <wp:posOffset>4900295</wp:posOffset>
@@ -32974,7 +33311,7 @@
                     </pic:cNvPicPr>
                   </pic:nvPicPr>
                   <pic:blipFill>
-                    <a:blip r:embed="rId18"/>
+                    <a:blip r:embed="rId20"/>
                     <a:srcRect/>
                     <a:stretch>
                       <a:fillRect/>
@@ -35922,11 +36259,16 @@
     <customSectPr/>
     <customSectPr/>
     <customSectPr/>
+    <customSectPr/>
   </customSectProps>
   <customShpExts>
     <customShpInfo spid="_x0000_s1026" textRotate="1"/>
   </customShpExts>
 </s:customData>
+</file>
+
+<file path=customXml/item2.xml><?xml version="1.0" encoding="utf-8"?>
+<b:Sources xmlns:b="http://schemas.openxmlformats.org/officeDocument/2006/bibliography" xmlns="http://schemas.openxmlformats.org/officeDocument/2006/bibliography" SelectedStyle="\APASixthEditionOfficeOnline.xsl" StyleName="APA" Version="6"/>
 </file>
 
 <file path=customXml/itemProps1.xml><?xml version="1.0" encoding="utf-8"?>
@@ -35935,4 +36277,10 @@
     <ds:schemaRef ds:uri="http://www.wps.cn/officeDocument/2013/wpsCustomData"/>
   </ds:schemaRefs>
 </ds:datastoreItem>
+</file>
+
+<file path=customXml/itemProps2.xml><?xml version="1.0" encoding="utf-8"?>
+<ds:datastoreItem xmlns:ds="http://schemas.openxmlformats.org/officeDocument/2006/customXml" ds:itemID="{6FA6FC4B-19C4-4A7F-A88B-BFE94926432D}">
+  <ds:schemaRefs/>
+</ds:datastoreItem>
 </file>
--- a/WebContent/docx/BRCA45基因检测报告-体系.docx
+++ b/WebContent/docx/BRCA45基因检测报告-体系.docx
@@ -477,7 +477,7 @@
           <w:tab w:val="right" w:leader="dot" w:pos="9861"/>
         </w:tabs>
         <w:rPr>
-          <w:rFonts w:ascii="Times New Roman" w:hAnsi="Times New Roman" w:eastAsia="微软雅黑"/>
+          <w:rFonts w:hint="eastAsia" w:ascii="Times New Roman" w:hAnsi="Times New Roman" w:eastAsia="微软雅黑"/>
           <w:b/>
           <w:color w:val="62B541"/>
           <w:sz w:val="32"/>
@@ -506,7 +506,7 @@
       </w:r>
       <w:r>
         <w:rPr>
-          <w:rFonts w:ascii="Times New Roman" w:hAnsi="Times New Roman" w:eastAsia="微软雅黑"/>
+          <w:rFonts w:hint="eastAsia" w:ascii="Times New Roman" w:hAnsi="Times New Roman" w:eastAsia="微软雅黑"/>
           <w:b/>
           <w:color w:val="62B541"/>
           <w:sz w:val="32"/>
@@ -516,17 +516,17 @@
       </w:r>
       <w:r>
         <w:rPr>
-          <w:rFonts w:ascii="Times New Roman" w:hAnsi="Times New Roman" w:eastAsia="微软雅黑"/>
+          <w:rFonts w:hint="eastAsia" w:ascii="Times New Roman" w:hAnsi="Times New Roman" w:eastAsia="微软雅黑"/>
           <w:b/>
           <w:color w:val="62B541"/>
           <w:sz w:val="32"/>
           <w:lang w:eastAsia="zh-CN"/>
         </w:rPr>
-        <w:instrText xml:space="preserve"> HYPERLINK \l _Toc8911 </w:instrText>
-      </w:r>
-      <w:r>
-        <w:rPr>
-          <w:rFonts w:ascii="Times New Roman" w:hAnsi="Times New Roman" w:eastAsia="微软雅黑"/>
+        <w:instrText xml:space="preserve"> HYPERLINK \l _Toc24329 </w:instrText>
+      </w:r>
+      <w:r>
+        <w:rPr>
+          <w:rFonts w:hint="eastAsia" w:ascii="Times New Roman" w:hAnsi="Times New Roman" w:eastAsia="微软雅黑"/>
           <w:b/>
           <w:color w:val="62B541"/>
           <w:sz w:val="32"/>
@@ -536,7 +536,7 @@
       </w:r>
       <w:r>
         <w:rPr>
-          <w:rFonts w:ascii="Times New Roman" w:hAnsi="Times New Roman" w:eastAsia="微软雅黑"/>
+          <w:rFonts w:hint="eastAsia" w:ascii="Times New Roman" w:hAnsi="Times New Roman" w:eastAsia="微软雅黑"/>
           <w:b/>
           <w:color w:val="62B541"/>
           <w:sz w:val="32"/>
@@ -545,7 +545,7 @@
       </w:r>
       <w:r>
         <w:rPr>
-          <w:rFonts w:ascii="Times New Roman" w:hAnsi="Times New Roman" w:eastAsia="微软雅黑"/>
+          <w:rFonts w:hint="eastAsia" w:ascii="Times New Roman" w:hAnsi="Times New Roman" w:eastAsia="微软雅黑"/>
           <w:b/>
           <w:color w:val="62B541"/>
           <w:sz w:val="32"/>
@@ -554,7 +554,7 @@
       </w:r>
       <w:r>
         <w:rPr>
-          <w:rFonts w:ascii="Times New Roman" w:hAnsi="Times New Roman" w:eastAsia="微软雅黑"/>
+          <w:rFonts w:hint="eastAsia" w:ascii="Times New Roman" w:hAnsi="Times New Roman" w:eastAsia="微软雅黑"/>
           <w:b/>
           <w:color w:val="62B541"/>
           <w:sz w:val="32"/>
@@ -563,16 +563,16 @@
       </w:r>
       <w:r>
         <w:rPr>
-          <w:rFonts w:ascii="Times New Roman" w:hAnsi="Times New Roman" w:eastAsia="微软雅黑"/>
+          <w:rFonts w:hint="eastAsia" w:ascii="Times New Roman" w:hAnsi="Times New Roman" w:eastAsia="微软雅黑"/>
           <w:b/>
           <w:color w:val="62B541"/>
           <w:sz w:val="32"/>
         </w:rPr>
-        <w:instrText xml:space="preserve"> PAGEREF _Toc8911 \h </w:instrText>
-      </w:r>
-      <w:r>
-        <w:rPr>
-          <w:rFonts w:ascii="Times New Roman" w:hAnsi="Times New Roman" w:eastAsia="微软雅黑"/>
+        <w:instrText xml:space="preserve"> PAGEREF _Toc24329 \h </w:instrText>
+      </w:r>
+      <w:r>
+        <w:rPr>
+          <w:rFonts w:hint="eastAsia" w:ascii="Times New Roman" w:hAnsi="Times New Roman" w:eastAsia="微软雅黑"/>
           <w:b/>
           <w:color w:val="62B541"/>
           <w:sz w:val="32"/>
@@ -581,7 +581,7 @@
       </w:r>
       <w:r>
         <w:rPr>
-          <w:rFonts w:ascii="Times New Roman" w:hAnsi="Times New Roman" w:eastAsia="微软雅黑"/>
+          <w:rFonts w:hint="eastAsia" w:ascii="Times New Roman" w:hAnsi="Times New Roman" w:eastAsia="微软雅黑"/>
           <w:b/>
           <w:color w:val="62B541"/>
           <w:sz w:val="32"/>
@@ -590,7 +590,7 @@
       </w:r>
       <w:r>
         <w:rPr>
-          <w:rFonts w:ascii="Times New Roman" w:hAnsi="Times New Roman" w:eastAsia="微软雅黑"/>
+          <w:rFonts w:hint="eastAsia" w:ascii="Times New Roman" w:hAnsi="Times New Roman" w:eastAsia="微软雅黑"/>
           <w:b/>
           <w:color w:val="62B541"/>
           <w:sz w:val="32"/>
@@ -599,7 +599,7 @@
       </w:r>
       <w:r>
         <w:rPr>
-          <w:rFonts w:ascii="Times New Roman" w:hAnsi="Times New Roman" w:eastAsia="微软雅黑"/>
+          <w:rFonts w:hint="eastAsia" w:ascii="Times New Roman" w:hAnsi="Times New Roman" w:eastAsia="微软雅黑"/>
           <w:b/>
           <w:color w:val="62B541"/>
           <w:sz w:val="32"/>
@@ -615,7 +615,7 @@
           <w:tab w:val="right" w:leader="dot" w:pos="9861"/>
         </w:tabs>
         <w:rPr>
-          <w:rFonts w:ascii="Times New Roman" w:hAnsi="Times New Roman" w:eastAsia="微软雅黑"/>
+          <w:rFonts w:hint="eastAsia" w:ascii="Times New Roman" w:hAnsi="Times New Roman" w:eastAsia="微软雅黑"/>
           <w:b/>
           <w:color w:val="62B541"/>
           <w:sz w:val="32"/>
@@ -623,7 +623,7 @@
       </w:pPr>
       <w:r>
         <w:rPr>
-          <w:rFonts w:ascii="Times New Roman" w:hAnsi="Times New Roman" w:eastAsia="微软雅黑"/>
+          <w:rFonts w:hint="eastAsia" w:ascii="Times New Roman" w:hAnsi="Times New Roman" w:eastAsia="微软雅黑"/>
           <w:b/>
           <w:color w:val="62B541"/>
           <w:sz w:val="32"/>
@@ -633,17 +633,17 @@
       </w:r>
       <w:r>
         <w:rPr>
-          <w:rFonts w:ascii="Times New Roman" w:hAnsi="Times New Roman" w:eastAsia="微软雅黑"/>
+          <w:rFonts w:hint="eastAsia" w:ascii="Times New Roman" w:hAnsi="Times New Roman" w:eastAsia="微软雅黑"/>
           <w:b/>
           <w:color w:val="62B541"/>
           <w:sz w:val="32"/>
           <w:lang w:eastAsia="zh-CN"/>
         </w:rPr>
-        <w:instrText xml:space="preserve"> HYPERLINK \l _Toc8431 </w:instrText>
-      </w:r>
-      <w:r>
-        <w:rPr>
-          <w:rFonts w:ascii="Times New Roman" w:hAnsi="Times New Roman" w:eastAsia="微软雅黑"/>
+        <w:instrText xml:space="preserve"> HYPERLINK \l _Toc10005 </w:instrText>
+      </w:r>
+      <w:r>
+        <w:rPr>
+          <w:rFonts w:hint="eastAsia" w:ascii="Times New Roman" w:hAnsi="Times New Roman" w:eastAsia="微软雅黑"/>
           <w:b/>
           <w:color w:val="62B541"/>
           <w:sz w:val="32"/>
@@ -653,7 +653,7 @@
       </w:r>
       <w:r>
         <w:rPr>
-          <w:rFonts w:ascii="Times New Roman" w:hAnsi="Times New Roman" w:eastAsia="微软雅黑"/>
+          <w:rFonts w:hint="eastAsia" w:ascii="Times New Roman" w:hAnsi="Times New Roman" w:eastAsia="微软雅黑"/>
           <w:b/>
           <w:color w:val="62B541"/>
           <w:sz w:val="32"/>
@@ -662,7 +662,7 @@
       </w:r>
       <w:r>
         <w:rPr>
-          <w:rFonts w:ascii="Times New Roman" w:hAnsi="Times New Roman" w:eastAsia="微软雅黑"/>
+          <w:rFonts w:hint="eastAsia" w:ascii="Times New Roman" w:hAnsi="Times New Roman" w:eastAsia="微软雅黑"/>
           <w:b/>
           <w:color w:val="62B541"/>
           <w:sz w:val="32"/>
@@ -671,7 +671,7 @@
       </w:r>
       <w:r>
         <w:rPr>
-          <w:rFonts w:ascii="Times New Roman" w:hAnsi="Times New Roman" w:eastAsia="微软雅黑"/>
+          <w:rFonts w:hint="eastAsia" w:ascii="Times New Roman" w:hAnsi="Times New Roman" w:eastAsia="微软雅黑"/>
           <w:b/>
           <w:color w:val="62B541"/>
           <w:sz w:val="32"/>
@@ -680,16 +680,16 @@
       </w:r>
       <w:r>
         <w:rPr>
-          <w:rFonts w:ascii="Times New Roman" w:hAnsi="Times New Roman" w:eastAsia="微软雅黑"/>
+          <w:rFonts w:hint="eastAsia" w:ascii="Times New Roman" w:hAnsi="Times New Roman" w:eastAsia="微软雅黑"/>
           <w:b/>
           <w:color w:val="62B541"/>
           <w:sz w:val="32"/>
         </w:rPr>
-        <w:instrText xml:space="preserve"> PAGEREF _Toc8431 \h </w:instrText>
-      </w:r>
-      <w:r>
-        <w:rPr>
-          <w:rFonts w:ascii="Times New Roman" w:hAnsi="Times New Roman" w:eastAsia="微软雅黑"/>
+        <w:instrText xml:space="preserve"> PAGEREF _Toc10005 \h </w:instrText>
+      </w:r>
+      <w:r>
+        <w:rPr>
+          <w:rFonts w:hint="eastAsia" w:ascii="Times New Roman" w:hAnsi="Times New Roman" w:eastAsia="微软雅黑"/>
           <w:b/>
           <w:color w:val="62B541"/>
           <w:sz w:val="32"/>
@@ -698,7 +698,7 @@
       </w:r>
       <w:r>
         <w:rPr>
-          <w:rFonts w:ascii="Times New Roman" w:hAnsi="Times New Roman" w:eastAsia="微软雅黑"/>
+          <w:rFonts w:hint="eastAsia" w:ascii="Times New Roman" w:hAnsi="Times New Roman" w:eastAsia="微软雅黑"/>
           <w:b/>
           <w:color w:val="62B541"/>
           <w:sz w:val="32"/>
@@ -707,7 +707,7 @@
       </w:r>
       <w:r>
         <w:rPr>
-          <w:rFonts w:ascii="Times New Roman" w:hAnsi="Times New Roman" w:eastAsia="微软雅黑"/>
+          <w:rFonts w:hint="eastAsia" w:ascii="Times New Roman" w:hAnsi="Times New Roman" w:eastAsia="微软雅黑"/>
           <w:b/>
           <w:color w:val="62B541"/>
           <w:sz w:val="32"/>
@@ -716,7 +716,7 @@
       </w:r>
       <w:r>
         <w:rPr>
-          <w:rFonts w:ascii="Times New Roman" w:hAnsi="Times New Roman" w:eastAsia="微软雅黑"/>
+          <w:rFonts w:hint="eastAsia" w:ascii="Times New Roman" w:hAnsi="Times New Roman" w:eastAsia="微软雅黑"/>
           <w:b/>
           <w:color w:val="62B541"/>
           <w:sz w:val="32"/>
@@ -732,108 +732,108 @@
           <w:tab w:val="right" w:leader="dot" w:pos="9861"/>
         </w:tabs>
         <w:rPr>
-          <w:rFonts w:ascii="Times New Roman" w:hAnsi="Times New Roman" w:eastAsia="微软雅黑"/>
-          <w:b/>
-          <w:color w:val="62B541"/>
-          <w:sz w:val="32"/>
-        </w:rPr>
-      </w:pPr>
-      <w:r>
-        <w:rPr>
-          <w:rFonts w:ascii="Times New Roman" w:hAnsi="Times New Roman" w:eastAsia="微软雅黑"/>
-          <w:b/>
-          <w:color w:val="62B541"/>
-          <w:sz w:val="32"/>
-          <w:lang w:eastAsia="zh-CN"/>
-        </w:rPr>
-        <w:fldChar w:fldCharType="begin"/>
-      </w:r>
-      <w:r>
-        <w:rPr>
-          <w:rFonts w:ascii="Times New Roman" w:hAnsi="Times New Roman" w:eastAsia="微软雅黑"/>
-          <w:b/>
-          <w:color w:val="62B541"/>
-          <w:sz w:val="32"/>
-          <w:lang w:eastAsia="zh-CN"/>
-        </w:rPr>
-        <w:instrText xml:space="preserve"> HYPERLINK \l _Toc9 </w:instrText>
-      </w:r>
-      <w:r>
-        <w:rPr>
-          <w:rFonts w:ascii="Times New Roman" w:hAnsi="Times New Roman" w:eastAsia="微软雅黑"/>
-          <w:b/>
-          <w:color w:val="62B541"/>
-          <w:sz w:val="32"/>
-          <w:lang w:eastAsia="zh-CN"/>
-        </w:rPr>
-        <w:fldChar w:fldCharType="separate"/>
-      </w:r>
-      <w:r>
-        <w:rPr>
           <w:rFonts w:hint="eastAsia" w:ascii="Times New Roman" w:hAnsi="Times New Roman" w:eastAsia="微软雅黑"/>
           <w:b/>
           <w:color w:val="62B541"/>
           <w:sz w:val="32"/>
         </w:rPr>
-        <w:t>检测结果总览</w:t>
-      </w:r>
-      <w:r>
-        <w:rPr>
-          <w:rFonts w:ascii="Times New Roman" w:hAnsi="Times New Roman" w:eastAsia="微软雅黑"/>
+      </w:pPr>
+      <w:r>
+        <w:rPr>
+          <w:rFonts w:hint="eastAsia" w:ascii="Times New Roman" w:hAnsi="Times New Roman" w:eastAsia="微软雅黑"/>
           <w:b/>
           <w:color w:val="62B541"/>
           <w:sz w:val="32"/>
-        </w:rPr>
-        <w:tab/>
-      </w:r>
-      <w:r>
-        <w:rPr>
-          <w:rFonts w:ascii="Times New Roman" w:hAnsi="Times New Roman" w:eastAsia="微软雅黑"/>
+          <w:lang w:eastAsia="zh-CN"/>
+        </w:rPr>
+        <w:fldChar w:fldCharType="begin"/>
+      </w:r>
+      <w:r>
+        <w:rPr>
+          <w:rFonts w:hint="eastAsia" w:ascii="Times New Roman" w:hAnsi="Times New Roman" w:eastAsia="微软雅黑"/>
           <w:b/>
           <w:color w:val="62B541"/>
           <w:sz w:val="32"/>
-        </w:rPr>
-        <w:fldChar w:fldCharType="begin"/>
-      </w:r>
-      <w:r>
-        <w:rPr>
-          <w:rFonts w:ascii="Times New Roman" w:hAnsi="Times New Roman" w:eastAsia="微软雅黑"/>
+          <w:lang w:eastAsia="zh-CN"/>
+        </w:rPr>
+        <w:instrText xml:space="preserve"> HYPERLINK \l _Toc3381 </w:instrText>
+      </w:r>
+      <w:r>
+        <w:rPr>
+          <w:rFonts w:hint="eastAsia" w:ascii="Times New Roman" w:hAnsi="Times New Roman" w:eastAsia="微软雅黑"/>
           <w:b/>
           <w:color w:val="62B541"/>
           <w:sz w:val="32"/>
-        </w:rPr>
-        <w:instrText xml:space="preserve"> PAGEREF _Toc9 \h </w:instrText>
-      </w:r>
-      <w:r>
-        <w:rPr>
-          <w:rFonts w:ascii="Times New Roman" w:hAnsi="Times New Roman" w:eastAsia="微软雅黑"/>
+          <w:lang w:eastAsia="zh-CN"/>
+        </w:rPr>
+        <w:fldChar w:fldCharType="separate"/>
+      </w:r>
+      <w:r>
+        <w:rPr>
+          <w:rFonts w:hint="eastAsia" w:ascii="Times New Roman" w:hAnsi="Times New Roman" w:eastAsia="微软雅黑"/>
           <w:b/>
           <w:color w:val="62B541"/>
           <w:sz w:val="32"/>
         </w:rPr>
-        <w:fldChar w:fldCharType="separate"/>
-      </w:r>
-      <w:r>
-        <w:rPr>
-          <w:rFonts w:ascii="Times New Roman" w:hAnsi="Times New Roman" w:eastAsia="微软雅黑"/>
+        <w:t>检测结果总览</w:t>
+      </w:r>
+      <w:r>
+        <w:rPr>
+          <w:rFonts w:hint="eastAsia" w:ascii="Times New Roman" w:hAnsi="Times New Roman" w:eastAsia="微软雅黑"/>
           <w:b/>
           <w:color w:val="62B541"/>
           <w:sz w:val="32"/>
         </w:rPr>
-        <w:t>1</w:t>
-      </w:r>
-      <w:r>
-        <w:rPr>
-          <w:rFonts w:ascii="Times New Roman" w:hAnsi="Times New Roman" w:eastAsia="微软雅黑"/>
+        <w:tab/>
+      </w:r>
+      <w:r>
+        <w:rPr>
+          <w:rFonts w:hint="eastAsia" w:ascii="Times New Roman" w:hAnsi="Times New Roman" w:eastAsia="微软雅黑"/>
           <w:b/>
           <w:color w:val="62B541"/>
           <w:sz w:val="32"/>
         </w:rPr>
+        <w:fldChar w:fldCharType="begin"/>
+      </w:r>
+      <w:r>
+        <w:rPr>
+          <w:rFonts w:hint="eastAsia" w:ascii="Times New Roman" w:hAnsi="Times New Roman" w:eastAsia="微软雅黑"/>
+          <w:b/>
+          <w:color w:val="62B541"/>
+          <w:sz w:val="32"/>
+        </w:rPr>
+        <w:instrText xml:space="preserve"> PAGEREF _Toc3381 \h </w:instrText>
+      </w:r>
+      <w:r>
+        <w:rPr>
+          <w:rFonts w:hint="eastAsia" w:ascii="Times New Roman" w:hAnsi="Times New Roman" w:eastAsia="微软雅黑"/>
+          <w:b/>
+          <w:color w:val="62B541"/>
+          <w:sz w:val="32"/>
+        </w:rPr>
+        <w:fldChar w:fldCharType="separate"/>
+      </w:r>
+      <w:r>
+        <w:rPr>
+          <w:rFonts w:hint="eastAsia" w:ascii="Times New Roman" w:hAnsi="Times New Roman" w:eastAsia="微软雅黑"/>
+          <w:b/>
+          <w:color w:val="62B541"/>
+          <w:sz w:val="32"/>
+        </w:rPr>
+        <w:t>1</w:t>
+      </w:r>
+      <w:r>
+        <w:rPr>
+          <w:rFonts w:hint="eastAsia" w:ascii="Times New Roman" w:hAnsi="Times New Roman" w:eastAsia="微软雅黑"/>
+          <w:b/>
+          <w:color w:val="62B541"/>
+          <w:sz w:val="32"/>
+        </w:rPr>
         <w:fldChar w:fldCharType="end"/>
       </w:r>
       <w:r>
         <w:rPr>
-          <w:rFonts w:ascii="Times New Roman" w:hAnsi="Times New Roman" w:eastAsia="微软雅黑"/>
+          <w:rFonts w:hint="eastAsia" w:ascii="Times New Roman" w:hAnsi="Times New Roman" w:eastAsia="微软雅黑"/>
           <w:b/>
           <w:color w:val="62B541"/>
           <w:sz w:val="32"/>
@@ -850,87 +850,94 @@
         </w:tabs>
         <w:ind w:left="440"/>
         <w:rPr>
-          <w:rFonts w:ascii="Times New Roman" w:hAnsi="Times New Roman" w:eastAsia="微软雅黑"/>
-          <w:sz w:val="28"/>
-        </w:rPr>
-      </w:pPr>
-      <w:r>
-        <w:rPr>
-          <w:rFonts w:ascii="Times New Roman" w:hAnsi="Times New Roman" w:eastAsia="微软雅黑"/>
-          <w:sz w:val="28"/>
-          <w:lang w:eastAsia="zh-CN"/>
-        </w:rPr>
-        <w:fldChar w:fldCharType="begin"/>
-      </w:r>
-      <w:r>
-        <w:rPr>
-          <w:rFonts w:ascii="Times New Roman" w:hAnsi="Times New Roman" w:eastAsia="微软雅黑"/>
-          <w:sz w:val="28"/>
-          <w:lang w:eastAsia="zh-CN"/>
-        </w:rPr>
-        <w:instrText xml:space="preserve"> HYPERLINK \l _Toc16635 </w:instrText>
-      </w:r>
-      <w:r>
-        <w:rPr>
-          <w:rFonts w:ascii="Times New Roman" w:hAnsi="Times New Roman" w:eastAsia="微软雅黑"/>
-          <w:sz w:val="28"/>
-          <w:lang w:eastAsia="zh-CN"/>
-        </w:rPr>
-        <w:fldChar w:fldCharType="separate"/>
-      </w:r>
-      <w:r>
-        <w:rPr>
           <w:rFonts w:hint="eastAsia" w:ascii="Times New Roman" w:hAnsi="Times New Roman" w:eastAsia="微软雅黑"/>
           <w:sz w:val="28"/>
           <w:lang w:eastAsia="zh-CN"/>
         </w:rPr>
+      </w:pPr>
+      <w:r>
+        <w:rPr>
+          <w:rFonts w:hint="eastAsia" w:ascii="Times New Roman" w:hAnsi="Times New Roman" w:eastAsia="微软雅黑"/>
+          <w:sz w:val="28"/>
+          <w:lang w:eastAsia="zh-CN"/>
+        </w:rPr>
+        <w:fldChar w:fldCharType="begin"/>
+      </w:r>
+      <w:r>
+        <w:rPr>
+          <w:rFonts w:hint="eastAsia" w:ascii="Times New Roman" w:hAnsi="Times New Roman" w:eastAsia="微软雅黑"/>
+          <w:sz w:val="28"/>
+          <w:lang w:eastAsia="zh-CN"/>
+        </w:rPr>
+        <w:instrText xml:space="preserve"> HYPERLINK \l _Toc18999 </w:instrText>
+      </w:r>
+      <w:r>
+        <w:rPr>
+          <w:rFonts w:hint="eastAsia" w:ascii="Times New Roman" w:hAnsi="Times New Roman" w:eastAsia="微软雅黑"/>
+          <w:sz w:val="28"/>
+          <w:lang w:eastAsia="zh-CN"/>
+        </w:rPr>
+        <w:fldChar w:fldCharType="separate"/>
+      </w:r>
+      <w:r>
+        <w:rPr>
+          <w:rFonts w:hint="eastAsia" w:ascii="Times New Roman" w:hAnsi="Times New Roman" w:eastAsia="微软雅黑"/>
+          <w:sz w:val="28"/>
+          <w:lang w:eastAsia="zh-CN"/>
+        </w:rPr>
         <w:t>检测结果小结</w:t>
       </w:r>
       <w:r>
         <w:rPr>
-          <w:rFonts w:ascii="Times New Roman" w:hAnsi="Times New Roman" w:eastAsia="微软雅黑"/>
+          <w:rFonts w:hint="eastAsia" w:ascii="Times New Roman" w:hAnsi="Times New Roman" w:eastAsia="微软雅黑"/>
           <w:sz w:val="28"/>
+          <w:lang w:eastAsia="zh-CN"/>
         </w:rPr>
         <w:tab/>
       </w:r>
       <w:r>
         <w:rPr>
-          <w:rFonts w:ascii="Times New Roman" w:hAnsi="Times New Roman" w:eastAsia="微软雅黑"/>
+          <w:rFonts w:hint="eastAsia" w:ascii="Times New Roman" w:hAnsi="Times New Roman" w:eastAsia="微软雅黑"/>
           <w:sz w:val="28"/>
+          <w:lang w:eastAsia="zh-CN"/>
         </w:rPr>
         <w:fldChar w:fldCharType="begin"/>
       </w:r>
       <w:r>
         <w:rPr>
-          <w:rFonts w:ascii="Times New Roman" w:hAnsi="Times New Roman" w:eastAsia="微软雅黑"/>
+          <w:rFonts w:hint="eastAsia" w:ascii="Times New Roman" w:hAnsi="Times New Roman" w:eastAsia="微软雅黑"/>
           <w:sz w:val="28"/>
-        </w:rPr>
-        <w:instrText xml:space="preserve"> PAGEREF _Toc16635 \h </w:instrText>
-      </w:r>
-      <w:r>
-        <w:rPr>
-          <w:rFonts w:ascii="Times New Roman" w:hAnsi="Times New Roman" w:eastAsia="微软雅黑"/>
+          <w:lang w:eastAsia="zh-CN"/>
+        </w:rPr>
+        <w:instrText xml:space="preserve"> PAGEREF _Toc18999 \h </w:instrText>
+      </w:r>
+      <w:r>
+        <w:rPr>
+          <w:rFonts w:hint="eastAsia" w:ascii="Times New Roman" w:hAnsi="Times New Roman" w:eastAsia="微软雅黑"/>
           <w:sz w:val="28"/>
+          <w:lang w:eastAsia="zh-CN"/>
         </w:rPr>
         <w:fldChar w:fldCharType="separate"/>
       </w:r>
       <w:r>
         <w:rPr>
-          <w:rFonts w:ascii="Times New Roman" w:hAnsi="Times New Roman" w:eastAsia="微软雅黑"/>
+          <w:rFonts w:hint="eastAsia" w:ascii="Times New Roman" w:hAnsi="Times New Roman" w:eastAsia="微软雅黑"/>
           <w:sz w:val="28"/>
+          <w:lang w:eastAsia="zh-CN"/>
         </w:rPr>
         <w:t>1</w:t>
       </w:r>
       <w:r>
         <w:rPr>
-          <w:rFonts w:ascii="Times New Roman" w:hAnsi="Times New Roman" w:eastAsia="微软雅黑"/>
+          <w:rFonts w:hint="eastAsia" w:ascii="Times New Roman" w:hAnsi="Times New Roman" w:eastAsia="微软雅黑"/>
           <w:sz w:val="28"/>
+          <w:lang w:eastAsia="zh-CN"/>
         </w:rPr>
         <w:fldChar w:fldCharType="end"/>
       </w:r>
       <w:r>
         <w:rPr>
-          <w:rFonts w:ascii="Times New Roman" w:hAnsi="Times New Roman" w:eastAsia="微软雅黑"/>
+          <w:rFonts w:hint="eastAsia" w:ascii="Times New Roman" w:hAnsi="Times New Roman" w:eastAsia="微软雅黑"/>
           <w:sz w:val="28"/>
           <w:lang w:eastAsia="zh-CN"/>
         </w:rPr>
@@ -947,43 +954,11 @@
       </w:pPr>
       <w:r>
         <w:rPr>
-          <w:rFonts w:ascii="Times New Roman" w:hAnsi="Times New Roman" w:eastAsia="微软雅黑"/>
-          <w:sz w:val="28"/>
-          <w:lang w:eastAsia="zh-CN"/>
-        </w:rPr>
-        <w:fldChar w:fldCharType="begin"/>
-      </w:r>
-      <w:r>
-        <w:rPr>
-          <w:rFonts w:ascii="Times New Roman" w:hAnsi="Times New Roman" w:eastAsia="微软雅黑"/>
-          <w:sz w:val="28"/>
-          <w:lang w:eastAsia="zh-CN"/>
-        </w:rPr>
-        <w:instrText xml:space="preserve"> HYPERLINK \l _Toc25431 </w:instrText>
-      </w:r>
-      <w:r>
-        <w:rPr>
-          <w:rFonts w:ascii="Times New Roman" w:hAnsi="Times New Roman" w:eastAsia="微软雅黑"/>
-          <w:sz w:val="28"/>
-          <w:lang w:eastAsia="zh-CN"/>
-        </w:rPr>
-        <w:fldChar w:fldCharType="separate"/>
-      </w:r>
-      <w:r>
-        <w:rPr>
           <w:rFonts w:hint="eastAsia" w:ascii="Times New Roman" w:hAnsi="Times New Roman" w:eastAsia="微软雅黑"/>
           <w:sz w:val="28"/>
           <w:lang w:eastAsia="zh-CN"/>
         </w:rPr>
-        <w:t xml:space="preserve">{% if importantTargetedDiseaseName == </w:t>
-      </w:r>
-      <w:r>
-        <w:rPr>
-          <w:rFonts w:ascii="Times New Roman" w:hAnsi="Times New Roman" w:eastAsia="微软雅黑"/>
-          <w:sz w:val="28"/>
-          <w:lang w:eastAsia="zh-CN"/>
-        </w:rPr>
-        <w:t>‘</w:t>
+        <w:fldChar w:fldCharType="begin"/>
       </w:r>
       <w:r>
         <w:rPr>
@@ -991,15 +966,7 @@
           <w:sz w:val="28"/>
           <w:lang w:eastAsia="zh-CN"/>
         </w:rPr>
-        <w:t>泛癌种</w:t>
-      </w:r>
-      <w:r>
-        <w:rPr>
-          <w:rFonts w:ascii="Times New Roman" w:hAnsi="Times New Roman" w:eastAsia="微软雅黑"/>
-          <w:sz w:val="28"/>
-          <w:lang w:eastAsia="zh-CN"/>
-        </w:rPr>
-        <w:t>’</w:t>
+        <w:instrText xml:space="preserve"> HYPERLINK \l _Toc1660 </w:instrText>
       </w:r>
       <w:r>
         <w:rPr>
@@ -1007,15 +974,7 @@
           <w:sz w:val="28"/>
           <w:lang w:eastAsia="zh-CN"/>
         </w:rPr>
-        <w:t>%}重要靶向用药</w:t>
-      </w:r>
-      <w:r>
-        <w:rPr>
-          <w:rFonts w:ascii="Times New Roman" w:hAnsi="Times New Roman" w:eastAsia="微软雅黑"/>
-          <w:sz w:val="28"/>
-          <w:lang w:eastAsia="zh-CN"/>
-        </w:rPr>
-        <w:t>{%else%}</w:t>
+        <w:fldChar w:fldCharType="separate"/>
       </w:r>
       <w:r>
         <w:rPr>
@@ -1023,15 +982,7 @@
           <w:sz w:val="28"/>
           <w:lang w:eastAsia="zh-CN"/>
         </w:rPr>
-        <w:t xml:space="preserve">{% if importantTargetedDiseaseName == </w:t>
-      </w:r>
-      <w:r>
-        <w:rPr>
-          <w:rFonts w:ascii="Times New Roman" w:hAnsi="Times New Roman" w:eastAsia="微软雅黑"/>
-          <w:sz w:val="28"/>
-          <w:lang w:eastAsia="zh-CN"/>
-        </w:rPr>
-        <w:t>‘</w:t>
+        <w:t>{% if importantTargetedDiseaseName == ‘泛癌种’%}重要靶向用药{%else%}{% if importantTargetedDiseaseName == ‘肺癌’%}肺癌{% elif importantTargetedDiseaseName == ‘结直肠癌’ %}结直肠癌{% elif importantTargetedDiseaseName == ‘乳腺癌’ %}乳腺癌{% endif %}精准诊疗{% endif %}相关基因结果汇总</w:t>
       </w:r>
       <w:r>
         <w:rPr>
@@ -1039,15 +990,7 @@
           <w:sz w:val="28"/>
           <w:lang w:eastAsia="zh-CN"/>
         </w:rPr>
-        <w:t>肺癌</w:t>
-      </w:r>
-      <w:r>
-        <w:rPr>
-          <w:rFonts w:ascii="Times New Roman" w:hAnsi="Times New Roman" w:eastAsia="微软雅黑"/>
-          <w:sz w:val="28"/>
-          <w:lang w:eastAsia="zh-CN"/>
-        </w:rPr>
-        <w:t>’</w:t>
+        <w:tab/>
       </w:r>
       <w:r>
         <w:rPr>
@@ -1055,15 +998,7 @@
           <w:sz w:val="28"/>
           <w:lang w:eastAsia="zh-CN"/>
         </w:rPr>
-        <w:t xml:space="preserve">%}肺癌{% elif importantTargetedDiseaseName == </w:t>
-      </w:r>
-      <w:r>
-        <w:rPr>
-          <w:rFonts w:ascii="Times New Roman" w:hAnsi="Times New Roman" w:eastAsia="微软雅黑"/>
-          <w:sz w:val="28"/>
-          <w:lang w:eastAsia="zh-CN"/>
-        </w:rPr>
-        <w:t>‘</w:t>
+        <w:fldChar w:fldCharType="begin"/>
       </w:r>
       <w:r>
         <w:rPr>
@@ -1071,15 +1006,7 @@
           <w:sz w:val="28"/>
           <w:lang w:eastAsia="zh-CN"/>
         </w:rPr>
-        <w:t>结直肠癌</w:t>
-      </w:r>
-      <w:r>
-        <w:rPr>
-          <w:rFonts w:ascii="Times New Roman" w:hAnsi="Times New Roman" w:eastAsia="微软雅黑"/>
-          <w:sz w:val="28"/>
-          <w:lang w:eastAsia="zh-CN"/>
-        </w:rPr>
-        <w:t>’</w:t>
+        <w:instrText xml:space="preserve"> PAGEREF _Toc1660 \h </w:instrText>
       </w:r>
       <w:r>
         <w:rPr>
@@ -1087,15 +1014,7 @@
           <w:sz w:val="28"/>
           <w:lang w:eastAsia="zh-CN"/>
         </w:rPr>
-        <w:t xml:space="preserve"> %}结直肠癌{% elif importantTargetedDiseaseName == </w:t>
-      </w:r>
-      <w:r>
-        <w:rPr>
-          <w:rFonts w:ascii="Times New Roman" w:hAnsi="Times New Roman" w:eastAsia="微软雅黑"/>
-          <w:sz w:val="28"/>
-          <w:lang w:eastAsia="zh-CN"/>
-        </w:rPr>
-        <w:t>‘</w:t>
+        <w:fldChar w:fldCharType="separate"/>
       </w:r>
       <w:r>
         <w:rPr>
@@ -1103,15 +1022,7 @@
           <w:sz w:val="28"/>
           <w:lang w:eastAsia="zh-CN"/>
         </w:rPr>
-        <w:t>乳腺癌</w:t>
-      </w:r>
-      <w:r>
-        <w:rPr>
-          <w:rFonts w:ascii="Times New Roman" w:hAnsi="Times New Roman" w:eastAsia="微软雅黑"/>
-          <w:sz w:val="28"/>
-          <w:lang w:eastAsia="zh-CN"/>
-        </w:rPr>
-        <w:t>’</w:t>
+        <w:t>3</w:t>
       </w:r>
       <w:r>
         <w:rPr>
@@ -1119,53 +1030,11 @@
           <w:sz w:val="28"/>
           <w:lang w:eastAsia="zh-CN"/>
         </w:rPr>
-        <w:t xml:space="preserve"> %}乳腺癌{% endif %}精准诊疗{% endif %}相关基因结果汇总</w:t>
-      </w:r>
-      <w:r>
-        <w:rPr>
-          <w:rFonts w:ascii="Times New Roman" w:hAnsi="Times New Roman" w:eastAsia="微软雅黑"/>
-          <w:sz w:val="28"/>
-        </w:rPr>
-        <w:tab/>
-      </w:r>
-      <w:r>
-        <w:rPr>
-          <w:rFonts w:ascii="Times New Roman" w:hAnsi="Times New Roman" w:eastAsia="微软雅黑"/>
-          <w:sz w:val="28"/>
-        </w:rPr>
-        <w:fldChar w:fldCharType="begin"/>
-      </w:r>
-      <w:r>
-        <w:rPr>
-          <w:rFonts w:ascii="Times New Roman" w:hAnsi="Times New Roman" w:eastAsia="微软雅黑"/>
-          <w:sz w:val="28"/>
-        </w:rPr>
-        <w:instrText xml:space="preserve"> PAGEREF _Toc25431 \h </w:instrText>
-      </w:r>
-      <w:r>
-        <w:rPr>
-          <w:rFonts w:ascii="Times New Roman" w:hAnsi="Times New Roman" w:eastAsia="微软雅黑"/>
-          <w:sz w:val="28"/>
-        </w:rPr>
-        <w:fldChar w:fldCharType="separate"/>
-      </w:r>
-      <w:r>
-        <w:rPr>
-          <w:rFonts w:ascii="Times New Roman" w:hAnsi="Times New Roman" w:eastAsia="微软雅黑"/>
-          <w:sz w:val="28"/>
-        </w:rPr>
-        <w:t>3</w:t>
-      </w:r>
-      <w:r>
-        <w:rPr>
-          <w:rFonts w:ascii="Times New Roman" w:hAnsi="Times New Roman" w:eastAsia="微软雅黑"/>
-          <w:sz w:val="28"/>
-        </w:rPr>
         <w:fldChar w:fldCharType="end"/>
       </w:r>
       <w:r>
         <w:rPr>
-          <w:rFonts w:ascii="Times New Roman" w:hAnsi="Times New Roman" w:eastAsia="微软雅黑"/>
+          <w:rFonts w:hint="eastAsia" w:ascii="Times New Roman" w:hAnsi="Times New Roman" w:eastAsia="微软雅黑"/>
           <w:sz w:val="28"/>
           <w:lang w:eastAsia="zh-CN"/>
         </w:rPr>
@@ -1179,7 +1048,7 @@
           <w:tab w:val="right" w:leader="dot" w:pos="9861"/>
         </w:tabs>
         <w:rPr>
-          <w:rFonts w:ascii="Times New Roman" w:hAnsi="Times New Roman" w:eastAsia="微软雅黑"/>
+          <w:rFonts w:hint="eastAsia" w:ascii="Times New Roman" w:hAnsi="Times New Roman" w:eastAsia="微软雅黑"/>
           <w:b/>
           <w:color w:val="62B541"/>
           <w:sz w:val="32"/>
@@ -1187,7 +1056,7 @@
       </w:pPr>
       <w:r>
         <w:rPr>
-          <w:rFonts w:ascii="Times New Roman" w:hAnsi="Times New Roman" w:eastAsia="微软雅黑"/>
+          <w:rFonts w:hint="eastAsia" w:ascii="Times New Roman" w:hAnsi="Times New Roman" w:eastAsia="微软雅黑"/>
           <w:b/>
           <w:color w:val="62B541"/>
           <w:sz w:val="32"/>
@@ -1197,17 +1066,17 @@
       </w:r>
       <w:r>
         <w:rPr>
-          <w:rFonts w:ascii="Times New Roman" w:hAnsi="Times New Roman" w:eastAsia="微软雅黑"/>
+          <w:rFonts w:hint="eastAsia" w:ascii="Times New Roman" w:hAnsi="Times New Roman" w:eastAsia="微软雅黑"/>
           <w:b/>
           <w:color w:val="62B541"/>
           <w:sz w:val="32"/>
           <w:lang w:eastAsia="zh-CN"/>
         </w:rPr>
-        <w:instrText xml:space="preserve"> HYPERLINK \l _Toc3293 </w:instrText>
-      </w:r>
-      <w:r>
-        <w:rPr>
-          <w:rFonts w:ascii="Times New Roman" w:hAnsi="Times New Roman" w:eastAsia="微软雅黑"/>
+        <w:instrText xml:space="preserve"> HYPERLINK \l _Toc29564 </w:instrText>
+      </w:r>
+      <w:r>
+        <w:rPr>
+          <w:rFonts w:hint="eastAsia" w:ascii="Times New Roman" w:hAnsi="Times New Roman" w:eastAsia="微软雅黑"/>
           <w:b/>
           <w:color w:val="62B541"/>
           <w:sz w:val="32"/>
@@ -1217,7 +1086,7 @@
       </w:r>
       <w:r>
         <w:rPr>
-          <w:rFonts w:ascii="Times New Roman" w:hAnsi="Times New Roman" w:eastAsia="微软雅黑"/>
+          <w:rFonts w:hint="eastAsia" w:ascii="Times New Roman" w:hAnsi="Times New Roman" w:eastAsia="微软雅黑"/>
           <w:b/>
           <w:color w:val="62B541"/>
           <w:sz w:val="32"/>
@@ -1226,7 +1095,7 @@
       </w:r>
       <w:r>
         <w:rPr>
-          <w:rFonts w:ascii="Times New Roman" w:hAnsi="Times New Roman" w:eastAsia="微软雅黑"/>
+          <w:rFonts w:hint="eastAsia" w:ascii="Times New Roman" w:hAnsi="Times New Roman" w:eastAsia="微软雅黑"/>
           <w:b/>
           <w:color w:val="62B541"/>
           <w:sz w:val="32"/>
@@ -1235,7 +1104,7 @@
       </w:r>
       <w:r>
         <w:rPr>
-          <w:rFonts w:ascii="Times New Roman" w:hAnsi="Times New Roman" w:eastAsia="微软雅黑"/>
+          <w:rFonts w:hint="eastAsia" w:ascii="Times New Roman" w:hAnsi="Times New Roman" w:eastAsia="微软雅黑"/>
           <w:b/>
           <w:color w:val="62B541"/>
           <w:sz w:val="32"/>
@@ -1244,16 +1113,16 @@
       </w:r>
       <w:r>
         <w:rPr>
-          <w:rFonts w:ascii="Times New Roman" w:hAnsi="Times New Roman" w:eastAsia="微软雅黑"/>
+          <w:rFonts w:hint="eastAsia" w:ascii="Times New Roman" w:hAnsi="Times New Roman" w:eastAsia="微软雅黑"/>
           <w:b/>
           <w:color w:val="62B541"/>
           <w:sz w:val="32"/>
         </w:rPr>
-        <w:instrText xml:space="preserve"> PAGEREF _Toc3293 \h </w:instrText>
-      </w:r>
-      <w:r>
-        <w:rPr>
-          <w:rFonts w:ascii="Times New Roman" w:hAnsi="Times New Roman" w:eastAsia="微软雅黑"/>
+        <w:instrText xml:space="preserve"> PAGEREF _Toc29564 \h </w:instrText>
+      </w:r>
+      <w:r>
+        <w:rPr>
+          <w:rFonts w:hint="eastAsia" w:ascii="Times New Roman" w:hAnsi="Times New Roman" w:eastAsia="微软雅黑"/>
           <w:b/>
           <w:color w:val="62B541"/>
           <w:sz w:val="32"/>
@@ -1262,7 +1131,7 @@
       </w:r>
       <w:r>
         <w:rPr>
-          <w:rFonts w:ascii="Times New Roman" w:hAnsi="Times New Roman" w:eastAsia="微软雅黑"/>
+          <w:rFonts w:hint="eastAsia" w:ascii="Times New Roman" w:hAnsi="Times New Roman" w:eastAsia="微软雅黑"/>
           <w:b/>
           <w:color w:val="62B541"/>
           <w:sz w:val="32"/>
@@ -1271,7 +1140,7 @@
       </w:r>
       <w:r>
         <w:rPr>
-          <w:rFonts w:ascii="Times New Roman" w:hAnsi="Times New Roman" w:eastAsia="微软雅黑"/>
+          <w:rFonts w:hint="eastAsia" w:ascii="Times New Roman" w:hAnsi="Times New Roman" w:eastAsia="微软雅黑"/>
           <w:b/>
           <w:color w:val="62B541"/>
           <w:sz w:val="32"/>
@@ -1280,7 +1149,7 @@
       </w:r>
       <w:r>
         <w:rPr>
-          <w:rFonts w:ascii="Times New Roman" w:hAnsi="Times New Roman" w:eastAsia="微软雅黑"/>
+          <w:rFonts w:hint="eastAsia" w:ascii="Times New Roman" w:hAnsi="Times New Roman" w:eastAsia="微软雅黑"/>
           <w:b/>
           <w:color w:val="62B541"/>
           <w:sz w:val="32"/>
@@ -1297,87 +1166,94 @@
         </w:tabs>
         <w:ind w:left="440"/>
         <w:rPr>
-          <w:rFonts w:ascii="Times New Roman" w:hAnsi="Times New Roman" w:eastAsia="微软雅黑"/>
-          <w:sz w:val="28"/>
-        </w:rPr>
-      </w:pPr>
-      <w:r>
-        <w:rPr>
-          <w:rFonts w:ascii="Times New Roman" w:hAnsi="Times New Roman" w:eastAsia="微软雅黑"/>
-          <w:sz w:val="28"/>
-          <w:lang w:eastAsia="zh-CN"/>
-        </w:rPr>
-        <w:fldChar w:fldCharType="begin"/>
-      </w:r>
-      <w:r>
-        <w:rPr>
-          <w:rFonts w:ascii="Times New Roman" w:hAnsi="Times New Roman" w:eastAsia="微软雅黑"/>
-          <w:sz w:val="28"/>
-          <w:lang w:eastAsia="zh-CN"/>
-        </w:rPr>
-        <w:instrText xml:space="preserve"> HYPERLINK \l _Toc24048 </w:instrText>
-      </w:r>
-      <w:r>
-        <w:rPr>
-          <w:rFonts w:ascii="Times New Roman" w:hAnsi="Times New Roman" w:eastAsia="微软雅黑"/>
-          <w:sz w:val="28"/>
-          <w:lang w:eastAsia="zh-CN"/>
-        </w:rPr>
-        <w:fldChar w:fldCharType="separate"/>
-      </w:r>
-      <w:r>
-        <w:rPr>
           <w:rFonts w:hint="eastAsia" w:ascii="Times New Roman" w:hAnsi="Times New Roman" w:eastAsia="微软雅黑"/>
           <w:sz w:val="28"/>
           <w:lang w:eastAsia="zh-CN"/>
         </w:rPr>
+      </w:pPr>
+      <w:r>
+        <w:rPr>
+          <w:rFonts w:hint="eastAsia" w:ascii="Times New Roman" w:hAnsi="Times New Roman" w:eastAsia="微软雅黑"/>
+          <w:sz w:val="28"/>
+          <w:lang w:eastAsia="zh-CN"/>
+        </w:rPr>
+        <w:fldChar w:fldCharType="begin"/>
+      </w:r>
+      <w:r>
+        <w:rPr>
+          <w:rFonts w:hint="eastAsia" w:ascii="Times New Roman" w:hAnsi="Times New Roman" w:eastAsia="微软雅黑"/>
+          <w:sz w:val="28"/>
+          <w:lang w:eastAsia="zh-CN"/>
+        </w:rPr>
+        <w:instrText xml:space="preserve"> HYPERLINK \l _Toc5120 </w:instrText>
+      </w:r>
+      <w:r>
+        <w:rPr>
+          <w:rFonts w:hint="eastAsia" w:ascii="Times New Roman" w:hAnsi="Times New Roman" w:eastAsia="微软雅黑"/>
+          <w:sz w:val="28"/>
+          <w:lang w:eastAsia="zh-CN"/>
+        </w:rPr>
+        <w:fldChar w:fldCharType="separate"/>
+      </w:r>
+      <w:r>
+        <w:rPr>
+          <w:rFonts w:hint="eastAsia" w:ascii="Times New Roman" w:hAnsi="Times New Roman" w:eastAsia="微软雅黑"/>
+          <w:sz w:val="28"/>
+          <w:lang w:eastAsia="zh-CN"/>
+        </w:rPr>
         <w:t>靶向药物用药提示</w:t>
       </w:r>
       <w:r>
         <w:rPr>
-          <w:rFonts w:ascii="Times New Roman" w:hAnsi="Times New Roman" w:eastAsia="微软雅黑"/>
+          <w:rFonts w:hint="eastAsia" w:ascii="Times New Roman" w:hAnsi="Times New Roman" w:eastAsia="微软雅黑"/>
           <w:sz w:val="28"/>
+          <w:lang w:eastAsia="zh-CN"/>
         </w:rPr>
         <w:tab/>
       </w:r>
       <w:r>
         <w:rPr>
-          <w:rFonts w:ascii="Times New Roman" w:hAnsi="Times New Roman" w:eastAsia="微软雅黑"/>
+          <w:rFonts w:hint="eastAsia" w:ascii="Times New Roman" w:hAnsi="Times New Roman" w:eastAsia="微软雅黑"/>
           <w:sz w:val="28"/>
+          <w:lang w:eastAsia="zh-CN"/>
         </w:rPr>
         <w:fldChar w:fldCharType="begin"/>
       </w:r>
       <w:r>
         <w:rPr>
-          <w:rFonts w:ascii="Times New Roman" w:hAnsi="Times New Roman" w:eastAsia="微软雅黑"/>
+          <w:rFonts w:hint="eastAsia" w:ascii="Times New Roman" w:hAnsi="Times New Roman" w:eastAsia="微软雅黑"/>
           <w:sz w:val="28"/>
-        </w:rPr>
-        <w:instrText xml:space="preserve"> PAGEREF _Toc24048 \h </w:instrText>
-      </w:r>
-      <w:r>
-        <w:rPr>
-          <w:rFonts w:ascii="Times New Roman" w:hAnsi="Times New Roman" w:eastAsia="微软雅黑"/>
+          <w:lang w:eastAsia="zh-CN"/>
+        </w:rPr>
+        <w:instrText xml:space="preserve"> PAGEREF _Toc5120 \h </w:instrText>
+      </w:r>
+      <w:r>
+        <w:rPr>
+          <w:rFonts w:hint="eastAsia" w:ascii="Times New Roman" w:hAnsi="Times New Roman" w:eastAsia="微软雅黑"/>
           <w:sz w:val="28"/>
+          <w:lang w:eastAsia="zh-CN"/>
         </w:rPr>
         <w:fldChar w:fldCharType="separate"/>
       </w:r>
       <w:r>
         <w:rPr>
-          <w:rFonts w:ascii="Times New Roman" w:hAnsi="Times New Roman" w:eastAsia="微软雅黑"/>
+          <w:rFonts w:hint="eastAsia" w:ascii="Times New Roman" w:hAnsi="Times New Roman" w:eastAsia="微软雅黑"/>
           <w:sz w:val="28"/>
+          <w:lang w:eastAsia="zh-CN"/>
         </w:rPr>
         <w:t>4</w:t>
       </w:r>
       <w:r>
         <w:rPr>
-          <w:rFonts w:ascii="Times New Roman" w:hAnsi="Times New Roman" w:eastAsia="微软雅黑"/>
+          <w:rFonts w:hint="eastAsia" w:ascii="Times New Roman" w:hAnsi="Times New Roman" w:eastAsia="微软雅黑"/>
           <w:sz w:val="28"/>
+          <w:lang w:eastAsia="zh-CN"/>
         </w:rPr>
         <w:fldChar w:fldCharType="end"/>
       </w:r>
       <w:r>
         <w:rPr>
-          <w:rFonts w:ascii="Times New Roman" w:hAnsi="Times New Roman" w:eastAsia="微软雅黑"/>
+          <w:rFonts w:hint="eastAsia" w:ascii="Times New Roman" w:hAnsi="Times New Roman" w:eastAsia="微软雅黑"/>
           <w:sz w:val="28"/>
           <w:lang w:eastAsia="zh-CN"/>
         </w:rPr>
@@ -1424,87 +1300,94 @@
         </w:tabs>
         <w:ind w:left="440"/>
         <w:rPr>
-          <w:rFonts w:ascii="Times New Roman" w:hAnsi="Times New Roman" w:eastAsia="微软雅黑"/>
-          <w:sz w:val="28"/>
-        </w:rPr>
-      </w:pPr>
-      <w:r>
-        <w:rPr>
-          <w:rFonts w:ascii="Times New Roman" w:hAnsi="Times New Roman" w:eastAsia="微软雅黑"/>
-          <w:sz w:val="28"/>
-          <w:lang w:eastAsia="zh-CN"/>
-        </w:rPr>
-        <w:fldChar w:fldCharType="begin"/>
-      </w:r>
-      <w:r>
-        <w:rPr>
-          <w:rFonts w:ascii="Times New Roman" w:hAnsi="Times New Roman" w:eastAsia="微软雅黑"/>
-          <w:sz w:val="28"/>
-          <w:lang w:eastAsia="zh-CN"/>
-        </w:rPr>
-        <w:instrText xml:space="preserve"> HYPERLINK \l _Toc17273 </w:instrText>
-      </w:r>
-      <w:r>
-        <w:rPr>
-          <w:rFonts w:ascii="Times New Roman" w:hAnsi="Times New Roman" w:eastAsia="微软雅黑"/>
-          <w:sz w:val="28"/>
-          <w:lang w:eastAsia="zh-CN"/>
-        </w:rPr>
-        <w:fldChar w:fldCharType="separate"/>
-      </w:r>
-      <w:r>
-        <w:rPr>
           <w:rFonts w:hint="eastAsia" w:ascii="Times New Roman" w:hAnsi="Times New Roman" w:eastAsia="微软雅黑"/>
           <w:sz w:val="28"/>
           <w:lang w:eastAsia="zh-CN"/>
         </w:rPr>
+      </w:pPr>
+      <w:r>
+        <w:rPr>
+          <w:rFonts w:hint="eastAsia" w:ascii="Times New Roman" w:hAnsi="Times New Roman" w:eastAsia="微软雅黑"/>
+          <w:sz w:val="28"/>
+          <w:lang w:eastAsia="zh-CN"/>
+        </w:rPr>
+        <w:fldChar w:fldCharType="begin"/>
+      </w:r>
+      <w:r>
+        <w:rPr>
+          <w:rFonts w:hint="eastAsia" w:ascii="Times New Roman" w:hAnsi="Times New Roman" w:eastAsia="微软雅黑"/>
+          <w:sz w:val="28"/>
+          <w:lang w:eastAsia="zh-CN"/>
+        </w:rPr>
+        <w:instrText xml:space="preserve"> HYPERLINK \l _Toc21782 </w:instrText>
+      </w:r>
+      <w:r>
+        <w:rPr>
+          <w:rFonts w:hint="eastAsia" w:ascii="Times New Roman" w:hAnsi="Times New Roman" w:eastAsia="微软雅黑"/>
+          <w:sz w:val="28"/>
+          <w:lang w:eastAsia="zh-CN"/>
+        </w:rPr>
+        <w:fldChar w:fldCharType="separate"/>
+      </w:r>
+      <w:r>
+        <w:rPr>
+          <w:rFonts w:hint="eastAsia" w:ascii="Times New Roman" w:hAnsi="Times New Roman" w:eastAsia="微软雅黑"/>
+          <w:sz w:val="28"/>
+          <w:lang w:eastAsia="zh-CN"/>
+        </w:rPr>
         <w:t>本癌种FDA/NMPA获批的其他可选靶向药物</w:t>
       </w:r>
       <w:r>
         <w:rPr>
-          <w:rFonts w:ascii="Times New Roman" w:hAnsi="Times New Roman" w:eastAsia="微软雅黑"/>
+          <w:rFonts w:hint="eastAsia" w:ascii="Times New Roman" w:hAnsi="Times New Roman" w:eastAsia="微软雅黑"/>
           <w:sz w:val="28"/>
+          <w:lang w:eastAsia="zh-CN"/>
         </w:rPr>
         <w:tab/>
       </w:r>
       <w:r>
         <w:rPr>
-          <w:rFonts w:ascii="Times New Roman" w:hAnsi="Times New Roman" w:eastAsia="微软雅黑"/>
+          <w:rFonts w:hint="eastAsia" w:ascii="Times New Roman" w:hAnsi="Times New Roman" w:eastAsia="微软雅黑"/>
           <w:sz w:val="28"/>
+          <w:lang w:eastAsia="zh-CN"/>
         </w:rPr>
         <w:fldChar w:fldCharType="begin"/>
       </w:r>
       <w:r>
         <w:rPr>
-          <w:rFonts w:ascii="Times New Roman" w:hAnsi="Times New Roman" w:eastAsia="微软雅黑"/>
+          <w:rFonts w:hint="eastAsia" w:ascii="Times New Roman" w:hAnsi="Times New Roman" w:eastAsia="微软雅黑"/>
           <w:sz w:val="28"/>
-        </w:rPr>
-        <w:instrText xml:space="preserve"> PAGEREF _Toc17273 \h </w:instrText>
-      </w:r>
-      <w:r>
-        <w:rPr>
-          <w:rFonts w:ascii="Times New Roman" w:hAnsi="Times New Roman" w:eastAsia="微软雅黑"/>
+          <w:lang w:eastAsia="zh-CN"/>
+        </w:rPr>
+        <w:instrText xml:space="preserve"> PAGEREF _Toc21782 \h </w:instrText>
+      </w:r>
+      <w:r>
+        <w:rPr>
+          <w:rFonts w:hint="eastAsia" w:ascii="Times New Roman" w:hAnsi="Times New Roman" w:eastAsia="微软雅黑"/>
           <w:sz w:val="28"/>
+          <w:lang w:eastAsia="zh-CN"/>
         </w:rPr>
         <w:fldChar w:fldCharType="separate"/>
       </w:r>
       <w:r>
         <w:rPr>
-          <w:rFonts w:ascii="Times New Roman" w:hAnsi="Times New Roman" w:eastAsia="微软雅黑"/>
+          <w:rFonts w:hint="eastAsia" w:ascii="Times New Roman" w:hAnsi="Times New Roman" w:eastAsia="微软雅黑"/>
           <w:sz w:val="28"/>
+          <w:lang w:eastAsia="zh-CN"/>
         </w:rPr>
         <w:t>7</w:t>
       </w:r>
       <w:r>
         <w:rPr>
-          <w:rFonts w:ascii="Times New Roman" w:hAnsi="Times New Roman" w:eastAsia="微软雅黑"/>
+          <w:rFonts w:hint="eastAsia" w:ascii="Times New Roman" w:hAnsi="Times New Roman" w:eastAsia="微软雅黑"/>
           <w:sz w:val="28"/>
+          <w:lang w:eastAsia="zh-CN"/>
         </w:rPr>
         <w:fldChar w:fldCharType="end"/>
       </w:r>
       <w:r>
         <w:rPr>
-          <w:rFonts w:ascii="Times New Roman" w:hAnsi="Times New Roman" w:eastAsia="微软雅黑"/>
+          <w:rFonts w:hint="eastAsia" w:ascii="Times New Roman" w:hAnsi="Times New Roman" w:eastAsia="微软雅黑"/>
           <w:sz w:val="28"/>
           <w:lang w:eastAsia="zh-CN"/>
         </w:rPr>
@@ -1519,10 +1402,12 @@
         </w:rPr>
         <w:t>{% endif %}</w:t>
       </w:r>
+      <w:bookmarkStart w:id="104" w:name="_GoBack"/>
       <w:r>
         <w:rPr>
           <w:rFonts w:hint="eastAsia" w:ascii="Times New Roman" w:hAnsi="Times New Roman" w:eastAsia="微软雅黑"/>
-          <w:sz w:val="28"/>
+          <w:sz w:val="21"/>
+          <w:szCs w:val="21"/>
           <w:lang w:eastAsia="zh-CN"/>
         </w:rPr>
         <w:t xml:space="preserve">{%if </w:t>
@@ -1530,7 +1415,8 @@
       <w:r>
         <w:rPr>
           <w:rFonts w:ascii="Times New Roman" w:hAnsi="Times New Roman" w:eastAsia="微软雅黑"/>
-          <w:sz w:val="28"/>
+          <w:sz w:val="21"/>
+          <w:szCs w:val="21"/>
           <w:lang w:eastAsia="zh-CN"/>
         </w:rPr>
         <w:t>PDInfo</w:t>
@@ -1538,7 +1424,8 @@
       <w:r>
         <w:rPr>
           <w:rFonts w:hint="eastAsia" w:ascii="Times New Roman" w:hAnsi="Times New Roman" w:eastAsia="微软雅黑"/>
-          <w:sz w:val="28"/>
+          <w:sz w:val="21"/>
+          <w:szCs w:val="21"/>
           <w:lang w:eastAsia="zh-CN"/>
         </w:rPr>
         <w:t xml:space="preserve"> != </w:t>
@@ -1546,7 +1433,8 @@
       <w:r>
         <w:rPr>
           <w:rFonts w:ascii="Times New Roman" w:hAnsi="Times New Roman" w:eastAsia="微软雅黑"/>
-          <w:sz w:val="28"/>
+          <w:sz w:val="21"/>
+          <w:szCs w:val="21"/>
           <w:lang w:eastAsia="zh-CN"/>
         </w:rPr>
         <w:t>undefined</w:t>
@@ -1554,11 +1442,13 @@
       <w:r>
         <w:rPr>
           <w:rFonts w:hint="eastAsia" w:ascii="Times New Roman" w:hAnsi="Times New Roman" w:eastAsia="微软雅黑"/>
-          <w:sz w:val="28"/>
+          <w:sz w:val="21"/>
+          <w:szCs w:val="21"/>
           <w:lang w:eastAsia="zh-CN"/>
         </w:rPr>
         <w:t xml:space="preserve"> %}</w:t>
       </w:r>
+      <w:bookmarkEnd w:id="104"/>
     </w:p>
     <w:p>
       <w:pPr>
@@ -1568,108 +1458,107 @@
         </w:tabs>
         <w:ind w:left="440"/>
         <w:rPr>
-          <w:rFonts w:ascii="Times New Roman" w:hAnsi="Times New Roman" w:eastAsia="微软雅黑"/>
-          <w:sz w:val="28"/>
-        </w:rPr>
-      </w:pPr>
-      <w:r>
-        <w:rPr>
-          <w:rFonts w:ascii="Times New Roman" w:hAnsi="Times New Roman" w:eastAsia="微软雅黑"/>
-          <w:sz w:val="28"/>
-          <w:lang w:eastAsia="zh-CN"/>
-        </w:rPr>
-        <w:fldChar w:fldCharType="begin"/>
-      </w:r>
-      <w:r>
-        <w:rPr>
-          <w:rFonts w:ascii="Times New Roman" w:hAnsi="Times New Roman" w:eastAsia="微软雅黑"/>
-          <w:sz w:val="28"/>
-          <w:lang w:eastAsia="zh-CN"/>
-        </w:rPr>
-        <w:instrText xml:space="preserve"> HYPERLINK \l _Toc903 </w:instrText>
-      </w:r>
-      <w:r>
-        <w:rPr>
-          <w:rFonts w:ascii="Times New Roman" w:hAnsi="Times New Roman" w:eastAsia="微软雅黑"/>
-          <w:sz w:val="28"/>
-          <w:lang w:eastAsia="zh-CN"/>
-        </w:rPr>
-        <w:fldChar w:fldCharType="separate"/>
-      </w:r>
-      <w:r>
-        <w:rPr>
           <w:rFonts w:hint="eastAsia" w:ascii="Times New Roman" w:hAnsi="Times New Roman" w:eastAsia="微软雅黑"/>
           <w:sz w:val="28"/>
           <w:lang w:eastAsia="zh-CN"/>
         </w:rPr>
-        <w:t>PD-L1检测结果</w:t>
-      </w:r>
-      <w:r>
-        <w:rPr>
-          <w:rFonts w:ascii="Times New Roman" w:hAnsi="Times New Roman" w:eastAsia="微软雅黑"/>
-          <w:sz w:val="28"/>
-        </w:rPr>
-        <w:tab/>
-      </w:r>
-      <w:r>
-        <w:rPr>
-          <w:rFonts w:ascii="Times New Roman" w:hAnsi="Times New Roman" w:eastAsia="微软雅黑"/>
-          <w:sz w:val="28"/>
-        </w:rPr>
-        <w:fldChar w:fldCharType="begin"/>
-      </w:r>
-      <w:r>
-        <w:rPr>
-          <w:rFonts w:ascii="Times New Roman" w:hAnsi="Times New Roman" w:eastAsia="微软雅黑"/>
-          <w:sz w:val="28"/>
-        </w:rPr>
-        <w:instrText xml:space="preserve"> PAGEREF _Toc903 \h </w:instrText>
-      </w:r>
-      <w:r>
-        <w:rPr>
-          <w:rFonts w:ascii="Times New Roman" w:hAnsi="Times New Roman" w:eastAsia="微软雅黑"/>
-          <w:sz w:val="28"/>
-        </w:rPr>
-        <w:fldChar w:fldCharType="separate"/>
-      </w:r>
-      <w:r>
-        <w:rPr>
-          <w:rFonts w:ascii="Times New Roman" w:hAnsi="Times New Roman" w:eastAsia="微软雅黑"/>
-          <w:sz w:val="28"/>
-        </w:rPr>
-        <w:t>8</w:t>
-      </w:r>
-      <w:r>
-        <w:rPr>
-          <w:rFonts w:ascii="Times New Roman" w:hAnsi="Times New Roman" w:eastAsia="微软雅黑"/>
-          <w:sz w:val="28"/>
-        </w:rPr>
-        <w:fldChar w:fldCharType="end"/>
-      </w:r>
-      <w:r>
-        <w:rPr>
-          <w:rFonts w:ascii="Times New Roman" w:hAnsi="Times New Roman" w:eastAsia="微软雅黑"/>
-          <w:sz w:val="28"/>
-          <w:lang w:eastAsia="zh-CN"/>
-        </w:rPr>
-        <w:fldChar w:fldCharType="end"/>
-      </w:r>
+      </w:pPr>
       <w:r>
         <w:rPr>
           <w:rFonts w:hint="eastAsia" w:ascii="Times New Roman" w:hAnsi="Times New Roman" w:eastAsia="微软雅黑"/>
           <w:sz w:val="28"/>
           <w:lang w:eastAsia="zh-CN"/>
         </w:rPr>
-        <w:t>{% endif %}</w:t>
+        <w:fldChar w:fldCharType="begin"/>
       </w:r>
       <w:r>
         <w:rPr>
           <w:rFonts w:hint="eastAsia" w:ascii="Times New Roman" w:hAnsi="Times New Roman" w:eastAsia="微软雅黑"/>
-          <w:sz w:val="24"/>
-          <w:szCs w:val="24"/>
-          <w:lang w:eastAsia="zh-CN"/>
-        </w:rPr>
-        <w:t>{%if BodyDrugDrugDetectionStr or unknownVarAnalysisStr %}</w:t>
+          <w:sz w:val="28"/>
+          <w:lang w:eastAsia="zh-CN"/>
+        </w:rPr>
+        <w:instrText xml:space="preserve"> HYPERLINK \l _Toc24158 </w:instrText>
+      </w:r>
+      <w:r>
+        <w:rPr>
+          <w:rFonts w:hint="eastAsia" w:ascii="Times New Roman" w:hAnsi="Times New Roman" w:eastAsia="微软雅黑"/>
+          <w:sz w:val="28"/>
+          <w:lang w:eastAsia="zh-CN"/>
+        </w:rPr>
+        <w:fldChar w:fldCharType="separate"/>
+      </w:r>
+      <w:r>
+        <w:rPr>
+          <w:rFonts w:hint="eastAsia" w:ascii="Times New Roman" w:hAnsi="Times New Roman" w:eastAsia="微软雅黑"/>
+          <w:sz w:val="28"/>
+          <w:lang w:eastAsia="zh-CN"/>
+        </w:rPr>
+        <w:t>PD-L1检测结果</w:t>
+      </w:r>
+      <w:r>
+        <w:rPr>
+          <w:rFonts w:hint="eastAsia" w:ascii="Times New Roman" w:hAnsi="Times New Roman" w:eastAsia="微软雅黑"/>
+          <w:sz w:val="28"/>
+          <w:lang w:eastAsia="zh-CN"/>
+        </w:rPr>
+        <w:tab/>
+      </w:r>
+      <w:r>
+        <w:rPr>
+          <w:rFonts w:hint="eastAsia" w:ascii="Times New Roman" w:hAnsi="Times New Roman" w:eastAsia="微软雅黑"/>
+          <w:sz w:val="28"/>
+          <w:lang w:eastAsia="zh-CN"/>
+        </w:rPr>
+        <w:fldChar w:fldCharType="begin"/>
+      </w:r>
+      <w:r>
+        <w:rPr>
+          <w:rFonts w:hint="eastAsia" w:ascii="Times New Roman" w:hAnsi="Times New Roman" w:eastAsia="微软雅黑"/>
+          <w:sz w:val="28"/>
+          <w:lang w:eastAsia="zh-CN"/>
+        </w:rPr>
+        <w:instrText xml:space="preserve"> PAGEREF _Toc24158 \h </w:instrText>
+      </w:r>
+      <w:r>
+        <w:rPr>
+          <w:rFonts w:hint="eastAsia" w:ascii="Times New Roman" w:hAnsi="Times New Roman" w:eastAsia="微软雅黑"/>
+          <w:sz w:val="28"/>
+          <w:lang w:eastAsia="zh-CN"/>
+        </w:rPr>
+        <w:fldChar w:fldCharType="separate"/>
+      </w:r>
+      <w:r>
+        <w:rPr>
+          <w:rFonts w:hint="eastAsia" w:ascii="Times New Roman" w:hAnsi="Times New Roman" w:eastAsia="微软雅黑"/>
+          <w:sz w:val="28"/>
+          <w:lang w:eastAsia="zh-CN"/>
+        </w:rPr>
+        <w:t>8</w:t>
+      </w:r>
+      <w:r>
+        <w:rPr>
+          <w:rFonts w:hint="eastAsia" w:ascii="Times New Roman" w:hAnsi="Times New Roman" w:eastAsia="微软雅黑"/>
+          <w:sz w:val="28"/>
+          <w:lang w:eastAsia="zh-CN"/>
+        </w:rPr>
+        <w:fldChar w:fldCharType="end"/>
+      </w:r>
+      <w:r>
+        <w:rPr>
+          <w:rFonts w:hint="eastAsia" w:ascii="Times New Roman" w:hAnsi="Times New Roman" w:eastAsia="微软雅黑"/>
+          <w:sz w:val="28"/>
+          <w:lang w:eastAsia="zh-CN"/>
+        </w:rPr>
+        <w:fldChar w:fldCharType="end"/>
+      </w:r>
+      <w:r>
+        <w:rPr>
+          <w:rFonts w:hint="eastAsia" w:ascii="Times New Roman" w:hAnsi="Times New Roman" w:eastAsia="微软雅黑"/>
+          <w:sz w:val="21"/>
+          <w:szCs w:val="21"/>
+          <w:lang w:eastAsia="zh-CN"/>
+        </w:rPr>
+        <w:t>{% endif %}{%if BodyDrugDrugDetectionStr or unknownVarAnalysisStr %}</w:t>
       </w:r>
     </w:p>
     <w:p>
@@ -1679,7 +1568,7 @@
           <w:tab w:val="right" w:leader="dot" w:pos="9861"/>
         </w:tabs>
         <w:rPr>
-          <w:rFonts w:ascii="Times New Roman" w:hAnsi="Times New Roman" w:eastAsia="微软雅黑"/>
+          <w:rFonts w:hint="eastAsia" w:ascii="Times New Roman" w:hAnsi="Times New Roman" w:eastAsia="微软雅黑"/>
           <w:b/>
           <w:color w:val="62B541"/>
           <w:sz w:val="32"/>
@@ -1687,7 +1576,7 @@
       </w:pPr>
       <w:r>
         <w:rPr>
-          <w:rFonts w:ascii="Times New Roman" w:hAnsi="Times New Roman" w:eastAsia="微软雅黑"/>
+          <w:rFonts w:hint="eastAsia" w:ascii="Times New Roman" w:hAnsi="Times New Roman" w:eastAsia="微软雅黑"/>
           <w:b/>
           <w:color w:val="62B541"/>
           <w:sz w:val="32"/>
@@ -1697,17 +1586,17 @@
       </w:r>
       <w:r>
         <w:rPr>
-          <w:rFonts w:ascii="Times New Roman" w:hAnsi="Times New Roman" w:eastAsia="微软雅黑"/>
+          <w:rFonts w:hint="eastAsia" w:ascii="Times New Roman" w:hAnsi="Times New Roman" w:eastAsia="微软雅黑"/>
           <w:b/>
           <w:color w:val="62B541"/>
           <w:sz w:val="32"/>
           <w:lang w:eastAsia="zh-CN"/>
         </w:rPr>
-        <w:instrText xml:space="preserve"> HYPERLINK \l _Toc16525 </w:instrText>
-      </w:r>
-      <w:r>
-        <w:rPr>
-          <w:rFonts w:ascii="Times New Roman" w:hAnsi="Times New Roman" w:eastAsia="微软雅黑"/>
+        <w:instrText xml:space="preserve"> HYPERLINK \l _Toc32669 </w:instrText>
+      </w:r>
+      <w:r>
+        <w:rPr>
+          <w:rFonts w:hint="eastAsia" w:ascii="Times New Roman" w:hAnsi="Times New Roman" w:eastAsia="微软雅黑"/>
           <w:b/>
           <w:color w:val="62B541"/>
           <w:sz w:val="32"/>
@@ -1717,7 +1606,7 @@
       </w:r>
       <w:r>
         <w:rPr>
-          <w:rFonts w:ascii="Times New Roman" w:hAnsi="Times New Roman" w:eastAsia="微软雅黑"/>
+          <w:rFonts w:hint="eastAsia" w:ascii="Times New Roman" w:hAnsi="Times New Roman" w:eastAsia="微软雅黑"/>
           <w:b/>
           <w:color w:val="62B541"/>
           <w:sz w:val="32"/>
@@ -1726,7 +1615,7 @@
       </w:r>
       <w:r>
         <w:rPr>
-          <w:rFonts w:ascii="Times New Roman" w:hAnsi="Times New Roman" w:eastAsia="微软雅黑"/>
+          <w:rFonts w:hint="eastAsia" w:ascii="Times New Roman" w:hAnsi="Times New Roman" w:eastAsia="微软雅黑"/>
           <w:b/>
           <w:color w:val="62B541"/>
           <w:sz w:val="32"/>
@@ -1735,7 +1624,7 @@
       </w:r>
       <w:r>
         <w:rPr>
-          <w:rFonts w:ascii="Times New Roman" w:hAnsi="Times New Roman" w:eastAsia="微软雅黑"/>
+          <w:rFonts w:hint="eastAsia" w:ascii="Times New Roman" w:hAnsi="Times New Roman" w:eastAsia="微软雅黑"/>
           <w:b/>
           <w:color w:val="62B541"/>
           <w:sz w:val="32"/>
@@ -1744,16 +1633,16 @@
       </w:r>
       <w:r>
         <w:rPr>
-          <w:rFonts w:ascii="Times New Roman" w:hAnsi="Times New Roman" w:eastAsia="微软雅黑"/>
+          <w:rFonts w:hint="eastAsia" w:ascii="Times New Roman" w:hAnsi="Times New Roman" w:eastAsia="微软雅黑"/>
           <w:b/>
           <w:color w:val="62B541"/>
           <w:sz w:val="32"/>
         </w:rPr>
-        <w:instrText xml:space="preserve"> PAGEREF _Toc16525 \h </w:instrText>
-      </w:r>
-      <w:r>
-        <w:rPr>
-          <w:rFonts w:ascii="Times New Roman" w:hAnsi="Times New Roman" w:eastAsia="微软雅黑"/>
+        <w:instrText xml:space="preserve"> PAGEREF _Toc32669 \h </w:instrText>
+      </w:r>
+      <w:r>
+        <w:rPr>
+          <w:rFonts w:hint="eastAsia" w:ascii="Times New Roman" w:hAnsi="Times New Roman" w:eastAsia="微软雅黑"/>
           <w:b/>
           <w:color w:val="62B541"/>
           <w:sz w:val="32"/>
@@ -1762,7 +1651,7 @@
       </w:r>
       <w:r>
         <w:rPr>
-          <w:rFonts w:ascii="Times New Roman" w:hAnsi="Times New Roman" w:eastAsia="微软雅黑"/>
+          <w:rFonts w:hint="eastAsia" w:ascii="Times New Roman" w:hAnsi="Times New Roman" w:eastAsia="微软雅黑"/>
           <w:b/>
           <w:color w:val="62B541"/>
           <w:sz w:val="32"/>
@@ -1771,7 +1660,7 @@
       </w:r>
       <w:r>
         <w:rPr>
-          <w:rFonts w:ascii="Times New Roman" w:hAnsi="Times New Roman" w:eastAsia="微软雅黑"/>
+          <w:rFonts w:hint="eastAsia" w:ascii="Times New Roman" w:hAnsi="Times New Roman" w:eastAsia="微软雅黑"/>
           <w:b/>
           <w:color w:val="62B541"/>
           <w:sz w:val="32"/>
@@ -1780,7 +1669,7 @@
       </w:r>
       <w:r>
         <w:rPr>
-          <w:rFonts w:ascii="Times New Roman" w:hAnsi="Times New Roman" w:eastAsia="微软雅黑"/>
+          <w:rFonts w:hint="eastAsia" w:ascii="Times New Roman" w:hAnsi="Times New Roman" w:eastAsia="微软雅黑"/>
           <w:b/>
           <w:color w:val="62B541"/>
           <w:sz w:val="32"/>
@@ -1797,46 +1686,46 @@
         </w:tabs>
         <w:ind w:left="440"/>
         <w:rPr>
-          <w:rFonts w:ascii="Times New Roman" w:hAnsi="Times New Roman" w:eastAsia="微软雅黑"/>
-          <w:sz w:val="28"/>
-          <w:lang w:eastAsia="zh-CN"/>
-        </w:rPr>
-      </w:pPr>
-      <w:r>
-        <w:rPr>
-          <w:rFonts w:ascii="Times New Roman" w:hAnsi="Times New Roman" w:eastAsia="微软雅黑"/>
-          <w:sz w:val="28"/>
-          <w:lang w:eastAsia="zh-CN"/>
-        </w:rPr>
-        <w:fldChar w:fldCharType="begin"/>
-      </w:r>
-      <w:r>
-        <w:rPr>
-          <w:rFonts w:ascii="Times New Roman" w:hAnsi="Times New Roman" w:eastAsia="微软雅黑"/>
-          <w:sz w:val="28"/>
-          <w:lang w:eastAsia="zh-CN"/>
-        </w:rPr>
-        <w:instrText xml:space="preserve"> HYPERLINK \l _Toc25685 </w:instrText>
-      </w:r>
-      <w:r>
-        <w:rPr>
-          <w:rFonts w:ascii="Times New Roman" w:hAnsi="Times New Roman" w:eastAsia="微软雅黑"/>
-          <w:sz w:val="28"/>
-          <w:lang w:eastAsia="zh-CN"/>
-        </w:rPr>
-        <w:fldChar w:fldCharType="separate"/>
-      </w:r>
-      <w:r>
-        <w:rPr>
           <w:rFonts w:hint="eastAsia" w:ascii="Times New Roman" w:hAnsi="Times New Roman" w:eastAsia="微软雅黑"/>
           <w:sz w:val="28"/>
           <w:lang w:eastAsia="zh-CN"/>
         </w:rPr>
+      </w:pPr>
+      <w:r>
+        <w:rPr>
+          <w:rFonts w:hint="eastAsia" w:ascii="Times New Roman" w:hAnsi="Times New Roman" w:eastAsia="微软雅黑"/>
+          <w:sz w:val="28"/>
+          <w:lang w:eastAsia="zh-CN"/>
+        </w:rPr>
+        <w:fldChar w:fldCharType="begin"/>
+      </w:r>
+      <w:r>
+        <w:rPr>
+          <w:rFonts w:hint="eastAsia" w:ascii="Times New Roman" w:hAnsi="Times New Roman" w:eastAsia="微软雅黑"/>
+          <w:sz w:val="28"/>
+          <w:lang w:eastAsia="zh-CN"/>
+        </w:rPr>
+        <w:instrText xml:space="preserve"> HYPERLINK \l _Toc15504 </w:instrText>
+      </w:r>
+      <w:r>
+        <w:rPr>
+          <w:rFonts w:hint="eastAsia" w:ascii="Times New Roman" w:hAnsi="Times New Roman" w:eastAsia="微软雅黑"/>
+          <w:sz w:val="28"/>
+          <w:lang w:eastAsia="zh-CN"/>
+        </w:rPr>
+        <w:fldChar w:fldCharType="separate"/>
+      </w:r>
+      <w:r>
+        <w:rPr>
+          <w:rFonts w:hint="eastAsia" w:ascii="Times New Roman" w:hAnsi="Times New Roman" w:eastAsia="微软雅黑"/>
+          <w:sz w:val="28"/>
+          <w:lang w:eastAsia="zh-CN"/>
+        </w:rPr>
         <w:t>变异位点结果解析</w:t>
       </w:r>
       <w:r>
         <w:rPr>
-          <w:rFonts w:ascii="Times New Roman" w:hAnsi="Times New Roman" w:eastAsia="微软雅黑"/>
+          <w:rFonts w:hint="eastAsia" w:ascii="Times New Roman" w:hAnsi="Times New Roman" w:eastAsia="微软雅黑"/>
           <w:sz w:val="28"/>
           <w:lang w:eastAsia="zh-CN"/>
         </w:rPr>
@@ -1844,7 +1733,7 @@
       </w:r>
       <w:r>
         <w:rPr>
-          <w:rFonts w:ascii="Times New Roman" w:hAnsi="Times New Roman" w:eastAsia="微软雅黑"/>
+          <w:rFonts w:hint="eastAsia" w:ascii="Times New Roman" w:hAnsi="Times New Roman" w:eastAsia="微软雅黑"/>
           <w:sz w:val="28"/>
           <w:lang w:eastAsia="zh-CN"/>
         </w:rPr>
@@ -1852,15 +1741,15 @@
       </w:r>
       <w:r>
         <w:rPr>
-          <w:rFonts w:ascii="Times New Roman" w:hAnsi="Times New Roman" w:eastAsia="微软雅黑"/>
+          <w:rFonts w:hint="eastAsia" w:ascii="Times New Roman" w:hAnsi="Times New Roman" w:eastAsia="微软雅黑"/>
           <w:sz w:val="28"/>
           <w:lang w:eastAsia="zh-CN"/>
         </w:rPr>
-        <w:instrText xml:space="preserve"> PAGEREF _Toc25685 \h </w:instrText>
-      </w:r>
-      <w:r>
-        <w:rPr>
-          <w:rFonts w:ascii="Times New Roman" w:hAnsi="Times New Roman" w:eastAsia="微软雅黑"/>
+        <w:instrText xml:space="preserve"> PAGEREF _Toc15504 \h </w:instrText>
+      </w:r>
+      <w:r>
+        <w:rPr>
+          <w:rFonts w:hint="eastAsia" w:ascii="Times New Roman" w:hAnsi="Times New Roman" w:eastAsia="微软雅黑"/>
           <w:sz w:val="28"/>
           <w:lang w:eastAsia="zh-CN"/>
         </w:rPr>
@@ -1868,7 +1757,7 @@
       </w:r>
       <w:r>
         <w:rPr>
-          <w:rFonts w:ascii="Times New Roman" w:hAnsi="Times New Roman" w:eastAsia="微软雅黑"/>
+          <w:rFonts w:hint="eastAsia" w:ascii="Times New Roman" w:hAnsi="Times New Roman" w:eastAsia="微软雅黑"/>
           <w:sz w:val="28"/>
           <w:lang w:eastAsia="zh-CN"/>
         </w:rPr>
@@ -1876,7 +1765,7 @@
       </w:r>
       <w:r>
         <w:rPr>
-          <w:rFonts w:ascii="Times New Roman" w:hAnsi="Times New Roman" w:eastAsia="微软雅黑"/>
+          <w:rFonts w:hint="eastAsia" w:ascii="Times New Roman" w:hAnsi="Times New Roman" w:eastAsia="微软雅黑"/>
           <w:sz w:val="28"/>
           <w:lang w:eastAsia="zh-CN"/>
         </w:rPr>
@@ -1884,7 +1773,7 @@
       </w:r>
       <w:r>
         <w:rPr>
-          <w:rFonts w:ascii="Times New Roman" w:hAnsi="Times New Roman" w:eastAsia="微软雅黑"/>
+          <w:rFonts w:hint="eastAsia" w:ascii="Times New Roman" w:hAnsi="Times New Roman" w:eastAsia="微软雅黑"/>
           <w:sz w:val="28"/>
           <w:lang w:eastAsia="zh-CN"/>
         </w:rPr>
@@ -1906,7 +1795,7 @@
           <w:tab w:val="right" w:leader="dot" w:pos="9861"/>
         </w:tabs>
         <w:rPr>
-          <w:rFonts w:ascii="Times New Roman" w:hAnsi="Times New Roman" w:eastAsia="微软雅黑"/>
+          <w:rFonts w:hint="eastAsia" w:ascii="Times New Roman" w:hAnsi="Times New Roman" w:eastAsia="微软雅黑"/>
           <w:b/>
           <w:color w:val="62B541"/>
           <w:sz w:val="32"/>
@@ -1914,7 +1803,7 @@
       </w:pPr>
       <w:r>
         <w:rPr>
-          <w:rFonts w:ascii="Times New Roman" w:hAnsi="Times New Roman" w:eastAsia="微软雅黑"/>
+          <w:rFonts w:hint="eastAsia" w:ascii="Times New Roman" w:hAnsi="Times New Roman" w:eastAsia="微软雅黑"/>
           <w:b/>
           <w:color w:val="62B541"/>
           <w:sz w:val="32"/>
@@ -1924,17 +1813,17 @@
       </w:r>
       <w:r>
         <w:rPr>
-          <w:rFonts w:ascii="Times New Roman" w:hAnsi="Times New Roman" w:eastAsia="微软雅黑"/>
+          <w:rFonts w:hint="eastAsia" w:ascii="Times New Roman" w:hAnsi="Times New Roman" w:eastAsia="微软雅黑"/>
           <w:b/>
           <w:color w:val="62B541"/>
           <w:sz w:val="32"/>
           <w:lang w:eastAsia="zh-CN"/>
         </w:rPr>
-        <w:instrText xml:space="preserve"> HYPERLINK \l _Toc12575 </w:instrText>
-      </w:r>
-      <w:r>
-        <w:rPr>
-          <w:rFonts w:ascii="Times New Roman" w:hAnsi="Times New Roman" w:eastAsia="微软雅黑"/>
+        <w:instrText xml:space="preserve"> HYPERLINK \l _Toc23509 </w:instrText>
+      </w:r>
+      <w:r>
+        <w:rPr>
+          <w:rFonts w:hint="eastAsia" w:ascii="Times New Roman" w:hAnsi="Times New Roman" w:eastAsia="微软雅黑"/>
           <w:b/>
           <w:color w:val="62B541"/>
           <w:sz w:val="32"/>
@@ -1944,7 +1833,7 @@
       </w:r>
       <w:r>
         <w:rPr>
-          <w:rFonts w:ascii="Times New Roman" w:hAnsi="Times New Roman" w:eastAsia="微软雅黑"/>
+          <w:rFonts w:hint="eastAsia" w:ascii="Times New Roman" w:hAnsi="Times New Roman" w:eastAsia="微软雅黑"/>
           <w:b/>
           <w:color w:val="62B541"/>
           <w:sz w:val="32"/>
@@ -1953,7 +1842,7 @@
       </w:r>
       <w:r>
         <w:rPr>
-          <w:rFonts w:ascii="Times New Roman" w:hAnsi="Times New Roman" w:eastAsia="微软雅黑"/>
+          <w:rFonts w:hint="eastAsia" w:ascii="Times New Roman" w:hAnsi="Times New Roman" w:eastAsia="微软雅黑"/>
           <w:b/>
           <w:color w:val="62B541"/>
           <w:sz w:val="32"/>
@@ -1962,7 +1851,7 @@
       </w:r>
       <w:r>
         <w:rPr>
-          <w:rFonts w:ascii="Times New Roman" w:hAnsi="Times New Roman" w:eastAsia="微软雅黑"/>
+          <w:rFonts w:hint="eastAsia" w:ascii="Times New Roman" w:hAnsi="Times New Roman" w:eastAsia="微软雅黑"/>
           <w:b/>
           <w:color w:val="62B541"/>
           <w:sz w:val="32"/>
@@ -1971,16 +1860,16 @@
       </w:r>
       <w:r>
         <w:rPr>
-          <w:rFonts w:ascii="Times New Roman" w:hAnsi="Times New Roman" w:eastAsia="微软雅黑"/>
+          <w:rFonts w:hint="eastAsia" w:ascii="Times New Roman" w:hAnsi="Times New Roman" w:eastAsia="微软雅黑"/>
           <w:b/>
           <w:color w:val="62B541"/>
           <w:sz w:val="32"/>
         </w:rPr>
-        <w:instrText xml:space="preserve"> PAGEREF _Toc12575 \h </w:instrText>
-      </w:r>
-      <w:r>
-        <w:rPr>
-          <w:rFonts w:ascii="Times New Roman" w:hAnsi="Times New Roman" w:eastAsia="微软雅黑"/>
+        <w:instrText xml:space="preserve"> PAGEREF _Toc23509 \h </w:instrText>
+      </w:r>
+      <w:r>
+        <w:rPr>
+          <w:rFonts w:hint="eastAsia" w:ascii="Times New Roman" w:hAnsi="Times New Roman" w:eastAsia="微软雅黑"/>
           <w:b/>
           <w:color w:val="62B541"/>
           <w:sz w:val="32"/>
@@ -1989,7 +1878,7 @@
       </w:r>
       <w:r>
         <w:rPr>
-          <w:rFonts w:ascii="Times New Roman" w:hAnsi="Times New Roman" w:eastAsia="微软雅黑"/>
+          <w:rFonts w:hint="eastAsia" w:ascii="Times New Roman" w:hAnsi="Times New Roman" w:eastAsia="微软雅黑"/>
           <w:b/>
           <w:color w:val="62B541"/>
           <w:sz w:val="32"/>
@@ -1998,7 +1887,7 @@
       </w:r>
       <w:r>
         <w:rPr>
-          <w:rFonts w:ascii="Times New Roman" w:hAnsi="Times New Roman" w:eastAsia="微软雅黑"/>
+          <w:rFonts w:hint="eastAsia" w:ascii="Times New Roman" w:hAnsi="Times New Roman" w:eastAsia="微软雅黑"/>
           <w:b/>
           <w:color w:val="62B541"/>
           <w:sz w:val="32"/>
@@ -2007,7 +1896,7 @@
       </w:r>
       <w:r>
         <w:rPr>
-          <w:rFonts w:ascii="Times New Roman" w:hAnsi="Times New Roman" w:eastAsia="微软雅黑"/>
+          <w:rFonts w:hint="eastAsia" w:ascii="Times New Roman" w:hAnsi="Times New Roman" w:eastAsia="微软雅黑"/>
           <w:b/>
           <w:color w:val="62B541"/>
           <w:sz w:val="32"/>
@@ -2024,46 +1913,46 @@
         </w:tabs>
         <w:ind w:left="440"/>
         <w:rPr>
-          <w:rFonts w:ascii="Times New Roman" w:hAnsi="Times New Roman" w:eastAsia="微软雅黑"/>
-          <w:sz w:val="28"/>
-          <w:lang w:eastAsia="zh-CN"/>
-        </w:rPr>
-      </w:pPr>
-      <w:r>
-        <w:rPr>
-          <w:rFonts w:ascii="Times New Roman" w:hAnsi="Times New Roman" w:eastAsia="微软雅黑"/>
-          <w:sz w:val="28"/>
-          <w:lang w:eastAsia="zh-CN"/>
-        </w:rPr>
-        <w:fldChar w:fldCharType="begin"/>
-      </w:r>
-      <w:r>
-        <w:rPr>
-          <w:rFonts w:ascii="Times New Roman" w:hAnsi="Times New Roman" w:eastAsia="微软雅黑"/>
-          <w:sz w:val="28"/>
-          <w:lang w:eastAsia="zh-CN"/>
-        </w:rPr>
-        <w:instrText xml:space="preserve"> HYPERLINK \l _Toc2128 </w:instrText>
-      </w:r>
-      <w:r>
-        <w:rPr>
-          <w:rFonts w:ascii="Times New Roman" w:hAnsi="Times New Roman" w:eastAsia="微软雅黑"/>
-          <w:sz w:val="28"/>
-          <w:lang w:eastAsia="zh-CN"/>
-        </w:rPr>
-        <w:fldChar w:fldCharType="separate"/>
-      </w:r>
-      <w:r>
-        <w:rPr>
           <w:rFonts w:hint="eastAsia" w:ascii="Times New Roman" w:hAnsi="Times New Roman" w:eastAsia="微软雅黑"/>
           <w:sz w:val="28"/>
           <w:lang w:eastAsia="zh-CN"/>
         </w:rPr>
+      </w:pPr>
+      <w:r>
+        <w:rPr>
+          <w:rFonts w:hint="eastAsia" w:ascii="Times New Roman" w:hAnsi="Times New Roman" w:eastAsia="微软雅黑"/>
+          <w:sz w:val="28"/>
+          <w:lang w:eastAsia="zh-CN"/>
+        </w:rPr>
+        <w:fldChar w:fldCharType="begin"/>
+      </w:r>
+      <w:r>
+        <w:rPr>
+          <w:rFonts w:hint="eastAsia" w:ascii="Times New Roman" w:hAnsi="Times New Roman" w:eastAsia="微软雅黑"/>
+          <w:sz w:val="28"/>
+          <w:lang w:eastAsia="zh-CN"/>
+        </w:rPr>
+        <w:instrText xml:space="preserve"> HYPERLINK \l _Toc4889 </w:instrText>
+      </w:r>
+      <w:r>
+        <w:rPr>
+          <w:rFonts w:hint="eastAsia" w:ascii="Times New Roman" w:hAnsi="Times New Roman" w:eastAsia="微软雅黑"/>
+          <w:sz w:val="28"/>
+          <w:lang w:eastAsia="zh-CN"/>
+        </w:rPr>
+        <w:fldChar w:fldCharType="separate"/>
+      </w:r>
+      <w:r>
+        <w:rPr>
+          <w:rFonts w:hint="eastAsia" w:ascii="Times New Roman" w:hAnsi="Times New Roman" w:eastAsia="微软雅黑"/>
+          <w:sz w:val="28"/>
+          <w:lang w:eastAsia="zh-CN"/>
+        </w:rPr>
         <w:t>样本质控情况</w:t>
       </w:r>
       <w:r>
         <w:rPr>
-          <w:rFonts w:ascii="Times New Roman" w:hAnsi="Times New Roman" w:eastAsia="微软雅黑"/>
+          <w:rFonts w:hint="eastAsia" w:ascii="Times New Roman" w:hAnsi="Times New Roman" w:eastAsia="微软雅黑"/>
           <w:sz w:val="28"/>
           <w:lang w:eastAsia="zh-CN"/>
         </w:rPr>
@@ -2071,7 +1960,7 @@
       </w:r>
       <w:r>
         <w:rPr>
-          <w:rFonts w:ascii="Times New Roman" w:hAnsi="Times New Roman" w:eastAsia="微软雅黑"/>
+          <w:rFonts w:hint="eastAsia" w:ascii="Times New Roman" w:hAnsi="Times New Roman" w:eastAsia="微软雅黑"/>
           <w:sz w:val="28"/>
           <w:lang w:eastAsia="zh-CN"/>
         </w:rPr>
@@ -2079,15 +1968,15 @@
       </w:r>
       <w:r>
         <w:rPr>
-          <w:rFonts w:ascii="Times New Roman" w:hAnsi="Times New Roman" w:eastAsia="微软雅黑"/>
+          <w:rFonts w:hint="eastAsia" w:ascii="Times New Roman" w:hAnsi="Times New Roman" w:eastAsia="微软雅黑"/>
           <w:sz w:val="28"/>
           <w:lang w:eastAsia="zh-CN"/>
         </w:rPr>
-        <w:instrText xml:space="preserve"> PAGEREF _Toc2128 \h </w:instrText>
-      </w:r>
-      <w:r>
-        <w:rPr>
-          <w:rFonts w:ascii="Times New Roman" w:hAnsi="Times New Roman" w:eastAsia="微软雅黑"/>
+        <w:instrText xml:space="preserve"> PAGEREF _Toc4889 \h </w:instrText>
+      </w:r>
+      <w:r>
+        <w:rPr>
+          <w:rFonts w:hint="eastAsia" w:ascii="Times New Roman" w:hAnsi="Times New Roman" w:eastAsia="微软雅黑"/>
           <w:sz w:val="28"/>
           <w:lang w:eastAsia="zh-CN"/>
         </w:rPr>
@@ -2095,7 +1984,7 @@
       </w:r>
       <w:r>
         <w:rPr>
-          <w:rFonts w:ascii="Times New Roman" w:hAnsi="Times New Roman" w:eastAsia="微软雅黑"/>
+          <w:rFonts w:hint="eastAsia" w:ascii="Times New Roman" w:hAnsi="Times New Roman" w:eastAsia="微软雅黑"/>
           <w:sz w:val="28"/>
           <w:lang w:eastAsia="zh-CN"/>
         </w:rPr>
@@ -2103,7 +1992,7 @@
       </w:r>
       <w:r>
         <w:rPr>
-          <w:rFonts w:ascii="Times New Roman" w:hAnsi="Times New Roman" w:eastAsia="微软雅黑"/>
+          <w:rFonts w:hint="eastAsia" w:ascii="Times New Roman" w:hAnsi="Times New Roman" w:eastAsia="微软雅黑"/>
           <w:sz w:val="28"/>
           <w:lang w:eastAsia="zh-CN"/>
         </w:rPr>
@@ -2111,7 +2000,7 @@
       </w:r>
       <w:r>
         <w:rPr>
-          <w:rFonts w:ascii="Times New Roman" w:hAnsi="Times New Roman" w:eastAsia="微软雅黑"/>
+          <w:rFonts w:hint="eastAsia" w:ascii="Times New Roman" w:hAnsi="Times New Roman" w:eastAsia="微软雅黑"/>
           <w:sz w:val="28"/>
           <w:lang w:eastAsia="zh-CN"/>
         </w:rPr>
@@ -2126,46 +2015,46 @@
         </w:tabs>
         <w:ind w:left="440"/>
         <w:rPr>
-          <w:rFonts w:ascii="Times New Roman" w:hAnsi="Times New Roman" w:eastAsia="微软雅黑"/>
-          <w:sz w:val="28"/>
-          <w:lang w:eastAsia="zh-CN"/>
-        </w:rPr>
-      </w:pPr>
-      <w:r>
-        <w:rPr>
-          <w:rFonts w:ascii="Times New Roman" w:hAnsi="Times New Roman" w:eastAsia="微软雅黑"/>
-          <w:sz w:val="28"/>
-          <w:lang w:eastAsia="zh-CN"/>
-        </w:rPr>
-        <w:fldChar w:fldCharType="begin"/>
-      </w:r>
-      <w:r>
-        <w:rPr>
-          <w:rFonts w:ascii="Times New Roman" w:hAnsi="Times New Roman" w:eastAsia="微软雅黑"/>
-          <w:sz w:val="28"/>
-          <w:lang w:eastAsia="zh-CN"/>
-        </w:rPr>
-        <w:instrText xml:space="preserve"> HYPERLINK \l _Toc22595 </w:instrText>
-      </w:r>
-      <w:r>
-        <w:rPr>
-          <w:rFonts w:ascii="Times New Roman" w:hAnsi="Times New Roman" w:eastAsia="微软雅黑"/>
-          <w:sz w:val="28"/>
-          <w:lang w:eastAsia="zh-CN"/>
-        </w:rPr>
-        <w:fldChar w:fldCharType="separate"/>
-      </w:r>
-      <w:r>
-        <w:rPr>
           <w:rFonts w:hint="eastAsia" w:ascii="Times New Roman" w:hAnsi="Times New Roman" w:eastAsia="微软雅黑"/>
           <w:sz w:val="28"/>
           <w:lang w:eastAsia="zh-CN"/>
         </w:rPr>
+      </w:pPr>
+      <w:r>
+        <w:rPr>
+          <w:rFonts w:hint="eastAsia" w:ascii="Times New Roman" w:hAnsi="Times New Roman" w:eastAsia="微软雅黑"/>
+          <w:sz w:val="28"/>
+          <w:lang w:eastAsia="zh-CN"/>
+        </w:rPr>
+        <w:fldChar w:fldCharType="begin"/>
+      </w:r>
+      <w:r>
+        <w:rPr>
+          <w:rFonts w:hint="eastAsia" w:ascii="Times New Roman" w:hAnsi="Times New Roman" w:eastAsia="微软雅黑"/>
+          <w:sz w:val="28"/>
+          <w:lang w:eastAsia="zh-CN"/>
+        </w:rPr>
+        <w:instrText xml:space="preserve"> HYPERLINK \l _Toc10181 </w:instrText>
+      </w:r>
+      <w:r>
+        <w:rPr>
+          <w:rFonts w:hint="eastAsia" w:ascii="Times New Roman" w:hAnsi="Times New Roman" w:eastAsia="微软雅黑"/>
+          <w:sz w:val="28"/>
+          <w:lang w:eastAsia="zh-CN"/>
+        </w:rPr>
+        <w:fldChar w:fldCharType="separate"/>
+      </w:r>
+      <w:r>
+        <w:rPr>
+          <w:rFonts w:hint="eastAsia" w:ascii="Times New Roman" w:hAnsi="Times New Roman" w:eastAsia="微软雅黑"/>
+          <w:sz w:val="28"/>
+          <w:lang w:eastAsia="zh-CN"/>
+        </w:rPr>
         <w:t>BRCA1&amp;BRCA2基因背景介绍</w:t>
       </w:r>
       <w:r>
         <w:rPr>
-          <w:rFonts w:ascii="Times New Roman" w:hAnsi="Times New Roman" w:eastAsia="微软雅黑"/>
+          <w:rFonts w:hint="eastAsia" w:ascii="Times New Roman" w:hAnsi="Times New Roman" w:eastAsia="微软雅黑"/>
           <w:sz w:val="28"/>
           <w:lang w:eastAsia="zh-CN"/>
         </w:rPr>
@@ -2173,7 +2062,7 @@
       </w:r>
       <w:r>
         <w:rPr>
-          <w:rFonts w:ascii="Times New Roman" w:hAnsi="Times New Roman" w:eastAsia="微软雅黑"/>
+          <w:rFonts w:hint="eastAsia" w:ascii="Times New Roman" w:hAnsi="Times New Roman" w:eastAsia="微软雅黑"/>
           <w:sz w:val="28"/>
           <w:lang w:eastAsia="zh-CN"/>
         </w:rPr>
@@ -2181,15 +2070,15 @@
       </w:r>
       <w:r>
         <w:rPr>
-          <w:rFonts w:ascii="Times New Roman" w:hAnsi="Times New Roman" w:eastAsia="微软雅黑"/>
+          <w:rFonts w:hint="eastAsia" w:ascii="Times New Roman" w:hAnsi="Times New Roman" w:eastAsia="微软雅黑"/>
           <w:sz w:val="28"/>
           <w:lang w:eastAsia="zh-CN"/>
         </w:rPr>
-        <w:instrText xml:space="preserve"> PAGEREF _Toc22595 \h </w:instrText>
-      </w:r>
-      <w:r>
-        <w:rPr>
-          <w:rFonts w:ascii="Times New Roman" w:hAnsi="Times New Roman" w:eastAsia="微软雅黑"/>
+        <w:instrText xml:space="preserve"> PAGEREF _Toc10181 \h </w:instrText>
+      </w:r>
+      <w:r>
+        <w:rPr>
+          <w:rFonts w:hint="eastAsia" w:ascii="Times New Roman" w:hAnsi="Times New Roman" w:eastAsia="微软雅黑"/>
           <w:sz w:val="28"/>
           <w:lang w:eastAsia="zh-CN"/>
         </w:rPr>
@@ -2197,7 +2086,7 @@
       </w:r>
       <w:r>
         <w:rPr>
-          <w:rFonts w:ascii="Times New Roman" w:hAnsi="Times New Roman" w:eastAsia="微软雅黑"/>
+          <w:rFonts w:hint="eastAsia" w:ascii="Times New Roman" w:hAnsi="Times New Roman" w:eastAsia="微软雅黑"/>
           <w:sz w:val="28"/>
           <w:lang w:eastAsia="zh-CN"/>
         </w:rPr>
@@ -2205,7 +2094,7 @@
       </w:r>
       <w:r>
         <w:rPr>
-          <w:rFonts w:ascii="Times New Roman" w:hAnsi="Times New Roman" w:eastAsia="微软雅黑"/>
+          <w:rFonts w:hint="eastAsia" w:ascii="Times New Roman" w:hAnsi="Times New Roman" w:eastAsia="微软雅黑"/>
           <w:sz w:val="28"/>
           <w:lang w:eastAsia="zh-CN"/>
         </w:rPr>
@@ -2213,7 +2102,7 @@
       </w:r>
       <w:r>
         <w:rPr>
-          <w:rFonts w:ascii="Times New Roman" w:hAnsi="Times New Roman" w:eastAsia="微软雅黑"/>
+          <w:rFonts w:hint="eastAsia" w:ascii="Times New Roman" w:hAnsi="Times New Roman" w:eastAsia="微软雅黑"/>
           <w:sz w:val="28"/>
           <w:lang w:eastAsia="zh-CN"/>
         </w:rPr>
@@ -2228,54 +2117,54 @@
         </w:tabs>
         <w:ind w:left="440"/>
         <w:rPr>
-          <w:rFonts w:ascii="Times New Roman" w:hAnsi="Times New Roman" w:eastAsia="微软雅黑"/>
-          <w:sz w:val="28"/>
-          <w:lang w:eastAsia="zh-CN"/>
-        </w:rPr>
-      </w:pPr>
-      <w:r>
-        <w:rPr>
-          <w:rFonts w:ascii="Times New Roman" w:hAnsi="Times New Roman" w:eastAsia="微软雅黑"/>
-          <w:sz w:val="28"/>
-          <w:lang w:eastAsia="zh-CN"/>
-        </w:rPr>
-        <w:fldChar w:fldCharType="begin"/>
-      </w:r>
-      <w:r>
-        <w:rPr>
-          <w:rFonts w:ascii="Times New Roman" w:hAnsi="Times New Roman" w:eastAsia="微软雅黑"/>
-          <w:sz w:val="28"/>
-          <w:lang w:eastAsia="zh-CN"/>
-        </w:rPr>
-        <w:instrText xml:space="preserve"> HYPERLINK \l _Toc20314 </w:instrText>
-      </w:r>
-      <w:r>
-        <w:rPr>
-          <w:rFonts w:ascii="Times New Roman" w:hAnsi="Times New Roman" w:eastAsia="微软雅黑"/>
-          <w:sz w:val="28"/>
-          <w:lang w:eastAsia="zh-CN"/>
-        </w:rPr>
-        <w:fldChar w:fldCharType="separate"/>
-      </w:r>
-      <w:r>
-        <w:rPr>
           <w:rFonts w:hint="eastAsia" w:ascii="Times New Roman" w:hAnsi="Times New Roman" w:eastAsia="微软雅黑"/>
           <w:sz w:val="28"/>
           <w:lang w:eastAsia="zh-CN"/>
         </w:rPr>
-        <w:t>检测基因列表</w:t>
-      </w:r>
-      <w:r>
-        <w:rPr>
-          <w:rFonts w:ascii="Times New Roman" w:hAnsi="Times New Roman" w:eastAsia="微软雅黑"/>
+      </w:pPr>
+      <w:r>
+        <w:rPr>
+          <w:rFonts w:hint="eastAsia" w:ascii="Times New Roman" w:hAnsi="Times New Roman" w:eastAsia="微软雅黑"/>
           <w:sz w:val="28"/>
           <w:lang w:eastAsia="zh-CN"/>
         </w:rPr>
+        <w:fldChar w:fldCharType="begin"/>
+      </w:r>
+      <w:r>
+        <w:rPr>
+          <w:rFonts w:hint="eastAsia" w:ascii="Times New Roman" w:hAnsi="Times New Roman" w:eastAsia="微软雅黑"/>
+          <w:sz w:val="28"/>
+          <w:lang w:eastAsia="zh-CN"/>
+        </w:rPr>
+        <w:instrText xml:space="preserve"> HYPERLINK \l _Toc3400 </w:instrText>
+      </w:r>
+      <w:r>
+        <w:rPr>
+          <w:rFonts w:hint="eastAsia" w:ascii="Times New Roman" w:hAnsi="Times New Roman" w:eastAsia="微软雅黑"/>
+          <w:sz w:val="28"/>
+          <w:lang w:eastAsia="zh-CN"/>
+        </w:rPr>
+        <w:fldChar w:fldCharType="separate"/>
+      </w:r>
+      <w:r>
+        <w:rPr>
+          <w:rFonts w:hint="eastAsia" w:ascii="Times New Roman" w:hAnsi="Times New Roman" w:eastAsia="微软雅黑"/>
+          <w:sz w:val="28"/>
+          <w:lang w:eastAsia="zh-CN"/>
+        </w:rPr>
+        <w:t>HRR及其它相关基因说明</w:t>
+      </w:r>
+      <w:r>
+        <w:rPr>
+          <w:rFonts w:hint="eastAsia" w:ascii="Times New Roman" w:hAnsi="Times New Roman" w:eastAsia="微软雅黑"/>
+          <w:sz w:val="28"/>
+          <w:lang w:eastAsia="zh-CN"/>
+        </w:rPr>
         <w:tab/>
       </w:r>
       <w:r>
         <w:rPr>
-          <w:rFonts w:ascii="Times New Roman" w:hAnsi="Times New Roman" w:eastAsia="微软雅黑"/>
+          <w:rFonts w:hint="eastAsia" w:ascii="Times New Roman" w:hAnsi="Times New Roman" w:eastAsia="微软雅黑"/>
           <w:sz w:val="28"/>
           <w:lang w:eastAsia="zh-CN"/>
         </w:rPr>
@@ -2283,15 +2172,15 @@
       </w:r>
       <w:r>
         <w:rPr>
-          <w:rFonts w:ascii="Times New Roman" w:hAnsi="Times New Roman" w:eastAsia="微软雅黑"/>
+          <w:rFonts w:hint="eastAsia" w:ascii="Times New Roman" w:hAnsi="Times New Roman" w:eastAsia="微软雅黑"/>
           <w:sz w:val="28"/>
           <w:lang w:eastAsia="zh-CN"/>
         </w:rPr>
-        <w:instrText xml:space="preserve"> PAGEREF _Toc20314 \h </w:instrText>
-      </w:r>
-      <w:r>
-        <w:rPr>
-          <w:rFonts w:ascii="Times New Roman" w:hAnsi="Times New Roman" w:eastAsia="微软雅黑"/>
+        <w:instrText xml:space="preserve"> PAGEREF _Toc3400 \h </w:instrText>
+      </w:r>
+      <w:r>
+        <w:rPr>
+          <w:rFonts w:hint="eastAsia" w:ascii="Times New Roman" w:hAnsi="Times New Roman" w:eastAsia="微软雅黑"/>
           <w:sz w:val="28"/>
           <w:lang w:eastAsia="zh-CN"/>
         </w:rPr>
@@ -2299,7 +2188,7 @@
       </w:r>
       <w:r>
         <w:rPr>
-          <w:rFonts w:ascii="Times New Roman" w:hAnsi="Times New Roman" w:eastAsia="微软雅黑"/>
+          <w:rFonts w:hint="eastAsia" w:ascii="Times New Roman" w:hAnsi="Times New Roman" w:eastAsia="微软雅黑"/>
           <w:sz w:val="28"/>
           <w:lang w:eastAsia="zh-CN"/>
         </w:rPr>
@@ -2307,7 +2196,7 @@
       </w:r>
       <w:r>
         <w:rPr>
-          <w:rFonts w:ascii="Times New Roman" w:hAnsi="Times New Roman" w:eastAsia="微软雅黑"/>
+          <w:rFonts w:hint="eastAsia" w:ascii="Times New Roman" w:hAnsi="Times New Roman" w:eastAsia="微软雅黑"/>
           <w:sz w:val="28"/>
           <w:lang w:eastAsia="zh-CN"/>
         </w:rPr>
@@ -2315,7 +2204,7 @@
       </w:r>
       <w:r>
         <w:rPr>
-          <w:rFonts w:ascii="Times New Roman" w:hAnsi="Times New Roman" w:eastAsia="微软雅黑"/>
+          <w:rFonts w:hint="eastAsia" w:ascii="Times New Roman" w:hAnsi="Times New Roman" w:eastAsia="微软雅黑"/>
           <w:sz w:val="28"/>
           <w:lang w:eastAsia="zh-CN"/>
         </w:rPr>
@@ -2330,54 +2219,54 @@
         </w:tabs>
         <w:ind w:left="440"/>
         <w:rPr>
-          <w:rFonts w:ascii="Times New Roman" w:hAnsi="Times New Roman" w:eastAsia="微软雅黑"/>
-          <w:sz w:val="28"/>
-          <w:lang w:eastAsia="zh-CN"/>
-        </w:rPr>
-      </w:pPr>
-      <w:r>
-        <w:rPr>
-          <w:rFonts w:ascii="Times New Roman" w:hAnsi="Times New Roman" w:eastAsia="微软雅黑"/>
-          <w:sz w:val="28"/>
-          <w:lang w:eastAsia="zh-CN"/>
-        </w:rPr>
-        <w:fldChar w:fldCharType="begin"/>
-      </w:r>
-      <w:r>
-        <w:rPr>
-          <w:rFonts w:ascii="Times New Roman" w:hAnsi="Times New Roman" w:eastAsia="微软雅黑"/>
-          <w:sz w:val="28"/>
-          <w:lang w:eastAsia="zh-CN"/>
-        </w:rPr>
-        <w:instrText xml:space="preserve"> HYPERLINK \l _Toc22201 </w:instrText>
-      </w:r>
-      <w:r>
-        <w:rPr>
-          <w:rFonts w:ascii="Times New Roman" w:hAnsi="Times New Roman" w:eastAsia="微软雅黑"/>
-          <w:sz w:val="28"/>
-          <w:lang w:eastAsia="zh-CN"/>
-        </w:rPr>
-        <w:fldChar w:fldCharType="separate"/>
-      </w:r>
-      <w:r>
-        <w:rPr>
           <w:rFonts w:hint="eastAsia" w:ascii="Times New Roman" w:hAnsi="Times New Roman" w:eastAsia="微软雅黑"/>
           <w:sz w:val="28"/>
           <w:lang w:eastAsia="zh-CN"/>
         </w:rPr>
-        <w:t>检测方法与局限性</w:t>
-      </w:r>
-      <w:r>
-        <w:rPr>
-          <w:rFonts w:ascii="Times New Roman" w:hAnsi="Times New Roman" w:eastAsia="微软雅黑"/>
+      </w:pPr>
+      <w:r>
+        <w:rPr>
+          <w:rFonts w:hint="eastAsia" w:ascii="Times New Roman" w:hAnsi="Times New Roman" w:eastAsia="微软雅黑"/>
           <w:sz w:val="28"/>
           <w:lang w:eastAsia="zh-CN"/>
         </w:rPr>
+        <w:fldChar w:fldCharType="begin"/>
+      </w:r>
+      <w:r>
+        <w:rPr>
+          <w:rFonts w:hint="eastAsia" w:ascii="Times New Roman" w:hAnsi="Times New Roman" w:eastAsia="微软雅黑"/>
+          <w:sz w:val="28"/>
+          <w:lang w:eastAsia="zh-CN"/>
+        </w:rPr>
+        <w:instrText xml:space="preserve"> HYPERLINK \l _Toc14679 </w:instrText>
+      </w:r>
+      <w:r>
+        <w:rPr>
+          <w:rFonts w:hint="eastAsia" w:ascii="Times New Roman" w:hAnsi="Times New Roman" w:eastAsia="微软雅黑"/>
+          <w:sz w:val="28"/>
+          <w:lang w:eastAsia="zh-CN"/>
+        </w:rPr>
+        <w:fldChar w:fldCharType="separate"/>
+      </w:r>
+      <w:r>
+        <w:rPr>
+          <w:rFonts w:hint="eastAsia" w:ascii="Times New Roman" w:hAnsi="Times New Roman" w:eastAsia="微软雅黑"/>
+          <w:sz w:val="28"/>
+          <w:lang w:eastAsia="zh-CN"/>
+        </w:rPr>
+        <w:t>检测基因列表</w:t>
+      </w:r>
+      <w:r>
+        <w:rPr>
+          <w:rFonts w:hint="eastAsia" w:ascii="Times New Roman" w:hAnsi="Times New Roman" w:eastAsia="微软雅黑"/>
+          <w:sz w:val="28"/>
+          <w:lang w:eastAsia="zh-CN"/>
+        </w:rPr>
         <w:tab/>
       </w:r>
       <w:r>
         <w:rPr>
-          <w:rFonts w:ascii="Times New Roman" w:hAnsi="Times New Roman" w:eastAsia="微软雅黑"/>
+          <w:rFonts w:hint="eastAsia" w:ascii="Times New Roman" w:hAnsi="Times New Roman" w:eastAsia="微软雅黑"/>
           <w:sz w:val="28"/>
           <w:lang w:eastAsia="zh-CN"/>
         </w:rPr>
@@ -2385,15 +2274,15 @@
       </w:r>
       <w:r>
         <w:rPr>
-          <w:rFonts w:ascii="Times New Roman" w:hAnsi="Times New Roman" w:eastAsia="微软雅黑"/>
+          <w:rFonts w:hint="eastAsia" w:ascii="Times New Roman" w:hAnsi="Times New Roman" w:eastAsia="微软雅黑"/>
           <w:sz w:val="28"/>
           <w:lang w:eastAsia="zh-CN"/>
         </w:rPr>
-        <w:instrText xml:space="preserve"> PAGEREF _Toc22201 \h </w:instrText>
-      </w:r>
-      <w:r>
-        <w:rPr>
-          <w:rFonts w:ascii="Times New Roman" w:hAnsi="Times New Roman" w:eastAsia="微软雅黑"/>
+        <w:instrText xml:space="preserve"> PAGEREF _Toc14679 \h </w:instrText>
+      </w:r>
+      <w:r>
+        <w:rPr>
+          <w:rFonts w:hint="eastAsia" w:ascii="Times New Roman" w:hAnsi="Times New Roman" w:eastAsia="微软雅黑"/>
           <w:sz w:val="28"/>
           <w:lang w:eastAsia="zh-CN"/>
         </w:rPr>
@@ -2401,15 +2290,15 @@
       </w:r>
       <w:r>
         <w:rPr>
-          <w:rFonts w:ascii="Times New Roman" w:hAnsi="Times New Roman" w:eastAsia="微软雅黑"/>
+          <w:rFonts w:hint="eastAsia" w:ascii="Times New Roman" w:hAnsi="Times New Roman" w:eastAsia="微软雅黑"/>
           <w:sz w:val="28"/>
           <w:lang w:eastAsia="zh-CN"/>
         </w:rPr>
-        <w:t>16</w:t>
-      </w:r>
-      <w:r>
-        <w:rPr>
-          <w:rFonts w:ascii="Times New Roman" w:hAnsi="Times New Roman" w:eastAsia="微软雅黑"/>
+        <w:t>18</w:t>
+      </w:r>
+      <w:r>
+        <w:rPr>
+          <w:rFonts w:hint="eastAsia" w:ascii="Times New Roman" w:hAnsi="Times New Roman" w:eastAsia="微软雅黑"/>
           <w:sz w:val="28"/>
           <w:lang w:eastAsia="zh-CN"/>
         </w:rPr>
@@ -2417,7 +2306,7 @@
       </w:r>
       <w:r>
         <w:rPr>
-          <w:rFonts w:ascii="Times New Roman" w:hAnsi="Times New Roman" w:eastAsia="微软雅黑"/>
+          <w:rFonts w:hint="eastAsia" w:ascii="Times New Roman" w:hAnsi="Times New Roman" w:eastAsia="微软雅黑"/>
           <w:sz w:val="28"/>
           <w:lang w:eastAsia="zh-CN"/>
         </w:rPr>
@@ -2432,46 +2321,148 @@
         </w:tabs>
         <w:ind w:left="440"/>
         <w:rPr>
-          <w:rFonts w:ascii="Times New Roman" w:hAnsi="Times New Roman" w:eastAsia="微软雅黑"/>
-          <w:sz w:val="28"/>
-          <w:lang w:eastAsia="zh-CN"/>
-        </w:rPr>
-      </w:pPr>
-      <w:r>
-        <w:rPr>
-          <w:rFonts w:ascii="Times New Roman" w:hAnsi="Times New Roman" w:eastAsia="微软雅黑"/>
-          <w:sz w:val="28"/>
-          <w:lang w:eastAsia="zh-CN"/>
-        </w:rPr>
-        <w:fldChar w:fldCharType="begin"/>
-      </w:r>
-      <w:r>
-        <w:rPr>
-          <w:rFonts w:ascii="Times New Roman" w:hAnsi="Times New Roman" w:eastAsia="微软雅黑"/>
-          <w:sz w:val="28"/>
-          <w:lang w:eastAsia="zh-CN"/>
-        </w:rPr>
-        <w:instrText xml:space="preserve"> HYPERLINK \l _Toc13743 </w:instrText>
-      </w:r>
-      <w:r>
-        <w:rPr>
-          <w:rFonts w:ascii="Times New Roman" w:hAnsi="Times New Roman" w:eastAsia="微软雅黑"/>
-          <w:sz w:val="28"/>
-          <w:lang w:eastAsia="zh-CN"/>
-        </w:rPr>
-        <w:fldChar w:fldCharType="separate"/>
-      </w:r>
-      <w:r>
-        <w:rPr>
           <w:rFonts w:hint="eastAsia" w:ascii="Times New Roman" w:hAnsi="Times New Roman" w:eastAsia="微软雅黑"/>
           <w:sz w:val="28"/>
           <w:lang w:eastAsia="zh-CN"/>
         </w:rPr>
+      </w:pPr>
+      <w:r>
+        <w:rPr>
+          <w:rFonts w:hint="eastAsia" w:ascii="Times New Roman" w:hAnsi="Times New Roman" w:eastAsia="微软雅黑"/>
+          <w:sz w:val="28"/>
+          <w:lang w:eastAsia="zh-CN"/>
+        </w:rPr>
+        <w:fldChar w:fldCharType="begin"/>
+      </w:r>
+      <w:r>
+        <w:rPr>
+          <w:rFonts w:hint="eastAsia" w:ascii="Times New Roman" w:hAnsi="Times New Roman" w:eastAsia="微软雅黑"/>
+          <w:sz w:val="28"/>
+          <w:lang w:eastAsia="zh-CN"/>
+        </w:rPr>
+        <w:instrText xml:space="preserve"> HYPERLINK \l _Toc2516 </w:instrText>
+      </w:r>
+      <w:r>
+        <w:rPr>
+          <w:rFonts w:hint="eastAsia" w:ascii="Times New Roman" w:hAnsi="Times New Roman" w:eastAsia="微软雅黑"/>
+          <w:sz w:val="28"/>
+          <w:lang w:eastAsia="zh-CN"/>
+        </w:rPr>
+        <w:fldChar w:fldCharType="separate"/>
+      </w:r>
+      <w:r>
+        <w:rPr>
+          <w:rFonts w:hint="eastAsia" w:ascii="Times New Roman" w:hAnsi="Times New Roman" w:eastAsia="微软雅黑"/>
+          <w:sz w:val="28"/>
+          <w:lang w:eastAsia="zh-CN"/>
+        </w:rPr>
+        <w:t>检测方法与局限性</w:t>
+      </w:r>
+      <w:r>
+        <w:rPr>
+          <w:rFonts w:hint="eastAsia" w:ascii="Times New Roman" w:hAnsi="Times New Roman" w:eastAsia="微软雅黑"/>
+          <w:sz w:val="28"/>
+          <w:lang w:eastAsia="zh-CN"/>
+        </w:rPr>
+        <w:tab/>
+      </w:r>
+      <w:r>
+        <w:rPr>
+          <w:rFonts w:hint="eastAsia" w:ascii="Times New Roman" w:hAnsi="Times New Roman" w:eastAsia="微软雅黑"/>
+          <w:sz w:val="28"/>
+          <w:lang w:eastAsia="zh-CN"/>
+        </w:rPr>
+        <w:fldChar w:fldCharType="begin"/>
+      </w:r>
+      <w:r>
+        <w:rPr>
+          <w:rFonts w:hint="eastAsia" w:ascii="Times New Roman" w:hAnsi="Times New Roman" w:eastAsia="微软雅黑"/>
+          <w:sz w:val="28"/>
+          <w:lang w:eastAsia="zh-CN"/>
+        </w:rPr>
+        <w:instrText xml:space="preserve"> PAGEREF _Toc2516 \h </w:instrText>
+      </w:r>
+      <w:r>
+        <w:rPr>
+          <w:rFonts w:hint="eastAsia" w:ascii="Times New Roman" w:hAnsi="Times New Roman" w:eastAsia="微软雅黑"/>
+          <w:sz w:val="28"/>
+          <w:lang w:eastAsia="zh-CN"/>
+        </w:rPr>
+        <w:fldChar w:fldCharType="separate"/>
+      </w:r>
+      <w:r>
+        <w:rPr>
+          <w:rFonts w:hint="eastAsia" w:ascii="Times New Roman" w:hAnsi="Times New Roman" w:eastAsia="微软雅黑"/>
+          <w:sz w:val="28"/>
+          <w:lang w:eastAsia="zh-CN"/>
+        </w:rPr>
+        <w:t>19</w:t>
+      </w:r>
+      <w:r>
+        <w:rPr>
+          <w:rFonts w:hint="eastAsia" w:ascii="Times New Roman" w:hAnsi="Times New Roman" w:eastAsia="微软雅黑"/>
+          <w:sz w:val="28"/>
+          <w:lang w:eastAsia="zh-CN"/>
+        </w:rPr>
+        <w:fldChar w:fldCharType="end"/>
+      </w:r>
+      <w:r>
+        <w:rPr>
+          <w:rFonts w:hint="eastAsia" w:ascii="Times New Roman" w:hAnsi="Times New Roman" w:eastAsia="微软雅黑"/>
+          <w:sz w:val="28"/>
+          <w:lang w:eastAsia="zh-CN"/>
+        </w:rPr>
+        <w:fldChar w:fldCharType="end"/>
+      </w:r>
+    </w:p>
+    <w:p>
+      <w:pPr>
+        <w:pStyle w:val="12"/>
+        <w:tabs>
+          <w:tab w:val="right" w:leader="dot" w:pos="9861"/>
+        </w:tabs>
+        <w:ind w:left="440"/>
+        <w:rPr>
+          <w:rFonts w:hint="eastAsia" w:ascii="Times New Roman" w:hAnsi="Times New Roman" w:eastAsia="微软雅黑"/>
+          <w:sz w:val="28"/>
+          <w:lang w:eastAsia="zh-CN"/>
+        </w:rPr>
+      </w:pPr>
+      <w:r>
+        <w:rPr>
+          <w:rFonts w:hint="eastAsia" w:ascii="Times New Roman" w:hAnsi="Times New Roman" w:eastAsia="微软雅黑"/>
+          <w:sz w:val="28"/>
+          <w:lang w:eastAsia="zh-CN"/>
+        </w:rPr>
+        <w:fldChar w:fldCharType="begin"/>
+      </w:r>
+      <w:r>
+        <w:rPr>
+          <w:rFonts w:hint="eastAsia" w:ascii="Times New Roman" w:hAnsi="Times New Roman" w:eastAsia="微软雅黑"/>
+          <w:sz w:val="28"/>
+          <w:lang w:eastAsia="zh-CN"/>
+        </w:rPr>
+        <w:instrText xml:space="preserve"> HYPERLINK \l _Toc6931 </w:instrText>
+      </w:r>
+      <w:r>
+        <w:rPr>
+          <w:rFonts w:hint="eastAsia" w:ascii="Times New Roman" w:hAnsi="Times New Roman" w:eastAsia="微软雅黑"/>
+          <w:sz w:val="28"/>
+          <w:lang w:eastAsia="zh-CN"/>
+        </w:rPr>
+        <w:fldChar w:fldCharType="separate"/>
+      </w:r>
+      <w:r>
+        <w:rPr>
+          <w:rFonts w:hint="eastAsia" w:ascii="Times New Roman" w:hAnsi="Times New Roman" w:eastAsia="微软雅黑"/>
+          <w:sz w:val="28"/>
+          <w:lang w:eastAsia="zh-CN"/>
+        </w:rPr>
         <w:t>参考文献</w:t>
       </w:r>
       <w:r>
         <w:rPr>
-          <w:rFonts w:ascii="Times New Roman" w:hAnsi="Times New Roman" w:eastAsia="微软雅黑"/>
+          <w:rFonts w:hint="eastAsia" w:ascii="Times New Roman" w:hAnsi="Times New Roman" w:eastAsia="微软雅黑"/>
           <w:sz w:val="28"/>
           <w:lang w:eastAsia="zh-CN"/>
         </w:rPr>
@@ -2479,7 +2470,7 @@
       </w:r>
       <w:r>
         <w:rPr>
-          <w:rFonts w:ascii="Times New Roman" w:hAnsi="Times New Roman" w:eastAsia="微软雅黑"/>
+          <w:rFonts w:hint="eastAsia" w:ascii="Times New Roman" w:hAnsi="Times New Roman" w:eastAsia="微软雅黑"/>
           <w:sz w:val="28"/>
           <w:lang w:eastAsia="zh-CN"/>
         </w:rPr>
@@ -2487,15 +2478,15 @@
       </w:r>
       <w:r>
         <w:rPr>
-          <w:rFonts w:ascii="Times New Roman" w:hAnsi="Times New Roman" w:eastAsia="微软雅黑"/>
+          <w:rFonts w:hint="eastAsia" w:ascii="Times New Roman" w:hAnsi="Times New Roman" w:eastAsia="微软雅黑"/>
           <w:sz w:val="28"/>
           <w:lang w:eastAsia="zh-CN"/>
         </w:rPr>
-        <w:instrText xml:space="preserve"> PAGEREF _Toc13743 \h </w:instrText>
-      </w:r>
-      <w:r>
-        <w:rPr>
-          <w:rFonts w:ascii="Times New Roman" w:hAnsi="Times New Roman" w:eastAsia="微软雅黑"/>
+        <w:instrText xml:space="preserve"> PAGEREF _Toc6931 \h </w:instrText>
+      </w:r>
+      <w:r>
+        <w:rPr>
+          <w:rFonts w:hint="eastAsia" w:ascii="Times New Roman" w:hAnsi="Times New Roman" w:eastAsia="微软雅黑"/>
           <w:sz w:val="28"/>
           <w:lang w:eastAsia="zh-CN"/>
         </w:rPr>
@@ -2503,15 +2494,15 @@
       </w:r>
       <w:r>
         <w:rPr>
-          <w:rFonts w:ascii="Times New Roman" w:hAnsi="Times New Roman" w:eastAsia="微软雅黑"/>
+          <w:rFonts w:hint="eastAsia" w:ascii="Times New Roman" w:hAnsi="Times New Roman" w:eastAsia="微软雅黑"/>
           <w:sz w:val="28"/>
           <w:lang w:eastAsia="zh-CN"/>
         </w:rPr>
-        <w:t>17</w:t>
-      </w:r>
-      <w:r>
-        <w:rPr>
-          <w:rFonts w:ascii="Times New Roman" w:hAnsi="Times New Roman" w:eastAsia="微软雅黑"/>
+        <w:t>20</w:t>
+      </w:r>
+      <w:r>
+        <w:rPr>
+          <w:rFonts w:hint="eastAsia" w:ascii="Times New Roman" w:hAnsi="Times New Roman" w:eastAsia="微软雅黑"/>
           <w:sz w:val="28"/>
           <w:lang w:eastAsia="zh-CN"/>
         </w:rPr>
@@ -2519,7 +2510,7 @@
       </w:r>
       <w:r>
         <w:rPr>
-          <w:rFonts w:ascii="Times New Roman" w:hAnsi="Times New Roman" w:eastAsia="微软雅黑"/>
+          <w:rFonts w:hint="eastAsia" w:ascii="Times New Roman" w:hAnsi="Times New Roman" w:eastAsia="微软雅黑"/>
           <w:sz w:val="28"/>
           <w:lang w:eastAsia="zh-CN"/>
         </w:rPr>
@@ -2574,15 +2565,15 @@
         </w:rPr>
       </w:pPr>
       <w:bookmarkStart w:id="0" w:name="_Toc24178_WPSOffice_Level1"/>
-      <w:bookmarkStart w:id="1" w:name="_Toc13806"/>
-      <w:bookmarkStart w:id="2" w:name="_Toc21669"/>
-      <w:bookmarkStart w:id="3" w:name="_Toc21009_WPSOffice_Level1"/>
-      <w:bookmarkStart w:id="4" w:name="_Toc30143_WPSOffice_Level1"/>
-      <w:bookmarkStart w:id="5" w:name="_Toc8911"/>
-      <w:bookmarkStart w:id="6" w:name="_Toc11015_WPSOffice_Level1"/>
+      <w:bookmarkStart w:id="1" w:name="_Toc21009_WPSOffice_Level1"/>
+      <w:bookmarkStart w:id="2" w:name="_Toc13806"/>
+      <w:bookmarkStart w:id="3" w:name="_Toc30143_WPSOffice_Level1"/>
+      <w:bookmarkStart w:id="4" w:name="_Toc21669"/>
+      <w:bookmarkStart w:id="5" w:name="_Toc24329"/>
+      <w:bookmarkStart w:id="6" w:name="_Toc7021_WPSOffice_Level1"/>
       <w:bookmarkStart w:id="7" w:name="_Toc17451"/>
       <w:bookmarkStart w:id="8" w:name="_Toc18062_WPSOffice_Level1"/>
-      <w:bookmarkStart w:id="9" w:name="_Toc7021_WPSOffice_Level1"/>
+      <w:bookmarkStart w:id="9" w:name="_Toc11015_WPSOffice_Level1"/>
       <w:bookmarkStart w:id="10" w:name="_Toc3823"/>
       <w:r>
         <w:rPr>
@@ -3475,7 +3466,7 @@
           </w14:shadow>
         </w:rPr>
       </w:pPr>
-      <w:bookmarkStart w:id="11" w:name="_Toc8431"/>
+      <w:bookmarkStart w:id="11" w:name="_Toc10005"/>
       <w:r>
         <w:rPr>
           <w:color w:val="62B541"/>
@@ -3746,9 +3737,9 @@
       </w:pPr>
       <w:bookmarkStart w:id="12" w:name="_Toc16576"/>
       <w:bookmarkStart w:id="13" w:name="_Toc149837253"/>
-      <w:bookmarkStart w:id="14" w:name="_Toc18825"/>
-      <w:bookmarkStart w:id="15" w:name="_Toc9"/>
-      <w:bookmarkStart w:id="16" w:name="_Toc11757"/>
+      <w:bookmarkStart w:id="14" w:name="_Toc11757"/>
+      <w:bookmarkStart w:id="15" w:name="_Toc18825"/>
+      <w:bookmarkStart w:id="16" w:name="_Toc3381"/>
       <w:r>
         <w:rPr>
           <w:rStyle w:val="42"/>
@@ -3812,10 +3803,10 @@
           <w:lang w:eastAsia="zh-CN"/>
         </w:rPr>
       </w:pPr>
-      <w:bookmarkStart w:id="17" w:name="_Toc27955"/>
-      <w:bookmarkStart w:id="18" w:name="_Toc149837254"/>
-      <w:bookmarkStart w:id="19" w:name="_Toc7901"/>
-      <w:bookmarkStart w:id="20" w:name="_Toc16635"/>
+      <w:bookmarkStart w:id="17" w:name="_Toc149837254"/>
+      <w:bookmarkStart w:id="18" w:name="_Toc7901"/>
+      <w:bookmarkStart w:id="19" w:name="_Toc27955"/>
+      <w:bookmarkStart w:id="20" w:name="_Toc18999"/>
       <w:r>
         <w:rPr>
           <w:rFonts w:hint="eastAsia"/>
@@ -5040,7 +5031,7 @@
                 </mc:Choice>
                 <mc:Fallback>
                   <w:pict>
-                    <v:group id="_x0000_s1026" o:spid="_x0000_s1026" o:spt="203" style="position:absolute;left:0pt;margin-left:0pt;margin-top:-36.25pt;height:113.6pt;width:242.55pt;z-index:251667456;mso-width-relative:page;mso-height-relative:page;" coordorigin="17956,37747" coordsize="4851,2272" o:gfxdata="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">
+                    <v:group id="_x0000_s1026" o:spid="_x0000_s1026" o:spt="203" style="position:absolute;left:0pt;margin-left:0pt;margin-top:-36.25pt;height:113.6pt;width:242.55pt;z-index:251667456;mso-width-relative:page;mso-height-relative:page;" coordorigin="17956,37747" coordsize="4851,2272" o:gfxdata="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">
                       <o:lock v:ext="edit" aspectratio="f"/>
                       <v:group id="组合 16" o:spid="_x0000_s1026" o:spt="203" style="position:absolute;left:17956;top:38313;height:646;width:4049;" coordorigin="17956,38313" coordsize="4049,646" o:gfxdata="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">
                         <o:lock v:ext="edit" aspectratio="f"/>
@@ -5597,7 +5588,7 @@
                 </mc:Choice>
                 <mc:Fallback>
                   <w:pict>
-                    <v:group id="_x0000_s1026" o:spid="_x0000_s1026" o:spt="203" style="position:absolute;left:0pt;margin-left:0pt;margin-top:-38.65pt;height:113.6pt;width:246.9pt;z-index:251668480;mso-width-relative:page;mso-height-relative:page;" coordorigin="17956,39496" coordsize="4938,2272" o:gfxdata="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">
+                    <v:group id="_x0000_s1026" o:spid="_x0000_s1026" o:spt="203" style="position:absolute;left:0pt;margin-left:0pt;margin-top:-38.65pt;height:113.6pt;width:246.9pt;z-index:251668480;mso-width-relative:page;mso-height-relative:page;" coordorigin="17956,39496" coordsize="4938,2272" o:gfxdata="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">
                       <o:lock v:ext="edit" aspectratio="f"/>
                       <v:group id="组合 30" o:spid="_x0000_s1026" o:spt="203" style="position:absolute;left:17956;top:40098;height:570;width:4213;" coordorigin="17956,40098" coordsize="4213,570" o:gfxdata="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">
                         <o:lock v:ext="edit" aspectratio="f"/>
@@ -6158,7 +6149,7 @@
                 </mc:Choice>
                 <mc:Fallback>
                   <w:pict>
-                    <v:group id="_x0000_s1026" o:spid="_x0000_s1026" o:spt="203" style="position:absolute;left:0pt;margin-left:-4.7pt;margin-top:-41.55pt;height:113.6pt;width:245.2pt;z-index:251669504;mso-width-relative:page;mso-height-relative:page;" coordorigin="17862,41199" coordsize="4904,2272" o:gfxdata="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">
+                    <v:group id="_x0000_s1026" o:spid="_x0000_s1026" o:spt="203" style="position:absolute;left:0pt;margin-left:-4.7pt;margin-top:-41.55pt;height:113.6pt;width:245.2pt;z-index:251669504;mso-width-relative:page;mso-height-relative:page;" coordorigin="17862,41199" coordsize="4904,2272" o:gfxdata="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">
                       <o:lock v:ext="edit" aspectratio="f"/>
                       <v:shape id="图片 23" o:spid="_x0000_s1026" o:spt="75" type="#_x0000_t75" style="position:absolute;left:20494;top:41199;height:2273;width:2273;" filled="f" o:preferrelative="t" stroked="f" coordsize="21600,21600" o:gfxdata="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">
                         <v:fill on="f" focussize="0,0"/>
@@ -6721,7 +6712,7 @@
                 </mc:Choice>
                 <mc:Fallback>
                   <w:pict>
-                    <v:group id="_x0000_s1026" o:spid="_x0000_s1026" o:spt="203" style="position:absolute;left:0pt;margin-left:1pt;margin-top:-40.55pt;height:113.6pt;width:248.05pt;z-index:251670528;mso-width-relative:page;mso-height-relative:page;" coordorigin="17976,42945" coordsize="4961,2272" o:gfxdata="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">
+                    <v:group id="_x0000_s1026" o:spid="_x0000_s1026" o:spt="203" style="position:absolute;left:0pt;margin-left:1pt;margin-top:-40.55pt;height:113.6pt;width:248.05pt;z-index:251670528;mso-width-relative:page;mso-height-relative:page;" coordorigin="17976,42945" coordsize="4961,2272" o:gfxdata="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">
                       <o:lock v:ext="edit" aspectratio="f"/>
                       <v:shape id="图片 25" o:spid="_x0000_s1026" o:spt="75" type="#_x0000_t75" style="position:absolute;left:20665;top:42945;height:2273;width:2273;" filled="f" o:preferrelative="t" stroked="f" coordsize="21600,21600" o:gfxdata="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">
                         <v:fill on="f" focussize="0,0"/>
@@ -7782,14 +7773,14 @@
         </w:rPr>
       </w:pPr>
       <w:bookmarkStart w:id="22" w:name="_Toc21059"/>
-      <w:bookmarkStart w:id="23" w:name="_Toc25431"/>
-      <w:bookmarkStart w:id="24" w:name="_Toc28112"/>
-      <w:bookmarkStart w:id="25" w:name="_Toc1830"/>
-      <w:bookmarkStart w:id="26" w:name="_Toc149837255"/>
-      <w:bookmarkStart w:id="27" w:name="_Toc20136_WPSOffice_Level1"/>
-      <w:bookmarkStart w:id="28" w:name="_Toc2781"/>
-      <w:bookmarkStart w:id="29" w:name="_Toc19898_WPSOffice_Level1"/>
-      <w:bookmarkStart w:id="30" w:name="_Toc22132"/>
+      <w:bookmarkStart w:id="23" w:name="_Toc28112"/>
+      <w:bookmarkStart w:id="24" w:name="_Toc1830"/>
+      <w:bookmarkStart w:id="25" w:name="_Toc149837255"/>
+      <w:bookmarkStart w:id="26" w:name="_Toc1660"/>
+      <w:bookmarkStart w:id="27" w:name="_Toc2781"/>
+      <w:bookmarkStart w:id="28" w:name="_Toc22132"/>
+      <w:bookmarkStart w:id="29" w:name="_Toc20136_WPSOffice_Level1"/>
+      <w:bookmarkStart w:id="30" w:name="_Toc19898_WPSOffice_Level1"/>
       <w:r>
         <w:rPr>
           <w:rFonts w:hint="eastAsia"/>
@@ -9527,7 +9518,7 @@
           </w14:shadow>
         </w:rPr>
       </w:pPr>
-      <w:bookmarkStart w:id="31" w:name="_Toc3293"/>
+      <w:bookmarkStart w:id="31" w:name="_Toc29564"/>
       <w:r>
         <w:rPr>
           <w:rStyle w:val="42"/>
@@ -9567,10 +9558,10 @@
         </w:rPr>
       </w:pPr>
       <w:bookmarkStart w:id="32" w:name="_Toc149832732"/>
-      <w:bookmarkStart w:id="33" w:name="_Toc26774"/>
-      <w:bookmarkStart w:id="34" w:name="_Toc24048"/>
+      <w:bookmarkStart w:id="33" w:name="_Toc25254"/>
+      <w:bookmarkStart w:id="34" w:name="_Toc26774"/>
       <w:bookmarkStart w:id="35" w:name="_Toc149826007"/>
-      <w:bookmarkStart w:id="36" w:name="_Toc25254"/>
+      <w:bookmarkStart w:id="36" w:name="_Toc5120"/>
       <w:r>
         <w:rPr>
           <w:rFonts w:hint="eastAsia"/>
@@ -14420,12 +14411,12 @@
           <w:lang w:eastAsia="zh-CN"/>
         </w:rPr>
       </w:pPr>
-      <w:bookmarkStart w:id="37" w:name="_Toc149832733"/>
-      <w:bookmarkStart w:id="38" w:name="_Toc3723"/>
-      <w:bookmarkStart w:id="39" w:name="_Toc14452"/>
-      <w:bookmarkStart w:id="40" w:name="_Toc149826009"/>
-      <w:bookmarkStart w:id="41" w:name="_Toc17273"/>
-      <w:bookmarkStart w:id="42" w:name="_Toc22117"/>
+      <w:bookmarkStart w:id="37" w:name="_Toc3723"/>
+      <w:bookmarkStart w:id="38" w:name="_Toc22117"/>
+      <w:bookmarkStart w:id="39" w:name="_Toc149826009"/>
+      <w:bookmarkStart w:id="40" w:name="_Toc149832733"/>
+      <w:bookmarkStart w:id="41" w:name="_Toc14452"/>
+      <w:bookmarkStart w:id="42" w:name="_Toc21782"/>
       <w:r>
         <w:rPr>
           <w:rFonts w:hint="eastAsia"/>
@@ -14954,8 +14945,8 @@
       <w:bookmarkStart w:id="43" w:name="_Toc32443_WPSOffice_Level1"/>
       <w:bookmarkStart w:id="44" w:name="_Toc23903"/>
       <w:bookmarkStart w:id="45" w:name="_Toc4331_WPSOffice_Level1"/>
-      <w:bookmarkStart w:id="46" w:name="_Toc25727"/>
-      <w:bookmarkStart w:id="47" w:name="_Toc23846_WPSOffice_Level1"/>
+      <w:bookmarkStart w:id="46" w:name="_Toc23846_WPSOffice_Level1"/>
+      <w:bookmarkStart w:id="47" w:name="_Toc25727"/>
       <w:r>
         <w:rPr>
           <w:rFonts w:hint="eastAsia" w:ascii="Times New Roman" w:hAnsi="Times New Roman" w:eastAsia="微软雅黑" w:cs="Times New Roman"/>
@@ -15016,10 +15007,10 @@
           <w:lang w:eastAsia="zh-CN"/>
         </w:rPr>
       </w:pPr>
-      <w:bookmarkStart w:id="48" w:name="_Toc106719764"/>
+      <w:bookmarkStart w:id="48" w:name="_Toc10223"/>
       <w:bookmarkStart w:id="49" w:name="_Toc20034"/>
-      <w:bookmarkStart w:id="50" w:name="_Toc903"/>
-      <w:bookmarkStart w:id="51" w:name="_Toc10223"/>
+      <w:bookmarkStart w:id="50" w:name="_Toc106719764"/>
+      <w:bookmarkStart w:id="51" w:name="_Toc24158"/>
       <w:r>
         <w:rPr>
           <w:rFonts w:hint="eastAsia"/>
@@ -15502,6 +15493,12 @@
             <w:insideH w:val="dotted" w:color="033F86" w:sz="4" w:space="0"/>
             <w:insideV w:val="dotted" w:color="033F86" w:sz="4" w:space="0"/>
           </w:tblBorders>
+          <w:tblCellMar>
+            <w:top w:w="0" w:type="dxa"/>
+            <w:left w:w="108" w:type="dxa"/>
+            <w:bottom w:w="0" w:type="dxa"/>
+            <w:right w:w="108" w:type="dxa"/>
+          </w:tblCellMar>
         </w:tblPrEx>
         <w:trPr>
           <w:trHeight w:val="388" w:hRule="exact"/>
@@ -16218,12 +16215,6 @@
             <w:insideH w:val="none" w:color="auto" w:sz="0" w:space="0"/>
             <w:insideV w:val="none" w:color="auto" w:sz="0" w:space="0"/>
           </w:tblBorders>
-          <w:tblCellMar>
-            <w:top w:w="0" w:type="dxa"/>
-            <w:left w:w="113" w:type="dxa"/>
-            <w:bottom w:w="0" w:type="dxa"/>
-            <w:right w:w="113" w:type="dxa"/>
-          </w:tblCellMar>
         </w:tblPrEx>
         <w:trPr>
           <w:trHeight w:val="1984" w:hRule="atLeast"/>
@@ -18090,17 +18081,17 @@
         </w:rPr>
       </w:pPr>
       <w:bookmarkStart w:id="52" w:name="_Toc3782"/>
-      <w:bookmarkStart w:id="53" w:name="_Toc26649"/>
-      <w:bookmarkStart w:id="54" w:name="_Toc21764_WPSOffice_Level2"/>
-      <w:bookmarkStart w:id="55" w:name="_Toc1707_WPSOffice_Level2"/>
-      <w:bookmarkStart w:id="56" w:name="_Toc15530"/>
-      <w:bookmarkStart w:id="57" w:name="_Toc6988"/>
-      <w:bookmarkStart w:id="58" w:name="_Toc16347"/>
-      <w:bookmarkStart w:id="59" w:name="_Toc15289_WPSOffice_Level3"/>
-      <w:bookmarkStart w:id="60" w:name="_Toc1707_WPSOffice_Level1"/>
-      <w:bookmarkStart w:id="61" w:name="_Toc21764_WPSOffice_Level1"/>
-      <w:bookmarkStart w:id="62" w:name="_Toc13196_WPSOffice_Level1"/>
-      <w:bookmarkStart w:id="63" w:name="_Toc27302"/>
+      <w:bookmarkStart w:id="53" w:name="_Toc21764_WPSOffice_Level2"/>
+      <w:bookmarkStart w:id="54" w:name="_Toc26649"/>
+      <w:bookmarkStart w:id="55" w:name="_Toc6988"/>
+      <w:bookmarkStart w:id="56" w:name="_Toc16347"/>
+      <w:bookmarkStart w:id="57" w:name="_Toc1707_WPSOffice_Level2"/>
+      <w:bookmarkStart w:id="58" w:name="_Toc15530"/>
+      <w:bookmarkStart w:id="59" w:name="_Toc21764_WPSOffice_Level1"/>
+      <w:bookmarkStart w:id="60" w:name="_Toc15289_WPSOffice_Level3"/>
+      <w:bookmarkStart w:id="61" w:name="_Toc13196_WPSOffice_Level1"/>
+      <w:bookmarkStart w:id="62" w:name="_Toc27302"/>
+      <w:bookmarkStart w:id="63" w:name="_Toc1707_WPSOffice_Level1"/>
       <w:bookmarkStart w:id="64" w:name="_Toc6931_WPSOffice_Level3"/>
       <w:r>
         <w:rPr>
@@ -18131,12 +18122,12 @@
         </w:rPr>
       </w:pPr>
       <w:bookmarkStart w:id="65" w:name="_Toc149832736"/>
-      <w:bookmarkStart w:id="66" w:name="_Toc16525"/>
-      <w:bookmarkStart w:id="67" w:name="_Toc29477"/>
-      <w:bookmarkStart w:id="68" w:name="_Toc18793"/>
-      <w:bookmarkStart w:id="69" w:name="_Toc149826012"/>
-      <w:bookmarkStart w:id="70" w:name="_Toc11223"/>
-      <w:bookmarkStart w:id="71" w:name="_Toc180"/>
+      <w:bookmarkStart w:id="66" w:name="_Toc29477"/>
+      <w:bookmarkStart w:id="67" w:name="_Toc149826012"/>
+      <w:bookmarkStart w:id="68" w:name="_Toc11223"/>
+      <w:bookmarkStart w:id="69" w:name="_Toc180"/>
+      <w:bookmarkStart w:id="70" w:name="_Toc18793"/>
+      <w:bookmarkStart w:id="71" w:name="_Toc32669"/>
       <w:r>
         <w:rPr>
           <w:color w:val="62B541"/>
@@ -18180,7 +18171,7 @@
         </w:rPr>
       </w:pPr>
       <w:bookmarkStart w:id="72" w:name="_Toc32302"/>
-      <w:bookmarkStart w:id="73" w:name="_Toc25685"/>
+      <w:bookmarkStart w:id="73" w:name="_Toc15504"/>
       <w:bookmarkStart w:id="74" w:name="_Toc6349"/>
       <w:bookmarkStart w:id="75" w:name="_Toc149832737"/>
       <w:bookmarkStart w:id="76" w:name="_Toc8516"/>
@@ -27168,7 +27159,7 @@
           </w14:shadow>
         </w:rPr>
       </w:pPr>
-      <w:bookmarkStart w:id="78" w:name="_Toc12575"/>
+      <w:bookmarkStart w:id="78" w:name="_Toc23509"/>
       <w:r>
         <w:rPr>
           <w:color w:val="62B541"/>
@@ -27202,9 +27193,9 @@
           <w:lang w:eastAsia="zh-CN"/>
         </w:rPr>
       </w:pPr>
-      <w:bookmarkStart w:id="79" w:name="_Toc2128"/>
+      <w:bookmarkStart w:id="79" w:name="_Toc14255_WPSOffice_Level1"/>
       <w:bookmarkStart w:id="80" w:name="_Toc15840_WPSOffice_Level1"/>
-      <w:bookmarkStart w:id="81" w:name="_Toc14255_WPSOffice_Level1"/>
+      <w:bookmarkStart w:id="81" w:name="_Toc4889"/>
       <w:r>
         <w:rPr>
           <w:rFonts w:hint="eastAsia"/>
@@ -29759,7 +29750,7 @@
         </w:rPr>
       </w:pPr>
       <w:bookmarkStart w:id="82" w:name="_Hlk33190413"/>
-      <w:bookmarkStart w:id="83" w:name="_Toc22595"/>
+      <w:bookmarkStart w:id="83" w:name="_Toc10181"/>
       <w:r>
         <w:rPr>
           <w:rFonts w:hint="eastAsia"/>
@@ -30551,6 +30542,5340 @@
     </w:p>
     <w:p>
       <w:pPr>
+        <w:pStyle w:val="3"/>
+        <w:numPr>
+          <w:ilvl w:val="255"/>
+          <w:numId w:val="0"/>
+        </w:numPr>
+        <w:jc w:val="left"/>
+        <w:rPr>
+          <w:rFonts w:hint="eastAsia"/>
+          <w:color w:val="auto"/>
+          <w:sz w:val="30"/>
+          <w:lang w:eastAsia="zh-CN"/>
+        </w:rPr>
+      </w:pPr>
+      <w:bookmarkStart w:id="85" w:name="_Toc31498"/>
+      <w:bookmarkStart w:id="86" w:name="_Toc7858"/>
+      <w:bookmarkStart w:id="87" w:name="_Toc107825567"/>
+      <w:bookmarkStart w:id="88" w:name="_Toc29676"/>
+      <w:bookmarkStart w:id="89" w:name="_Toc3400"/>
+      <w:bookmarkStart w:id="90" w:name="_Toc20170_WPSOffice_Level1"/>
+      <w:bookmarkStart w:id="91" w:name="_Toc28454_WPSOffice_Level1"/>
+      <w:bookmarkStart w:id="92" w:name="_Toc26985_WPSOffice_Level1"/>
+      <w:r>
+        <w:rPr>
+          <w:rFonts w:hint="eastAsia"/>
+          <w:color w:val="auto"/>
+          <w:sz w:val="30"/>
+          <w:lang w:eastAsia="zh-CN"/>
+        </w:rPr>
+        <w:t>HRR及其它相关基因说明</w:t>
+      </w:r>
+      <w:bookmarkEnd w:id="85"/>
+      <w:bookmarkEnd w:id="86"/>
+      <w:bookmarkEnd w:id="87"/>
+      <w:bookmarkEnd w:id="88"/>
+      <w:bookmarkEnd w:id="89"/>
+    </w:p>
+    <w:tbl>
+      <w:tblPr>
+        <w:tblStyle w:val="16"/>
+        <w:tblpPr w:leftFromText="181" w:rightFromText="181" w:vertAnchor="text" w:horzAnchor="page" w:tblpXSpec="center" w:tblpY="1"/>
+        <w:tblOverlap w:val="never"/>
+        <w:tblW w:w="10113" w:type="dxa"/>
+        <w:jc w:val="center"/>
+        <w:tblBorders>
+          <w:top w:val="single" w:color="A4A4A4" w:sz="4" w:space="0"/>
+          <w:left w:val="none" w:color="auto" w:sz="0" w:space="0"/>
+          <w:bottom w:val="single" w:color="A4A4A4" w:sz="4" w:space="0"/>
+          <w:right w:val="none" w:color="auto" w:sz="0" w:space="0"/>
+          <w:insideH w:val="single" w:color="A4A4A4" w:sz="4" w:space="0"/>
+          <w:insideV w:val="single" w:color="A4A4A4" w:sz="4" w:space="0"/>
+        </w:tblBorders>
+        <w:tblLayout w:type="fixed"/>
+        <w:tblCellMar>
+          <w:top w:w="0" w:type="dxa"/>
+          <w:left w:w="113" w:type="dxa"/>
+          <w:bottom w:w="0" w:type="dxa"/>
+          <w:right w:w="113" w:type="dxa"/>
+        </w:tblCellMar>
+      </w:tblPr>
+      <w:tblGrid>
+        <w:gridCol w:w="1015"/>
+        <w:gridCol w:w="9098"/>
+      </w:tblGrid>
+      <w:tr>
+        <w:tblPrEx>
+          <w:tblBorders>
+            <w:top w:val="single" w:color="A4A4A4" w:sz="4" w:space="0"/>
+            <w:left w:val="none" w:color="auto" w:sz="0" w:space="0"/>
+            <w:bottom w:val="single" w:color="A4A4A4" w:sz="4" w:space="0"/>
+            <w:right w:val="none" w:color="auto" w:sz="0" w:space="0"/>
+            <w:insideH w:val="single" w:color="A4A4A4" w:sz="4" w:space="0"/>
+            <w:insideV w:val="single" w:color="A4A4A4" w:sz="4" w:space="0"/>
+          </w:tblBorders>
+          <w:tblCellMar>
+            <w:top w:w="0" w:type="dxa"/>
+            <w:left w:w="113" w:type="dxa"/>
+            <w:bottom w:w="0" w:type="dxa"/>
+            <w:right w:w="113" w:type="dxa"/>
+          </w:tblCellMar>
+        </w:tblPrEx>
+        <w:trPr>
+          <w:trHeight w:val="0" w:hRule="atLeast"/>
+          <w:tblHeader/>
+          <w:jc w:val="center"/>
+        </w:trPr>
+        <w:tc>
+          <w:tcPr>
+            <w:tcW w:w="1015" w:type="dxa"/>
+            <w:tcBorders>
+              <w:top w:val="nil"/>
+              <w:bottom w:val="nil"/>
+              <w:right w:val="single" w:color="FFFFFF" w:sz="18" w:space="0"/>
+            </w:tcBorders>
+            <w:shd w:val="clear" w:color="auto" w:fill="62BC41"/>
+            <w:vAlign w:val="center"/>
+          </w:tcPr>
+          <w:p>
+            <w:pPr>
+              <w:keepNext w:val="0"/>
+              <w:keepLines w:val="0"/>
+              <w:pageBreakBefore w:val="0"/>
+              <w:widowControl w:val="0"/>
+              <w:kinsoku/>
+              <w:wordWrap/>
+              <w:overflowPunct/>
+              <w:topLinePunct w:val="0"/>
+              <w:autoSpaceDE/>
+              <w:autoSpaceDN/>
+              <w:bidi w:val="0"/>
+              <w:adjustRightInd/>
+              <w:snapToGrid/>
+              <w:spacing w:before="0" w:beforeLines="10" w:after="0" w:afterLines="10" w:line="220" w:lineRule="atLeast"/>
+              <w:ind w:leftChars="-4" w:hanging="9" w:hangingChars="5"/>
+              <w:jc w:val="center"/>
+              <w:textAlignment w:val="auto"/>
+              <w:rPr>
+                <w:rFonts w:ascii="Times New Roman" w:hAnsi="Times New Roman" w:eastAsia="微软雅黑" w:cs="Times New Roman"/>
+                <w:b/>
+                <w:bCs/>
+                <w:color w:val="FFFFFF" w:themeColor="background1"/>
+                <w:sz w:val="18"/>
+                <w:szCs w:val="18"/>
+                <w14:textFill>
+                  <w14:solidFill>
+                    <w14:schemeClr w14:val="bg1"/>
+                  </w14:solidFill>
+                </w14:textFill>
+              </w:rPr>
+            </w:pPr>
+            <w:r>
+              <w:rPr>
+                <w:rFonts w:ascii="Times New Roman" w:hAnsi="Times New Roman" w:eastAsia="微软雅黑" w:cs="Times New Roman"/>
+                <w:b/>
+                <w:bCs/>
+                <w:color w:val="FFFFFF" w:themeColor="background1"/>
+                <w:sz w:val="18"/>
+                <w:szCs w:val="18"/>
+                <w14:textFill>
+                  <w14:solidFill>
+                    <w14:schemeClr w14:val="bg1"/>
+                  </w14:solidFill>
+                </w14:textFill>
+              </w:rPr>
+              <w:t>基因</w:t>
+            </w:r>
+          </w:p>
+        </w:tc>
+        <w:tc>
+          <w:tcPr>
+            <w:tcW w:w="9098" w:type="dxa"/>
+            <w:tcBorders>
+              <w:top w:val="nil"/>
+              <w:left w:val="single" w:color="FFFFFF" w:sz="18" w:space="0"/>
+              <w:bottom w:val="nil"/>
+            </w:tcBorders>
+            <w:shd w:val="clear" w:color="auto" w:fill="62BC41"/>
+            <w:vAlign w:val="center"/>
+          </w:tcPr>
+          <w:p>
+            <w:pPr>
+              <w:keepNext w:val="0"/>
+              <w:keepLines w:val="0"/>
+              <w:pageBreakBefore w:val="0"/>
+              <w:widowControl w:val="0"/>
+              <w:kinsoku/>
+              <w:wordWrap/>
+              <w:overflowPunct/>
+              <w:topLinePunct w:val="0"/>
+              <w:autoSpaceDE/>
+              <w:autoSpaceDN/>
+              <w:bidi w:val="0"/>
+              <w:adjustRightInd/>
+              <w:snapToGrid/>
+              <w:spacing w:before="0" w:beforeLines="10" w:after="0" w:afterLines="10" w:line="220" w:lineRule="atLeast"/>
+              <w:ind w:left="365"/>
+              <w:jc w:val="center"/>
+              <w:textAlignment w:val="auto"/>
+              <w:rPr>
+                <w:rFonts w:ascii="Times New Roman" w:hAnsi="Times New Roman" w:eastAsia="微软雅黑" w:cs="Times New Roman"/>
+                <w:b/>
+                <w:bCs/>
+                <w:color w:val="FFFFFF" w:themeColor="background1"/>
+                <w:sz w:val="18"/>
+                <w:szCs w:val="18"/>
+                <w:lang w:eastAsia="zh-CN"/>
+                <w14:textFill>
+                  <w14:solidFill>
+                    <w14:schemeClr w14:val="bg1"/>
+                  </w14:solidFill>
+                </w14:textFill>
+              </w:rPr>
+            </w:pPr>
+            <w:r>
+              <w:rPr>
+                <w:rFonts w:hint="eastAsia" w:ascii="Times New Roman" w:hAnsi="Times New Roman" w:eastAsia="微软雅黑" w:cs="Times New Roman"/>
+                <w:b/>
+                <w:bCs/>
+                <w:color w:val="FFFFFF" w:themeColor="background1"/>
+                <w:sz w:val="18"/>
+                <w:szCs w:val="18"/>
+                <w:lang w:eastAsia="zh-CN"/>
+                <w14:textFill>
+                  <w14:solidFill>
+                    <w14:schemeClr w14:val="bg1"/>
+                  </w14:solidFill>
+                </w14:textFill>
+              </w:rPr>
+              <w:t>基因说明</w:t>
+            </w:r>
+          </w:p>
+        </w:tc>
+      </w:tr>
+      <w:tr>
+        <w:tblPrEx>
+          <w:tblBorders>
+            <w:top w:val="single" w:color="A4A4A4" w:sz="4" w:space="0"/>
+            <w:left w:val="none" w:color="auto" w:sz="0" w:space="0"/>
+            <w:bottom w:val="single" w:color="A4A4A4" w:sz="4" w:space="0"/>
+            <w:right w:val="none" w:color="auto" w:sz="0" w:space="0"/>
+            <w:insideH w:val="single" w:color="A4A4A4" w:sz="4" w:space="0"/>
+            <w:insideV w:val="single" w:color="A4A4A4" w:sz="4" w:space="0"/>
+          </w:tblBorders>
+          <w:tblCellMar>
+            <w:top w:w="0" w:type="dxa"/>
+            <w:left w:w="113" w:type="dxa"/>
+            <w:bottom w:w="0" w:type="dxa"/>
+            <w:right w:w="113" w:type="dxa"/>
+          </w:tblCellMar>
+        </w:tblPrEx>
+        <w:trPr>
+          <w:trHeight w:val="0" w:hRule="atLeast"/>
+          <w:tblHeader/>
+          <w:jc w:val="center"/>
+        </w:trPr>
+        <w:tc>
+          <w:tcPr>
+            <w:tcW w:w="1015" w:type="dxa"/>
+            <w:tcBorders>
+              <w:top w:val="nil"/>
+              <w:tl2br w:val="nil"/>
+              <w:tr2bl w:val="nil"/>
+            </w:tcBorders>
+            <w:vAlign w:val="center"/>
+          </w:tcPr>
+          <w:p>
+            <w:pPr>
+              <w:keepNext w:val="0"/>
+              <w:keepLines w:val="0"/>
+              <w:pageBreakBefore w:val="0"/>
+              <w:widowControl w:val="0"/>
+              <w:kinsoku/>
+              <w:wordWrap/>
+              <w:overflowPunct/>
+              <w:topLinePunct w:val="0"/>
+              <w:autoSpaceDE/>
+              <w:autoSpaceDN/>
+              <w:bidi w:val="0"/>
+              <w:adjustRightInd/>
+              <w:snapToGrid/>
+              <w:spacing w:before="0" w:beforeLines="20" w:after="0" w:afterLines="20" w:line="260" w:lineRule="exact"/>
+              <w:jc w:val="center"/>
+              <w:textAlignment w:val="auto"/>
+              <w:rPr>
+                <w:rFonts w:ascii="Times New Roman" w:hAnsi="Times New Roman" w:eastAsia="微软雅黑" w:cs="Times New Roman"/>
+                <w:b/>
+                <w:bCs/>
+                <w:sz w:val="18"/>
+                <w:szCs w:val="18"/>
+              </w:rPr>
+            </w:pPr>
+            <w:r>
+              <w:rPr>
+                <w:rFonts w:ascii="Times New Roman" w:hAnsi="Times New Roman" w:eastAsia="微软雅黑" w:cs="Times New Roman"/>
+                <w:b/>
+                <w:bCs/>
+                <w:color w:val="000000"/>
+                <w:sz w:val="18"/>
+                <w:szCs w:val="18"/>
+              </w:rPr>
+              <w:t>ATM</w:t>
+            </w:r>
+          </w:p>
+        </w:tc>
+        <w:tc>
+          <w:tcPr>
+            <w:tcW w:w="9098" w:type="dxa"/>
+            <w:tcBorders>
+              <w:top w:val="nil"/>
+            </w:tcBorders>
+            <w:vAlign w:val="center"/>
+          </w:tcPr>
+          <w:p>
+            <w:pPr>
+              <w:keepNext w:val="0"/>
+              <w:keepLines w:val="0"/>
+              <w:pageBreakBefore w:val="0"/>
+              <w:widowControl w:val="0"/>
+              <w:kinsoku/>
+              <w:wordWrap/>
+              <w:overflowPunct/>
+              <w:topLinePunct w:val="0"/>
+              <w:autoSpaceDE/>
+              <w:autoSpaceDN/>
+              <w:bidi w:val="0"/>
+              <w:adjustRightInd/>
+              <w:snapToGrid/>
+              <w:spacing w:before="0" w:beforeLines="20" w:after="0" w:afterLines="20" w:line="260" w:lineRule="exact"/>
+              <w:jc w:val="left"/>
+              <w:textAlignment w:val="auto"/>
+              <w:rPr>
+                <w:rFonts w:ascii="Times New Roman" w:hAnsi="Times New Roman" w:eastAsia="微软雅黑" w:cs="Times New Roman"/>
+                <w:sz w:val="18"/>
+                <w:szCs w:val="18"/>
+                <w:lang w:eastAsia="zh-CN"/>
+              </w:rPr>
+            </w:pPr>
+            <w:r>
+              <w:rPr>
+                <w:rFonts w:ascii="Times New Roman" w:hAnsi="Times New Roman" w:eastAsia="微软雅黑" w:cs="Times New Roman"/>
+                <w:color w:val="000000"/>
+                <w:sz w:val="18"/>
+                <w:szCs w:val="18"/>
+                <w:lang w:eastAsia="zh-CN"/>
+              </w:rPr>
+              <w:t>ATM，又称共济失调毛细血管扩张突变基因，定位于11q22.3，包含63个外显子。ATM与DNA损伤检验有关的一个重要基因，是直接感受DNA双链断裂损伤并起始诸多DNA损伤信号反应通路的主开关分子。与ATM相关的疾病包括毛细血管扩张性失调综合征、家族性非霍金奇淋巴瘤、T-细胞幼淋巴细胞白血病、乳腺癌等。</w:t>
+            </w:r>
+          </w:p>
+        </w:tc>
+      </w:tr>
+      <w:tr>
+        <w:tblPrEx>
+          <w:tblBorders>
+            <w:top w:val="single" w:color="A4A4A4" w:sz="4" w:space="0"/>
+            <w:left w:val="none" w:color="auto" w:sz="0" w:space="0"/>
+            <w:bottom w:val="single" w:color="A4A4A4" w:sz="4" w:space="0"/>
+            <w:right w:val="none" w:color="auto" w:sz="0" w:space="0"/>
+            <w:insideH w:val="single" w:color="A4A4A4" w:sz="4" w:space="0"/>
+            <w:insideV w:val="single" w:color="A4A4A4" w:sz="4" w:space="0"/>
+          </w:tblBorders>
+          <w:tblCellMar>
+            <w:top w:w="0" w:type="dxa"/>
+            <w:left w:w="113" w:type="dxa"/>
+            <w:bottom w:w="0" w:type="dxa"/>
+            <w:right w:w="113" w:type="dxa"/>
+          </w:tblCellMar>
+        </w:tblPrEx>
+        <w:trPr>
+          <w:trHeight w:val="0" w:hRule="atLeast"/>
+          <w:tblHeader/>
+          <w:jc w:val="center"/>
+        </w:trPr>
+        <w:tc>
+          <w:tcPr>
+            <w:tcW w:w="1015" w:type="dxa"/>
+            <w:tcBorders>
+              <w:tl2br w:val="nil"/>
+              <w:tr2bl w:val="nil"/>
+            </w:tcBorders>
+            <w:vAlign w:val="center"/>
+          </w:tcPr>
+          <w:p>
+            <w:pPr>
+              <w:keepNext w:val="0"/>
+              <w:keepLines w:val="0"/>
+              <w:pageBreakBefore w:val="0"/>
+              <w:widowControl w:val="0"/>
+              <w:kinsoku/>
+              <w:wordWrap/>
+              <w:overflowPunct/>
+              <w:topLinePunct w:val="0"/>
+              <w:autoSpaceDE/>
+              <w:autoSpaceDN/>
+              <w:bidi w:val="0"/>
+              <w:adjustRightInd/>
+              <w:snapToGrid/>
+              <w:spacing w:before="0" w:beforeLines="20" w:after="0" w:afterLines="20" w:line="260" w:lineRule="exact"/>
+              <w:jc w:val="center"/>
+              <w:textAlignment w:val="auto"/>
+              <w:rPr>
+                <w:rFonts w:ascii="Times New Roman" w:hAnsi="Times New Roman" w:eastAsia="微软雅黑" w:cs="Times New Roman"/>
+                <w:b/>
+                <w:bCs/>
+                <w:color w:val="000000"/>
+                <w:sz w:val="18"/>
+                <w:szCs w:val="18"/>
+              </w:rPr>
+            </w:pPr>
+            <w:r>
+              <w:rPr>
+                <w:rFonts w:ascii="Times New Roman" w:hAnsi="Times New Roman" w:eastAsia="微软雅黑" w:cs="Times New Roman"/>
+                <w:b/>
+                <w:bCs/>
+                <w:color w:val="000000"/>
+                <w:sz w:val="18"/>
+                <w:szCs w:val="18"/>
+              </w:rPr>
+              <w:t>ATR</w:t>
+            </w:r>
+          </w:p>
+        </w:tc>
+        <w:tc>
+          <w:tcPr>
+            <w:tcW w:w="9098" w:type="dxa"/>
+            <w:vAlign w:val="center"/>
+          </w:tcPr>
+          <w:p>
+            <w:pPr>
+              <w:keepNext w:val="0"/>
+              <w:keepLines w:val="0"/>
+              <w:pageBreakBefore w:val="0"/>
+              <w:widowControl w:val="0"/>
+              <w:kinsoku/>
+              <w:wordWrap/>
+              <w:overflowPunct/>
+              <w:topLinePunct w:val="0"/>
+              <w:autoSpaceDE/>
+              <w:autoSpaceDN/>
+              <w:bidi w:val="0"/>
+              <w:adjustRightInd/>
+              <w:snapToGrid/>
+              <w:spacing w:before="0" w:beforeLines="20" w:after="0" w:afterLines="20" w:line="260" w:lineRule="exact"/>
+              <w:jc w:val="left"/>
+              <w:textAlignment w:val="auto"/>
+              <w:rPr>
+                <w:rFonts w:ascii="Times New Roman" w:hAnsi="Times New Roman" w:eastAsia="微软雅黑" w:cs="Times New Roman"/>
+                <w:color w:val="000000"/>
+                <w:sz w:val="18"/>
+                <w:szCs w:val="18"/>
+                <w:lang w:eastAsia="zh-CN"/>
+              </w:rPr>
+            </w:pPr>
+            <w:r>
+              <w:rPr>
+                <w:rFonts w:ascii="Times New Roman" w:hAnsi="Times New Roman" w:eastAsia="微软雅黑" w:cs="Times New Roman"/>
+                <w:color w:val="000000"/>
+                <w:sz w:val="18"/>
+                <w:szCs w:val="18"/>
+                <w:lang w:eastAsia="zh-CN"/>
+              </w:rPr>
+              <w:t>ATR属于磷脂酰肌醇3-激酶相关的激酶家族，参与DNA损伤检测，激活DNA损伤检查点并阻滞细胞周期。ATR会对单链DNA产生响应，DNA呈单链的情况常发生在DNA损伤切除和修复过程中，比如核苷酸切除修复和同源重组修复。ATR可以与ATRIP共同作用识别覆盖有RPA的单链DNA，一旦ATR被激活，它将磷酸化Chk1，启动信号传导。ATR蛋白可以使肿瘤抑制蛋白BRCA1及其他细胞周期检查点蛋白磷酸化。</w:t>
+            </w:r>
+          </w:p>
+        </w:tc>
+      </w:tr>
+      <w:tr>
+        <w:tblPrEx>
+          <w:tblBorders>
+            <w:top w:val="single" w:color="A4A4A4" w:sz="4" w:space="0"/>
+            <w:left w:val="none" w:color="auto" w:sz="0" w:space="0"/>
+            <w:bottom w:val="single" w:color="A4A4A4" w:sz="4" w:space="0"/>
+            <w:right w:val="none" w:color="auto" w:sz="0" w:space="0"/>
+            <w:insideH w:val="single" w:color="A4A4A4" w:sz="4" w:space="0"/>
+            <w:insideV w:val="single" w:color="A4A4A4" w:sz="4" w:space="0"/>
+          </w:tblBorders>
+          <w:tblCellMar>
+            <w:top w:w="0" w:type="dxa"/>
+            <w:left w:w="113" w:type="dxa"/>
+            <w:bottom w:w="0" w:type="dxa"/>
+            <w:right w:w="113" w:type="dxa"/>
+          </w:tblCellMar>
+        </w:tblPrEx>
+        <w:trPr>
+          <w:trHeight w:val="0" w:hRule="atLeast"/>
+          <w:tblHeader/>
+          <w:jc w:val="center"/>
+        </w:trPr>
+        <w:tc>
+          <w:tcPr>
+            <w:tcW w:w="1015" w:type="dxa"/>
+            <w:tcBorders>
+              <w:tl2br w:val="nil"/>
+              <w:tr2bl w:val="nil"/>
+            </w:tcBorders>
+            <w:vAlign w:val="center"/>
+          </w:tcPr>
+          <w:p>
+            <w:pPr>
+              <w:keepNext w:val="0"/>
+              <w:keepLines w:val="0"/>
+              <w:pageBreakBefore w:val="0"/>
+              <w:widowControl w:val="0"/>
+              <w:kinsoku/>
+              <w:wordWrap/>
+              <w:overflowPunct/>
+              <w:topLinePunct w:val="0"/>
+              <w:autoSpaceDE/>
+              <w:autoSpaceDN/>
+              <w:bidi w:val="0"/>
+              <w:adjustRightInd/>
+              <w:snapToGrid/>
+              <w:spacing w:before="0" w:beforeLines="20" w:after="0" w:afterLines="20" w:line="260" w:lineRule="exact"/>
+              <w:jc w:val="center"/>
+              <w:textAlignment w:val="auto"/>
+              <w:rPr>
+                <w:rFonts w:ascii="Times New Roman" w:hAnsi="Times New Roman" w:eastAsia="微软雅黑" w:cs="Times New Roman"/>
+                <w:b/>
+                <w:bCs/>
+                <w:color w:val="000000"/>
+                <w:sz w:val="18"/>
+                <w:szCs w:val="18"/>
+              </w:rPr>
+            </w:pPr>
+            <w:r>
+              <w:rPr>
+                <w:rFonts w:ascii="Times New Roman" w:hAnsi="Times New Roman" w:eastAsia="微软雅黑" w:cs="Times New Roman"/>
+                <w:b/>
+                <w:bCs/>
+                <w:color w:val="000000"/>
+                <w:sz w:val="18"/>
+                <w:szCs w:val="18"/>
+              </w:rPr>
+              <w:t>BARD1</w:t>
+            </w:r>
+          </w:p>
+        </w:tc>
+        <w:tc>
+          <w:tcPr>
+            <w:tcW w:w="9098" w:type="dxa"/>
+            <w:vAlign w:val="center"/>
+          </w:tcPr>
+          <w:p>
+            <w:pPr>
+              <w:keepNext w:val="0"/>
+              <w:keepLines w:val="0"/>
+              <w:pageBreakBefore w:val="0"/>
+              <w:widowControl w:val="0"/>
+              <w:kinsoku/>
+              <w:wordWrap/>
+              <w:overflowPunct/>
+              <w:topLinePunct w:val="0"/>
+              <w:autoSpaceDE/>
+              <w:autoSpaceDN/>
+              <w:bidi w:val="0"/>
+              <w:adjustRightInd/>
+              <w:snapToGrid/>
+              <w:spacing w:before="0" w:beforeLines="20" w:after="0" w:afterLines="20" w:line="260" w:lineRule="exact"/>
+              <w:jc w:val="left"/>
+              <w:textAlignment w:val="auto"/>
+              <w:rPr>
+                <w:rFonts w:ascii="Times New Roman" w:hAnsi="Times New Roman" w:eastAsia="微软雅黑" w:cs="Times New Roman"/>
+                <w:color w:val="000000"/>
+                <w:sz w:val="18"/>
+                <w:szCs w:val="18"/>
+                <w:lang w:eastAsia="zh-CN"/>
+              </w:rPr>
+            </w:pPr>
+            <w:r>
+              <w:rPr>
+                <w:rFonts w:ascii="Times New Roman" w:hAnsi="Times New Roman" w:eastAsia="微软雅黑" w:cs="Times New Roman"/>
+                <w:color w:val="000000"/>
+                <w:sz w:val="18"/>
+                <w:szCs w:val="18"/>
+                <w:lang w:eastAsia="zh-CN"/>
+              </w:rPr>
+              <w:t>BRAD1基因编码BRCA1环装结构域相关蛋白1，定位于2q35。BRAD1可与BRCA1形成异源二聚体，与遗传性乳腺癌和/或卵巢癌综合征发生相关。</w:t>
+            </w:r>
+          </w:p>
+        </w:tc>
+      </w:tr>
+      <w:tr>
+        <w:tblPrEx>
+          <w:tblBorders>
+            <w:top w:val="single" w:color="A4A4A4" w:sz="4" w:space="0"/>
+            <w:left w:val="none" w:color="auto" w:sz="0" w:space="0"/>
+            <w:bottom w:val="single" w:color="A4A4A4" w:sz="4" w:space="0"/>
+            <w:right w:val="none" w:color="auto" w:sz="0" w:space="0"/>
+            <w:insideH w:val="single" w:color="A4A4A4" w:sz="4" w:space="0"/>
+            <w:insideV w:val="single" w:color="A4A4A4" w:sz="4" w:space="0"/>
+          </w:tblBorders>
+          <w:tblCellMar>
+            <w:top w:w="0" w:type="dxa"/>
+            <w:left w:w="113" w:type="dxa"/>
+            <w:bottom w:w="0" w:type="dxa"/>
+            <w:right w:w="113" w:type="dxa"/>
+          </w:tblCellMar>
+        </w:tblPrEx>
+        <w:trPr>
+          <w:trHeight w:val="0" w:hRule="atLeast"/>
+          <w:tblHeader/>
+          <w:jc w:val="center"/>
+        </w:trPr>
+        <w:tc>
+          <w:tcPr>
+            <w:tcW w:w="1015" w:type="dxa"/>
+            <w:tcBorders>
+              <w:tl2br w:val="nil"/>
+              <w:tr2bl w:val="nil"/>
+            </w:tcBorders>
+            <w:vAlign w:val="center"/>
+          </w:tcPr>
+          <w:p>
+            <w:pPr>
+              <w:keepNext w:val="0"/>
+              <w:keepLines w:val="0"/>
+              <w:pageBreakBefore w:val="0"/>
+              <w:widowControl w:val="0"/>
+              <w:kinsoku/>
+              <w:wordWrap/>
+              <w:overflowPunct/>
+              <w:topLinePunct w:val="0"/>
+              <w:autoSpaceDE/>
+              <w:autoSpaceDN/>
+              <w:bidi w:val="0"/>
+              <w:adjustRightInd/>
+              <w:snapToGrid/>
+              <w:spacing w:before="0" w:beforeLines="20" w:after="0" w:afterLines="20" w:line="260" w:lineRule="exact"/>
+              <w:jc w:val="center"/>
+              <w:textAlignment w:val="auto"/>
+              <w:rPr>
+                <w:rFonts w:ascii="Times New Roman" w:hAnsi="Times New Roman" w:eastAsia="微软雅黑" w:cs="Times New Roman"/>
+                <w:b/>
+                <w:bCs/>
+                <w:color w:val="000000"/>
+                <w:sz w:val="18"/>
+                <w:szCs w:val="18"/>
+              </w:rPr>
+            </w:pPr>
+            <w:r>
+              <w:rPr>
+                <w:rFonts w:ascii="Times New Roman" w:hAnsi="Times New Roman" w:eastAsia="微软雅黑" w:cs="Times New Roman"/>
+                <w:b/>
+                <w:bCs/>
+                <w:color w:val="000000"/>
+                <w:sz w:val="18"/>
+                <w:szCs w:val="18"/>
+              </w:rPr>
+              <w:t>BRIP1</w:t>
+            </w:r>
+          </w:p>
+        </w:tc>
+        <w:tc>
+          <w:tcPr>
+            <w:tcW w:w="9098" w:type="dxa"/>
+            <w:vAlign w:val="center"/>
+          </w:tcPr>
+          <w:p>
+            <w:pPr>
+              <w:keepNext w:val="0"/>
+              <w:keepLines w:val="0"/>
+              <w:pageBreakBefore w:val="0"/>
+              <w:widowControl w:val="0"/>
+              <w:kinsoku/>
+              <w:wordWrap/>
+              <w:overflowPunct/>
+              <w:topLinePunct w:val="0"/>
+              <w:autoSpaceDE/>
+              <w:autoSpaceDN/>
+              <w:bidi w:val="0"/>
+              <w:adjustRightInd/>
+              <w:snapToGrid/>
+              <w:spacing w:before="0" w:beforeLines="20" w:after="0" w:afterLines="20" w:line="260" w:lineRule="exact"/>
+              <w:jc w:val="left"/>
+              <w:textAlignment w:val="auto"/>
+              <w:rPr>
+                <w:rFonts w:ascii="Times New Roman" w:hAnsi="Times New Roman" w:eastAsia="微软雅黑" w:cs="Times New Roman"/>
+                <w:color w:val="000000"/>
+                <w:sz w:val="18"/>
+                <w:szCs w:val="18"/>
+                <w:lang w:eastAsia="zh-CN"/>
+              </w:rPr>
+            </w:pPr>
+            <w:r>
+              <w:rPr>
+                <w:rFonts w:ascii="Times New Roman" w:hAnsi="Times New Roman" w:eastAsia="微软雅黑" w:cs="Times New Roman"/>
+                <w:color w:val="000000"/>
+                <w:sz w:val="18"/>
+                <w:szCs w:val="18"/>
+                <w:lang w:eastAsia="zh-CN"/>
+              </w:rPr>
+              <w:t>BRIP1基因编码的蛋白为RecQDEAH解旋酶家族成员之一，在乳腺癌1型中，与BRCT重复相互作用，该络合物在DNA双链修复中具有重要作用。若该基因发生突变则会引起DNA紊乱从而诱导癌症的发生。与BRIP1相关的疾病包括乳腺癌、子宫内膜癌、肠癌、胃癌等。</w:t>
+            </w:r>
+          </w:p>
+        </w:tc>
+      </w:tr>
+      <w:tr>
+        <w:tblPrEx>
+          <w:tblBorders>
+            <w:top w:val="single" w:color="A4A4A4" w:sz="4" w:space="0"/>
+            <w:left w:val="none" w:color="auto" w:sz="0" w:space="0"/>
+            <w:bottom w:val="single" w:color="A4A4A4" w:sz="4" w:space="0"/>
+            <w:right w:val="none" w:color="auto" w:sz="0" w:space="0"/>
+            <w:insideH w:val="single" w:color="A4A4A4" w:sz="4" w:space="0"/>
+            <w:insideV w:val="single" w:color="A4A4A4" w:sz="4" w:space="0"/>
+          </w:tblBorders>
+          <w:tblCellMar>
+            <w:top w:w="0" w:type="dxa"/>
+            <w:left w:w="113" w:type="dxa"/>
+            <w:bottom w:w="0" w:type="dxa"/>
+            <w:right w:w="113" w:type="dxa"/>
+          </w:tblCellMar>
+        </w:tblPrEx>
+        <w:trPr>
+          <w:trHeight w:val="0" w:hRule="atLeast"/>
+          <w:tblHeader/>
+          <w:jc w:val="center"/>
+        </w:trPr>
+        <w:tc>
+          <w:tcPr>
+            <w:tcW w:w="1015" w:type="dxa"/>
+            <w:tcBorders>
+              <w:tl2br w:val="nil"/>
+              <w:tr2bl w:val="nil"/>
+            </w:tcBorders>
+            <w:vAlign w:val="center"/>
+          </w:tcPr>
+          <w:p>
+            <w:pPr>
+              <w:keepNext w:val="0"/>
+              <w:keepLines w:val="0"/>
+              <w:pageBreakBefore w:val="0"/>
+              <w:widowControl w:val="0"/>
+              <w:kinsoku/>
+              <w:wordWrap/>
+              <w:overflowPunct/>
+              <w:topLinePunct w:val="0"/>
+              <w:autoSpaceDE/>
+              <w:autoSpaceDN/>
+              <w:bidi w:val="0"/>
+              <w:adjustRightInd/>
+              <w:snapToGrid/>
+              <w:spacing w:before="0" w:beforeLines="20" w:after="0" w:afterLines="20" w:line="260" w:lineRule="exact"/>
+              <w:jc w:val="center"/>
+              <w:textAlignment w:val="auto"/>
+              <w:rPr>
+                <w:rFonts w:ascii="Times New Roman" w:hAnsi="Times New Roman" w:eastAsia="微软雅黑" w:cs="Times New Roman"/>
+                <w:b/>
+                <w:bCs/>
+                <w:color w:val="000000"/>
+                <w:sz w:val="18"/>
+                <w:szCs w:val="18"/>
+              </w:rPr>
+            </w:pPr>
+            <w:r>
+              <w:rPr>
+                <w:rFonts w:ascii="Times New Roman" w:hAnsi="Times New Roman" w:eastAsia="微软雅黑" w:cs="Times New Roman"/>
+                <w:b/>
+                <w:bCs/>
+                <w:color w:val="000000"/>
+                <w:sz w:val="18"/>
+                <w:szCs w:val="18"/>
+              </w:rPr>
+              <w:t>CDK12</w:t>
+            </w:r>
+          </w:p>
+        </w:tc>
+        <w:tc>
+          <w:tcPr>
+            <w:tcW w:w="9098" w:type="dxa"/>
+            <w:vAlign w:val="center"/>
+          </w:tcPr>
+          <w:p>
+            <w:pPr>
+              <w:keepNext w:val="0"/>
+              <w:keepLines w:val="0"/>
+              <w:pageBreakBefore w:val="0"/>
+              <w:widowControl w:val="0"/>
+              <w:kinsoku/>
+              <w:wordWrap/>
+              <w:overflowPunct/>
+              <w:topLinePunct w:val="0"/>
+              <w:autoSpaceDE/>
+              <w:autoSpaceDN/>
+              <w:bidi w:val="0"/>
+              <w:adjustRightInd/>
+              <w:snapToGrid/>
+              <w:spacing w:before="0" w:beforeLines="20" w:after="0" w:afterLines="20" w:line="260" w:lineRule="exact"/>
+              <w:jc w:val="left"/>
+              <w:textAlignment w:val="auto"/>
+              <w:rPr>
+                <w:rFonts w:ascii="Times New Roman" w:hAnsi="Times New Roman" w:eastAsia="微软雅黑" w:cs="Times New Roman"/>
+                <w:color w:val="000000"/>
+                <w:sz w:val="18"/>
+                <w:szCs w:val="18"/>
+                <w:lang w:eastAsia="zh-CN"/>
+              </w:rPr>
+            </w:pPr>
+            <w:r>
+              <w:rPr>
+                <w:rFonts w:ascii="Times New Roman" w:hAnsi="Times New Roman" w:eastAsia="微软雅黑" w:cs="Times New Roman"/>
+                <w:color w:val="000000"/>
+                <w:sz w:val="18"/>
+                <w:szCs w:val="18"/>
+                <w:lang w:eastAsia="zh-CN"/>
+              </w:rPr>
+              <w:t>CDK12属于丝氨酸苏氨酸蛋白激酶家族，在RNA转录延长中起到非常重要的作用。参与维持基因组的稳定性及DNA修复相关进程。与CDK12相关的疾病包括子宫内膜癌、胃癌、肠癌等。</w:t>
+            </w:r>
+          </w:p>
+        </w:tc>
+      </w:tr>
+      <w:tr>
+        <w:tblPrEx>
+          <w:tblBorders>
+            <w:top w:val="single" w:color="A4A4A4" w:sz="4" w:space="0"/>
+            <w:left w:val="none" w:color="auto" w:sz="0" w:space="0"/>
+            <w:bottom w:val="single" w:color="A4A4A4" w:sz="4" w:space="0"/>
+            <w:right w:val="none" w:color="auto" w:sz="0" w:space="0"/>
+            <w:insideH w:val="single" w:color="A4A4A4" w:sz="4" w:space="0"/>
+            <w:insideV w:val="single" w:color="A4A4A4" w:sz="4" w:space="0"/>
+          </w:tblBorders>
+          <w:tblCellMar>
+            <w:top w:w="0" w:type="dxa"/>
+            <w:left w:w="113" w:type="dxa"/>
+            <w:bottom w:w="0" w:type="dxa"/>
+            <w:right w:w="113" w:type="dxa"/>
+          </w:tblCellMar>
+        </w:tblPrEx>
+        <w:trPr>
+          <w:trHeight w:val="0" w:hRule="atLeast"/>
+          <w:tblHeader/>
+          <w:jc w:val="center"/>
+        </w:trPr>
+        <w:tc>
+          <w:tcPr>
+            <w:tcW w:w="1015" w:type="dxa"/>
+            <w:tcBorders>
+              <w:tl2br w:val="nil"/>
+              <w:tr2bl w:val="nil"/>
+            </w:tcBorders>
+            <w:vAlign w:val="center"/>
+          </w:tcPr>
+          <w:p>
+            <w:pPr>
+              <w:keepNext w:val="0"/>
+              <w:keepLines w:val="0"/>
+              <w:pageBreakBefore w:val="0"/>
+              <w:widowControl w:val="0"/>
+              <w:kinsoku/>
+              <w:wordWrap/>
+              <w:overflowPunct/>
+              <w:topLinePunct w:val="0"/>
+              <w:autoSpaceDE/>
+              <w:autoSpaceDN/>
+              <w:bidi w:val="0"/>
+              <w:adjustRightInd/>
+              <w:snapToGrid/>
+              <w:spacing w:before="0" w:beforeLines="20" w:after="0" w:afterLines="20" w:line="260" w:lineRule="exact"/>
+              <w:jc w:val="center"/>
+              <w:textAlignment w:val="auto"/>
+              <w:rPr>
+                <w:rFonts w:ascii="Times New Roman" w:hAnsi="Times New Roman" w:eastAsia="微软雅黑" w:cs="Times New Roman"/>
+                <w:b/>
+                <w:bCs/>
+                <w:color w:val="000000"/>
+                <w:sz w:val="18"/>
+                <w:szCs w:val="18"/>
+              </w:rPr>
+            </w:pPr>
+            <w:r>
+              <w:rPr>
+                <w:rFonts w:ascii="Times New Roman" w:hAnsi="Times New Roman" w:eastAsia="微软雅黑" w:cs="Times New Roman"/>
+                <w:b/>
+                <w:bCs/>
+                <w:color w:val="000000"/>
+                <w:sz w:val="18"/>
+                <w:szCs w:val="18"/>
+              </w:rPr>
+              <w:t>CHEK1</w:t>
+            </w:r>
+          </w:p>
+        </w:tc>
+        <w:tc>
+          <w:tcPr>
+            <w:tcW w:w="9098" w:type="dxa"/>
+            <w:vAlign w:val="center"/>
+          </w:tcPr>
+          <w:p>
+            <w:pPr>
+              <w:keepNext w:val="0"/>
+              <w:keepLines w:val="0"/>
+              <w:pageBreakBefore w:val="0"/>
+              <w:widowControl w:val="0"/>
+              <w:kinsoku/>
+              <w:wordWrap/>
+              <w:overflowPunct/>
+              <w:topLinePunct w:val="0"/>
+              <w:autoSpaceDE/>
+              <w:autoSpaceDN/>
+              <w:bidi w:val="0"/>
+              <w:adjustRightInd/>
+              <w:snapToGrid/>
+              <w:spacing w:before="0" w:beforeLines="20" w:after="0" w:afterLines="20" w:line="260" w:lineRule="exact"/>
+              <w:jc w:val="left"/>
+              <w:textAlignment w:val="auto"/>
+              <w:rPr>
+                <w:rFonts w:ascii="Times New Roman" w:hAnsi="Times New Roman" w:eastAsia="微软雅黑" w:cs="Times New Roman"/>
+                <w:color w:val="000000"/>
+                <w:sz w:val="18"/>
+                <w:szCs w:val="18"/>
+                <w:lang w:eastAsia="zh-CN"/>
+              </w:rPr>
+            </w:pPr>
+            <w:r>
+              <w:rPr>
+                <w:rFonts w:ascii="Times New Roman" w:hAnsi="Times New Roman" w:eastAsia="微软雅黑" w:cs="Times New Roman"/>
+                <w:color w:val="000000"/>
+                <w:sz w:val="18"/>
+                <w:szCs w:val="18"/>
+                <w:lang w:eastAsia="zh-CN"/>
+              </w:rPr>
+              <w:t>CHEK1属于Ser/Thr蛋白激酶家族，该蛋白在由DNA损伤或未复制所引起的由周期检验点介导的细胞周期凝滞中具有重要作用。与CHEK1相关的疾病包括结肠癌、白血病、成视网膜细胞瘤、子宫内膜癌、肠癌、胃癌等。</w:t>
+            </w:r>
+          </w:p>
+        </w:tc>
+      </w:tr>
+      <w:tr>
+        <w:tblPrEx>
+          <w:tblBorders>
+            <w:top w:val="single" w:color="A4A4A4" w:sz="4" w:space="0"/>
+            <w:left w:val="none" w:color="auto" w:sz="0" w:space="0"/>
+            <w:bottom w:val="single" w:color="A4A4A4" w:sz="4" w:space="0"/>
+            <w:right w:val="none" w:color="auto" w:sz="0" w:space="0"/>
+            <w:insideH w:val="single" w:color="A4A4A4" w:sz="4" w:space="0"/>
+            <w:insideV w:val="single" w:color="A4A4A4" w:sz="4" w:space="0"/>
+          </w:tblBorders>
+          <w:tblCellMar>
+            <w:top w:w="0" w:type="dxa"/>
+            <w:left w:w="113" w:type="dxa"/>
+            <w:bottom w:w="0" w:type="dxa"/>
+            <w:right w:w="113" w:type="dxa"/>
+          </w:tblCellMar>
+        </w:tblPrEx>
+        <w:trPr>
+          <w:trHeight w:val="0" w:hRule="atLeast"/>
+          <w:tblHeader/>
+          <w:jc w:val="center"/>
+        </w:trPr>
+        <w:tc>
+          <w:tcPr>
+            <w:tcW w:w="1015" w:type="dxa"/>
+            <w:tcBorders>
+              <w:tl2br w:val="nil"/>
+              <w:tr2bl w:val="nil"/>
+            </w:tcBorders>
+            <w:vAlign w:val="center"/>
+          </w:tcPr>
+          <w:p>
+            <w:pPr>
+              <w:keepNext w:val="0"/>
+              <w:keepLines w:val="0"/>
+              <w:pageBreakBefore w:val="0"/>
+              <w:widowControl w:val="0"/>
+              <w:kinsoku/>
+              <w:wordWrap/>
+              <w:overflowPunct/>
+              <w:topLinePunct w:val="0"/>
+              <w:autoSpaceDE/>
+              <w:autoSpaceDN/>
+              <w:bidi w:val="0"/>
+              <w:adjustRightInd/>
+              <w:snapToGrid/>
+              <w:spacing w:before="0" w:beforeLines="20" w:after="0" w:afterLines="20" w:line="260" w:lineRule="exact"/>
+              <w:jc w:val="center"/>
+              <w:textAlignment w:val="auto"/>
+              <w:rPr>
+                <w:rFonts w:ascii="Times New Roman" w:hAnsi="Times New Roman" w:eastAsia="微软雅黑" w:cs="Times New Roman"/>
+                <w:b/>
+                <w:bCs/>
+                <w:color w:val="000000"/>
+                <w:sz w:val="18"/>
+                <w:szCs w:val="18"/>
+              </w:rPr>
+            </w:pPr>
+            <w:r>
+              <w:rPr>
+                <w:rFonts w:ascii="Times New Roman" w:hAnsi="Times New Roman" w:eastAsia="微软雅黑" w:cs="Times New Roman"/>
+                <w:b/>
+                <w:bCs/>
+                <w:color w:val="000000"/>
+                <w:sz w:val="18"/>
+                <w:szCs w:val="18"/>
+              </w:rPr>
+              <w:t>CHEK2</w:t>
+            </w:r>
+          </w:p>
+        </w:tc>
+        <w:tc>
+          <w:tcPr>
+            <w:tcW w:w="9098" w:type="dxa"/>
+            <w:vAlign w:val="center"/>
+          </w:tcPr>
+          <w:p>
+            <w:pPr>
+              <w:keepNext w:val="0"/>
+              <w:keepLines w:val="0"/>
+              <w:pageBreakBefore w:val="0"/>
+              <w:widowControl w:val="0"/>
+              <w:kinsoku/>
+              <w:wordWrap/>
+              <w:overflowPunct/>
+              <w:topLinePunct w:val="0"/>
+              <w:autoSpaceDE/>
+              <w:autoSpaceDN/>
+              <w:bidi w:val="0"/>
+              <w:adjustRightInd/>
+              <w:snapToGrid/>
+              <w:spacing w:before="0" w:beforeLines="20" w:after="0" w:afterLines="20" w:line="260" w:lineRule="exact"/>
+              <w:jc w:val="left"/>
+              <w:textAlignment w:val="auto"/>
+              <w:rPr>
+                <w:rFonts w:ascii="Times New Roman" w:hAnsi="Times New Roman" w:eastAsia="微软雅黑" w:cs="Times New Roman"/>
+                <w:color w:val="000000"/>
+                <w:sz w:val="18"/>
+                <w:szCs w:val="18"/>
+                <w:lang w:eastAsia="zh-CN"/>
+              </w:rPr>
+            </w:pPr>
+            <w:r>
+              <w:rPr>
+                <w:rFonts w:ascii="Times New Roman" w:hAnsi="Times New Roman" w:eastAsia="微软雅黑" w:cs="Times New Roman"/>
+                <w:color w:val="000000"/>
+                <w:sz w:val="18"/>
+                <w:szCs w:val="18"/>
+                <w:lang w:eastAsia="zh-CN"/>
+              </w:rPr>
+              <w:t>CHEK2是肿瘤抑制因子，编码蛋白属于Ser/Thr蛋白激酶家族，对细胞周期具有调控作用。当DNA损伤或复制出现空缺点时，该蛋白能快速活化，抑制CDC25C磷酸化，稳定P53，使得细胞停滞在G1期。与CHEK2相关的疾病包括乳腺癌、结直肠癌、子宫内膜癌、中枢神经系统癌症、甲状腺癌等。</w:t>
+            </w:r>
+          </w:p>
+        </w:tc>
+      </w:tr>
+      <w:tr>
+        <w:tblPrEx>
+          <w:tblBorders>
+            <w:top w:val="single" w:color="A4A4A4" w:sz="4" w:space="0"/>
+            <w:left w:val="none" w:color="auto" w:sz="0" w:space="0"/>
+            <w:bottom w:val="single" w:color="A4A4A4" w:sz="4" w:space="0"/>
+            <w:right w:val="none" w:color="auto" w:sz="0" w:space="0"/>
+            <w:insideH w:val="single" w:color="A4A4A4" w:sz="4" w:space="0"/>
+            <w:insideV w:val="single" w:color="A4A4A4" w:sz="4" w:space="0"/>
+          </w:tblBorders>
+          <w:tblCellMar>
+            <w:top w:w="0" w:type="dxa"/>
+            <w:left w:w="113" w:type="dxa"/>
+            <w:bottom w:w="0" w:type="dxa"/>
+            <w:right w:w="113" w:type="dxa"/>
+          </w:tblCellMar>
+        </w:tblPrEx>
+        <w:trPr>
+          <w:trHeight w:val="0" w:hRule="atLeast"/>
+          <w:tblHeader/>
+          <w:jc w:val="center"/>
+        </w:trPr>
+        <w:tc>
+          <w:tcPr>
+            <w:tcW w:w="1015" w:type="dxa"/>
+            <w:tcBorders>
+              <w:tl2br w:val="nil"/>
+              <w:tr2bl w:val="nil"/>
+            </w:tcBorders>
+            <w:vAlign w:val="center"/>
+          </w:tcPr>
+          <w:p>
+            <w:pPr>
+              <w:keepNext w:val="0"/>
+              <w:keepLines w:val="0"/>
+              <w:pageBreakBefore w:val="0"/>
+              <w:widowControl w:val="0"/>
+              <w:kinsoku/>
+              <w:wordWrap/>
+              <w:overflowPunct/>
+              <w:topLinePunct w:val="0"/>
+              <w:autoSpaceDE/>
+              <w:autoSpaceDN/>
+              <w:bidi w:val="0"/>
+              <w:adjustRightInd/>
+              <w:snapToGrid/>
+              <w:spacing w:before="0" w:beforeLines="20" w:after="0" w:afterLines="20" w:line="260" w:lineRule="exact"/>
+              <w:jc w:val="center"/>
+              <w:textAlignment w:val="auto"/>
+              <w:rPr>
+                <w:rFonts w:ascii="Times New Roman" w:hAnsi="Times New Roman" w:eastAsia="微软雅黑" w:cs="Times New Roman"/>
+                <w:b/>
+                <w:bCs/>
+                <w:color w:val="000000"/>
+                <w:sz w:val="18"/>
+                <w:szCs w:val="18"/>
+              </w:rPr>
+            </w:pPr>
+            <w:r>
+              <w:rPr>
+                <w:rFonts w:ascii="Times New Roman" w:hAnsi="Times New Roman" w:eastAsia="微软雅黑" w:cs="Times New Roman"/>
+                <w:b/>
+                <w:bCs/>
+                <w:color w:val="000000"/>
+                <w:sz w:val="18"/>
+                <w:szCs w:val="18"/>
+              </w:rPr>
+              <w:t>ERCC3</w:t>
+            </w:r>
+          </w:p>
+        </w:tc>
+        <w:tc>
+          <w:tcPr>
+            <w:tcW w:w="9098" w:type="dxa"/>
+            <w:vAlign w:val="center"/>
+          </w:tcPr>
+          <w:p>
+            <w:pPr>
+              <w:keepNext w:val="0"/>
+              <w:keepLines w:val="0"/>
+              <w:pageBreakBefore w:val="0"/>
+              <w:widowControl w:val="0"/>
+              <w:kinsoku/>
+              <w:wordWrap/>
+              <w:overflowPunct/>
+              <w:topLinePunct w:val="0"/>
+              <w:autoSpaceDE/>
+              <w:autoSpaceDN/>
+              <w:bidi w:val="0"/>
+              <w:adjustRightInd/>
+              <w:snapToGrid/>
+              <w:spacing w:before="0" w:beforeLines="20" w:after="0" w:afterLines="20" w:line="260" w:lineRule="exact"/>
+              <w:jc w:val="left"/>
+              <w:textAlignment w:val="auto"/>
+              <w:rPr>
+                <w:rFonts w:ascii="Times New Roman" w:hAnsi="Times New Roman" w:eastAsia="微软雅黑" w:cs="Times New Roman"/>
+                <w:color w:val="000000"/>
+                <w:sz w:val="18"/>
+                <w:szCs w:val="18"/>
+                <w:lang w:eastAsia="zh-CN"/>
+              </w:rPr>
+            </w:pPr>
+            <w:r>
+              <w:rPr>
+                <w:rFonts w:ascii="Times New Roman" w:hAnsi="Times New Roman" w:eastAsia="微软雅黑" w:cs="Times New Roman"/>
+                <w:color w:val="000000"/>
+                <w:sz w:val="18"/>
+                <w:szCs w:val="18"/>
+                <w:lang w:eastAsia="zh-CN"/>
+              </w:rPr>
+              <w:t>ERCC3编码一个ATP依赖的DNA解旋酶，该酶具有核苷酸切除修复的功能，同时该蛋白也是TFIIH的亚基之一，由于剪接位点不同可产生多种转录的变异体。与该基因相关的疾病包括B型着色性干皮病。</w:t>
+            </w:r>
+          </w:p>
+        </w:tc>
+      </w:tr>
+      <w:tr>
+        <w:tblPrEx>
+          <w:tblBorders>
+            <w:top w:val="single" w:color="A4A4A4" w:sz="4" w:space="0"/>
+            <w:left w:val="none" w:color="auto" w:sz="0" w:space="0"/>
+            <w:bottom w:val="single" w:color="A4A4A4" w:sz="4" w:space="0"/>
+            <w:right w:val="none" w:color="auto" w:sz="0" w:space="0"/>
+            <w:insideH w:val="single" w:color="A4A4A4" w:sz="4" w:space="0"/>
+            <w:insideV w:val="single" w:color="A4A4A4" w:sz="4" w:space="0"/>
+          </w:tblBorders>
+          <w:tblCellMar>
+            <w:top w:w="0" w:type="dxa"/>
+            <w:left w:w="113" w:type="dxa"/>
+            <w:bottom w:w="0" w:type="dxa"/>
+            <w:right w:w="113" w:type="dxa"/>
+          </w:tblCellMar>
+        </w:tblPrEx>
+        <w:trPr>
+          <w:trHeight w:val="0" w:hRule="atLeast"/>
+          <w:tblHeader/>
+          <w:jc w:val="center"/>
+        </w:trPr>
+        <w:tc>
+          <w:tcPr>
+            <w:tcW w:w="1015" w:type="dxa"/>
+            <w:tcBorders>
+              <w:tl2br w:val="nil"/>
+              <w:tr2bl w:val="nil"/>
+            </w:tcBorders>
+            <w:vAlign w:val="center"/>
+          </w:tcPr>
+          <w:p>
+            <w:pPr>
+              <w:keepNext w:val="0"/>
+              <w:keepLines w:val="0"/>
+              <w:pageBreakBefore w:val="0"/>
+              <w:widowControl w:val="0"/>
+              <w:kinsoku/>
+              <w:wordWrap/>
+              <w:overflowPunct/>
+              <w:topLinePunct w:val="0"/>
+              <w:autoSpaceDE/>
+              <w:autoSpaceDN/>
+              <w:bidi w:val="0"/>
+              <w:adjustRightInd/>
+              <w:snapToGrid/>
+              <w:spacing w:before="0" w:beforeLines="20" w:after="0" w:afterLines="20" w:line="260" w:lineRule="exact"/>
+              <w:jc w:val="center"/>
+              <w:textAlignment w:val="auto"/>
+              <w:rPr>
+                <w:rFonts w:ascii="Times New Roman" w:hAnsi="Times New Roman" w:eastAsia="微软雅黑" w:cs="Times New Roman"/>
+                <w:b/>
+                <w:bCs/>
+                <w:color w:val="000000"/>
+                <w:sz w:val="18"/>
+                <w:szCs w:val="18"/>
+              </w:rPr>
+            </w:pPr>
+            <w:r>
+              <w:rPr>
+                <w:rFonts w:ascii="Times New Roman" w:hAnsi="Times New Roman" w:eastAsia="微软雅黑" w:cs="Times New Roman"/>
+                <w:b/>
+                <w:bCs/>
+                <w:color w:val="000000"/>
+                <w:sz w:val="18"/>
+                <w:szCs w:val="18"/>
+              </w:rPr>
+              <w:t>ABRAXAS1</w:t>
+            </w:r>
+          </w:p>
+        </w:tc>
+        <w:tc>
+          <w:tcPr>
+            <w:tcW w:w="9098" w:type="dxa"/>
+            <w:vAlign w:val="center"/>
+          </w:tcPr>
+          <w:p>
+            <w:pPr>
+              <w:keepNext w:val="0"/>
+              <w:keepLines w:val="0"/>
+              <w:pageBreakBefore w:val="0"/>
+              <w:widowControl w:val="0"/>
+              <w:kinsoku/>
+              <w:wordWrap/>
+              <w:overflowPunct/>
+              <w:topLinePunct w:val="0"/>
+              <w:autoSpaceDE/>
+              <w:autoSpaceDN/>
+              <w:bidi w:val="0"/>
+              <w:adjustRightInd/>
+              <w:snapToGrid/>
+              <w:spacing w:before="0" w:beforeLines="20" w:after="0" w:afterLines="20" w:line="260" w:lineRule="exact"/>
+              <w:jc w:val="left"/>
+              <w:textAlignment w:val="auto"/>
+              <w:rPr>
+                <w:rFonts w:ascii="Times New Roman" w:hAnsi="Times New Roman" w:eastAsia="微软雅黑" w:cs="Times New Roman"/>
+                <w:color w:val="000000"/>
+                <w:sz w:val="18"/>
+                <w:szCs w:val="18"/>
+                <w:lang w:eastAsia="zh-CN"/>
+              </w:rPr>
+            </w:pPr>
+            <w:r>
+              <w:rPr>
+                <w:rFonts w:ascii="Times New Roman" w:hAnsi="Times New Roman" w:eastAsia="微软雅黑" w:cs="Times New Roman"/>
+                <w:color w:val="000000"/>
+                <w:sz w:val="18"/>
+                <w:szCs w:val="18"/>
+                <w:lang w:eastAsia="zh-CN"/>
+              </w:rPr>
+              <w:t>ABRAXAS1，编码BRCA1A复合物亚基，位于4q21.23。该基因通过招募RAP80，与BRCA1形成复合物，与DNA损伤抗性，G2/M检查点控制，DNA修复相关</w:t>
+            </w:r>
+            <w:r>
+              <w:rPr>
+                <w:rFonts w:hint="eastAsia" w:ascii="Times New Roman" w:hAnsi="Times New Roman" w:eastAsia="微软雅黑" w:cs="Times New Roman"/>
+                <w:color w:val="000000"/>
+                <w:sz w:val="18"/>
+                <w:szCs w:val="18"/>
+                <w:lang w:eastAsia="zh-CN"/>
+              </w:rPr>
+              <w:t>[PMID: 31630195]</w:t>
+            </w:r>
+            <w:r>
+              <w:rPr>
+                <w:rFonts w:ascii="Times New Roman" w:hAnsi="Times New Roman" w:eastAsia="微软雅黑" w:cs="Times New Roman"/>
+                <w:color w:val="000000"/>
+                <w:sz w:val="18"/>
+                <w:szCs w:val="18"/>
+                <w:lang w:eastAsia="zh-CN"/>
+              </w:rPr>
+              <w:t>。</w:t>
+            </w:r>
+          </w:p>
+        </w:tc>
+      </w:tr>
+      <w:tr>
+        <w:tblPrEx>
+          <w:tblBorders>
+            <w:top w:val="single" w:color="A4A4A4" w:sz="4" w:space="0"/>
+            <w:left w:val="none" w:color="auto" w:sz="0" w:space="0"/>
+            <w:bottom w:val="single" w:color="A4A4A4" w:sz="4" w:space="0"/>
+            <w:right w:val="none" w:color="auto" w:sz="0" w:space="0"/>
+            <w:insideH w:val="single" w:color="A4A4A4" w:sz="4" w:space="0"/>
+            <w:insideV w:val="single" w:color="A4A4A4" w:sz="4" w:space="0"/>
+          </w:tblBorders>
+          <w:tblCellMar>
+            <w:top w:w="0" w:type="dxa"/>
+            <w:left w:w="113" w:type="dxa"/>
+            <w:bottom w:w="0" w:type="dxa"/>
+            <w:right w:w="113" w:type="dxa"/>
+          </w:tblCellMar>
+        </w:tblPrEx>
+        <w:trPr>
+          <w:trHeight w:val="0" w:hRule="atLeast"/>
+          <w:tblHeader/>
+          <w:jc w:val="center"/>
+        </w:trPr>
+        <w:tc>
+          <w:tcPr>
+            <w:tcW w:w="1015" w:type="dxa"/>
+            <w:tcBorders>
+              <w:tl2br w:val="nil"/>
+              <w:tr2bl w:val="nil"/>
+            </w:tcBorders>
+            <w:vAlign w:val="center"/>
+          </w:tcPr>
+          <w:p>
+            <w:pPr>
+              <w:keepNext w:val="0"/>
+              <w:keepLines w:val="0"/>
+              <w:pageBreakBefore w:val="0"/>
+              <w:widowControl w:val="0"/>
+              <w:kinsoku/>
+              <w:wordWrap/>
+              <w:overflowPunct/>
+              <w:topLinePunct w:val="0"/>
+              <w:autoSpaceDE/>
+              <w:autoSpaceDN/>
+              <w:bidi w:val="0"/>
+              <w:adjustRightInd/>
+              <w:snapToGrid/>
+              <w:spacing w:before="0" w:beforeLines="20" w:after="0" w:afterLines="20" w:line="260" w:lineRule="exact"/>
+              <w:jc w:val="center"/>
+              <w:textAlignment w:val="auto"/>
+              <w:rPr>
+                <w:rFonts w:ascii="Times New Roman" w:hAnsi="Times New Roman" w:eastAsia="微软雅黑" w:cs="Times New Roman"/>
+                <w:b/>
+                <w:bCs/>
+                <w:color w:val="000000"/>
+                <w:sz w:val="18"/>
+                <w:szCs w:val="18"/>
+              </w:rPr>
+            </w:pPr>
+            <w:r>
+              <w:rPr>
+                <w:rFonts w:ascii="Times New Roman" w:hAnsi="Times New Roman" w:eastAsia="微软雅黑" w:cs="Times New Roman"/>
+                <w:b/>
+                <w:bCs/>
+                <w:color w:val="000000"/>
+                <w:sz w:val="18"/>
+                <w:szCs w:val="18"/>
+              </w:rPr>
+              <w:t>FANCA</w:t>
+            </w:r>
+          </w:p>
+        </w:tc>
+        <w:tc>
+          <w:tcPr>
+            <w:tcW w:w="9098" w:type="dxa"/>
+            <w:vAlign w:val="center"/>
+          </w:tcPr>
+          <w:p>
+            <w:pPr>
+              <w:keepNext w:val="0"/>
+              <w:keepLines w:val="0"/>
+              <w:pageBreakBefore w:val="0"/>
+              <w:widowControl w:val="0"/>
+              <w:kinsoku/>
+              <w:wordWrap/>
+              <w:overflowPunct/>
+              <w:topLinePunct w:val="0"/>
+              <w:autoSpaceDE/>
+              <w:autoSpaceDN/>
+              <w:bidi w:val="0"/>
+              <w:adjustRightInd/>
+              <w:snapToGrid/>
+              <w:spacing w:before="0" w:beforeLines="20" w:after="0" w:afterLines="20" w:line="260" w:lineRule="exact"/>
+              <w:jc w:val="left"/>
+              <w:textAlignment w:val="auto"/>
+              <w:rPr>
+                <w:rFonts w:ascii="Times New Roman" w:hAnsi="Times New Roman" w:eastAsia="微软雅黑" w:cs="Times New Roman"/>
+                <w:color w:val="000000"/>
+                <w:sz w:val="18"/>
+                <w:szCs w:val="18"/>
+                <w:lang w:eastAsia="zh-CN"/>
+              </w:rPr>
+            </w:pPr>
+            <w:r>
+              <w:rPr>
+                <w:rFonts w:ascii="Times New Roman" w:hAnsi="Times New Roman" w:eastAsia="微软雅黑" w:cs="Times New Roman"/>
+                <w:color w:val="000000"/>
+                <w:sz w:val="18"/>
+                <w:szCs w:val="18"/>
+                <w:lang w:eastAsia="zh-CN"/>
+              </w:rPr>
+              <w:t>FANCA作为抑癌基因，编码的范可尼贫血互补群A蛋白，是一种DNA修复蛋白，发挥DNA复制后修复和细胞周期检验点的功能，参与BRCA1通路。与FANCA相关的疾病包括范可尼贫血症等</w:t>
+            </w:r>
+            <w:r>
+              <w:rPr>
+                <w:rFonts w:hint="eastAsia" w:ascii="Times New Roman" w:hAnsi="Times New Roman" w:eastAsia="微软雅黑" w:cs="Times New Roman"/>
+                <w:color w:val="000000"/>
+                <w:sz w:val="18"/>
+                <w:szCs w:val="18"/>
+                <w:lang w:eastAsia="zh-CN"/>
+              </w:rPr>
+              <w:t>[PMID: 27318168]</w:t>
+            </w:r>
+            <w:r>
+              <w:rPr>
+                <w:rFonts w:ascii="Times New Roman" w:hAnsi="Times New Roman" w:eastAsia="微软雅黑" w:cs="Times New Roman"/>
+                <w:color w:val="000000"/>
+                <w:sz w:val="18"/>
+                <w:szCs w:val="18"/>
+                <w:lang w:eastAsia="zh-CN"/>
+              </w:rPr>
+              <w:t>。</w:t>
+            </w:r>
+          </w:p>
+        </w:tc>
+      </w:tr>
+      <w:tr>
+        <w:tblPrEx>
+          <w:tblBorders>
+            <w:top w:val="single" w:color="A4A4A4" w:sz="4" w:space="0"/>
+            <w:left w:val="none" w:color="auto" w:sz="0" w:space="0"/>
+            <w:bottom w:val="single" w:color="A4A4A4" w:sz="4" w:space="0"/>
+            <w:right w:val="none" w:color="auto" w:sz="0" w:space="0"/>
+            <w:insideH w:val="single" w:color="A4A4A4" w:sz="4" w:space="0"/>
+            <w:insideV w:val="single" w:color="A4A4A4" w:sz="4" w:space="0"/>
+          </w:tblBorders>
+          <w:tblCellMar>
+            <w:top w:w="0" w:type="dxa"/>
+            <w:left w:w="113" w:type="dxa"/>
+            <w:bottom w:w="0" w:type="dxa"/>
+            <w:right w:w="113" w:type="dxa"/>
+          </w:tblCellMar>
+        </w:tblPrEx>
+        <w:trPr>
+          <w:trHeight w:val="0" w:hRule="atLeast"/>
+          <w:tblHeader/>
+          <w:jc w:val="center"/>
+        </w:trPr>
+        <w:tc>
+          <w:tcPr>
+            <w:tcW w:w="1015" w:type="dxa"/>
+            <w:tcBorders>
+              <w:tl2br w:val="nil"/>
+              <w:tr2bl w:val="nil"/>
+            </w:tcBorders>
+            <w:vAlign w:val="center"/>
+          </w:tcPr>
+          <w:p>
+            <w:pPr>
+              <w:keepNext w:val="0"/>
+              <w:keepLines w:val="0"/>
+              <w:pageBreakBefore w:val="0"/>
+              <w:widowControl w:val="0"/>
+              <w:kinsoku/>
+              <w:wordWrap/>
+              <w:overflowPunct/>
+              <w:topLinePunct w:val="0"/>
+              <w:autoSpaceDE/>
+              <w:autoSpaceDN/>
+              <w:bidi w:val="0"/>
+              <w:adjustRightInd/>
+              <w:snapToGrid/>
+              <w:spacing w:before="0" w:beforeLines="20" w:after="0" w:afterLines="20" w:line="260" w:lineRule="exact"/>
+              <w:jc w:val="center"/>
+              <w:textAlignment w:val="auto"/>
+              <w:rPr>
+                <w:rFonts w:ascii="Times New Roman" w:hAnsi="Times New Roman" w:eastAsia="微软雅黑" w:cs="Times New Roman"/>
+                <w:b/>
+                <w:bCs/>
+                <w:color w:val="000000"/>
+                <w:sz w:val="18"/>
+                <w:szCs w:val="18"/>
+              </w:rPr>
+            </w:pPr>
+            <w:r>
+              <w:rPr>
+                <w:rFonts w:ascii="Times New Roman" w:hAnsi="Times New Roman" w:eastAsia="微软雅黑" w:cs="Times New Roman"/>
+                <w:b/>
+                <w:bCs/>
+                <w:color w:val="000000"/>
+                <w:sz w:val="18"/>
+                <w:szCs w:val="18"/>
+              </w:rPr>
+              <w:t>FANCL</w:t>
+            </w:r>
+          </w:p>
+        </w:tc>
+        <w:tc>
+          <w:tcPr>
+            <w:tcW w:w="9098" w:type="dxa"/>
+            <w:vAlign w:val="center"/>
+          </w:tcPr>
+          <w:p>
+            <w:pPr>
+              <w:keepNext w:val="0"/>
+              <w:keepLines w:val="0"/>
+              <w:pageBreakBefore w:val="0"/>
+              <w:widowControl w:val="0"/>
+              <w:kinsoku/>
+              <w:wordWrap/>
+              <w:overflowPunct/>
+              <w:topLinePunct w:val="0"/>
+              <w:autoSpaceDE/>
+              <w:autoSpaceDN/>
+              <w:bidi w:val="0"/>
+              <w:adjustRightInd/>
+              <w:snapToGrid/>
+              <w:spacing w:before="0" w:beforeLines="20" w:after="0" w:afterLines="20" w:line="260" w:lineRule="exact"/>
+              <w:jc w:val="both"/>
+              <w:textAlignment w:val="auto"/>
+              <w:rPr>
+                <w:rFonts w:ascii="Times New Roman" w:hAnsi="Times New Roman" w:eastAsia="微软雅黑" w:cs="Times New Roman"/>
+                <w:color w:val="000000"/>
+                <w:sz w:val="18"/>
+                <w:szCs w:val="18"/>
+                <w:lang w:eastAsia="zh-CN"/>
+              </w:rPr>
+            </w:pPr>
+            <w:r>
+              <w:rPr>
+                <w:rFonts w:ascii="Times New Roman" w:hAnsi="Times New Roman" w:eastAsia="微软雅黑" w:cs="Times New Roman"/>
+                <w:color w:val="000000"/>
+                <w:sz w:val="18"/>
+                <w:szCs w:val="18"/>
+                <w:lang w:eastAsia="zh-CN"/>
+              </w:rPr>
+              <w:t>FANCL作为抑癌基因，编码的范可尼贫血互补群L蛋白是一种DNA修复蛋白，发挥DNA复制后修复和细胞周期检验点的功能，参与BRCA1通路，对于原始的胚芽细胞增殖是必要的，突变后细胞丧失这些功能，DNA损伤增多，发生癌变。范可尼贫血是具有细胞生成不稳定、过敏性DNA交联、增加染色体断裂、DNA修复缺陷特征的常染色体隐性遗传病。范可尼贫血互补群的成员没有序列相似性，它们通过组装成一个共同的核蛋白复合物相关联。与FANCL相关的疾病包括范可尼贫血症、肠癌、肝癌等。</w:t>
+            </w:r>
+          </w:p>
+        </w:tc>
+      </w:tr>
+      <w:tr>
+        <w:tblPrEx>
+          <w:tblBorders>
+            <w:top w:val="single" w:color="A4A4A4" w:sz="4" w:space="0"/>
+            <w:left w:val="none" w:color="auto" w:sz="0" w:space="0"/>
+            <w:bottom w:val="single" w:color="A4A4A4" w:sz="4" w:space="0"/>
+            <w:right w:val="none" w:color="auto" w:sz="0" w:space="0"/>
+            <w:insideH w:val="single" w:color="A4A4A4" w:sz="4" w:space="0"/>
+            <w:insideV w:val="single" w:color="A4A4A4" w:sz="4" w:space="0"/>
+          </w:tblBorders>
+          <w:tblCellMar>
+            <w:top w:w="0" w:type="dxa"/>
+            <w:left w:w="113" w:type="dxa"/>
+            <w:bottom w:w="0" w:type="dxa"/>
+            <w:right w:w="113" w:type="dxa"/>
+          </w:tblCellMar>
+        </w:tblPrEx>
+        <w:trPr>
+          <w:trHeight w:val="0" w:hRule="atLeast"/>
+          <w:tblHeader/>
+          <w:jc w:val="center"/>
+        </w:trPr>
+        <w:tc>
+          <w:tcPr>
+            <w:tcW w:w="1015" w:type="dxa"/>
+            <w:tcBorders>
+              <w:tl2br w:val="nil"/>
+              <w:tr2bl w:val="nil"/>
+            </w:tcBorders>
+            <w:vAlign w:val="center"/>
+          </w:tcPr>
+          <w:p>
+            <w:pPr>
+              <w:keepNext w:val="0"/>
+              <w:keepLines w:val="0"/>
+              <w:pageBreakBefore w:val="0"/>
+              <w:widowControl w:val="0"/>
+              <w:kinsoku/>
+              <w:wordWrap/>
+              <w:overflowPunct/>
+              <w:topLinePunct w:val="0"/>
+              <w:autoSpaceDE/>
+              <w:autoSpaceDN/>
+              <w:bidi w:val="0"/>
+              <w:adjustRightInd/>
+              <w:snapToGrid/>
+              <w:spacing w:before="0" w:beforeLines="20" w:after="0" w:afterLines="20" w:line="260" w:lineRule="exact"/>
+              <w:jc w:val="center"/>
+              <w:textAlignment w:val="auto"/>
+              <w:rPr>
+                <w:rFonts w:ascii="Times New Roman" w:hAnsi="Times New Roman" w:eastAsia="微软雅黑" w:cs="Times New Roman"/>
+                <w:b/>
+                <w:bCs/>
+                <w:color w:val="000000"/>
+                <w:sz w:val="18"/>
+                <w:szCs w:val="18"/>
+              </w:rPr>
+            </w:pPr>
+            <w:r>
+              <w:rPr>
+                <w:rFonts w:ascii="Times New Roman" w:hAnsi="Times New Roman" w:eastAsia="微软雅黑" w:cs="Times New Roman"/>
+                <w:b/>
+                <w:bCs/>
+                <w:color w:val="000000"/>
+                <w:sz w:val="18"/>
+                <w:szCs w:val="18"/>
+              </w:rPr>
+              <w:t>FANCM</w:t>
+            </w:r>
+          </w:p>
+        </w:tc>
+        <w:tc>
+          <w:tcPr>
+            <w:tcW w:w="9098" w:type="dxa"/>
+            <w:vAlign w:val="center"/>
+          </w:tcPr>
+          <w:p>
+            <w:pPr>
+              <w:keepNext w:val="0"/>
+              <w:keepLines w:val="0"/>
+              <w:pageBreakBefore w:val="0"/>
+              <w:widowControl w:val="0"/>
+              <w:kinsoku/>
+              <w:wordWrap/>
+              <w:overflowPunct/>
+              <w:topLinePunct w:val="0"/>
+              <w:autoSpaceDE/>
+              <w:autoSpaceDN/>
+              <w:bidi w:val="0"/>
+              <w:adjustRightInd/>
+              <w:snapToGrid/>
+              <w:spacing w:before="0" w:beforeLines="20" w:after="0" w:afterLines="20" w:line="260" w:lineRule="exact"/>
+              <w:jc w:val="both"/>
+              <w:textAlignment w:val="auto"/>
+              <w:rPr>
+                <w:rFonts w:ascii="Times New Roman" w:hAnsi="Times New Roman" w:eastAsia="微软雅黑" w:cs="Times New Roman"/>
+                <w:color w:val="000000"/>
+                <w:sz w:val="18"/>
+                <w:szCs w:val="18"/>
+                <w:lang w:eastAsia="zh-CN"/>
+              </w:rPr>
+            </w:pPr>
+            <w:r>
+              <w:rPr>
+                <w:rFonts w:ascii="Times New Roman" w:hAnsi="Times New Roman" w:eastAsia="微软雅黑" w:cs="Times New Roman"/>
+                <w:color w:val="000000"/>
+                <w:sz w:val="18"/>
+                <w:szCs w:val="18"/>
+                <w:lang w:eastAsia="zh-CN"/>
+              </w:rPr>
+              <w:t>FANCM基因位于14q21.2，该基因编码蛋白在FA通路中表现出特殊病理生理效应，如募集FA核心复合物、ATRP激酶复合物及BS复合物至复制叉阻滞处，以保护细胞免于DNA交联剂损伤。FANCM与ATR组成的反馈回路参与到DNA复制应激反应通路中，对ATR/CHK1检验点的激活及自身行使功能起重要作用。与该基因相关的疾病包括乳腺癌、胰腺癌、头颈癌等。</w:t>
+            </w:r>
+          </w:p>
+        </w:tc>
+      </w:tr>
+      <w:tr>
+        <w:tblPrEx>
+          <w:tblBorders>
+            <w:top w:val="single" w:color="A4A4A4" w:sz="4" w:space="0"/>
+            <w:left w:val="none" w:color="auto" w:sz="0" w:space="0"/>
+            <w:bottom w:val="single" w:color="A4A4A4" w:sz="4" w:space="0"/>
+            <w:right w:val="none" w:color="auto" w:sz="0" w:space="0"/>
+            <w:insideH w:val="single" w:color="A4A4A4" w:sz="4" w:space="0"/>
+            <w:insideV w:val="single" w:color="A4A4A4" w:sz="4" w:space="0"/>
+          </w:tblBorders>
+          <w:tblCellMar>
+            <w:top w:w="0" w:type="dxa"/>
+            <w:left w:w="113" w:type="dxa"/>
+            <w:bottom w:w="0" w:type="dxa"/>
+            <w:right w:w="113" w:type="dxa"/>
+          </w:tblCellMar>
+        </w:tblPrEx>
+        <w:trPr>
+          <w:trHeight w:val="0" w:hRule="atLeast"/>
+          <w:tblHeader/>
+          <w:jc w:val="center"/>
+        </w:trPr>
+        <w:tc>
+          <w:tcPr>
+            <w:tcW w:w="1015" w:type="dxa"/>
+            <w:tcBorders>
+              <w:tl2br w:val="nil"/>
+              <w:tr2bl w:val="nil"/>
+            </w:tcBorders>
+            <w:vAlign w:val="center"/>
+          </w:tcPr>
+          <w:p>
+            <w:pPr>
+              <w:keepNext w:val="0"/>
+              <w:keepLines w:val="0"/>
+              <w:pageBreakBefore w:val="0"/>
+              <w:widowControl w:val="0"/>
+              <w:kinsoku/>
+              <w:wordWrap/>
+              <w:overflowPunct/>
+              <w:topLinePunct w:val="0"/>
+              <w:autoSpaceDE/>
+              <w:autoSpaceDN/>
+              <w:bidi w:val="0"/>
+              <w:adjustRightInd/>
+              <w:snapToGrid/>
+              <w:spacing w:before="0" w:beforeLines="20" w:after="0" w:afterLines="20" w:line="260" w:lineRule="exact"/>
+              <w:jc w:val="center"/>
+              <w:textAlignment w:val="auto"/>
+              <w:rPr>
+                <w:rFonts w:ascii="Times New Roman" w:hAnsi="Times New Roman" w:eastAsia="微软雅黑" w:cs="Times New Roman"/>
+                <w:b/>
+                <w:bCs/>
+                <w:color w:val="000000"/>
+                <w:sz w:val="18"/>
+                <w:szCs w:val="18"/>
+              </w:rPr>
+            </w:pPr>
+            <w:r>
+              <w:rPr>
+                <w:rFonts w:ascii="Times New Roman" w:hAnsi="Times New Roman" w:eastAsia="微软雅黑" w:cs="Times New Roman"/>
+                <w:b/>
+                <w:bCs/>
+                <w:color w:val="000000"/>
+                <w:sz w:val="18"/>
+                <w:szCs w:val="18"/>
+              </w:rPr>
+              <w:t>GEN1</w:t>
+            </w:r>
+          </w:p>
+        </w:tc>
+        <w:tc>
+          <w:tcPr>
+            <w:tcW w:w="9098" w:type="dxa"/>
+            <w:vAlign w:val="center"/>
+          </w:tcPr>
+          <w:p>
+            <w:pPr>
+              <w:keepNext w:val="0"/>
+              <w:keepLines w:val="0"/>
+              <w:pageBreakBefore w:val="0"/>
+              <w:widowControl w:val="0"/>
+              <w:kinsoku/>
+              <w:wordWrap/>
+              <w:overflowPunct/>
+              <w:topLinePunct w:val="0"/>
+              <w:autoSpaceDE/>
+              <w:autoSpaceDN/>
+              <w:bidi w:val="0"/>
+              <w:adjustRightInd/>
+              <w:snapToGrid/>
+              <w:spacing w:before="0" w:beforeLines="20" w:after="0" w:afterLines="20" w:line="260" w:lineRule="exact"/>
+              <w:jc w:val="both"/>
+              <w:textAlignment w:val="auto"/>
+              <w:rPr>
+                <w:rFonts w:ascii="Times New Roman" w:hAnsi="Times New Roman" w:eastAsia="微软雅黑" w:cs="Times New Roman"/>
+                <w:color w:val="000000"/>
+                <w:sz w:val="18"/>
+                <w:szCs w:val="18"/>
+                <w:lang w:eastAsia="zh-CN"/>
+              </w:rPr>
+            </w:pPr>
+            <w:r>
+              <w:rPr>
+                <w:rFonts w:ascii="Times New Roman" w:hAnsi="Times New Roman" w:eastAsia="微软雅黑" w:cs="Times New Roman"/>
+                <w:color w:val="000000"/>
+                <w:sz w:val="18"/>
+                <w:szCs w:val="18"/>
+                <w:lang w:eastAsia="zh-CN"/>
+              </w:rPr>
+              <w:t>GEN1基因编码Holliday交叉解螺旋酶，定位于2p24.2。GEN1蛋白在细胞内通过调控DNA损伤修复和中心体复制来维持基因组的稳定性</w:t>
+            </w:r>
+            <w:r>
+              <w:rPr>
+                <w:rFonts w:hint="eastAsia" w:ascii="Times New Roman" w:hAnsi="Times New Roman" w:eastAsia="微软雅黑" w:cs="Times New Roman"/>
+                <w:color w:val="000000"/>
+                <w:sz w:val="18"/>
+                <w:szCs w:val="18"/>
+                <w:lang w:eastAsia="zh-CN"/>
+              </w:rPr>
+              <w:t>[PMID: 20512659]</w:t>
+            </w:r>
+            <w:r>
+              <w:rPr>
+                <w:rFonts w:ascii="Times New Roman" w:hAnsi="Times New Roman" w:eastAsia="微软雅黑" w:cs="Times New Roman"/>
+                <w:color w:val="000000"/>
+                <w:sz w:val="18"/>
+                <w:szCs w:val="18"/>
+                <w:lang w:eastAsia="zh-CN"/>
+              </w:rPr>
+              <w:t>。</w:t>
+            </w:r>
+            <w:r>
+              <w:rPr>
+                <w:rFonts w:hint="eastAsia" w:ascii="Times New Roman" w:hAnsi="Times New Roman" w:eastAsia="微软雅黑" w:cs="Times New Roman"/>
+                <w:color w:val="000000"/>
+                <w:sz w:val="18"/>
+                <w:szCs w:val="18"/>
+                <w:lang w:val="en-US" w:eastAsia="zh-CN"/>
+              </w:rPr>
+              <w:t>与</w:t>
+            </w:r>
+            <w:r>
+              <w:rPr>
+                <w:rFonts w:ascii="Times New Roman" w:hAnsi="Times New Roman" w:eastAsia="微软雅黑" w:cs="Times New Roman"/>
+                <w:color w:val="000000"/>
+                <w:sz w:val="18"/>
+                <w:szCs w:val="18"/>
+              </w:rPr>
+              <w:t>GEN1相关的疾病包括着色性干皮病、Tick-BorneRelapsingFever等。</w:t>
+            </w:r>
+          </w:p>
+        </w:tc>
+      </w:tr>
+      <w:tr>
+        <w:tblPrEx>
+          <w:tblBorders>
+            <w:top w:val="single" w:color="A4A4A4" w:sz="4" w:space="0"/>
+            <w:left w:val="none" w:color="auto" w:sz="0" w:space="0"/>
+            <w:bottom w:val="single" w:color="A4A4A4" w:sz="4" w:space="0"/>
+            <w:right w:val="none" w:color="auto" w:sz="0" w:space="0"/>
+            <w:insideH w:val="single" w:color="A4A4A4" w:sz="4" w:space="0"/>
+            <w:insideV w:val="single" w:color="A4A4A4" w:sz="4" w:space="0"/>
+          </w:tblBorders>
+          <w:tblCellMar>
+            <w:top w:w="0" w:type="dxa"/>
+            <w:left w:w="113" w:type="dxa"/>
+            <w:bottom w:w="0" w:type="dxa"/>
+            <w:right w:w="113" w:type="dxa"/>
+          </w:tblCellMar>
+        </w:tblPrEx>
+        <w:trPr>
+          <w:trHeight w:val="0" w:hRule="atLeast"/>
+          <w:tblHeader/>
+          <w:jc w:val="center"/>
+        </w:trPr>
+        <w:tc>
+          <w:tcPr>
+            <w:tcW w:w="1015" w:type="dxa"/>
+            <w:tcBorders>
+              <w:tl2br w:val="nil"/>
+              <w:tr2bl w:val="nil"/>
+            </w:tcBorders>
+            <w:vAlign w:val="center"/>
+          </w:tcPr>
+          <w:p>
+            <w:pPr>
+              <w:keepNext w:val="0"/>
+              <w:keepLines w:val="0"/>
+              <w:pageBreakBefore w:val="0"/>
+              <w:widowControl w:val="0"/>
+              <w:kinsoku/>
+              <w:wordWrap/>
+              <w:overflowPunct/>
+              <w:topLinePunct w:val="0"/>
+              <w:autoSpaceDE/>
+              <w:autoSpaceDN/>
+              <w:bidi w:val="0"/>
+              <w:adjustRightInd/>
+              <w:snapToGrid/>
+              <w:spacing w:before="0" w:beforeLines="20" w:after="0" w:afterLines="20" w:line="260" w:lineRule="exact"/>
+              <w:jc w:val="center"/>
+              <w:textAlignment w:val="auto"/>
+              <w:rPr>
+                <w:rFonts w:ascii="Times New Roman" w:hAnsi="Times New Roman" w:eastAsia="微软雅黑" w:cs="Times New Roman"/>
+                <w:b/>
+                <w:bCs/>
+                <w:color w:val="000000"/>
+                <w:sz w:val="18"/>
+                <w:szCs w:val="18"/>
+              </w:rPr>
+            </w:pPr>
+            <w:r>
+              <w:rPr>
+                <w:rFonts w:ascii="Times New Roman" w:hAnsi="Times New Roman" w:eastAsia="微软雅黑" w:cs="Times New Roman"/>
+                <w:b/>
+                <w:bCs/>
+                <w:color w:val="000000"/>
+                <w:sz w:val="18"/>
+                <w:szCs w:val="18"/>
+              </w:rPr>
+              <w:t>HDAC2</w:t>
+            </w:r>
+          </w:p>
+        </w:tc>
+        <w:tc>
+          <w:tcPr>
+            <w:tcW w:w="9098" w:type="dxa"/>
+            <w:vAlign w:val="center"/>
+          </w:tcPr>
+          <w:p>
+            <w:pPr>
+              <w:keepNext w:val="0"/>
+              <w:keepLines w:val="0"/>
+              <w:pageBreakBefore w:val="0"/>
+              <w:widowControl w:val="0"/>
+              <w:kinsoku/>
+              <w:wordWrap/>
+              <w:overflowPunct/>
+              <w:topLinePunct w:val="0"/>
+              <w:autoSpaceDE/>
+              <w:autoSpaceDN/>
+              <w:bidi w:val="0"/>
+              <w:adjustRightInd/>
+              <w:snapToGrid/>
+              <w:spacing w:before="0" w:beforeLines="20" w:after="0" w:afterLines="20" w:line="260" w:lineRule="exact"/>
+              <w:jc w:val="both"/>
+              <w:textAlignment w:val="auto"/>
+              <w:rPr>
+                <w:rFonts w:ascii="Times New Roman" w:hAnsi="Times New Roman" w:eastAsia="微软雅黑" w:cs="Times New Roman"/>
+                <w:color w:val="000000"/>
+                <w:sz w:val="18"/>
+                <w:szCs w:val="18"/>
+                <w:lang w:eastAsia="zh-CN"/>
+              </w:rPr>
+            </w:pPr>
+            <w:r>
+              <w:rPr>
+                <w:rFonts w:ascii="Times New Roman" w:hAnsi="Times New Roman" w:eastAsia="微软雅黑" w:cs="Times New Roman"/>
+                <w:color w:val="000000"/>
+                <w:sz w:val="18"/>
+                <w:szCs w:val="18"/>
+                <w:lang w:eastAsia="zh-CN"/>
+              </w:rPr>
+              <w:t>HDACs具有很高的保守性，HDAC1和HDAC2具有高度的同源性，两者在发育和生理状态下发挥重要作用，特别是在血液生成和神经系统。HDAC2主要表达于有丝分裂后的或者已分化的神经元，由483个氨基酸组成，N端54个氨基酸是其形成同源或异源聚合物的聚合结构域，第55个到326个氨基酸是HDAC2的去乙酰化酶活性结构域，C末端是蛋白质调节结构域。与HDAC2相关的疾病包括结肠癌、食道癌、前列腺癌、口腔癌等。</w:t>
+            </w:r>
+          </w:p>
+        </w:tc>
+      </w:tr>
+      <w:tr>
+        <w:tblPrEx>
+          <w:tblBorders>
+            <w:top w:val="single" w:color="A4A4A4" w:sz="4" w:space="0"/>
+            <w:left w:val="none" w:color="auto" w:sz="0" w:space="0"/>
+            <w:bottom w:val="single" w:color="A4A4A4" w:sz="4" w:space="0"/>
+            <w:right w:val="none" w:color="auto" w:sz="0" w:space="0"/>
+            <w:insideH w:val="single" w:color="A4A4A4" w:sz="4" w:space="0"/>
+            <w:insideV w:val="single" w:color="A4A4A4" w:sz="4" w:space="0"/>
+          </w:tblBorders>
+          <w:tblCellMar>
+            <w:top w:w="0" w:type="dxa"/>
+            <w:left w:w="113" w:type="dxa"/>
+            <w:bottom w:w="0" w:type="dxa"/>
+            <w:right w:w="113" w:type="dxa"/>
+          </w:tblCellMar>
+        </w:tblPrEx>
+        <w:trPr>
+          <w:trHeight w:val="0" w:hRule="atLeast"/>
+          <w:jc w:val="center"/>
+        </w:trPr>
+        <w:tc>
+          <w:tcPr>
+            <w:tcW w:w="1015" w:type="dxa"/>
+            <w:tcBorders>
+              <w:tl2br w:val="nil"/>
+              <w:tr2bl w:val="nil"/>
+            </w:tcBorders>
+            <w:vAlign w:val="center"/>
+          </w:tcPr>
+          <w:p>
+            <w:pPr>
+              <w:keepNext w:val="0"/>
+              <w:keepLines w:val="0"/>
+              <w:pageBreakBefore w:val="0"/>
+              <w:widowControl w:val="0"/>
+              <w:kinsoku/>
+              <w:wordWrap/>
+              <w:overflowPunct/>
+              <w:topLinePunct w:val="0"/>
+              <w:autoSpaceDE/>
+              <w:autoSpaceDN/>
+              <w:bidi w:val="0"/>
+              <w:adjustRightInd/>
+              <w:snapToGrid/>
+              <w:spacing w:before="0" w:beforeLines="20" w:after="0" w:afterLines="20" w:line="260" w:lineRule="exact"/>
+              <w:jc w:val="center"/>
+              <w:textAlignment w:val="auto"/>
+              <w:rPr>
+                <w:rFonts w:ascii="Times New Roman" w:hAnsi="Times New Roman" w:eastAsia="微软雅黑" w:cs="Times New Roman"/>
+                <w:b/>
+                <w:bCs/>
+                <w:color w:val="000000"/>
+                <w:sz w:val="18"/>
+                <w:szCs w:val="18"/>
+              </w:rPr>
+            </w:pPr>
+            <w:r>
+              <w:rPr>
+                <w:rFonts w:ascii="Times New Roman" w:hAnsi="Times New Roman" w:eastAsia="微软雅黑" w:cs="Times New Roman"/>
+                <w:b/>
+                <w:bCs/>
+                <w:color w:val="000000"/>
+                <w:sz w:val="18"/>
+                <w:szCs w:val="18"/>
+              </w:rPr>
+              <w:t>MRE11</w:t>
+            </w:r>
+          </w:p>
+        </w:tc>
+        <w:tc>
+          <w:tcPr>
+            <w:tcW w:w="9098" w:type="dxa"/>
+            <w:vAlign w:val="center"/>
+          </w:tcPr>
+          <w:p>
+            <w:pPr>
+              <w:keepNext w:val="0"/>
+              <w:keepLines w:val="0"/>
+              <w:pageBreakBefore w:val="0"/>
+              <w:widowControl w:val="0"/>
+              <w:kinsoku/>
+              <w:wordWrap/>
+              <w:overflowPunct/>
+              <w:topLinePunct w:val="0"/>
+              <w:autoSpaceDE/>
+              <w:autoSpaceDN/>
+              <w:bidi w:val="0"/>
+              <w:adjustRightInd/>
+              <w:snapToGrid/>
+              <w:spacing w:before="0" w:beforeLines="20" w:after="0" w:afterLines="20" w:line="260" w:lineRule="exact"/>
+              <w:jc w:val="both"/>
+              <w:textAlignment w:val="auto"/>
+              <w:rPr>
+                <w:rFonts w:ascii="Times New Roman" w:hAnsi="Times New Roman" w:eastAsia="微软雅黑" w:cs="Times New Roman"/>
+                <w:color w:val="000000"/>
+                <w:sz w:val="18"/>
+                <w:szCs w:val="18"/>
+                <w:lang w:eastAsia="zh-CN"/>
+              </w:rPr>
+            </w:pPr>
+            <w:r>
+              <w:rPr>
+                <w:rFonts w:ascii="Times New Roman" w:hAnsi="Times New Roman" w:eastAsia="微软雅黑" w:cs="Times New Roman"/>
+                <w:color w:val="000000"/>
+                <w:sz w:val="18"/>
+                <w:szCs w:val="18"/>
+                <w:lang w:eastAsia="zh-CN"/>
+              </w:rPr>
+              <w:t>MRE11属于核蛋白，具有3'-5'外切酶及内切酶活性，参与同源重组及端粒长度的维持，具有DNA双链断裂修复的作用。与MRE11相关的疾病包括结直肠癌、子宫内膜癌等。</w:t>
+            </w:r>
+          </w:p>
+        </w:tc>
+      </w:tr>
+      <w:tr>
+        <w:tblPrEx>
+          <w:tblBorders>
+            <w:top w:val="single" w:color="A4A4A4" w:sz="4" w:space="0"/>
+            <w:left w:val="none" w:color="auto" w:sz="0" w:space="0"/>
+            <w:bottom w:val="single" w:color="A4A4A4" w:sz="4" w:space="0"/>
+            <w:right w:val="none" w:color="auto" w:sz="0" w:space="0"/>
+            <w:insideH w:val="single" w:color="A4A4A4" w:sz="4" w:space="0"/>
+            <w:insideV w:val="single" w:color="A4A4A4" w:sz="4" w:space="0"/>
+          </w:tblBorders>
+          <w:tblCellMar>
+            <w:top w:w="0" w:type="dxa"/>
+            <w:left w:w="113" w:type="dxa"/>
+            <w:bottom w:w="0" w:type="dxa"/>
+            <w:right w:w="113" w:type="dxa"/>
+          </w:tblCellMar>
+        </w:tblPrEx>
+        <w:trPr>
+          <w:trHeight w:val="0" w:hRule="atLeast"/>
+          <w:jc w:val="center"/>
+        </w:trPr>
+        <w:tc>
+          <w:tcPr>
+            <w:tcW w:w="1015" w:type="dxa"/>
+            <w:tcBorders>
+              <w:tl2br w:val="nil"/>
+              <w:tr2bl w:val="nil"/>
+            </w:tcBorders>
+            <w:vAlign w:val="center"/>
+          </w:tcPr>
+          <w:p>
+            <w:pPr>
+              <w:keepNext w:val="0"/>
+              <w:keepLines w:val="0"/>
+              <w:pageBreakBefore w:val="0"/>
+              <w:widowControl w:val="0"/>
+              <w:kinsoku/>
+              <w:wordWrap/>
+              <w:overflowPunct/>
+              <w:topLinePunct w:val="0"/>
+              <w:autoSpaceDE/>
+              <w:autoSpaceDN/>
+              <w:bidi w:val="0"/>
+              <w:adjustRightInd/>
+              <w:snapToGrid/>
+              <w:spacing w:before="0" w:beforeLines="20" w:after="0" w:afterLines="20" w:line="260" w:lineRule="exact"/>
+              <w:jc w:val="center"/>
+              <w:textAlignment w:val="auto"/>
+              <w:rPr>
+                <w:rFonts w:ascii="Times New Roman" w:hAnsi="Times New Roman" w:eastAsia="微软雅黑" w:cs="Times New Roman"/>
+                <w:b/>
+                <w:bCs/>
+                <w:color w:val="000000"/>
+                <w:sz w:val="18"/>
+                <w:szCs w:val="18"/>
+              </w:rPr>
+            </w:pPr>
+            <w:r>
+              <w:rPr>
+                <w:rFonts w:ascii="Times New Roman" w:hAnsi="Times New Roman" w:eastAsia="微软雅黑" w:cs="Times New Roman"/>
+                <w:b/>
+                <w:bCs/>
+                <w:color w:val="000000"/>
+                <w:sz w:val="18"/>
+                <w:szCs w:val="18"/>
+              </w:rPr>
+              <w:t>MLH3</w:t>
+            </w:r>
+          </w:p>
+        </w:tc>
+        <w:tc>
+          <w:tcPr>
+            <w:tcW w:w="9098" w:type="dxa"/>
+            <w:vAlign w:val="center"/>
+          </w:tcPr>
+          <w:p>
+            <w:pPr>
+              <w:keepNext w:val="0"/>
+              <w:keepLines w:val="0"/>
+              <w:pageBreakBefore w:val="0"/>
+              <w:widowControl w:val="0"/>
+              <w:kinsoku/>
+              <w:wordWrap/>
+              <w:overflowPunct/>
+              <w:topLinePunct w:val="0"/>
+              <w:autoSpaceDE/>
+              <w:autoSpaceDN/>
+              <w:bidi w:val="0"/>
+              <w:adjustRightInd/>
+              <w:snapToGrid/>
+              <w:spacing w:before="0" w:beforeLines="20" w:after="0" w:afterLines="20" w:line="260" w:lineRule="exact"/>
+              <w:jc w:val="both"/>
+              <w:textAlignment w:val="auto"/>
+              <w:rPr>
+                <w:rFonts w:ascii="Times New Roman" w:hAnsi="Times New Roman" w:eastAsia="微软雅黑" w:cs="Times New Roman"/>
+                <w:color w:val="000000"/>
+                <w:sz w:val="18"/>
+                <w:szCs w:val="18"/>
+                <w:lang w:eastAsia="zh-CN"/>
+              </w:rPr>
+            </w:pPr>
+            <w:r>
+              <w:rPr>
+                <w:rFonts w:ascii="Times New Roman" w:hAnsi="Times New Roman" w:eastAsia="微软雅黑" w:cs="Times New Roman"/>
+                <w:color w:val="000000"/>
+                <w:sz w:val="18"/>
+                <w:szCs w:val="18"/>
+                <w:lang w:eastAsia="zh-CN"/>
+              </w:rPr>
+              <w:t>MLH3与MLH1结合形成异源二聚体，是DNA复制后错配修复复合物的一部分，参与DNA错配修复，同时也参与了DNA损伤修复。与MLH3相关的疾病包括结直肠癌、7型遗传性非息肉性结直肠癌、子宫内膜癌等。</w:t>
+            </w:r>
+          </w:p>
+        </w:tc>
+      </w:tr>
+      <w:tr>
+        <w:tblPrEx>
+          <w:tblBorders>
+            <w:top w:val="single" w:color="A4A4A4" w:sz="4" w:space="0"/>
+            <w:left w:val="none" w:color="auto" w:sz="0" w:space="0"/>
+            <w:bottom w:val="single" w:color="A4A4A4" w:sz="4" w:space="0"/>
+            <w:right w:val="none" w:color="auto" w:sz="0" w:space="0"/>
+            <w:insideH w:val="single" w:color="A4A4A4" w:sz="4" w:space="0"/>
+            <w:insideV w:val="single" w:color="A4A4A4" w:sz="4" w:space="0"/>
+          </w:tblBorders>
+          <w:tblCellMar>
+            <w:top w:w="0" w:type="dxa"/>
+            <w:left w:w="113" w:type="dxa"/>
+            <w:bottom w:w="0" w:type="dxa"/>
+            <w:right w:w="113" w:type="dxa"/>
+          </w:tblCellMar>
+        </w:tblPrEx>
+        <w:trPr>
+          <w:trHeight w:val="0" w:hRule="atLeast"/>
+          <w:jc w:val="center"/>
+        </w:trPr>
+        <w:tc>
+          <w:tcPr>
+            <w:tcW w:w="1015" w:type="dxa"/>
+            <w:tcBorders>
+              <w:tl2br w:val="nil"/>
+              <w:tr2bl w:val="nil"/>
+            </w:tcBorders>
+            <w:vAlign w:val="center"/>
+          </w:tcPr>
+          <w:p>
+            <w:pPr>
+              <w:keepNext w:val="0"/>
+              <w:keepLines w:val="0"/>
+              <w:pageBreakBefore w:val="0"/>
+              <w:widowControl w:val="0"/>
+              <w:kinsoku/>
+              <w:wordWrap/>
+              <w:overflowPunct/>
+              <w:topLinePunct w:val="0"/>
+              <w:autoSpaceDE/>
+              <w:autoSpaceDN/>
+              <w:bidi w:val="0"/>
+              <w:adjustRightInd/>
+              <w:snapToGrid/>
+              <w:spacing w:before="0" w:beforeLines="20" w:after="0" w:afterLines="20" w:line="260" w:lineRule="exact"/>
+              <w:jc w:val="center"/>
+              <w:textAlignment w:val="auto"/>
+              <w:rPr>
+                <w:rFonts w:ascii="Times New Roman" w:hAnsi="Times New Roman" w:eastAsia="微软雅黑" w:cs="Times New Roman"/>
+                <w:b/>
+                <w:bCs/>
+                <w:color w:val="000000"/>
+                <w:sz w:val="18"/>
+                <w:szCs w:val="18"/>
+              </w:rPr>
+            </w:pPr>
+            <w:r>
+              <w:rPr>
+                <w:rFonts w:ascii="Times New Roman" w:hAnsi="Times New Roman" w:eastAsia="微软雅黑" w:cs="Times New Roman"/>
+                <w:b/>
+                <w:bCs/>
+                <w:color w:val="000000"/>
+                <w:sz w:val="18"/>
+                <w:szCs w:val="18"/>
+              </w:rPr>
+              <w:t>MSH2</w:t>
+            </w:r>
+          </w:p>
+        </w:tc>
+        <w:tc>
+          <w:tcPr>
+            <w:tcW w:w="9098" w:type="dxa"/>
+            <w:vAlign w:val="center"/>
+          </w:tcPr>
+          <w:p>
+            <w:pPr>
+              <w:keepNext w:val="0"/>
+              <w:keepLines w:val="0"/>
+              <w:pageBreakBefore w:val="0"/>
+              <w:widowControl w:val="0"/>
+              <w:kinsoku/>
+              <w:wordWrap/>
+              <w:overflowPunct/>
+              <w:topLinePunct w:val="0"/>
+              <w:autoSpaceDE/>
+              <w:autoSpaceDN/>
+              <w:bidi w:val="0"/>
+              <w:adjustRightInd/>
+              <w:snapToGrid/>
+              <w:spacing w:before="0" w:beforeLines="20" w:after="0" w:afterLines="20" w:line="260" w:lineRule="exact"/>
+              <w:jc w:val="both"/>
+              <w:textAlignment w:val="auto"/>
+              <w:rPr>
+                <w:rFonts w:ascii="Times New Roman" w:hAnsi="Times New Roman" w:eastAsia="微软雅黑" w:cs="Times New Roman"/>
+                <w:color w:val="000000"/>
+                <w:sz w:val="18"/>
+                <w:szCs w:val="18"/>
+                <w:lang w:eastAsia="zh-CN"/>
+              </w:rPr>
+            </w:pPr>
+            <w:r>
+              <w:rPr>
+                <w:rFonts w:ascii="Times New Roman" w:hAnsi="Times New Roman" w:eastAsia="微软雅黑" w:cs="Times New Roman"/>
+                <w:color w:val="000000"/>
+                <w:sz w:val="18"/>
+                <w:szCs w:val="18"/>
+                <w:lang w:eastAsia="zh-CN"/>
+              </w:rPr>
+              <w:t>MSH2基因编码一种具有DNA错配修复功能的蛋白，是复制后错配修复系统的重要组成部分，可以与MSH6/MSH3形成两个异二聚体，结合于DNA错配区域，启动错配修复，在错配修复中具有重要作用。与MSH2相关的疾病包括前列腺癌、子宫内膜癌、结肠癌等。</w:t>
+            </w:r>
+          </w:p>
+        </w:tc>
+      </w:tr>
+      <w:tr>
+        <w:tblPrEx>
+          <w:tblBorders>
+            <w:top w:val="single" w:color="A4A4A4" w:sz="4" w:space="0"/>
+            <w:left w:val="none" w:color="auto" w:sz="0" w:space="0"/>
+            <w:bottom w:val="single" w:color="A4A4A4" w:sz="4" w:space="0"/>
+            <w:right w:val="none" w:color="auto" w:sz="0" w:space="0"/>
+            <w:insideH w:val="single" w:color="A4A4A4" w:sz="4" w:space="0"/>
+            <w:insideV w:val="single" w:color="A4A4A4" w:sz="4" w:space="0"/>
+          </w:tblBorders>
+          <w:tblCellMar>
+            <w:top w:w="0" w:type="dxa"/>
+            <w:left w:w="113" w:type="dxa"/>
+            <w:bottom w:w="0" w:type="dxa"/>
+            <w:right w:w="113" w:type="dxa"/>
+          </w:tblCellMar>
+        </w:tblPrEx>
+        <w:trPr>
+          <w:trHeight w:val="0" w:hRule="atLeast"/>
+          <w:jc w:val="center"/>
+        </w:trPr>
+        <w:tc>
+          <w:tcPr>
+            <w:tcW w:w="1015" w:type="dxa"/>
+            <w:tcBorders>
+              <w:tl2br w:val="nil"/>
+              <w:tr2bl w:val="nil"/>
+            </w:tcBorders>
+            <w:vAlign w:val="center"/>
+          </w:tcPr>
+          <w:p>
+            <w:pPr>
+              <w:keepNext w:val="0"/>
+              <w:keepLines w:val="0"/>
+              <w:pageBreakBefore w:val="0"/>
+              <w:widowControl w:val="0"/>
+              <w:kinsoku/>
+              <w:wordWrap/>
+              <w:overflowPunct/>
+              <w:topLinePunct w:val="0"/>
+              <w:autoSpaceDE/>
+              <w:autoSpaceDN/>
+              <w:bidi w:val="0"/>
+              <w:adjustRightInd/>
+              <w:snapToGrid/>
+              <w:spacing w:before="0" w:beforeLines="20" w:after="0" w:afterLines="20" w:line="260" w:lineRule="exact"/>
+              <w:jc w:val="center"/>
+              <w:textAlignment w:val="auto"/>
+              <w:rPr>
+                <w:rFonts w:ascii="Times New Roman" w:hAnsi="Times New Roman" w:eastAsia="微软雅黑" w:cs="Times New Roman"/>
+                <w:b/>
+                <w:bCs/>
+                <w:color w:val="000000"/>
+                <w:sz w:val="18"/>
+                <w:szCs w:val="18"/>
+              </w:rPr>
+            </w:pPr>
+            <w:r>
+              <w:rPr>
+                <w:rFonts w:ascii="Times New Roman" w:hAnsi="Times New Roman" w:eastAsia="微软雅黑" w:cs="Times New Roman"/>
+                <w:b/>
+                <w:bCs/>
+                <w:color w:val="000000"/>
+                <w:sz w:val="18"/>
+                <w:szCs w:val="18"/>
+              </w:rPr>
+              <w:t>MSH6</w:t>
+            </w:r>
+          </w:p>
+        </w:tc>
+        <w:tc>
+          <w:tcPr>
+            <w:tcW w:w="9098" w:type="dxa"/>
+            <w:vAlign w:val="center"/>
+          </w:tcPr>
+          <w:p>
+            <w:pPr>
+              <w:keepNext w:val="0"/>
+              <w:keepLines w:val="0"/>
+              <w:pageBreakBefore w:val="0"/>
+              <w:widowControl w:val="0"/>
+              <w:kinsoku/>
+              <w:wordWrap/>
+              <w:overflowPunct/>
+              <w:topLinePunct w:val="0"/>
+              <w:autoSpaceDE/>
+              <w:autoSpaceDN/>
+              <w:bidi w:val="0"/>
+              <w:adjustRightInd/>
+              <w:snapToGrid/>
+              <w:spacing w:before="0" w:beforeLines="20" w:after="0" w:afterLines="20" w:line="260" w:lineRule="exact"/>
+              <w:jc w:val="both"/>
+              <w:textAlignment w:val="auto"/>
+              <w:rPr>
+                <w:rFonts w:ascii="Times New Roman" w:hAnsi="Times New Roman" w:eastAsia="微软雅黑" w:cs="Times New Roman"/>
+                <w:color w:val="000000"/>
+                <w:sz w:val="18"/>
+                <w:szCs w:val="18"/>
+                <w:lang w:eastAsia="zh-CN"/>
+              </w:rPr>
+            </w:pPr>
+            <w:r>
+              <w:rPr>
+                <w:rFonts w:ascii="Times New Roman" w:hAnsi="Times New Roman" w:eastAsia="微软雅黑" w:cs="Times New Roman"/>
+                <w:color w:val="000000"/>
+                <w:sz w:val="18"/>
+                <w:szCs w:val="18"/>
+                <w:lang w:eastAsia="zh-CN"/>
+              </w:rPr>
+              <w:t>MSH6编码的MutS同系物6与MSH2形成异二聚体，结合于DNA错配区域，启动错配修复，在错配修复中具有重要作用。MSH6编码一种错配修复蛋白（MMR），MMR缺陷导致微卫星不稳定性（MSI），这是结直肠癌的典型特征。MSH6胚系突变与林奇综合症和子宫内膜癌密切相关。</w:t>
+            </w:r>
+            <w:r>
+              <w:rPr>
+                <w:rFonts w:ascii="Times New Roman" w:hAnsi="Times New Roman" w:eastAsia="微软雅黑" w:cs="Times New Roman"/>
+                <w:color w:val="000000"/>
+                <w:sz w:val="18"/>
+                <w:szCs w:val="18"/>
+              </w:rPr>
+              <w:t>与MSH6相关的疾病包括结直肠癌等。</w:t>
+            </w:r>
+          </w:p>
+        </w:tc>
+      </w:tr>
+      <w:tr>
+        <w:tblPrEx>
+          <w:tblBorders>
+            <w:top w:val="single" w:color="A4A4A4" w:sz="4" w:space="0"/>
+            <w:left w:val="none" w:color="auto" w:sz="0" w:space="0"/>
+            <w:bottom w:val="single" w:color="A4A4A4" w:sz="4" w:space="0"/>
+            <w:right w:val="none" w:color="auto" w:sz="0" w:space="0"/>
+            <w:insideH w:val="single" w:color="A4A4A4" w:sz="4" w:space="0"/>
+            <w:insideV w:val="single" w:color="A4A4A4" w:sz="4" w:space="0"/>
+          </w:tblBorders>
+          <w:tblCellMar>
+            <w:top w:w="0" w:type="dxa"/>
+            <w:left w:w="113" w:type="dxa"/>
+            <w:bottom w:w="0" w:type="dxa"/>
+            <w:right w:w="113" w:type="dxa"/>
+          </w:tblCellMar>
+        </w:tblPrEx>
+        <w:trPr>
+          <w:trHeight w:val="0" w:hRule="atLeast"/>
+          <w:jc w:val="center"/>
+        </w:trPr>
+        <w:tc>
+          <w:tcPr>
+            <w:tcW w:w="1015" w:type="dxa"/>
+            <w:tcBorders>
+              <w:tl2br w:val="nil"/>
+              <w:tr2bl w:val="nil"/>
+            </w:tcBorders>
+            <w:vAlign w:val="center"/>
+          </w:tcPr>
+          <w:p>
+            <w:pPr>
+              <w:keepNext w:val="0"/>
+              <w:keepLines w:val="0"/>
+              <w:pageBreakBefore w:val="0"/>
+              <w:widowControl w:val="0"/>
+              <w:kinsoku/>
+              <w:wordWrap/>
+              <w:overflowPunct/>
+              <w:topLinePunct w:val="0"/>
+              <w:autoSpaceDE/>
+              <w:autoSpaceDN/>
+              <w:bidi w:val="0"/>
+              <w:adjustRightInd/>
+              <w:snapToGrid/>
+              <w:spacing w:before="0" w:beforeLines="20" w:after="0" w:afterLines="20" w:line="260" w:lineRule="exact"/>
+              <w:jc w:val="center"/>
+              <w:textAlignment w:val="auto"/>
+              <w:rPr>
+                <w:rFonts w:ascii="Times New Roman" w:hAnsi="Times New Roman" w:eastAsia="微软雅黑" w:cs="Times New Roman"/>
+                <w:b/>
+                <w:bCs/>
+                <w:color w:val="000000"/>
+                <w:sz w:val="18"/>
+                <w:szCs w:val="18"/>
+              </w:rPr>
+            </w:pPr>
+            <w:r>
+              <w:rPr>
+                <w:rFonts w:ascii="Times New Roman" w:hAnsi="Times New Roman" w:eastAsia="微软雅黑" w:cs="Times New Roman"/>
+                <w:b/>
+                <w:bCs/>
+                <w:color w:val="000000"/>
+                <w:sz w:val="18"/>
+                <w:szCs w:val="18"/>
+              </w:rPr>
+              <w:t>NBN</w:t>
+            </w:r>
+          </w:p>
+        </w:tc>
+        <w:tc>
+          <w:tcPr>
+            <w:tcW w:w="9098" w:type="dxa"/>
+            <w:vAlign w:val="center"/>
+          </w:tcPr>
+          <w:p>
+            <w:pPr>
+              <w:keepNext w:val="0"/>
+              <w:keepLines w:val="0"/>
+              <w:pageBreakBefore w:val="0"/>
+              <w:widowControl w:val="0"/>
+              <w:kinsoku/>
+              <w:wordWrap/>
+              <w:overflowPunct/>
+              <w:topLinePunct w:val="0"/>
+              <w:autoSpaceDE/>
+              <w:autoSpaceDN/>
+              <w:bidi w:val="0"/>
+              <w:adjustRightInd/>
+              <w:snapToGrid/>
+              <w:spacing w:before="0" w:beforeLines="20" w:after="0" w:afterLines="20" w:line="260" w:lineRule="exact"/>
+              <w:jc w:val="both"/>
+              <w:textAlignment w:val="auto"/>
+              <w:rPr>
+                <w:rFonts w:ascii="Times New Roman" w:hAnsi="Times New Roman" w:eastAsia="微软雅黑" w:cs="Times New Roman"/>
+                <w:color w:val="000000"/>
+                <w:sz w:val="18"/>
+                <w:szCs w:val="18"/>
+                <w:lang w:eastAsia="zh-CN"/>
+              </w:rPr>
+            </w:pPr>
+            <w:r>
+              <w:rPr>
+                <w:rFonts w:ascii="Times New Roman" w:hAnsi="Times New Roman" w:eastAsia="微软雅黑" w:cs="Times New Roman"/>
+                <w:color w:val="000000"/>
+                <w:sz w:val="18"/>
+                <w:szCs w:val="18"/>
+                <w:lang w:eastAsia="zh-CN"/>
+              </w:rPr>
+              <w:t>NBN (NBS1)基因定位于人类染色体8q21上，包含16个外显子，其编码产物称为nibrin/p95/Nbs1蛋白。Nbs1含有3个功能结构域：N末端、中心区和C末端。N末端包含FHA和BRCT结构域，FHA和BRCT联合参与DNA损伤反应和细胞周期检验点的调控。C末端功能结构域包含与Mre11结合的位点和核定位信号等。Nbs1的中心区含有多个可被ATM、ATR或DNA-PKcs等激酶磷酸化的Ser/Thr序列，这些位点特异性的磷酸化与DNA损伤反应信号的转导和Nbs1的intra-S期细胞周期检查点调控相关。与NBS1相关的疾病包括肝癌、乳腺癌、头颈癌、肺癌、结直肠癌、胃癌、子宫内膜癌等。</w:t>
+            </w:r>
+          </w:p>
+        </w:tc>
+      </w:tr>
+      <w:tr>
+        <w:tblPrEx>
+          <w:tblBorders>
+            <w:top w:val="single" w:color="A4A4A4" w:sz="4" w:space="0"/>
+            <w:left w:val="none" w:color="auto" w:sz="0" w:space="0"/>
+            <w:bottom w:val="single" w:color="A4A4A4" w:sz="4" w:space="0"/>
+            <w:right w:val="none" w:color="auto" w:sz="0" w:space="0"/>
+            <w:insideH w:val="single" w:color="A4A4A4" w:sz="4" w:space="0"/>
+            <w:insideV w:val="single" w:color="A4A4A4" w:sz="4" w:space="0"/>
+          </w:tblBorders>
+          <w:tblCellMar>
+            <w:top w:w="0" w:type="dxa"/>
+            <w:left w:w="113" w:type="dxa"/>
+            <w:bottom w:w="0" w:type="dxa"/>
+            <w:right w:w="113" w:type="dxa"/>
+          </w:tblCellMar>
+        </w:tblPrEx>
+        <w:trPr>
+          <w:trHeight w:val="0" w:hRule="atLeast"/>
+          <w:jc w:val="center"/>
+        </w:trPr>
+        <w:tc>
+          <w:tcPr>
+            <w:tcW w:w="1015" w:type="dxa"/>
+            <w:tcBorders>
+              <w:tl2br w:val="nil"/>
+              <w:tr2bl w:val="nil"/>
+            </w:tcBorders>
+            <w:vAlign w:val="center"/>
+          </w:tcPr>
+          <w:p>
+            <w:pPr>
+              <w:keepNext w:val="0"/>
+              <w:keepLines w:val="0"/>
+              <w:pageBreakBefore w:val="0"/>
+              <w:widowControl w:val="0"/>
+              <w:kinsoku/>
+              <w:wordWrap/>
+              <w:overflowPunct/>
+              <w:topLinePunct w:val="0"/>
+              <w:autoSpaceDE/>
+              <w:autoSpaceDN/>
+              <w:bidi w:val="0"/>
+              <w:adjustRightInd/>
+              <w:snapToGrid/>
+              <w:spacing w:before="0" w:beforeLines="20" w:after="0" w:afterLines="20" w:line="260" w:lineRule="exact"/>
+              <w:jc w:val="center"/>
+              <w:textAlignment w:val="auto"/>
+              <w:rPr>
+                <w:rFonts w:ascii="Times New Roman" w:hAnsi="Times New Roman" w:eastAsia="微软雅黑" w:cs="Times New Roman"/>
+                <w:b/>
+                <w:bCs/>
+                <w:color w:val="000000"/>
+                <w:sz w:val="18"/>
+                <w:szCs w:val="18"/>
+              </w:rPr>
+            </w:pPr>
+            <w:r>
+              <w:rPr>
+                <w:rFonts w:ascii="Times New Roman" w:hAnsi="Times New Roman" w:eastAsia="微软雅黑" w:cs="Times New Roman"/>
+                <w:b/>
+                <w:bCs/>
+                <w:color w:val="000000"/>
+                <w:sz w:val="18"/>
+                <w:szCs w:val="18"/>
+              </w:rPr>
+              <w:t>PALB2</w:t>
+            </w:r>
+          </w:p>
+        </w:tc>
+        <w:tc>
+          <w:tcPr>
+            <w:tcW w:w="9098" w:type="dxa"/>
+            <w:vAlign w:val="center"/>
+          </w:tcPr>
+          <w:p>
+            <w:pPr>
+              <w:keepNext w:val="0"/>
+              <w:keepLines w:val="0"/>
+              <w:pageBreakBefore w:val="0"/>
+              <w:widowControl w:val="0"/>
+              <w:kinsoku/>
+              <w:wordWrap/>
+              <w:overflowPunct/>
+              <w:topLinePunct w:val="0"/>
+              <w:autoSpaceDE/>
+              <w:autoSpaceDN/>
+              <w:bidi w:val="0"/>
+              <w:adjustRightInd/>
+              <w:snapToGrid/>
+              <w:spacing w:before="0" w:beforeLines="20" w:after="0" w:afterLines="20" w:line="260" w:lineRule="exact"/>
+              <w:jc w:val="both"/>
+              <w:textAlignment w:val="auto"/>
+              <w:rPr>
+                <w:rFonts w:ascii="Times New Roman" w:hAnsi="Times New Roman" w:eastAsia="微软雅黑" w:cs="Times New Roman"/>
+                <w:color w:val="000000"/>
+                <w:sz w:val="18"/>
+                <w:szCs w:val="18"/>
+                <w:lang w:eastAsia="zh-CN"/>
+              </w:rPr>
+            </w:pPr>
+            <w:r>
+              <w:rPr>
+                <w:rFonts w:ascii="Times New Roman" w:hAnsi="Times New Roman" w:eastAsia="微软雅黑" w:cs="Times New Roman"/>
+                <w:color w:val="000000"/>
+                <w:sz w:val="18"/>
+                <w:szCs w:val="18"/>
+                <w:lang w:eastAsia="zh-CN"/>
+              </w:rPr>
+              <w:t>PALB2编码的蛋白在肿瘤抑制中起作用。这种蛋白质与乳腺癌早发蛋白2（BRCA2）在细胞核中结合和共定位相关，帮助BRCA2稳定的进行核定位和聚集。该基因突变能导致范科尼贫血、胰腺癌易感等。</w:t>
+            </w:r>
+          </w:p>
+        </w:tc>
+      </w:tr>
+      <w:tr>
+        <w:tblPrEx>
+          <w:tblBorders>
+            <w:top w:val="single" w:color="A4A4A4" w:sz="4" w:space="0"/>
+            <w:left w:val="none" w:color="auto" w:sz="0" w:space="0"/>
+            <w:bottom w:val="single" w:color="A4A4A4" w:sz="4" w:space="0"/>
+            <w:right w:val="none" w:color="auto" w:sz="0" w:space="0"/>
+            <w:insideH w:val="single" w:color="A4A4A4" w:sz="4" w:space="0"/>
+            <w:insideV w:val="single" w:color="A4A4A4" w:sz="4" w:space="0"/>
+          </w:tblBorders>
+          <w:tblCellMar>
+            <w:top w:w="0" w:type="dxa"/>
+            <w:left w:w="113" w:type="dxa"/>
+            <w:bottom w:w="0" w:type="dxa"/>
+            <w:right w:w="113" w:type="dxa"/>
+          </w:tblCellMar>
+        </w:tblPrEx>
+        <w:trPr>
+          <w:trHeight w:val="0" w:hRule="atLeast"/>
+          <w:jc w:val="center"/>
+        </w:trPr>
+        <w:tc>
+          <w:tcPr>
+            <w:tcW w:w="1015" w:type="dxa"/>
+            <w:tcBorders>
+              <w:tl2br w:val="nil"/>
+              <w:tr2bl w:val="nil"/>
+            </w:tcBorders>
+            <w:vAlign w:val="center"/>
+          </w:tcPr>
+          <w:p>
+            <w:pPr>
+              <w:keepNext w:val="0"/>
+              <w:keepLines w:val="0"/>
+              <w:pageBreakBefore w:val="0"/>
+              <w:widowControl w:val="0"/>
+              <w:kinsoku/>
+              <w:wordWrap/>
+              <w:overflowPunct/>
+              <w:topLinePunct w:val="0"/>
+              <w:autoSpaceDE/>
+              <w:autoSpaceDN/>
+              <w:bidi w:val="0"/>
+              <w:adjustRightInd/>
+              <w:snapToGrid/>
+              <w:spacing w:before="0" w:beforeLines="20" w:after="0" w:afterLines="20" w:line="260" w:lineRule="exact"/>
+              <w:jc w:val="center"/>
+              <w:textAlignment w:val="auto"/>
+              <w:rPr>
+                <w:rFonts w:ascii="Times New Roman" w:hAnsi="Times New Roman" w:eastAsia="微软雅黑" w:cs="Times New Roman"/>
+                <w:b/>
+                <w:bCs/>
+                <w:color w:val="000000"/>
+                <w:sz w:val="18"/>
+                <w:szCs w:val="18"/>
+              </w:rPr>
+            </w:pPr>
+            <w:r>
+              <w:rPr>
+                <w:rFonts w:ascii="Times New Roman" w:hAnsi="Times New Roman" w:eastAsia="微软雅黑" w:cs="Times New Roman"/>
+                <w:b/>
+                <w:bCs/>
+                <w:color w:val="000000"/>
+                <w:sz w:val="18"/>
+                <w:szCs w:val="18"/>
+              </w:rPr>
+              <w:t>PMS2</w:t>
+            </w:r>
+          </w:p>
+        </w:tc>
+        <w:tc>
+          <w:tcPr>
+            <w:tcW w:w="9098" w:type="dxa"/>
+            <w:vAlign w:val="center"/>
+          </w:tcPr>
+          <w:p>
+            <w:pPr>
+              <w:keepNext w:val="0"/>
+              <w:keepLines w:val="0"/>
+              <w:pageBreakBefore w:val="0"/>
+              <w:widowControl w:val="0"/>
+              <w:kinsoku/>
+              <w:wordWrap/>
+              <w:overflowPunct/>
+              <w:topLinePunct w:val="0"/>
+              <w:autoSpaceDE/>
+              <w:autoSpaceDN/>
+              <w:bidi w:val="0"/>
+              <w:adjustRightInd/>
+              <w:snapToGrid/>
+              <w:spacing w:before="0" w:beforeLines="20" w:after="0" w:afterLines="20" w:line="260" w:lineRule="exact"/>
+              <w:jc w:val="both"/>
+              <w:textAlignment w:val="auto"/>
+              <w:rPr>
+                <w:rFonts w:ascii="Times New Roman" w:hAnsi="Times New Roman" w:eastAsia="微软雅黑" w:cs="Times New Roman"/>
+                <w:color w:val="000000"/>
+                <w:sz w:val="18"/>
+                <w:szCs w:val="18"/>
+                <w:lang w:eastAsia="zh-CN"/>
+              </w:rPr>
+            </w:pPr>
+            <w:r>
+              <w:rPr>
+                <w:rFonts w:ascii="Times New Roman" w:hAnsi="Times New Roman" w:eastAsia="微软雅黑" w:cs="Times New Roman"/>
+                <w:color w:val="000000"/>
+                <w:sz w:val="18"/>
+                <w:szCs w:val="18"/>
+                <w:lang w:eastAsia="zh-CN"/>
+              </w:rPr>
+              <w:t>PMS2定位于染色体7p22.2，编码蛋白参与DNA错配修复。可与MLH1形成异源二聚体复合物MutL</w:t>
+            </w:r>
+            <w:r>
+              <w:rPr>
+                <w:rFonts w:ascii="Times New Roman" w:hAnsi="Times New Roman" w:eastAsia="微软雅黑" w:cs="Times New Roman"/>
+                <w:color w:val="000000"/>
+                <w:sz w:val="18"/>
+                <w:szCs w:val="18"/>
+              </w:rPr>
+              <w:t>α</w:t>
+            </w:r>
+            <w:r>
+              <w:rPr>
+                <w:rFonts w:ascii="Times New Roman" w:hAnsi="Times New Roman" w:eastAsia="微软雅黑" w:cs="Times New Roman"/>
+                <w:color w:val="000000"/>
+                <w:sz w:val="18"/>
+                <w:szCs w:val="18"/>
+                <w:lang w:eastAsia="zh-CN"/>
+              </w:rPr>
+              <w:t>，然后与其他的复合物相互作用结合到错配的碱基上。与PMS2相关的疾病包括遗传性非息肉性结直肠癌、子宫内膜癌、胃癌、幕上原始神经外胚层瘤、上皮性卵巢癌等。</w:t>
+            </w:r>
+          </w:p>
+        </w:tc>
+      </w:tr>
+      <w:tr>
+        <w:tblPrEx>
+          <w:tblBorders>
+            <w:top w:val="single" w:color="A4A4A4" w:sz="4" w:space="0"/>
+            <w:left w:val="none" w:color="auto" w:sz="0" w:space="0"/>
+            <w:bottom w:val="single" w:color="A4A4A4" w:sz="4" w:space="0"/>
+            <w:right w:val="none" w:color="auto" w:sz="0" w:space="0"/>
+            <w:insideH w:val="single" w:color="A4A4A4" w:sz="4" w:space="0"/>
+            <w:insideV w:val="single" w:color="A4A4A4" w:sz="4" w:space="0"/>
+          </w:tblBorders>
+          <w:tblCellMar>
+            <w:top w:w="0" w:type="dxa"/>
+            <w:left w:w="113" w:type="dxa"/>
+            <w:bottom w:w="0" w:type="dxa"/>
+            <w:right w:w="113" w:type="dxa"/>
+          </w:tblCellMar>
+        </w:tblPrEx>
+        <w:trPr>
+          <w:trHeight w:val="0" w:hRule="atLeast"/>
+          <w:jc w:val="center"/>
+        </w:trPr>
+        <w:tc>
+          <w:tcPr>
+            <w:tcW w:w="1015" w:type="dxa"/>
+            <w:tcBorders>
+              <w:tl2br w:val="nil"/>
+              <w:tr2bl w:val="nil"/>
+            </w:tcBorders>
+            <w:vAlign w:val="center"/>
+          </w:tcPr>
+          <w:p>
+            <w:pPr>
+              <w:keepNext w:val="0"/>
+              <w:keepLines w:val="0"/>
+              <w:pageBreakBefore w:val="0"/>
+              <w:widowControl w:val="0"/>
+              <w:kinsoku/>
+              <w:wordWrap/>
+              <w:overflowPunct/>
+              <w:topLinePunct w:val="0"/>
+              <w:autoSpaceDE/>
+              <w:autoSpaceDN/>
+              <w:bidi w:val="0"/>
+              <w:adjustRightInd/>
+              <w:snapToGrid/>
+              <w:spacing w:before="0" w:beforeLines="20" w:after="0" w:afterLines="20" w:line="260" w:lineRule="exact"/>
+              <w:jc w:val="center"/>
+              <w:textAlignment w:val="auto"/>
+              <w:rPr>
+                <w:rFonts w:ascii="Times New Roman" w:hAnsi="Times New Roman" w:eastAsia="微软雅黑" w:cs="Times New Roman"/>
+                <w:b/>
+                <w:bCs/>
+                <w:color w:val="000000"/>
+                <w:sz w:val="18"/>
+                <w:szCs w:val="18"/>
+              </w:rPr>
+            </w:pPr>
+            <w:r>
+              <w:rPr>
+                <w:rFonts w:ascii="Times New Roman" w:hAnsi="Times New Roman" w:eastAsia="微软雅黑" w:cs="Times New Roman"/>
+                <w:b/>
+                <w:bCs/>
+                <w:color w:val="000000"/>
+                <w:sz w:val="18"/>
+                <w:szCs w:val="18"/>
+              </w:rPr>
+              <w:t>PPM1D</w:t>
+            </w:r>
+          </w:p>
+        </w:tc>
+        <w:tc>
+          <w:tcPr>
+            <w:tcW w:w="9098" w:type="dxa"/>
+            <w:vAlign w:val="center"/>
+          </w:tcPr>
+          <w:p>
+            <w:pPr>
+              <w:keepNext w:val="0"/>
+              <w:keepLines w:val="0"/>
+              <w:pageBreakBefore w:val="0"/>
+              <w:widowControl w:val="0"/>
+              <w:kinsoku/>
+              <w:wordWrap/>
+              <w:overflowPunct/>
+              <w:topLinePunct w:val="0"/>
+              <w:autoSpaceDE/>
+              <w:autoSpaceDN/>
+              <w:bidi w:val="0"/>
+              <w:adjustRightInd/>
+              <w:snapToGrid/>
+              <w:spacing w:before="0" w:beforeLines="20" w:after="0" w:afterLines="20" w:line="260" w:lineRule="exact"/>
+              <w:jc w:val="both"/>
+              <w:textAlignment w:val="auto"/>
+              <w:rPr>
+                <w:rFonts w:ascii="Times New Roman" w:hAnsi="Times New Roman" w:eastAsia="微软雅黑" w:cs="Times New Roman"/>
+                <w:color w:val="000000"/>
+                <w:sz w:val="18"/>
+                <w:szCs w:val="18"/>
+                <w:lang w:eastAsia="zh-CN"/>
+              </w:rPr>
+            </w:pPr>
+            <w:r>
+              <w:rPr>
+                <w:rFonts w:ascii="Times New Roman" w:hAnsi="Times New Roman" w:eastAsia="微软雅黑" w:cs="Times New Roman"/>
+                <w:color w:val="000000"/>
+                <w:sz w:val="18"/>
+                <w:szCs w:val="18"/>
+                <w:lang w:eastAsia="zh-CN"/>
+              </w:rPr>
+              <w:t>PPM1D编码一种蛋白磷酸酶，与CDC5L相互作用，是细胞胁迫调控应答通路的负调控因子，与p38-p53信号通路相关。与PPMID相关的疾病包括伴随高强度疼痛和胃肠困难的智力发育障碍失调征、乳腺癌等。</w:t>
+            </w:r>
+          </w:p>
+        </w:tc>
+      </w:tr>
+      <w:tr>
+        <w:tblPrEx>
+          <w:tblBorders>
+            <w:top w:val="single" w:color="A4A4A4" w:sz="4" w:space="0"/>
+            <w:left w:val="none" w:color="auto" w:sz="0" w:space="0"/>
+            <w:bottom w:val="single" w:color="A4A4A4" w:sz="4" w:space="0"/>
+            <w:right w:val="none" w:color="auto" w:sz="0" w:space="0"/>
+            <w:insideH w:val="single" w:color="A4A4A4" w:sz="4" w:space="0"/>
+            <w:insideV w:val="single" w:color="A4A4A4" w:sz="4" w:space="0"/>
+          </w:tblBorders>
+          <w:tblCellMar>
+            <w:top w:w="0" w:type="dxa"/>
+            <w:left w:w="113" w:type="dxa"/>
+            <w:bottom w:w="0" w:type="dxa"/>
+            <w:right w:w="113" w:type="dxa"/>
+          </w:tblCellMar>
+        </w:tblPrEx>
+        <w:trPr>
+          <w:trHeight w:val="0" w:hRule="atLeast"/>
+          <w:jc w:val="center"/>
+        </w:trPr>
+        <w:tc>
+          <w:tcPr>
+            <w:tcW w:w="1015" w:type="dxa"/>
+            <w:tcBorders>
+              <w:tl2br w:val="nil"/>
+              <w:tr2bl w:val="nil"/>
+            </w:tcBorders>
+            <w:vAlign w:val="center"/>
+          </w:tcPr>
+          <w:p>
+            <w:pPr>
+              <w:keepNext w:val="0"/>
+              <w:keepLines w:val="0"/>
+              <w:pageBreakBefore w:val="0"/>
+              <w:widowControl w:val="0"/>
+              <w:kinsoku/>
+              <w:wordWrap/>
+              <w:overflowPunct/>
+              <w:topLinePunct w:val="0"/>
+              <w:autoSpaceDE/>
+              <w:autoSpaceDN/>
+              <w:bidi w:val="0"/>
+              <w:adjustRightInd/>
+              <w:snapToGrid/>
+              <w:spacing w:before="0" w:beforeLines="20" w:after="0" w:afterLines="20" w:line="260" w:lineRule="exact"/>
+              <w:jc w:val="center"/>
+              <w:textAlignment w:val="auto"/>
+              <w:rPr>
+                <w:rFonts w:ascii="Times New Roman" w:hAnsi="Times New Roman" w:eastAsia="微软雅黑" w:cs="Times New Roman"/>
+                <w:b/>
+                <w:bCs/>
+                <w:color w:val="000000"/>
+                <w:sz w:val="18"/>
+                <w:szCs w:val="18"/>
+              </w:rPr>
+            </w:pPr>
+            <w:r>
+              <w:rPr>
+                <w:rFonts w:ascii="Times New Roman" w:hAnsi="Times New Roman" w:eastAsia="微软雅黑" w:cs="Times New Roman"/>
+                <w:b/>
+                <w:bCs/>
+                <w:color w:val="000000"/>
+                <w:sz w:val="18"/>
+                <w:szCs w:val="18"/>
+              </w:rPr>
+              <w:t>PPP2R2A</w:t>
+            </w:r>
+          </w:p>
+        </w:tc>
+        <w:tc>
+          <w:tcPr>
+            <w:tcW w:w="9098" w:type="dxa"/>
+            <w:vAlign w:val="center"/>
+          </w:tcPr>
+          <w:p>
+            <w:pPr>
+              <w:keepNext w:val="0"/>
+              <w:keepLines w:val="0"/>
+              <w:pageBreakBefore w:val="0"/>
+              <w:widowControl w:val="0"/>
+              <w:kinsoku/>
+              <w:wordWrap/>
+              <w:overflowPunct/>
+              <w:topLinePunct w:val="0"/>
+              <w:autoSpaceDE/>
+              <w:autoSpaceDN/>
+              <w:bidi w:val="0"/>
+              <w:adjustRightInd/>
+              <w:snapToGrid/>
+              <w:spacing w:before="0" w:beforeLines="20" w:after="0" w:afterLines="20" w:line="260" w:lineRule="exact"/>
+              <w:jc w:val="both"/>
+              <w:textAlignment w:val="auto"/>
+              <w:rPr>
+                <w:rFonts w:ascii="Times New Roman" w:hAnsi="Times New Roman" w:eastAsia="微软雅黑" w:cs="Times New Roman"/>
+                <w:color w:val="000000"/>
+                <w:sz w:val="18"/>
+                <w:szCs w:val="18"/>
+                <w:lang w:eastAsia="zh-CN"/>
+              </w:rPr>
+            </w:pPr>
+            <w:r>
+              <w:rPr>
+                <w:rFonts w:ascii="Times New Roman" w:hAnsi="Times New Roman" w:eastAsia="微软雅黑" w:cs="Times New Roman"/>
+                <w:color w:val="000000"/>
+                <w:sz w:val="18"/>
+                <w:szCs w:val="18"/>
+                <w:lang w:eastAsia="zh-CN"/>
+              </w:rPr>
+              <w:t>PPP2R2A编码丝氨酸/苏氨酸蛋白磷酸酶2A55kda调节亚基B亚型，参与负调控细胞增殖和分裂。该基因与ERK和AKT信号通路。</w:t>
+            </w:r>
+          </w:p>
+        </w:tc>
+      </w:tr>
+      <w:tr>
+        <w:tblPrEx>
+          <w:tblBorders>
+            <w:top w:val="single" w:color="A4A4A4" w:sz="4" w:space="0"/>
+            <w:left w:val="none" w:color="auto" w:sz="0" w:space="0"/>
+            <w:bottom w:val="single" w:color="A4A4A4" w:sz="4" w:space="0"/>
+            <w:right w:val="none" w:color="auto" w:sz="0" w:space="0"/>
+            <w:insideH w:val="single" w:color="A4A4A4" w:sz="4" w:space="0"/>
+            <w:insideV w:val="single" w:color="A4A4A4" w:sz="4" w:space="0"/>
+          </w:tblBorders>
+          <w:tblCellMar>
+            <w:top w:w="0" w:type="dxa"/>
+            <w:left w:w="113" w:type="dxa"/>
+            <w:bottom w:w="0" w:type="dxa"/>
+            <w:right w:w="113" w:type="dxa"/>
+          </w:tblCellMar>
+        </w:tblPrEx>
+        <w:trPr>
+          <w:trHeight w:val="0" w:hRule="atLeast"/>
+          <w:jc w:val="center"/>
+        </w:trPr>
+        <w:tc>
+          <w:tcPr>
+            <w:tcW w:w="1015" w:type="dxa"/>
+            <w:tcBorders>
+              <w:tl2br w:val="nil"/>
+              <w:tr2bl w:val="nil"/>
+            </w:tcBorders>
+            <w:vAlign w:val="center"/>
+          </w:tcPr>
+          <w:p>
+            <w:pPr>
+              <w:keepNext w:val="0"/>
+              <w:keepLines w:val="0"/>
+              <w:pageBreakBefore w:val="0"/>
+              <w:widowControl w:val="0"/>
+              <w:kinsoku/>
+              <w:wordWrap/>
+              <w:overflowPunct/>
+              <w:topLinePunct w:val="0"/>
+              <w:autoSpaceDE/>
+              <w:autoSpaceDN/>
+              <w:bidi w:val="0"/>
+              <w:adjustRightInd/>
+              <w:snapToGrid/>
+              <w:spacing w:before="0" w:beforeLines="20" w:after="0" w:afterLines="20" w:line="260" w:lineRule="exact"/>
+              <w:jc w:val="center"/>
+              <w:textAlignment w:val="auto"/>
+              <w:rPr>
+                <w:rFonts w:ascii="Times New Roman" w:hAnsi="Times New Roman" w:eastAsia="微软雅黑" w:cs="Times New Roman"/>
+                <w:b/>
+                <w:bCs/>
+                <w:color w:val="000000"/>
+                <w:sz w:val="18"/>
+                <w:szCs w:val="18"/>
+              </w:rPr>
+            </w:pPr>
+            <w:r>
+              <w:rPr>
+                <w:rFonts w:ascii="Times New Roman" w:hAnsi="Times New Roman" w:eastAsia="微软雅黑" w:cs="Times New Roman"/>
+                <w:b/>
+                <w:bCs/>
+                <w:color w:val="000000"/>
+                <w:sz w:val="18"/>
+                <w:szCs w:val="18"/>
+              </w:rPr>
+              <w:t>PTEN</w:t>
+            </w:r>
+          </w:p>
+        </w:tc>
+        <w:tc>
+          <w:tcPr>
+            <w:tcW w:w="9098" w:type="dxa"/>
+            <w:vAlign w:val="center"/>
+          </w:tcPr>
+          <w:p>
+            <w:pPr>
+              <w:keepNext w:val="0"/>
+              <w:keepLines w:val="0"/>
+              <w:pageBreakBefore w:val="0"/>
+              <w:widowControl w:val="0"/>
+              <w:kinsoku/>
+              <w:wordWrap/>
+              <w:overflowPunct/>
+              <w:topLinePunct w:val="0"/>
+              <w:autoSpaceDE/>
+              <w:autoSpaceDN/>
+              <w:bidi w:val="0"/>
+              <w:adjustRightInd/>
+              <w:snapToGrid/>
+              <w:spacing w:before="0" w:beforeLines="20" w:after="0" w:afterLines="20" w:line="260" w:lineRule="exact"/>
+              <w:jc w:val="both"/>
+              <w:textAlignment w:val="auto"/>
+              <w:rPr>
+                <w:rFonts w:ascii="Times New Roman" w:hAnsi="Times New Roman" w:eastAsia="微软雅黑" w:cs="Times New Roman"/>
+                <w:color w:val="000000"/>
+                <w:sz w:val="18"/>
+                <w:szCs w:val="18"/>
+                <w:lang w:eastAsia="zh-CN"/>
+              </w:rPr>
+            </w:pPr>
+            <w:r>
+              <w:rPr>
+                <w:rFonts w:ascii="Times New Roman" w:hAnsi="Times New Roman" w:eastAsia="微软雅黑" w:cs="Times New Roman"/>
+                <w:color w:val="000000"/>
+                <w:sz w:val="18"/>
+                <w:szCs w:val="18"/>
+                <w:lang w:eastAsia="zh-CN"/>
+              </w:rPr>
+              <w:t>PTEN是一个肿瘤抑制基因，在众多癌症中高频出现。该基因编码的蛋白包含一个张力蛋白样结构域以及类似的双重特异性蛋白酪氨酸磷酸酶的催化结构域。与一般的蛋白质酪氨酸磷酸酶不同，这种蛋白优先作用于磷酸肌醇去磷酸化。它负调控细胞中磷脂酰肌醇-3/4/5-三磷酸水平，并且作为肿瘤抑制子负调节AKT/PKB信号通路。体细胞突变的PTEN发生在多种恶性肿瘤，包括神经胶质瘤、黑色素瘤、前列腺癌、子宫内膜癌、乳腺癌、卵巢、肾和肺癌。胚系突变的PTEN可导致错构瘤和Cowden综合症。</w:t>
+            </w:r>
+          </w:p>
+        </w:tc>
+      </w:tr>
+      <w:tr>
+        <w:tblPrEx>
+          <w:tblBorders>
+            <w:top w:val="single" w:color="A4A4A4" w:sz="4" w:space="0"/>
+            <w:left w:val="none" w:color="auto" w:sz="0" w:space="0"/>
+            <w:bottom w:val="single" w:color="A4A4A4" w:sz="4" w:space="0"/>
+            <w:right w:val="none" w:color="auto" w:sz="0" w:space="0"/>
+            <w:insideH w:val="single" w:color="A4A4A4" w:sz="4" w:space="0"/>
+            <w:insideV w:val="single" w:color="A4A4A4" w:sz="4" w:space="0"/>
+          </w:tblBorders>
+          <w:tblCellMar>
+            <w:top w:w="0" w:type="dxa"/>
+            <w:left w:w="113" w:type="dxa"/>
+            <w:bottom w:w="0" w:type="dxa"/>
+            <w:right w:w="113" w:type="dxa"/>
+          </w:tblCellMar>
+        </w:tblPrEx>
+        <w:trPr>
+          <w:trHeight w:val="0" w:hRule="atLeast"/>
+          <w:jc w:val="center"/>
+        </w:trPr>
+        <w:tc>
+          <w:tcPr>
+            <w:tcW w:w="1015" w:type="dxa"/>
+            <w:tcBorders>
+              <w:tl2br w:val="nil"/>
+              <w:tr2bl w:val="nil"/>
+            </w:tcBorders>
+            <w:vAlign w:val="center"/>
+          </w:tcPr>
+          <w:p>
+            <w:pPr>
+              <w:keepNext w:val="0"/>
+              <w:keepLines w:val="0"/>
+              <w:pageBreakBefore w:val="0"/>
+              <w:widowControl w:val="0"/>
+              <w:kinsoku/>
+              <w:wordWrap/>
+              <w:overflowPunct/>
+              <w:topLinePunct w:val="0"/>
+              <w:autoSpaceDE/>
+              <w:autoSpaceDN/>
+              <w:bidi w:val="0"/>
+              <w:adjustRightInd/>
+              <w:snapToGrid/>
+              <w:spacing w:before="0" w:beforeLines="20" w:after="0" w:afterLines="20" w:line="260" w:lineRule="exact"/>
+              <w:jc w:val="center"/>
+              <w:textAlignment w:val="auto"/>
+              <w:rPr>
+                <w:rFonts w:ascii="Times New Roman" w:hAnsi="Times New Roman" w:eastAsia="微软雅黑" w:cs="Times New Roman"/>
+                <w:b/>
+                <w:bCs/>
+                <w:color w:val="000000"/>
+                <w:sz w:val="18"/>
+                <w:szCs w:val="18"/>
+              </w:rPr>
+            </w:pPr>
+            <w:r>
+              <w:rPr>
+                <w:rFonts w:ascii="Times New Roman" w:hAnsi="Times New Roman" w:eastAsia="微软雅黑" w:cs="Times New Roman"/>
+                <w:b/>
+                <w:bCs/>
+                <w:color w:val="000000"/>
+                <w:sz w:val="18"/>
+                <w:szCs w:val="18"/>
+              </w:rPr>
+              <w:t>RAD50</w:t>
+            </w:r>
+          </w:p>
+        </w:tc>
+        <w:tc>
+          <w:tcPr>
+            <w:tcW w:w="9098" w:type="dxa"/>
+            <w:vAlign w:val="center"/>
+          </w:tcPr>
+          <w:p>
+            <w:pPr>
+              <w:keepNext w:val="0"/>
+              <w:keepLines w:val="0"/>
+              <w:pageBreakBefore w:val="0"/>
+              <w:widowControl w:val="0"/>
+              <w:kinsoku/>
+              <w:wordWrap/>
+              <w:overflowPunct/>
+              <w:topLinePunct w:val="0"/>
+              <w:autoSpaceDE/>
+              <w:autoSpaceDN/>
+              <w:bidi w:val="0"/>
+              <w:adjustRightInd/>
+              <w:snapToGrid/>
+              <w:spacing w:before="0" w:beforeLines="20" w:after="0" w:afterLines="20" w:line="260" w:lineRule="exact"/>
+              <w:jc w:val="both"/>
+              <w:textAlignment w:val="auto"/>
+              <w:rPr>
+                <w:rFonts w:ascii="Times New Roman" w:hAnsi="Times New Roman" w:eastAsia="微软雅黑" w:cs="Times New Roman"/>
+                <w:color w:val="000000"/>
+                <w:sz w:val="18"/>
+                <w:szCs w:val="18"/>
+                <w:lang w:eastAsia="zh-CN"/>
+              </w:rPr>
+            </w:pPr>
+            <w:r>
+              <w:rPr>
+                <w:rFonts w:ascii="Times New Roman" w:hAnsi="Times New Roman" w:eastAsia="微软雅黑" w:cs="Times New Roman"/>
+                <w:color w:val="000000"/>
+                <w:sz w:val="18"/>
+                <w:szCs w:val="18"/>
+                <w:lang w:eastAsia="zh-CN"/>
+              </w:rPr>
+              <w:t>RAD50基因编码的蛋白与参与DNA蛋白双链修复的酿酒酵母蛋白RAD50高度相似。该蛋白与MRE11及NBS1形成复杂体后具有多种酶活性，是DNA非同源末端链接的必需因子，在DNA双链断裂修复、细胞周期检查点的激活、端粒维护、减数分离重组等过程中具有重要作用。RAD50发生突变就会阻碍DNA重组的发生，或干扰DNA的修复系统，造成胚胎的死亡或者癌变。与RAD50相关的疾病包括子宫内膜癌、肠癌、胃癌等。</w:t>
+            </w:r>
+          </w:p>
+        </w:tc>
+      </w:tr>
+      <w:tr>
+        <w:tblPrEx>
+          <w:tblBorders>
+            <w:top w:val="single" w:color="A4A4A4" w:sz="4" w:space="0"/>
+            <w:left w:val="none" w:color="auto" w:sz="0" w:space="0"/>
+            <w:bottom w:val="single" w:color="A4A4A4" w:sz="4" w:space="0"/>
+            <w:right w:val="none" w:color="auto" w:sz="0" w:space="0"/>
+            <w:insideH w:val="single" w:color="A4A4A4" w:sz="4" w:space="0"/>
+            <w:insideV w:val="single" w:color="A4A4A4" w:sz="4" w:space="0"/>
+          </w:tblBorders>
+          <w:tblCellMar>
+            <w:top w:w="0" w:type="dxa"/>
+            <w:left w:w="113" w:type="dxa"/>
+            <w:bottom w:w="0" w:type="dxa"/>
+            <w:right w:w="113" w:type="dxa"/>
+          </w:tblCellMar>
+        </w:tblPrEx>
+        <w:trPr>
+          <w:trHeight w:val="0" w:hRule="atLeast"/>
+          <w:jc w:val="center"/>
+        </w:trPr>
+        <w:tc>
+          <w:tcPr>
+            <w:tcW w:w="1015" w:type="dxa"/>
+            <w:tcBorders>
+              <w:tl2br w:val="nil"/>
+              <w:tr2bl w:val="nil"/>
+            </w:tcBorders>
+            <w:vAlign w:val="center"/>
+          </w:tcPr>
+          <w:p>
+            <w:pPr>
+              <w:keepNext w:val="0"/>
+              <w:keepLines w:val="0"/>
+              <w:pageBreakBefore w:val="0"/>
+              <w:widowControl w:val="0"/>
+              <w:kinsoku/>
+              <w:wordWrap/>
+              <w:overflowPunct/>
+              <w:topLinePunct w:val="0"/>
+              <w:autoSpaceDE/>
+              <w:autoSpaceDN/>
+              <w:bidi w:val="0"/>
+              <w:adjustRightInd/>
+              <w:snapToGrid/>
+              <w:spacing w:before="0" w:beforeLines="20" w:after="0" w:afterLines="20" w:line="260" w:lineRule="exact"/>
+              <w:jc w:val="center"/>
+              <w:textAlignment w:val="auto"/>
+              <w:rPr>
+                <w:rFonts w:ascii="Times New Roman" w:hAnsi="Times New Roman" w:eastAsia="微软雅黑" w:cs="Times New Roman"/>
+                <w:b/>
+                <w:bCs/>
+                <w:color w:val="000000"/>
+                <w:sz w:val="18"/>
+                <w:szCs w:val="18"/>
+              </w:rPr>
+            </w:pPr>
+            <w:r>
+              <w:rPr>
+                <w:rFonts w:ascii="Times New Roman" w:hAnsi="Times New Roman" w:eastAsia="微软雅黑" w:cs="Times New Roman"/>
+                <w:b/>
+                <w:bCs/>
+                <w:color w:val="000000"/>
+                <w:sz w:val="18"/>
+                <w:szCs w:val="18"/>
+              </w:rPr>
+              <w:t>RAD51B</w:t>
+            </w:r>
+          </w:p>
+        </w:tc>
+        <w:tc>
+          <w:tcPr>
+            <w:tcW w:w="9098" w:type="dxa"/>
+            <w:vAlign w:val="center"/>
+          </w:tcPr>
+          <w:p>
+            <w:pPr>
+              <w:keepNext w:val="0"/>
+              <w:keepLines w:val="0"/>
+              <w:pageBreakBefore w:val="0"/>
+              <w:widowControl w:val="0"/>
+              <w:kinsoku/>
+              <w:wordWrap/>
+              <w:overflowPunct/>
+              <w:topLinePunct w:val="0"/>
+              <w:autoSpaceDE/>
+              <w:autoSpaceDN/>
+              <w:bidi w:val="0"/>
+              <w:adjustRightInd/>
+              <w:snapToGrid/>
+              <w:spacing w:before="0" w:beforeLines="20" w:after="0" w:afterLines="20" w:line="260" w:lineRule="exact"/>
+              <w:jc w:val="both"/>
+              <w:textAlignment w:val="auto"/>
+              <w:rPr>
+                <w:rFonts w:ascii="Times New Roman" w:hAnsi="Times New Roman" w:eastAsia="微软雅黑" w:cs="Times New Roman"/>
+                <w:color w:val="000000"/>
+                <w:sz w:val="18"/>
+                <w:szCs w:val="18"/>
+                <w:lang w:eastAsia="zh-CN"/>
+              </w:rPr>
+            </w:pPr>
+            <w:r>
+              <w:rPr>
+                <w:rFonts w:ascii="Times New Roman" w:hAnsi="Times New Roman" w:eastAsia="微软雅黑" w:cs="Times New Roman"/>
+                <w:color w:val="000000"/>
+                <w:sz w:val="18"/>
+                <w:szCs w:val="18"/>
+                <w:lang w:eastAsia="zh-CN"/>
+              </w:rPr>
+              <w:t>RAD51B基因编码DNA修复蛋白RAD51同源2，定位于14q24.1。该蛋白与RAD51C相互作用，然后进一步结合该蛋白家族其他成员。RAD51家族成员在进化上保守，且参与DNA的同源重组修复。与RAD51B相关的疾病包括子宫平滑肌瘤、子宫良性肿瘤等。</w:t>
+            </w:r>
+          </w:p>
+        </w:tc>
+      </w:tr>
+      <w:tr>
+        <w:tblPrEx>
+          <w:tblBorders>
+            <w:top w:val="single" w:color="A4A4A4" w:sz="4" w:space="0"/>
+            <w:left w:val="none" w:color="auto" w:sz="0" w:space="0"/>
+            <w:bottom w:val="single" w:color="A4A4A4" w:sz="4" w:space="0"/>
+            <w:right w:val="none" w:color="auto" w:sz="0" w:space="0"/>
+            <w:insideH w:val="single" w:color="A4A4A4" w:sz="4" w:space="0"/>
+            <w:insideV w:val="single" w:color="A4A4A4" w:sz="4" w:space="0"/>
+          </w:tblBorders>
+          <w:tblCellMar>
+            <w:top w:w="0" w:type="dxa"/>
+            <w:left w:w="113" w:type="dxa"/>
+            <w:bottom w:w="0" w:type="dxa"/>
+            <w:right w:w="113" w:type="dxa"/>
+          </w:tblCellMar>
+        </w:tblPrEx>
+        <w:trPr>
+          <w:trHeight w:val="0" w:hRule="atLeast"/>
+          <w:jc w:val="center"/>
+        </w:trPr>
+        <w:tc>
+          <w:tcPr>
+            <w:tcW w:w="1015" w:type="dxa"/>
+            <w:tcBorders>
+              <w:tl2br w:val="nil"/>
+              <w:tr2bl w:val="nil"/>
+            </w:tcBorders>
+            <w:vAlign w:val="center"/>
+          </w:tcPr>
+          <w:p>
+            <w:pPr>
+              <w:keepNext w:val="0"/>
+              <w:keepLines w:val="0"/>
+              <w:pageBreakBefore w:val="0"/>
+              <w:widowControl w:val="0"/>
+              <w:kinsoku/>
+              <w:wordWrap/>
+              <w:overflowPunct/>
+              <w:topLinePunct w:val="0"/>
+              <w:autoSpaceDE/>
+              <w:autoSpaceDN/>
+              <w:bidi w:val="0"/>
+              <w:adjustRightInd/>
+              <w:snapToGrid/>
+              <w:spacing w:before="0" w:beforeLines="20" w:after="0" w:afterLines="20" w:line="260" w:lineRule="exact"/>
+              <w:jc w:val="center"/>
+              <w:textAlignment w:val="auto"/>
+              <w:rPr>
+                <w:rFonts w:ascii="Times New Roman" w:hAnsi="Times New Roman" w:eastAsia="微软雅黑" w:cs="Times New Roman"/>
+                <w:b/>
+                <w:bCs/>
+                <w:color w:val="000000"/>
+                <w:sz w:val="18"/>
+                <w:szCs w:val="18"/>
+              </w:rPr>
+            </w:pPr>
+            <w:r>
+              <w:rPr>
+                <w:rFonts w:ascii="Times New Roman" w:hAnsi="Times New Roman" w:eastAsia="微软雅黑" w:cs="Times New Roman"/>
+                <w:b/>
+                <w:bCs/>
+                <w:color w:val="000000"/>
+                <w:sz w:val="18"/>
+                <w:szCs w:val="18"/>
+              </w:rPr>
+              <w:t>RAD51C</w:t>
+            </w:r>
+          </w:p>
+        </w:tc>
+        <w:tc>
+          <w:tcPr>
+            <w:tcW w:w="9098" w:type="dxa"/>
+            <w:vAlign w:val="center"/>
+          </w:tcPr>
+          <w:p>
+            <w:pPr>
+              <w:keepNext w:val="0"/>
+              <w:keepLines w:val="0"/>
+              <w:pageBreakBefore w:val="0"/>
+              <w:widowControl w:val="0"/>
+              <w:kinsoku/>
+              <w:wordWrap/>
+              <w:overflowPunct/>
+              <w:topLinePunct w:val="0"/>
+              <w:autoSpaceDE/>
+              <w:autoSpaceDN/>
+              <w:bidi w:val="0"/>
+              <w:adjustRightInd/>
+              <w:snapToGrid/>
+              <w:spacing w:before="0" w:beforeLines="20" w:after="0" w:afterLines="20" w:line="260" w:lineRule="exact"/>
+              <w:jc w:val="both"/>
+              <w:textAlignment w:val="auto"/>
+              <w:rPr>
+                <w:rFonts w:ascii="Times New Roman" w:hAnsi="Times New Roman" w:eastAsia="微软雅黑" w:cs="Times New Roman"/>
+                <w:color w:val="000000"/>
+                <w:sz w:val="18"/>
+                <w:szCs w:val="18"/>
+                <w:lang w:eastAsia="zh-CN"/>
+              </w:rPr>
+            </w:pPr>
+            <w:r>
+              <w:rPr>
+                <w:rFonts w:ascii="Times New Roman" w:hAnsi="Times New Roman" w:eastAsia="微软雅黑" w:cs="Times New Roman"/>
+                <w:color w:val="000000"/>
+                <w:sz w:val="18"/>
+                <w:szCs w:val="18"/>
+                <w:lang w:eastAsia="zh-CN"/>
+              </w:rPr>
+              <w:t>RAD51C定位于人染色体17q23，编码了长376个氨基酸的蛋白质，其中18-26%的氨基酸与RAD51家族的其他成员相同。在人类的组织中，RAD51C在睾丸，心肌，脾脏和前列腺中表达量最高。RAD51C是DNA损伤修复（DNAdamageresponse，DDR）过程中的一个重要角色，将DNA损伤信号传递到下游并保证了HR参与损伤的修复。RAD51C基因的突变会导致无法修复的DNA损伤的积累，并因此引起细胞癌变，最终导致肿瘤发生。与RAD51C相关的疾病包括子宫内膜癌、肠癌、乳腺癌、范可尼贫血等。</w:t>
+            </w:r>
+          </w:p>
+        </w:tc>
+      </w:tr>
+      <w:tr>
+        <w:tblPrEx>
+          <w:tblBorders>
+            <w:top w:val="single" w:color="A4A4A4" w:sz="4" w:space="0"/>
+            <w:left w:val="none" w:color="auto" w:sz="0" w:space="0"/>
+            <w:bottom w:val="single" w:color="A4A4A4" w:sz="4" w:space="0"/>
+            <w:right w:val="none" w:color="auto" w:sz="0" w:space="0"/>
+            <w:insideH w:val="single" w:color="A4A4A4" w:sz="4" w:space="0"/>
+            <w:insideV w:val="single" w:color="A4A4A4" w:sz="4" w:space="0"/>
+          </w:tblBorders>
+          <w:tblCellMar>
+            <w:top w:w="0" w:type="dxa"/>
+            <w:left w:w="113" w:type="dxa"/>
+            <w:bottom w:w="0" w:type="dxa"/>
+            <w:right w:w="113" w:type="dxa"/>
+          </w:tblCellMar>
+        </w:tblPrEx>
+        <w:trPr>
+          <w:trHeight w:val="0" w:hRule="atLeast"/>
+          <w:jc w:val="center"/>
+        </w:trPr>
+        <w:tc>
+          <w:tcPr>
+            <w:tcW w:w="1015" w:type="dxa"/>
+            <w:tcBorders>
+              <w:tl2br w:val="nil"/>
+              <w:tr2bl w:val="nil"/>
+            </w:tcBorders>
+            <w:vAlign w:val="center"/>
+          </w:tcPr>
+          <w:p>
+            <w:pPr>
+              <w:keepNext w:val="0"/>
+              <w:keepLines w:val="0"/>
+              <w:pageBreakBefore w:val="0"/>
+              <w:widowControl w:val="0"/>
+              <w:kinsoku/>
+              <w:wordWrap/>
+              <w:overflowPunct/>
+              <w:topLinePunct w:val="0"/>
+              <w:autoSpaceDE/>
+              <w:autoSpaceDN/>
+              <w:bidi w:val="0"/>
+              <w:adjustRightInd/>
+              <w:snapToGrid/>
+              <w:spacing w:before="0" w:beforeLines="20" w:after="0" w:afterLines="20" w:line="260" w:lineRule="exact"/>
+              <w:jc w:val="center"/>
+              <w:textAlignment w:val="auto"/>
+              <w:rPr>
+                <w:rFonts w:ascii="Times New Roman" w:hAnsi="Times New Roman" w:eastAsia="微软雅黑" w:cs="Times New Roman"/>
+                <w:b/>
+                <w:bCs/>
+                <w:color w:val="000000"/>
+                <w:sz w:val="18"/>
+                <w:szCs w:val="18"/>
+              </w:rPr>
+            </w:pPr>
+            <w:r>
+              <w:rPr>
+                <w:rFonts w:ascii="Times New Roman" w:hAnsi="Times New Roman" w:eastAsia="微软雅黑" w:cs="Times New Roman"/>
+                <w:b/>
+                <w:bCs/>
+                <w:color w:val="000000"/>
+                <w:sz w:val="18"/>
+                <w:szCs w:val="18"/>
+              </w:rPr>
+              <w:t>RAD51D</w:t>
+            </w:r>
+          </w:p>
+        </w:tc>
+        <w:tc>
+          <w:tcPr>
+            <w:tcW w:w="9098" w:type="dxa"/>
+            <w:vAlign w:val="center"/>
+          </w:tcPr>
+          <w:p>
+            <w:pPr>
+              <w:keepNext w:val="0"/>
+              <w:keepLines w:val="0"/>
+              <w:pageBreakBefore w:val="0"/>
+              <w:widowControl w:val="0"/>
+              <w:kinsoku/>
+              <w:wordWrap/>
+              <w:overflowPunct/>
+              <w:topLinePunct w:val="0"/>
+              <w:autoSpaceDE/>
+              <w:autoSpaceDN/>
+              <w:bidi w:val="0"/>
+              <w:adjustRightInd/>
+              <w:snapToGrid/>
+              <w:spacing w:before="0" w:beforeLines="20" w:after="0" w:afterLines="20" w:line="260" w:lineRule="exact"/>
+              <w:jc w:val="both"/>
+              <w:textAlignment w:val="auto"/>
+              <w:rPr>
+                <w:rFonts w:ascii="Times New Roman" w:hAnsi="Times New Roman" w:eastAsia="微软雅黑" w:cs="Times New Roman"/>
+                <w:color w:val="000000"/>
+                <w:sz w:val="18"/>
+                <w:szCs w:val="18"/>
+                <w:lang w:eastAsia="zh-CN"/>
+              </w:rPr>
+            </w:pPr>
+            <w:r>
+              <w:rPr>
+                <w:rFonts w:ascii="Times New Roman" w:hAnsi="Times New Roman" w:eastAsia="微软雅黑" w:cs="Times New Roman"/>
+                <w:color w:val="000000"/>
+                <w:sz w:val="18"/>
+                <w:szCs w:val="18"/>
+                <w:lang w:eastAsia="zh-CN"/>
+              </w:rPr>
+              <w:t>酵母和人类的Rad51蛋白是大肠杆菌RecA蛋白的同源蛋白，Rad51蛋白通过介导DNA链配对及链交换而参与DNA同源重组修复。Rad51D基因位于染色体17q11，编码蛋白是Rad51蛋白的5种同源物之一。Rad51D同其它一种或多种同源物存在相互作用如RAD51L1、RAD51L2和XRCC2，可以形成杂合的二聚体或多聚体复合物，而不具有自身相互作用。Rad51D蛋白在基因同源重组中主要是担当辅助因子的角色，同Rad51蛋白和其它同源物配合协调这个过程，发挥必不可少的作用。与Rad51D相关的疾病包括结肠癌、皮肤癌、尿道癌等。</w:t>
+            </w:r>
+          </w:p>
+        </w:tc>
+      </w:tr>
+      <w:tr>
+        <w:tblPrEx>
+          <w:tblBorders>
+            <w:top w:val="single" w:color="A4A4A4" w:sz="4" w:space="0"/>
+            <w:left w:val="none" w:color="auto" w:sz="0" w:space="0"/>
+            <w:bottom w:val="single" w:color="A4A4A4" w:sz="4" w:space="0"/>
+            <w:right w:val="none" w:color="auto" w:sz="0" w:space="0"/>
+            <w:insideH w:val="single" w:color="A4A4A4" w:sz="4" w:space="0"/>
+            <w:insideV w:val="single" w:color="A4A4A4" w:sz="4" w:space="0"/>
+          </w:tblBorders>
+          <w:tblCellMar>
+            <w:top w:w="0" w:type="dxa"/>
+            <w:left w:w="113" w:type="dxa"/>
+            <w:bottom w:w="0" w:type="dxa"/>
+            <w:right w:w="113" w:type="dxa"/>
+          </w:tblCellMar>
+        </w:tblPrEx>
+        <w:trPr>
+          <w:trHeight w:val="0" w:hRule="atLeast"/>
+          <w:jc w:val="center"/>
+        </w:trPr>
+        <w:tc>
+          <w:tcPr>
+            <w:tcW w:w="1015" w:type="dxa"/>
+            <w:vAlign w:val="center"/>
+          </w:tcPr>
+          <w:p>
+            <w:pPr>
+              <w:keepNext w:val="0"/>
+              <w:keepLines w:val="0"/>
+              <w:pageBreakBefore w:val="0"/>
+              <w:widowControl w:val="0"/>
+              <w:kinsoku/>
+              <w:wordWrap/>
+              <w:overflowPunct/>
+              <w:topLinePunct w:val="0"/>
+              <w:autoSpaceDE/>
+              <w:autoSpaceDN/>
+              <w:bidi w:val="0"/>
+              <w:adjustRightInd/>
+              <w:snapToGrid/>
+              <w:spacing w:before="0" w:beforeLines="20" w:after="0" w:afterLines="20" w:line="260" w:lineRule="exact"/>
+              <w:jc w:val="center"/>
+              <w:textAlignment w:val="auto"/>
+              <w:rPr>
+                <w:rFonts w:ascii="Times New Roman" w:hAnsi="Times New Roman" w:eastAsia="微软雅黑" w:cs="Times New Roman"/>
+                <w:b/>
+                <w:bCs/>
+                <w:color w:val="000000"/>
+                <w:sz w:val="18"/>
+                <w:szCs w:val="18"/>
+              </w:rPr>
+            </w:pPr>
+            <w:r>
+              <w:rPr>
+                <w:rFonts w:ascii="Times New Roman" w:hAnsi="Times New Roman" w:eastAsia="微软雅黑" w:cs="Times New Roman"/>
+                <w:b/>
+                <w:bCs/>
+                <w:color w:val="000000"/>
+                <w:sz w:val="18"/>
+                <w:szCs w:val="18"/>
+              </w:rPr>
+              <w:t>RAD54L</w:t>
+            </w:r>
+          </w:p>
+        </w:tc>
+        <w:tc>
+          <w:tcPr>
+            <w:tcW w:w="9098" w:type="dxa"/>
+            <w:vAlign w:val="center"/>
+          </w:tcPr>
+          <w:p>
+            <w:pPr>
+              <w:keepNext w:val="0"/>
+              <w:keepLines w:val="0"/>
+              <w:pageBreakBefore w:val="0"/>
+              <w:widowControl w:val="0"/>
+              <w:kinsoku/>
+              <w:wordWrap/>
+              <w:overflowPunct/>
+              <w:topLinePunct w:val="0"/>
+              <w:autoSpaceDE/>
+              <w:autoSpaceDN/>
+              <w:bidi w:val="0"/>
+              <w:adjustRightInd/>
+              <w:snapToGrid/>
+              <w:spacing w:before="0" w:beforeLines="20" w:after="0" w:afterLines="20" w:line="260" w:lineRule="exact"/>
+              <w:jc w:val="both"/>
+              <w:textAlignment w:val="auto"/>
+              <w:rPr>
+                <w:rFonts w:ascii="Times New Roman" w:hAnsi="Times New Roman" w:eastAsia="微软雅黑" w:cs="Times New Roman"/>
+                <w:color w:val="000000"/>
+                <w:sz w:val="18"/>
+                <w:szCs w:val="18"/>
+                <w:lang w:eastAsia="zh-CN"/>
+              </w:rPr>
+            </w:pPr>
+            <w:r>
+              <w:rPr>
+                <w:rFonts w:ascii="Times New Roman" w:hAnsi="Times New Roman" w:eastAsia="微软雅黑" w:cs="Times New Roman"/>
+                <w:color w:val="000000"/>
+                <w:sz w:val="18"/>
+                <w:szCs w:val="18"/>
+                <w:lang w:eastAsia="zh-CN"/>
+              </w:rPr>
+              <w:t>RAD54L编码DEAD-类解旋酶蛋白，与酵母中的Rad54相似，该基因定位于1p34.1。参与DNA同源重组和修复相关。</w:t>
+            </w:r>
+            <w:r>
+              <w:rPr>
+                <w:rFonts w:hint="eastAsia" w:ascii="Times New Roman" w:hAnsi="Times New Roman" w:eastAsia="微软雅黑" w:cs="Times New Roman"/>
+                <w:color w:val="000000"/>
+                <w:sz w:val="18"/>
+                <w:szCs w:val="18"/>
+                <w:lang w:val="en-US" w:eastAsia="zh-CN"/>
+              </w:rPr>
+              <w:t>与</w:t>
+            </w:r>
+            <w:r>
+              <w:rPr>
+                <w:rFonts w:ascii="Times New Roman" w:hAnsi="Times New Roman" w:eastAsia="微软雅黑" w:cs="Times New Roman"/>
+                <w:color w:val="000000"/>
+                <w:sz w:val="18"/>
+                <w:szCs w:val="18"/>
+                <w:lang w:eastAsia="zh-CN"/>
+              </w:rPr>
+              <w:t>RAD54L相关的疾病包括家族性非霍金奇型淋巴瘤、结肠腺癌等。</w:t>
+            </w:r>
+          </w:p>
+        </w:tc>
+      </w:tr>
+      <w:tr>
+        <w:tblPrEx>
+          <w:tblBorders>
+            <w:top w:val="single" w:color="A4A4A4" w:sz="4" w:space="0"/>
+            <w:left w:val="none" w:color="auto" w:sz="0" w:space="0"/>
+            <w:bottom w:val="single" w:color="A4A4A4" w:sz="4" w:space="0"/>
+            <w:right w:val="none" w:color="auto" w:sz="0" w:space="0"/>
+            <w:insideH w:val="single" w:color="A4A4A4" w:sz="4" w:space="0"/>
+            <w:insideV w:val="single" w:color="A4A4A4" w:sz="4" w:space="0"/>
+          </w:tblBorders>
+          <w:tblCellMar>
+            <w:top w:w="0" w:type="dxa"/>
+            <w:left w:w="113" w:type="dxa"/>
+            <w:bottom w:w="0" w:type="dxa"/>
+            <w:right w:w="113" w:type="dxa"/>
+          </w:tblCellMar>
+        </w:tblPrEx>
+        <w:trPr>
+          <w:trHeight w:val="0" w:hRule="atLeast"/>
+          <w:jc w:val="center"/>
+        </w:trPr>
+        <w:tc>
+          <w:tcPr>
+            <w:tcW w:w="1015" w:type="dxa"/>
+            <w:tcBorders>
+              <w:tl2br w:val="nil"/>
+              <w:tr2bl w:val="nil"/>
+            </w:tcBorders>
+            <w:vAlign w:val="center"/>
+          </w:tcPr>
+          <w:p>
+            <w:pPr>
+              <w:keepNext w:val="0"/>
+              <w:keepLines w:val="0"/>
+              <w:pageBreakBefore w:val="0"/>
+              <w:widowControl w:val="0"/>
+              <w:kinsoku/>
+              <w:wordWrap/>
+              <w:overflowPunct/>
+              <w:topLinePunct w:val="0"/>
+              <w:autoSpaceDE/>
+              <w:autoSpaceDN/>
+              <w:bidi w:val="0"/>
+              <w:adjustRightInd/>
+              <w:snapToGrid/>
+              <w:spacing w:before="0" w:beforeLines="20" w:after="0" w:afterLines="20" w:line="260" w:lineRule="exact"/>
+              <w:jc w:val="center"/>
+              <w:textAlignment w:val="auto"/>
+              <w:rPr>
+                <w:rFonts w:ascii="Times New Roman" w:hAnsi="Times New Roman" w:eastAsia="微软雅黑" w:cs="Times New Roman"/>
+                <w:b/>
+                <w:bCs/>
+                <w:color w:val="000000"/>
+                <w:sz w:val="18"/>
+                <w:szCs w:val="18"/>
+              </w:rPr>
+            </w:pPr>
+            <w:r>
+              <w:rPr>
+                <w:rFonts w:ascii="Times New Roman" w:hAnsi="Times New Roman" w:eastAsia="微软雅黑" w:cs="Times New Roman"/>
+                <w:b/>
+                <w:bCs/>
+                <w:color w:val="000000"/>
+                <w:sz w:val="18"/>
+                <w:szCs w:val="18"/>
+              </w:rPr>
+              <w:t>TP53</w:t>
+            </w:r>
+          </w:p>
+        </w:tc>
+        <w:tc>
+          <w:tcPr>
+            <w:tcW w:w="9098" w:type="dxa"/>
+            <w:vAlign w:val="center"/>
+          </w:tcPr>
+          <w:p>
+            <w:pPr>
+              <w:keepNext w:val="0"/>
+              <w:keepLines w:val="0"/>
+              <w:pageBreakBefore w:val="0"/>
+              <w:widowControl w:val="0"/>
+              <w:kinsoku/>
+              <w:wordWrap/>
+              <w:overflowPunct/>
+              <w:topLinePunct w:val="0"/>
+              <w:autoSpaceDE/>
+              <w:autoSpaceDN/>
+              <w:bidi w:val="0"/>
+              <w:adjustRightInd/>
+              <w:snapToGrid/>
+              <w:spacing w:before="0" w:beforeLines="20" w:after="0" w:afterLines="20" w:line="260" w:lineRule="exact"/>
+              <w:jc w:val="both"/>
+              <w:textAlignment w:val="auto"/>
+              <w:rPr>
+                <w:rFonts w:ascii="Times New Roman" w:hAnsi="Times New Roman" w:eastAsia="微软雅黑" w:cs="Times New Roman"/>
+                <w:color w:val="000000"/>
+                <w:sz w:val="18"/>
+                <w:szCs w:val="18"/>
+                <w:lang w:eastAsia="zh-CN"/>
+              </w:rPr>
+            </w:pPr>
+            <w:r>
+              <w:rPr>
+                <w:rFonts w:ascii="Times New Roman" w:hAnsi="Times New Roman" w:eastAsia="微软雅黑" w:cs="Times New Roman"/>
+                <w:color w:val="000000"/>
+                <w:sz w:val="18"/>
+                <w:szCs w:val="18"/>
+                <w:lang w:eastAsia="zh-CN"/>
+              </w:rPr>
+              <w:t>TP53是抑癌基因，编码一个包括转录激活、DNA结合及寡聚化结构域肿瘤抑制子蛋白。该编码蛋白能响应不同细胞应激从而调控目标基因表达，从而诱导细胞周期停滞、细胞凋亡、衰老、DNA修复和代谢变化。该基因突变与多种人类癌症有关。TP53的胚系突变会导致家族性肉瘤综合征，从而导致成年人在早期发生乳腺癌，脑癌及白血病等。虽然在正常细胞中p53表达较低，但是包括丧失其抑癌功能的TP53突变可能导致在细胞核中p53表达增加及维持稳定状态，因此一些研究表明它可能还具有致癌作用。与TP53相关的疾病包括软组织和骨肉瘤、乳腺癌、脑癌、肾上腺皮质癌等。</w:t>
+            </w:r>
+          </w:p>
+        </w:tc>
+      </w:tr>
+      <w:tr>
+        <w:tblPrEx>
+          <w:tblBorders>
+            <w:top w:val="single" w:color="A4A4A4" w:sz="4" w:space="0"/>
+            <w:left w:val="none" w:color="auto" w:sz="0" w:space="0"/>
+            <w:bottom w:val="single" w:color="A4A4A4" w:sz="4" w:space="0"/>
+            <w:right w:val="none" w:color="auto" w:sz="0" w:space="0"/>
+            <w:insideH w:val="single" w:color="A4A4A4" w:sz="4" w:space="0"/>
+            <w:insideV w:val="single" w:color="A4A4A4" w:sz="4" w:space="0"/>
+          </w:tblBorders>
+          <w:tblCellMar>
+            <w:top w:w="0" w:type="dxa"/>
+            <w:left w:w="113" w:type="dxa"/>
+            <w:bottom w:w="0" w:type="dxa"/>
+            <w:right w:w="113" w:type="dxa"/>
+          </w:tblCellMar>
+        </w:tblPrEx>
+        <w:trPr>
+          <w:trHeight w:val="0" w:hRule="atLeast"/>
+          <w:jc w:val="center"/>
+        </w:trPr>
+        <w:tc>
+          <w:tcPr>
+            <w:tcW w:w="1015" w:type="dxa"/>
+            <w:tcBorders>
+              <w:tl2br w:val="nil"/>
+              <w:tr2bl w:val="nil"/>
+            </w:tcBorders>
+            <w:vAlign w:val="center"/>
+          </w:tcPr>
+          <w:p>
+            <w:pPr>
+              <w:keepNext w:val="0"/>
+              <w:keepLines w:val="0"/>
+              <w:pageBreakBefore w:val="0"/>
+              <w:widowControl w:val="0"/>
+              <w:kinsoku/>
+              <w:wordWrap/>
+              <w:overflowPunct/>
+              <w:topLinePunct w:val="0"/>
+              <w:autoSpaceDE/>
+              <w:autoSpaceDN/>
+              <w:bidi w:val="0"/>
+              <w:adjustRightInd/>
+              <w:snapToGrid/>
+              <w:spacing w:before="0" w:beforeLines="20" w:after="0" w:afterLines="20" w:line="260" w:lineRule="exact"/>
+              <w:jc w:val="center"/>
+              <w:textAlignment w:val="auto"/>
+              <w:rPr>
+                <w:rFonts w:ascii="Times New Roman" w:hAnsi="Times New Roman" w:eastAsia="微软雅黑" w:cs="Times New Roman"/>
+                <w:b/>
+                <w:bCs/>
+                <w:color w:val="000000"/>
+                <w:sz w:val="18"/>
+                <w:szCs w:val="18"/>
+              </w:rPr>
+            </w:pPr>
+            <w:r>
+              <w:rPr>
+                <w:rFonts w:ascii="Times New Roman" w:hAnsi="Times New Roman" w:eastAsia="微软雅黑" w:cs="Times New Roman"/>
+                <w:b/>
+                <w:bCs/>
+                <w:color w:val="000000"/>
+                <w:sz w:val="18"/>
+                <w:szCs w:val="18"/>
+              </w:rPr>
+              <w:t>CDH1</w:t>
+            </w:r>
+          </w:p>
+        </w:tc>
+        <w:tc>
+          <w:tcPr>
+            <w:tcW w:w="9098" w:type="dxa"/>
+            <w:vAlign w:val="center"/>
+          </w:tcPr>
+          <w:p>
+            <w:pPr>
+              <w:keepNext w:val="0"/>
+              <w:keepLines w:val="0"/>
+              <w:pageBreakBefore w:val="0"/>
+              <w:widowControl w:val="0"/>
+              <w:kinsoku/>
+              <w:wordWrap/>
+              <w:overflowPunct/>
+              <w:topLinePunct w:val="0"/>
+              <w:autoSpaceDE/>
+              <w:autoSpaceDN/>
+              <w:bidi w:val="0"/>
+              <w:adjustRightInd/>
+              <w:snapToGrid/>
+              <w:spacing w:before="0" w:beforeLines="20" w:after="0" w:afterLines="20" w:line="260" w:lineRule="exact"/>
+              <w:jc w:val="both"/>
+              <w:textAlignment w:val="auto"/>
+              <w:rPr>
+                <w:rFonts w:ascii="Times New Roman" w:hAnsi="Times New Roman" w:eastAsia="微软雅黑" w:cs="Times New Roman"/>
+                <w:color w:val="000000"/>
+                <w:sz w:val="18"/>
+                <w:szCs w:val="18"/>
+                <w:lang w:eastAsia="zh-CN"/>
+              </w:rPr>
+            </w:pPr>
+            <w:r>
+              <w:rPr>
+                <w:rFonts w:ascii="Times New Roman" w:hAnsi="Times New Roman" w:eastAsia="微软雅黑" w:cs="Times New Roman"/>
+                <w:color w:val="000000"/>
+                <w:sz w:val="18"/>
+                <w:szCs w:val="18"/>
+                <w:lang w:eastAsia="zh-CN"/>
+              </w:rPr>
+              <w:t>CDH1是抑癌基因，CpG岛的甲基化使得其表达受到抑制。钙黏着蛋白是钙依赖性的细胞粘附蛋白，参与调节细胞与细胞间粘连、流动性和上皮增生细胞。该蛋白的低表达会导致细胞运动及转移。与CDH1相关的疾病包括胃癌、乳腺癌、肠癌、甲状腺癌等。</w:t>
+            </w:r>
+          </w:p>
+        </w:tc>
+      </w:tr>
+      <w:tr>
+        <w:tblPrEx>
+          <w:tblBorders>
+            <w:top w:val="single" w:color="A4A4A4" w:sz="4" w:space="0"/>
+            <w:left w:val="none" w:color="auto" w:sz="0" w:space="0"/>
+            <w:bottom w:val="single" w:color="A4A4A4" w:sz="4" w:space="0"/>
+            <w:right w:val="none" w:color="auto" w:sz="0" w:space="0"/>
+            <w:insideH w:val="single" w:color="A4A4A4" w:sz="4" w:space="0"/>
+            <w:insideV w:val="single" w:color="A4A4A4" w:sz="4" w:space="0"/>
+          </w:tblBorders>
+          <w:tblCellMar>
+            <w:top w:w="0" w:type="dxa"/>
+            <w:left w:w="113" w:type="dxa"/>
+            <w:bottom w:w="0" w:type="dxa"/>
+            <w:right w:w="113" w:type="dxa"/>
+          </w:tblCellMar>
+        </w:tblPrEx>
+        <w:trPr>
+          <w:trHeight w:val="0" w:hRule="atLeast"/>
+          <w:jc w:val="center"/>
+        </w:trPr>
+        <w:tc>
+          <w:tcPr>
+            <w:tcW w:w="1015" w:type="dxa"/>
+            <w:tcBorders>
+              <w:tl2br w:val="nil"/>
+              <w:tr2bl w:val="nil"/>
+            </w:tcBorders>
+            <w:vAlign w:val="center"/>
+          </w:tcPr>
+          <w:p>
+            <w:pPr>
+              <w:keepNext w:val="0"/>
+              <w:keepLines w:val="0"/>
+              <w:pageBreakBefore w:val="0"/>
+              <w:widowControl w:val="0"/>
+              <w:kinsoku/>
+              <w:wordWrap/>
+              <w:overflowPunct/>
+              <w:topLinePunct w:val="0"/>
+              <w:autoSpaceDE/>
+              <w:autoSpaceDN/>
+              <w:bidi w:val="0"/>
+              <w:adjustRightInd/>
+              <w:snapToGrid/>
+              <w:spacing w:before="0" w:beforeLines="20" w:after="0" w:afterLines="20" w:line="260" w:lineRule="exact"/>
+              <w:jc w:val="center"/>
+              <w:textAlignment w:val="auto"/>
+              <w:rPr>
+                <w:rFonts w:ascii="Times New Roman" w:hAnsi="Times New Roman" w:eastAsia="微软雅黑" w:cs="Times New Roman"/>
+                <w:b/>
+                <w:bCs/>
+                <w:color w:val="000000"/>
+                <w:sz w:val="18"/>
+                <w:szCs w:val="18"/>
+              </w:rPr>
+            </w:pPr>
+            <w:r>
+              <w:rPr>
+                <w:rFonts w:ascii="Times New Roman" w:hAnsi="Times New Roman" w:eastAsia="微软雅黑" w:cs="Times New Roman"/>
+                <w:b/>
+                <w:bCs/>
+                <w:color w:val="000000"/>
+                <w:sz w:val="18"/>
+                <w:szCs w:val="18"/>
+              </w:rPr>
+              <w:t>EPCAM</w:t>
+            </w:r>
+          </w:p>
+        </w:tc>
+        <w:tc>
+          <w:tcPr>
+            <w:tcW w:w="9098" w:type="dxa"/>
+            <w:vAlign w:val="center"/>
+          </w:tcPr>
+          <w:p>
+            <w:pPr>
+              <w:keepNext w:val="0"/>
+              <w:keepLines w:val="0"/>
+              <w:pageBreakBefore w:val="0"/>
+              <w:widowControl w:val="0"/>
+              <w:kinsoku/>
+              <w:wordWrap/>
+              <w:overflowPunct/>
+              <w:topLinePunct w:val="0"/>
+              <w:autoSpaceDE/>
+              <w:autoSpaceDN/>
+              <w:bidi w:val="0"/>
+              <w:adjustRightInd/>
+              <w:snapToGrid/>
+              <w:spacing w:before="0" w:beforeLines="20" w:after="0" w:afterLines="20" w:line="260" w:lineRule="exact"/>
+              <w:jc w:val="both"/>
+              <w:textAlignment w:val="auto"/>
+              <w:rPr>
+                <w:rFonts w:ascii="Times New Roman" w:hAnsi="Times New Roman" w:eastAsia="微软雅黑" w:cs="Times New Roman"/>
+                <w:color w:val="000000"/>
+                <w:sz w:val="18"/>
+                <w:szCs w:val="18"/>
+                <w:lang w:eastAsia="zh-CN"/>
+              </w:rPr>
+            </w:pPr>
+            <w:r>
+              <w:rPr>
+                <w:rFonts w:ascii="Times New Roman" w:hAnsi="Times New Roman" w:eastAsia="微软雅黑" w:cs="Times New Roman"/>
+                <w:color w:val="000000"/>
+                <w:sz w:val="18"/>
+                <w:szCs w:val="18"/>
+                <w:lang w:eastAsia="zh-CN"/>
+              </w:rPr>
+              <w:t>EPCAM是一类I型跨膜糖蛋白，EPCAM分子的胞膜外区由242个氨基酸组成一个表皮生长因子（EGF）样和一个甲状腺球蛋白样结构域。其中甲状腺球蛋白样序列可在细胞水平抑制与肿瘤转移相关的组织蛋白酶；跨膜区由23个氨基酸组成；胞浆区由26个氨基酸组成，带有数个</w:t>
+            </w:r>
+            <w:r>
+              <w:rPr>
+                <w:rFonts w:ascii="Times New Roman" w:hAnsi="Times New Roman" w:eastAsia="微软雅黑" w:cs="Times New Roman"/>
+                <w:color w:val="000000"/>
+                <w:sz w:val="18"/>
+                <w:szCs w:val="18"/>
+              </w:rPr>
+              <w:t>α</w:t>
+            </w:r>
+            <w:r>
+              <w:rPr>
+                <w:rFonts w:ascii="Times New Roman" w:hAnsi="Times New Roman" w:eastAsia="微软雅黑" w:cs="Times New Roman"/>
+                <w:color w:val="000000"/>
+                <w:sz w:val="18"/>
+                <w:szCs w:val="18"/>
+                <w:lang w:eastAsia="zh-CN"/>
+              </w:rPr>
+              <w:t>-actinin的结合位点。其在正常组织中只局限性的表达在上皮组织的基底膜处，但在快速增殖的肿瘤细胞中则大量表达。EPCAM在肿瘤组织中的过度表达与肿瘤的发生发展及预后密切相关。与EPCAM相关的疾病包括前列腺癌、胃癌、肝癌、胆管癌、结直肠癌、子宫内膜癌、乳腺癌等。</w:t>
+            </w:r>
+          </w:p>
+        </w:tc>
+      </w:tr>
+      <w:tr>
+        <w:tblPrEx>
+          <w:tblBorders>
+            <w:top w:val="single" w:color="A4A4A4" w:sz="4" w:space="0"/>
+            <w:left w:val="none" w:color="auto" w:sz="0" w:space="0"/>
+            <w:bottom w:val="single" w:color="A4A4A4" w:sz="4" w:space="0"/>
+            <w:right w:val="none" w:color="auto" w:sz="0" w:space="0"/>
+            <w:insideH w:val="single" w:color="A4A4A4" w:sz="4" w:space="0"/>
+            <w:insideV w:val="single" w:color="A4A4A4" w:sz="4" w:space="0"/>
+          </w:tblBorders>
+          <w:tblCellMar>
+            <w:top w:w="0" w:type="dxa"/>
+            <w:left w:w="113" w:type="dxa"/>
+            <w:bottom w:w="0" w:type="dxa"/>
+            <w:right w:w="113" w:type="dxa"/>
+          </w:tblCellMar>
+        </w:tblPrEx>
+        <w:trPr>
+          <w:trHeight w:val="0" w:hRule="atLeast"/>
+          <w:jc w:val="center"/>
+        </w:trPr>
+        <w:tc>
+          <w:tcPr>
+            <w:tcW w:w="1015" w:type="dxa"/>
+            <w:tcBorders>
+              <w:tl2br w:val="nil"/>
+              <w:tr2bl w:val="nil"/>
+            </w:tcBorders>
+            <w:vAlign w:val="center"/>
+          </w:tcPr>
+          <w:p>
+            <w:pPr>
+              <w:keepNext w:val="0"/>
+              <w:keepLines w:val="0"/>
+              <w:pageBreakBefore w:val="0"/>
+              <w:widowControl w:val="0"/>
+              <w:kinsoku/>
+              <w:wordWrap/>
+              <w:overflowPunct/>
+              <w:topLinePunct w:val="0"/>
+              <w:autoSpaceDE/>
+              <w:autoSpaceDN/>
+              <w:bidi w:val="0"/>
+              <w:adjustRightInd/>
+              <w:snapToGrid/>
+              <w:spacing w:before="0" w:beforeLines="20" w:after="0" w:afterLines="20" w:line="260" w:lineRule="exact"/>
+              <w:jc w:val="center"/>
+              <w:textAlignment w:val="auto"/>
+              <w:rPr>
+                <w:rFonts w:ascii="Times New Roman" w:hAnsi="Times New Roman" w:eastAsia="微软雅黑" w:cs="Times New Roman"/>
+                <w:b/>
+                <w:bCs/>
+                <w:color w:val="000000"/>
+                <w:sz w:val="18"/>
+                <w:szCs w:val="18"/>
+              </w:rPr>
+            </w:pPr>
+            <w:r>
+              <w:rPr>
+                <w:rFonts w:ascii="Times New Roman" w:hAnsi="Times New Roman" w:eastAsia="微软雅黑" w:cs="Times New Roman"/>
+                <w:b/>
+                <w:bCs/>
+                <w:color w:val="000000"/>
+                <w:sz w:val="18"/>
+                <w:szCs w:val="18"/>
+              </w:rPr>
+              <w:t>MLH1</w:t>
+            </w:r>
+          </w:p>
+        </w:tc>
+        <w:tc>
+          <w:tcPr>
+            <w:tcW w:w="9098" w:type="dxa"/>
+            <w:vAlign w:val="center"/>
+          </w:tcPr>
+          <w:p>
+            <w:pPr>
+              <w:keepNext w:val="0"/>
+              <w:keepLines w:val="0"/>
+              <w:pageBreakBefore w:val="0"/>
+              <w:widowControl w:val="0"/>
+              <w:kinsoku/>
+              <w:wordWrap/>
+              <w:overflowPunct/>
+              <w:topLinePunct w:val="0"/>
+              <w:autoSpaceDE/>
+              <w:autoSpaceDN/>
+              <w:bidi w:val="0"/>
+              <w:adjustRightInd/>
+              <w:snapToGrid/>
+              <w:spacing w:before="0" w:beforeLines="20" w:after="0" w:afterLines="20" w:line="260" w:lineRule="exact"/>
+              <w:jc w:val="both"/>
+              <w:textAlignment w:val="auto"/>
+              <w:rPr>
+                <w:rFonts w:ascii="Times New Roman" w:hAnsi="Times New Roman" w:eastAsia="微软雅黑" w:cs="Times New Roman"/>
+                <w:color w:val="000000"/>
+                <w:sz w:val="18"/>
+                <w:szCs w:val="18"/>
+                <w:lang w:eastAsia="zh-CN"/>
+              </w:rPr>
+            </w:pPr>
+            <w:r>
+              <w:rPr>
+                <w:rFonts w:ascii="Times New Roman" w:hAnsi="Times New Roman" w:eastAsia="微软雅黑" w:cs="Times New Roman"/>
+                <w:color w:val="000000"/>
+                <w:sz w:val="18"/>
+                <w:szCs w:val="18"/>
+                <w:lang w:eastAsia="zh-CN"/>
+              </w:rPr>
+              <w:t>MLH1与PMS2结合形成MutL</w:t>
+            </w:r>
+            <w:r>
+              <w:rPr>
+                <w:rFonts w:ascii="Times New Roman" w:hAnsi="Times New Roman" w:eastAsia="微软雅黑" w:cs="Times New Roman"/>
+                <w:color w:val="000000"/>
+                <w:sz w:val="18"/>
+                <w:szCs w:val="18"/>
+              </w:rPr>
+              <w:t>α</w:t>
+            </w:r>
+            <w:r>
+              <w:rPr>
+                <w:rFonts w:ascii="Times New Roman" w:hAnsi="Times New Roman" w:eastAsia="微软雅黑" w:cs="Times New Roman"/>
+                <w:color w:val="000000"/>
+                <w:sz w:val="18"/>
+                <w:szCs w:val="18"/>
+                <w:lang w:eastAsia="zh-CN"/>
+              </w:rPr>
+              <w:t>，是DNA复制后错配修复复合物的一部分，参与DNA错配修复，同时也参与了DNA损伤修复。与MLH1相关的疾病包括结肠癌、结直肠癌、子宫内膜癌等。</w:t>
+            </w:r>
+          </w:p>
+        </w:tc>
+      </w:tr>
+      <w:tr>
+        <w:tblPrEx>
+          <w:tblBorders>
+            <w:top w:val="single" w:color="A4A4A4" w:sz="4" w:space="0"/>
+            <w:left w:val="none" w:color="auto" w:sz="0" w:space="0"/>
+            <w:bottom w:val="single" w:color="A4A4A4" w:sz="4" w:space="0"/>
+            <w:right w:val="none" w:color="auto" w:sz="0" w:space="0"/>
+            <w:insideH w:val="single" w:color="A4A4A4" w:sz="4" w:space="0"/>
+            <w:insideV w:val="single" w:color="A4A4A4" w:sz="4" w:space="0"/>
+          </w:tblBorders>
+          <w:tblCellMar>
+            <w:top w:w="0" w:type="dxa"/>
+            <w:left w:w="113" w:type="dxa"/>
+            <w:bottom w:w="0" w:type="dxa"/>
+            <w:right w:w="113" w:type="dxa"/>
+          </w:tblCellMar>
+        </w:tblPrEx>
+        <w:trPr>
+          <w:trHeight w:val="0" w:hRule="atLeast"/>
+          <w:jc w:val="center"/>
+        </w:trPr>
+        <w:tc>
+          <w:tcPr>
+            <w:tcW w:w="1015" w:type="dxa"/>
+            <w:tcBorders>
+              <w:tl2br w:val="nil"/>
+              <w:tr2bl w:val="nil"/>
+            </w:tcBorders>
+            <w:vAlign w:val="center"/>
+          </w:tcPr>
+          <w:p>
+            <w:pPr>
+              <w:keepNext w:val="0"/>
+              <w:keepLines w:val="0"/>
+              <w:pageBreakBefore w:val="0"/>
+              <w:widowControl w:val="0"/>
+              <w:kinsoku/>
+              <w:wordWrap/>
+              <w:overflowPunct/>
+              <w:topLinePunct w:val="0"/>
+              <w:autoSpaceDE/>
+              <w:autoSpaceDN/>
+              <w:bidi w:val="0"/>
+              <w:adjustRightInd/>
+              <w:snapToGrid/>
+              <w:spacing w:before="0" w:beforeLines="20" w:after="0" w:afterLines="20" w:line="260" w:lineRule="exact"/>
+              <w:jc w:val="center"/>
+              <w:textAlignment w:val="auto"/>
+              <w:rPr>
+                <w:rFonts w:ascii="Times New Roman" w:hAnsi="Times New Roman" w:eastAsia="微软雅黑" w:cs="Times New Roman"/>
+                <w:b/>
+                <w:bCs/>
+                <w:color w:val="000000"/>
+                <w:sz w:val="18"/>
+                <w:szCs w:val="18"/>
+              </w:rPr>
+            </w:pPr>
+            <w:r>
+              <w:rPr>
+                <w:rFonts w:ascii="Times New Roman" w:hAnsi="Times New Roman" w:eastAsia="微软雅黑" w:cs="Times New Roman"/>
+                <w:b/>
+                <w:bCs/>
+                <w:color w:val="000000"/>
+                <w:sz w:val="18"/>
+                <w:szCs w:val="18"/>
+              </w:rPr>
+              <w:t>NF1</w:t>
+            </w:r>
+          </w:p>
+        </w:tc>
+        <w:tc>
+          <w:tcPr>
+            <w:tcW w:w="9098" w:type="dxa"/>
+            <w:vAlign w:val="center"/>
+          </w:tcPr>
+          <w:p>
+            <w:pPr>
+              <w:keepNext w:val="0"/>
+              <w:keepLines w:val="0"/>
+              <w:pageBreakBefore w:val="0"/>
+              <w:widowControl w:val="0"/>
+              <w:kinsoku/>
+              <w:wordWrap/>
+              <w:overflowPunct/>
+              <w:topLinePunct w:val="0"/>
+              <w:autoSpaceDE/>
+              <w:autoSpaceDN/>
+              <w:bidi w:val="0"/>
+              <w:adjustRightInd/>
+              <w:snapToGrid/>
+              <w:spacing w:before="0" w:beforeLines="20" w:after="0" w:afterLines="20" w:line="260" w:lineRule="exact"/>
+              <w:jc w:val="both"/>
+              <w:textAlignment w:val="auto"/>
+              <w:rPr>
+                <w:rFonts w:ascii="Times New Roman" w:hAnsi="Times New Roman" w:eastAsia="微软雅黑" w:cs="Times New Roman"/>
+                <w:color w:val="000000"/>
+                <w:sz w:val="18"/>
+                <w:szCs w:val="18"/>
+                <w:lang w:eastAsia="zh-CN"/>
+              </w:rPr>
+            </w:pPr>
+            <w:r>
+              <w:rPr>
+                <w:rFonts w:ascii="Times New Roman" w:hAnsi="Times New Roman" w:eastAsia="微软雅黑" w:cs="Times New Roman"/>
+                <w:color w:val="000000"/>
+                <w:sz w:val="18"/>
+                <w:szCs w:val="18"/>
+                <w:lang w:eastAsia="zh-CN"/>
+              </w:rPr>
+              <w:t>NF1编码肿瘤抑制蛋白，抑制Ras蛋白的功能促进细胞生长及分化。在1型病例中，神经纤维蛋白的肿瘤抑制作用出现障碍或丧失，有可能遗传给后代。癌症发生时，NF1蛋白的肿瘤抑制功能受到损害，从而导致细胞生长不受控制。与NF1相关的疾病包括神经纤维瘤、单核细胞白血病、沃森综合征、黑色素瘤、肺癌、结直肠癌等。</w:t>
+            </w:r>
+          </w:p>
+        </w:tc>
+      </w:tr>
+      <w:tr>
+        <w:tblPrEx>
+          <w:tblBorders>
+            <w:top w:val="single" w:color="A4A4A4" w:sz="4" w:space="0"/>
+            <w:left w:val="none" w:color="auto" w:sz="0" w:space="0"/>
+            <w:bottom w:val="single" w:color="A4A4A4" w:sz="4" w:space="0"/>
+            <w:right w:val="none" w:color="auto" w:sz="0" w:space="0"/>
+            <w:insideH w:val="single" w:color="A4A4A4" w:sz="4" w:space="0"/>
+            <w:insideV w:val="single" w:color="A4A4A4" w:sz="4" w:space="0"/>
+          </w:tblBorders>
+          <w:tblCellMar>
+            <w:top w:w="0" w:type="dxa"/>
+            <w:left w:w="113" w:type="dxa"/>
+            <w:bottom w:w="0" w:type="dxa"/>
+            <w:right w:w="113" w:type="dxa"/>
+          </w:tblCellMar>
+        </w:tblPrEx>
+        <w:trPr>
+          <w:trHeight w:val="0" w:hRule="atLeast"/>
+          <w:jc w:val="center"/>
+        </w:trPr>
+        <w:tc>
+          <w:tcPr>
+            <w:tcW w:w="1015" w:type="dxa"/>
+            <w:tcBorders>
+              <w:tl2br w:val="nil"/>
+              <w:tr2bl w:val="nil"/>
+            </w:tcBorders>
+            <w:vAlign w:val="center"/>
+          </w:tcPr>
+          <w:p>
+            <w:pPr>
+              <w:keepNext w:val="0"/>
+              <w:keepLines w:val="0"/>
+              <w:pageBreakBefore w:val="0"/>
+              <w:widowControl w:val="0"/>
+              <w:kinsoku/>
+              <w:wordWrap/>
+              <w:overflowPunct/>
+              <w:topLinePunct w:val="0"/>
+              <w:autoSpaceDE/>
+              <w:autoSpaceDN/>
+              <w:bidi w:val="0"/>
+              <w:adjustRightInd/>
+              <w:snapToGrid/>
+              <w:spacing w:before="0" w:beforeLines="20" w:after="0" w:afterLines="20" w:line="260" w:lineRule="exact"/>
+              <w:jc w:val="center"/>
+              <w:textAlignment w:val="auto"/>
+              <w:rPr>
+                <w:rFonts w:ascii="Times New Roman" w:hAnsi="Times New Roman" w:eastAsia="微软雅黑" w:cs="Times New Roman"/>
+                <w:b/>
+                <w:bCs/>
+                <w:color w:val="000000"/>
+                <w:sz w:val="18"/>
+                <w:szCs w:val="18"/>
+              </w:rPr>
+            </w:pPr>
+            <w:r>
+              <w:rPr>
+                <w:rFonts w:ascii="Times New Roman" w:hAnsi="Times New Roman" w:eastAsia="微软雅黑" w:cs="Times New Roman"/>
+                <w:b/>
+                <w:bCs/>
+                <w:color w:val="000000"/>
+                <w:sz w:val="18"/>
+                <w:szCs w:val="18"/>
+              </w:rPr>
+              <w:t>STK11</w:t>
+            </w:r>
+          </w:p>
+        </w:tc>
+        <w:tc>
+          <w:tcPr>
+            <w:tcW w:w="9098" w:type="dxa"/>
+            <w:vAlign w:val="center"/>
+          </w:tcPr>
+          <w:p>
+            <w:pPr>
+              <w:keepNext w:val="0"/>
+              <w:keepLines w:val="0"/>
+              <w:pageBreakBefore w:val="0"/>
+              <w:widowControl w:val="0"/>
+              <w:kinsoku/>
+              <w:wordWrap/>
+              <w:overflowPunct/>
+              <w:topLinePunct w:val="0"/>
+              <w:autoSpaceDE/>
+              <w:autoSpaceDN/>
+              <w:bidi w:val="0"/>
+              <w:adjustRightInd/>
+              <w:snapToGrid/>
+              <w:spacing w:before="0" w:beforeLines="20" w:after="0" w:afterLines="20" w:line="260" w:lineRule="exact"/>
+              <w:jc w:val="both"/>
+              <w:textAlignment w:val="auto"/>
+              <w:rPr>
+                <w:rFonts w:ascii="Times New Roman" w:hAnsi="Times New Roman" w:eastAsia="微软雅黑" w:cs="Times New Roman"/>
+                <w:color w:val="000000"/>
+                <w:sz w:val="18"/>
+                <w:szCs w:val="18"/>
+                <w:lang w:eastAsia="zh-CN"/>
+              </w:rPr>
+            </w:pPr>
+            <w:r>
+              <w:rPr>
+                <w:rFonts w:ascii="Times New Roman" w:hAnsi="Times New Roman" w:eastAsia="微软雅黑" w:cs="Times New Roman"/>
+                <w:color w:val="000000"/>
+                <w:sz w:val="18"/>
+                <w:szCs w:val="18"/>
+                <w:lang w:eastAsia="zh-CN"/>
+              </w:rPr>
+              <w:t>STK11基因编码一种丝氨酸/苏氨酸激酶，为抑癌基因，定位于19p13.3。通过激活AMPK信号通路调节细胞生长、增殖、凋亡和DNA损伤修复。</w:t>
+            </w:r>
+            <w:r>
+              <w:rPr>
+                <w:rFonts w:ascii="Times New Roman" w:hAnsi="Times New Roman" w:eastAsia="微软雅黑" w:cs="Times New Roman"/>
+                <w:color w:val="000000"/>
+                <w:sz w:val="18"/>
+                <w:szCs w:val="18"/>
+              </w:rPr>
+              <w:t>与STK11相关的疾病包括Peutz-Jeghers综合征、睾丸生殖细胞肿瘤等。</w:t>
+            </w:r>
+          </w:p>
+        </w:tc>
+      </w:tr>
+      <w:tr>
+        <w:tblPrEx>
+          <w:tblBorders>
+            <w:top w:val="single" w:color="A4A4A4" w:sz="4" w:space="0"/>
+            <w:left w:val="none" w:color="auto" w:sz="0" w:space="0"/>
+            <w:bottom w:val="single" w:color="A4A4A4" w:sz="4" w:space="0"/>
+            <w:right w:val="none" w:color="auto" w:sz="0" w:space="0"/>
+            <w:insideH w:val="single" w:color="A4A4A4" w:sz="4" w:space="0"/>
+            <w:insideV w:val="single" w:color="A4A4A4" w:sz="4" w:space="0"/>
+          </w:tblBorders>
+          <w:tblCellMar>
+            <w:top w:w="0" w:type="dxa"/>
+            <w:left w:w="113" w:type="dxa"/>
+            <w:bottom w:w="0" w:type="dxa"/>
+            <w:right w:w="113" w:type="dxa"/>
+          </w:tblCellMar>
+        </w:tblPrEx>
+        <w:trPr>
+          <w:trHeight w:val="0" w:hRule="atLeast"/>
+          <w:jc w:val="center"/>
+        </w:trPr>
+        <w:tc>
+          <w:tcPr>
+            <w:tcW w:w="1015" w:type="dxa"/>
+            <w:tcBorders>
+              <w:tl2br w:val="nil"/>
+              <w:tr2bl w:val="nil"/>
+            </w:tcBorders>
+            <w:vAlign w:val="center"/>
+          </w:tcPr>
+          <w:p>
+            <w:pPr>
+              <w:keepNext w:val="0"/>
+              <w:keepLines w:val="0"/>
+              <w:pageBreakBefore w:val="0"/>
+              <w:widowControl w:val="0"/>
+              <w:kinsoku/>
+              <w:wordWrap/>
+              <w:overflowPunct/>
+              <w:topLinePunct w:val="0"/>
+              <w:autoSpaceDE/>
+              <w:autoSpaceDN/>
+              <w:bidi w:val="0"/>
+              <w:adjustRightInd/>
+              <w:snapToGrid/>
+              <w:spacing w:before="0" w:beforeLines="20" w:after="0" w:afterLines="20" w:line="260" w:lineRule="exact"/>
+              <w:jc w:val="center"/>
+              <w:textAlignment w:val="auto"/>
+              <w:rPr>
+                <w:rFonts w:ascii="Times New Roman" w:hAnsi="Times New Roman" w:eastAsia="微软雅黑" w:cs="Times New Roman"/>
+                <w:b/>
+                <w:bCs/>
+                <w:color w:val="000000"/>
+                <w:sz w:val="18"/>
+                <w:szCs w:val="18"/>
+              </w:rPr>
+            </w:pPr>
+            <w:r>
+              <w:rPr>
+                <w:rFonts w:ascii="Times New Roman" w:hAnsi="Times New Roman" w:eastAsia="微软雅黑" w:cs="Times New Roman"/>
+                <w:b/>
+                <w:bCs/>
+                <w:color w:val="000000"/>
+                <w:sz w:val="18"/>
+                <w:szCs w:val="18"/>
+              </w:rPr>
+              <w:t>APC</w:t>
+            </w:r>
+          </w:p>
+        </w:tc>
+        <w:tc>
+          <w:tcPr>
+            <w:tcW w:w="9098" w:type="dxa"/>
+            <w:vAlign w:val="center"/>
+          </w:tcPr>
+          <w:p>
+            <w:pPr>
+              <w:keepNext w:val="0"/>
+              <w:keepLines w:val="0"/>
+              <w:pageBreakBefore w:val="0"/>
+              <w:widowControl w:val="0"/>
+              <w:kinsoku/>
+              <w:wordWrap/>
+              <w:overflowPunct/>
+              <w:topLinePunct w:val="0"/>
+              <w:autoSpaceDE/>
+              <w:autoSpaceDN/>
+              <w:bidi w:val="0"/>
+              <w:adjustRightInd/>
+              <w:snapToGrid/>
+              <w:spacing w:before="0" w:beforeLines="20" w:after="0" w:afterLines="20" w:line="260" w:lineRule="exact"/>
+              <w:jc w:val="both"/>
+              <w:textAlignment w:val="auto"/>
+              <w:rPr>
+                <w:rFonts w:ascii="Times New Roman" w:hAnsi="Times New Roman" w:eastAsia="微软雅黑" w:cs="Times New Roman"/>
+                <w:color w:val="000000"/>
+                <w:sz w:val="18"/>
+                <w:szCs w:val="18"/>
+                <w:lang w:eastAsia="zh-CN"/>
+              </w:rPr>
+            </w:pPr>
+            <w:r>
+              <w:rPr>
+                <w:rFonts w:ascii="Times New Roman" w:hAnsi="Times New Roman" w:eastAsia="微软雅黑" w:cs="Times New Roman"/>
+                <w:color w:val="000000"/>
+                <w:sz w:val="18"/>
+                <w:szCs w:val="18"/>
+                <w:lang w:eastAsia="zh-CN"/>
+              </w:rPr>
+              <w:t>APC基因编码结肠腺瘤样息肉蛋白，定位于5q22.2。该基因为抑癌基因，为Wnt信号通路调节子，与细胞的迁移/黏附、转录激活和凋亡相关。与APC相关的疾病包括家族性腺瘤性息肉病1型和遗传性硬纤维病。</w:t>
+            </w:r>
+          </w:p>
+        </w:tc>
+      </w:tr>
+      <w:tr>
+        <w:tblPrEx>
+          <w:tblBorders>
+            <w:top w:val="single" w:color="A4A4A4" w:sz="4" w:space="0"/>
+            <w:left w:val="none" w:color="auto" w:sz="0" w:space="0"/>
+            <w:bottom w:val="single" w:color="A4A4A4" w:sz="4" w:space="0"/>
+            <w:right w:val="none" w:color="auto" w:sz="0" w:space="0"/>
+            <w:insideH w:val="single" w:color="A4A4A4" w:sz="4" w:space="0"/>
+            <w:insideV w:val="single" w:color="A4A4A4" w:sz="4" w:space="0"/>
+          </w:tblBorders>
+          <w:tblCellMar>
+            <w:top w:w="0" w:type="dxa"/>
+            <w:left w:w="113" w:type="dxa"/>
+            <w:bottom w:w="0" w:type="dxa"/>
+            <w:right w:w="113" w:type="dxa"/>
+          </w:tblCellMar>
+        </w:tblPrEx>
+        <w:trPr>
+          <w:trHeight w:val="0" w:hRule="atLeast"/>
+          <w:jc w:val="center"/>
+        </w:trPr>
+        <w:tc>
+          <w:tcPr>
+            <w:tcW w:w="1015" w:type="dxa"/>
+            <w:tcBorders>
+              <w:tl2br w:val="nil"/>
+              <w:tr2bl w:val="nil"/>
+            </w:tcBorders>
+            <w:vAlign w:val="center"/>
+          </w:tcPr>
+          <w:p>
+            <w:pPr>
+              <w:keepNext w:val="0"/>
+              <w:keepLines w:val="0"/>
+              <w:pageBreakBefore w:val="0"/>
+              <w:widowControl w:val="0"/>
+              <w:kinsoku/>
+              <w:wordWrap/>
+              <w:overflowPunct/>
+              <w:topLinePunct w:val="0"/>
+              <w:autoSpaceDE/>
+              <w:autoSpaceDN/>
+              <w:bidi w:val="0"/>
+              <w:adjustRightInd/>
+              <w:snapToGrid/>
+              <w:spacing w:before="0" w:beforeLines="20" w:after="0" w:afterLines="20" w:line="260" w:lineRule="exact"/>
+              <w:jc w:val="center"/>
+              <w:textAlignment w:val="auto"/>
+              <w:rPr>
+                <w:rFonts w:ascii="Times New Roman" w:hAnsi="Times New Roman" w:eastAsia="微软雅黑" w:cs="Times New Roman"/>
+                <w:b/>
+                <w:bCs/>
+                <w:color w:val="000000"/>
+                <w:sz w:val="18"/>
+                <w:szCs w:val="18"/>
+              </w:rPr>
+            </w:pPr>
+            <w:r>
+              <w:rPr>
+                <w:rFonts w:ascii="Times New Roman" w:hAnsi="Times New Roman" w:eastAsia="微软雅黑" w:cs="Times New Roman"/>
+                <w:b/>
+                <w:bCs/>
+                <w:color w:val="000000"/>
+                <w:sz w:val="18"/>
+                <w:szCs w:val="18"/>
+              </w:rPr>
+              <w:t>MUTYH</w:t>
+            </w:r>
+          </w:p>
+        </w:tc>
+        <w:tc>
+          <w:tcPr>
+            <w:tcW w:w="9098" w:type="dxa"/>
+            <w:vAlign w:val="center"/>
+          </w:tcPr>
+          <w:p>
+            <w:pPr>
+              <w:keepNext w:val="0"/>
+              <w:keepLines w:val="0"/>
+              <w:pageBreakBefore w:val="0"/>
+              <w:widowControl w:val="0"/>
+              <w:kinsoku/>
+              <w:wordWrap/>
+              <w:overflowPunct/>
+              <w:topLinePunct w:val="0"/>
+              <w:autoSpaceDE/>
+              <w:autoSpaceDN/>
+              <w:bidi w:val="0"/>
+              <w:adjustRightInd/>
+              <w:snapToGrid/>
+              <w:spacing w:before="0" w:beforeLines="20" w:after="0" w:afterLines="20" w:line="260" w:lineRule="exact"/>
+              <w:jc w:val="both"/>
+              <w:textAlignment w:val="auto"/>
+              <w:rPr>
+                <w:rFonts w:ascii="Times New Roman" w:hAnsi="Times New Roman" w:eastAsia="微软雅黑" w:cs="Times New Roman"/>
+                <w:color w:val="000000"/>
+                <w:sz w:val="18"/>
+                <w:szCs w:val="18"/>
+                <w:lang w:eastAsia="zh-CN"/>
+              </w:rPr>
+            </w:pPr>
+            <w:r>
+              <w:rPr>
+                <w:rFonts w:ascii="Times New Roman" w:hAnsi="Times New Roman" w:eastAsia="微软雅黑" w:cs="Times New Roman"/>
+                <w:color w:val="000000"/>
+                <w:sz w:val="18"/>
+                <w:szCs w:val="18"/>
+                <w:lang w:eastAsia="zh-CN"/>
+              </w:rPr>
+              <w:t>MUTYH编码一个DNA糖基化酶，在DNA氧化损伤修复中发挥作用。蛋白定位在细胞核以及线粒体内。MUTYH蛋白失活易导致肿瘤的发生。与MUTYH相关的疾病包括结直肠癌、子宫内膜癌、胃癌等。</w:t>
+            </w:r>
+          </w:p>
+        </w:tc>
+      </w:tr>
+      <w:tr>
+        <w:tblPrEx>
+          <w:tblBorders>
+            <w:top w:val="single" w:color="A4A4A4" w:sz="4" w:space="0"/>
+            <w:left w:val="none" w:color="auto" w:sz="0" w:space="0"/>
+            <w:bottom w:val="single" w:color="A4A4A4" w:sz="4" w:space="0"/>
+            <w:right w:val="none" w:color="auto" w:sz="0" w:space="0"/>
+            <w:insideH w:val="single" w:color="A4A4A4" w:sz="4" w:space="0"/>
+            <w:insideV w:val="single" w:color="A4A4A4" w:sz="4" w:space="0"/>
+          </w:tblBorders>
+          <w:tblCellMar>
+            <w:top w:w="0" w:type="dxa"/>
+            <w:left w:w="113" w:type="dxa"/>
+            <w:bottom w:w="0" w:type="dxa"/>
+            <w:right w:w="113" w:type="dxa"/>
+          </w:tblCellMar>
+        </w:tblPrEx>
+        <w:trPr>
+          <w:trHeight w:val="0" w:hRule="atLeast"/>
+          <w:jc w:val="center"/>
+        </w:trPr>
+        <w:tc>
+          <w:tcPr>
+            <w:tcW w:w="1015" w:type="dxa"/>
+            <w:tcBorders>
+              <w:tl2br w:val="nil"/>
+              <w:tr2bl w:val="nil"/>
+            </w:tcBorders>
+            <w:vAlign w:val="center"/>
+          </w:tcPr>
+          <w:p>
+            <w:pPr>
+              <w:keepNext w:val="0"/>
+              <w:keepLines w:val="0"/>
+              <w:pageBreakBefore w:val="0"/>
+              <w:widowControl w:val="0"/>
+              <w:kinsoku/>
+              <w:wordWrap/>
+              <w:overflowPunct/>
+              <w:topLinePunct w:val="0"/>
+              <w:autoSpaceDE/>
+              <w:autoSpaceDN/>
+              <w:bidi w:val="0"/>
+              <w:adjustRightInd/>
+              <w:snapToGrid/>
+              <w:spacing w:before="0" w:beforeLines="20" w:after="0" w:afterLines="20" w:line="260" w:lineRule="exact"/>
+              <w:jc w:val="center"/>
+              <w:textAlignment w:val="auto"/>
+              <w:rPr>
+                <w:rFonts w:ascii="Times New Roman" w:hAnsi="Times New Roman" w:eastAsia="微软雅黑" w:cs="Times New Roman"/>
+                <w:b/>
+                <w:bCs/>
+                <w:color w:val="000000"/>
+                <w:sz w:val="18"/>
+                <w:szCs w:val="18"/>
+              </w:rPr>
+            </w:pPr>
+            <w:r>
+              <w:rPr>
+                <w:rFonts w:ascii="Times New Roman" w:hAnsi="Times New Roman" w:eastAsia="微软雅黑" w:cs="Times New Roman"/>
+                <w:b/>
+                <w:bCs/>
+                <w:color w:val="000000"/>
+                <w:sz w:val="18"/>
+                <w:szCs w:val="18"/>
+              </w:rPr>
+              <w:t>AR</w:t>
+            </w:r>
+          </w:p>
+        </w:tc>
+        <w:tc>
+          <w:tcPr>
+            <w:tcW w:w="9098" w:type="dxa"/>
+            <w:vAlign w:val="center"/>
+          </w:tcPr>
+          <w:p>
+            <w:pPr>
+              <w:keepNext w:val="0"/>
+              <w:keepLines w:val="0"/>
+              <w:pageBreakBefore w:val="0"/>
+              <w:widowControl w:val="0"/>
+              <w:kinsoku/>
+              <w:wordWrap/>
+              <w:overflowPunct/>
+              <w:topLinePunct w:val="0"/>
+              <w:autoSpaceDE/>
+              <w:autoSpaceDN/>
+              <w:bidi w:val="0"/>
+              <w:adjustRightInd/>
+              <w:snapToGrid/>
+              <w:spacing w:before="0" w:beforeLines="20" w:after="0" w:afterLines="20" w:line="260" w:lineRule="exact"/>
+              <w:jc w:val="both"/>
+              <w:textAlignment w:val="auto"/>
+              <w:rPr>
+                <w:rFonts w:ascii="Times New Roman" w:hAnsi="Times New Roman" w:eastAsia="微软雅黑" w:cs="Times New Roman"/>
+                <w:color w:val="000000"/>
+                <w:sz w:val="18"/>
+                <w:szCs w:val="18"/>
+                <w:lang w:eastAsia="zh-CN"/>
+              </w:rPr>
+            </w:pPr>
+            <w:r>
+              <w:rPr>
+                <w:rFonts w:ascii="Times New Roman" w:hAnsi="Times New Roman" w:eastAsia="微软雅黑" w:cs="Times New Roman"/>
+                <w:color w:val="000000"/>
+                <w:sz w:val="18"/>
+                <w:szCs w:val="18"/>
+                <w:lang w:eastAsia="zh-CN"/>
+              </w:rPr>
+              <w:t>AR基因定位于Xq11.2-12，包含有8个外显子和7个内含子，全长约90kb。AR属于核受体超家族中的类固醇受体，由四个结构域组成：N端转录激活区（NTD）、DNA结合区（DBD）、铰链区和配体结合区（LBD）。AR参与体内多种生长发育和代谢过程。与AR相关的疾病包括前列腺癌、侵袭性乳腺癌等。</w:t>
+            </w:r>
+          </w:p>
+        </w:tc>
+      </w:tr>
+      <w:tr>
+        <w:tblPrEx>
+          <w:tblBorders>
+            <w:top w:val="single" w:color="A4A4A4" w:sz="4" w:space="0"/>
+            <w:left w:val="none" w:color="auto" w:sz="0" w:space="0"/>
+            <w:bottom w:val="single" w:color="A4A4A4" w:sz="4" w:space="0"/>
+            <w:right w:val="none" w:color="auto" w:sz="0" w:space="0"/>
+            <w:insideH w:val="single" w:color="A4A4A4" w:sz="4" w:space="0"/>
+            <w:insideV w:val="single" w:color="A4A4A4" w:sz="4" w:space="0"/>
+          </w:tblBorders>
+          <w:tblCellMar>
+            <w:top w:w="0" w:type="dxa"/>
+            <w:left w:w="113" w:type="dxa"/>
+            <w:bottom w:w="0" w:type="dxa"/>
+            <w:right w:w="113" w:type="dxa"/>
+          </w:tblCellMar>
+        </w:tblPrEx>
+        <w:trPr>
+          <w:trHeight w:val="0" w:hRule="atLeast"/>
+          <w:jc w:val="center"/>
+        </w:trPr>
+        <w:tc>
+          <w:tcPr>
+            <w:tcW w:w="1015" w:type="dxa"/>
+            <w:tcBorders>
+              <w:tl2br w:val="nil"/>
+              <w:tr2bl w:val="nil"/>
+            </w:tcBorders>
+            <w:vAlign w:val="center"/>
+          </w:tcPr>
+          <w:p>
+            <w:pPr>
+              <w:keepNext w:val="0"/>
+              <w:keepLines w:val="0"/>
+              <w:pageBreakBefore w:val="0"/>
+              <w:widowControl w:val="0"/>
+              <w:kinsoku/>
+              <w:wordWrap/>
+              <w:overflowPunct/>
+              <w:topLinePunct w:val="0"/>
+              <w:autoSpaceDE/>
+              <w:autoSpaceDN/>
+              <w:bidi w:val="0"/>
+              <w:adjustRightInd/>
+              <w:snapToGrid/>
+              <w:spacing w:before="0" w:beforeLines="20" w:after="0" w:afterLines="20" w:line="260" w:lineRule="exact"/>
+              <w:jc w:val="center"/>
+              <w:textAlignment w:val="auto"/>
+              <w:rPr>
+                <w:rFonts w:ascii="Times New Roman" w:hAnsi="Times New Roman" w:eastAsia="微软雅黑" w:cs="Times New Roman"/>
+                <w:b/>
+                <w:bCs/>
+                <w:color w:val="000000"/>
+                <w:sz w:val="18"/>
+                <w:szCs w:val="18"/>
+              </w:rPr>
+            </w:pPr>
+            <w:r>
+              <w:rPr>
+                <w:rFonts w:ascii="Times New Roman" w:hAnsi="Times New Roman" w:eastAsia="微软雅黑" w:cs="Times New Roman"/>
+                <w:b/>
+                <w:bCs/>
+                <w:color w:val="000000"/>
+                <w:sz w:val="18"/>
+                <w:szCs w:val="18"/>
+              </w:rPr>
+              <w:t>ESR1</w:t>
+            </w:r>
+          </w:p>
+        </w:tc>
+        <w:tc>
+          <w:tcPr>
+            <w:tcW w:w="9098" w:type="dxa"/>
+            <w:vAlign w:val="center"/>
+          </w:tcPr>
+          <w:p>
+            <w:pPr>
+              <w:keepNext w:val="0"/>
+              <w:keepLines w:val="0"/>
+              <w:pageBreakBefore w:val="0"/>
+              <w:widowControl w:val="0"/>
+              <w:kinsoku/>
+              <w:wordWrap/>
+              <w:overflowPunct/>
+              <w:topLinePunct w:val="0"/>
+              <w:autoSpaceDE/>
+              <w:autoSpaceDN/>
+              <w:bidi w:val="0"/>
+              <w:adjustRightInd/>
+              <w:snapToGrid/>
+              <w:spacing w:before="0" w:beforeLines="20" w:after="0" w:afterLines="20" w:line="260" w:lineRule="exact"/>
+              <w:jc w:val="both"/>
+              <w:textAlignment w:val="auto"/>
+              <w:rPr>
+                <w:rFonts w:ascii="Times New Roman" w:hAnsi="Times New Roman" w:eastAsia="微软雅黑" w:cs="Times New Roman"/>
+                <w:color w:val="000000"/>
+                <w:sz w:val="18"/>
+                <w:szCs w:val="18"/>
+                <w:lang w:eastAsia="zh-CN"/>
+              </w:rPr>
+            </w:pPr>
+            <w:r>
+              <w:rPr>
+                <w:rFonts w:ascii="Times New Roman" w:hAnsi="Times New Roman" w:eastAsia="微软雅黑" w:cs="Times New Roman"/>
+                <w:color w:val="000000"/>
+                <w:sz w:val="18"/>
+                <w:szCs w:val="18"/>
+                <w:lang w:eastAsia="zh-CN"/>
+              </w:rPr>
+              <w:t>ESR1/ER基因位于6号染色体，编码雌性激素受体，是一个多个结构域组成的配体激活的转录因子，是在正常乳腺上皮存在的性激素受体，因而能调控乳腺的生长、发育和细胞增殖。ER发生突变后，细胞增长失去控制，导致癌症的发生。与ESR1/ER相关的疾病包括乳腺癌、子宫内膜癌等。</w:t>
+            </w:r>
+          </w:p>
+        </w:tc>
+      </w:tr>
+      <w:tr>
+        <w:tblPrEx>
+          <w:tblBorders>
+            <w:top w:val="single" w:color="A4A4A4" w:sz="4" w:space="0"/>
+            <w:left w:val="none" w:color="auto" w:sz="0" w:space="0"/>
+            <w:bottom w:val="single" w:color="A4A4A4" w:sz="4" w:space="0"/>
+            <w:right w:val="none" w:color="auto" w:sz="0" w:space="0"/>
+            <w:insideH w:val="single" w:color="A4A4A4" w:sz="4" w:space="0"/>
+            <w:insideV w:val="single" w:color="A4A4A4" w:sz="4" w:space="0"/>
+          </w:tblBorders>
+          <w:tblCellMar>
+            <w:top w:w="0" w:type="dxa"/>
+            <w:left w:w="113" w:type="dxa"/>
+            <w:bottom w:w="0" w:type="dxa"/>
+            <w:right w:w="113" w:type="dxa"/>
+          </w:tblCellMar>
+        </w:tblPrEx>
+        <w:trPr>
+          <w:trHeight w:val="0" w:hRule="atLeast"/>
+          <w:jc w:val="center"/>
+        </w:trPr>
+        <w:tc>
+          <w:tcPr>
+            <w:tcW w:w="1015" w:type="dxa"/>
+            <w:tcBorders>
+              <w:tl2br w:val="nil"/>
+              <w:tr2bl w:val="nil"/>
+            </w:tcBorders>
+            <w:vAlign w:val="center"/>
+          </w:tcPr>
+          <w:p>
+            <w:pPr>
+              <w:keepNext w:val="0"/>
+              <w:keepLines w:val="0"/>
+              <w:pageBreakBefore w:val="0"/>
+              <w:widowControl w:val="0"/>
+              <w:kinsoku/>
+              <w:wordWrap/>
+              <w:overflowPunct/>
+              <w:topLinePunct w:val="0"/>
+              <w:autoSpaceDE/>
+              <w:autoSpaceDN/>
+              <w:bidi w:val="0"/>
+              <w:adjustRightInd/>
+              <w:snapToGrid/>
+              <w:spacing w:before="0" w:beforeLines="20" w:after="0" w:afterLines="20" w:line="260" w:lineRule="exact"/>
+              <w:jc w:val="center"/>
+              <w:textAlignment w:val="auto"/>
+              <w:rPr>
+                <w:rFonts w:ascii="Times New Roman" w:hAnsi="Times New Roman" w:eastAsia="微软雅黑" w:cs="Times New Roman"/>
+                <w:b/>
+                <w:bCs/>
+                <w:color w:val="000000"/>
+                <w:sz w:val="18"/>
+                <w:szCs w:val="18"/>
+              </w:rPr>
+            </w:pPr>
+            <w:r>
+              <w:rPr>
+                <w:rFonts w:ascii="Times New Roman" w:hAnsi="Times New Roman" w:eastAsia="微软雅黑" w:cs="Times New Roman"/>
+                <w:b/>
+                <w:bCs/>
+                <w:color w:val="000000"/>
+                <w:sz w:val="18"/>
+                <w:szCs w:val="18"/>
+              </w:rPr>
+              <w:t>ERBB2</w:t>
+            </w:r>
+          </w:p>
+        </w:tc>
+        <w:tc>
+          <w:tcPr>
+            <w:tcW w:w="9098" w:type="dxa"/>
+            <w:vAlign w:val="center"/>
+          </w:tcPr>
+          <w:p>
+            <w:pPr>
+              <w:keepNext w:val="0"/>
+              <w:keepLines w:val="0"/>
+              <w:pageBreakBefore w:val="0"/>
+              <w:widowControl w:val="0"/>
+              <w:kinsoku/>
+              <w:wordWrap/>
+              <w:overflowPunct/>
+              <w:topLinePunct w:val="0"/>
+              <w:autoSpaceDE/>
+              <w:autoSpaceDN/>
+              <w:bidi w:val="0"/>
+              <w:adjustRightInd/>
+              <w:snapToGrid/>
+              <w:spacing w:before="0" w:beforeLines="20" w:after="0" w:afterLines="20" w:line="260" w:lineRule="exact"/>
+              <w:jc w:val="both"/>
+              <w:textAlignment w:val="auto"/>
+              <w:rPr>
+                <w:rFonts w:ascii="Times New Roman" w:hAnsi="Times New Roman" w:eastAsia="微软雅黑" w:cs="Times New Roman"/>
+                <w:color w:val="000000"/>
+                <w:sz w:val="18"/>
+                <w:szCs w:val="18"/>
+                <w:lang w:eastAsia="zh-CN"/>
+              </w:rPr>
+            </w:pPr>
+            <w:r>
+              <w:rPr>
+                <w:rFonts w:ascii="Times New Roman" w:hAnsi="Times New Roman" w:eastAsia="微软雅黑" w:cs="Times New Roman"/>
+                <w:color w:val="000000"/>
+                <w:sz w:val="18"/>
+                <w:szCs w:val="18"/>
+                <w:lang w:eastAsia="zh-CN"/>
+              </w:rPr>
+              <w:t>ERBB2又称HER2，是原癌基因，编码蛋白属于EGFR家族。ERBB2是跨膜酪氨酸激酶受体，由胞外的结合结构域和胞内的激酶结构域构成，结合配体后发生二聚化，并激活下游信号通路，在细胞增殖、凋亡、细胞骨架重排等生物学过程中具有重要作用。ERBB2突变或扩增导致ERBB2激活，引起细胞过度增殖进而诱发肿瘤形成。与ERBB2相关的疾病包括乳腺癌、非小细胞肺癌等。</w:t>
+            </w:r>
+          </w:p>
+        </w:tc>
+      </w:tr>
+      <w:tr>
+        <w:tblPrEx>
+          <w:tblBorders>
+            <w:top w:val="single" w:color="A4A4A4" w:sz="4" w:space="0"/>
+            <w:left w:val="none" w:color="auto" w:sz="0" w:space="0"/>
+            <w:bottom w:val="single" w:color="A4A4A4" w:sz="4" w:space="0"/>
+            <w:right w:val="none" w:color="auto" w:sz="0" w:space="0"/>
+            <w:insideH w:val="single" w:color="A4A4A4" w:sz="4" w:space="0"/>
+            <w:insideV w:val="single" w:color="A4A4A4" w:sz="4" w:space="0"/>
+          </w:tblBorders>
+          <w:tblCellMar>
+            <w:top w:w="0" w:type="dxa"/>
+            <w:left w:w="113" w:type="dxa"/>
+            <w:bottom w:w="0" w:type="dxa"/>
+            <w:right w:w="113" w:type="dxa"/>
+          </w:tblCellMar>
+        </w:tblPrEx>
+        <w:trPr>
+          <w:trHeight w:val="0" w:hRule="atLeast"/>
+          <w:jc w:val="center"/>
+        </w:trPr>
+        <w:tc>
+          <w:tcPr>
+            <w:tcW w:w="1015" w:type="dxa"/>
+            <w:tcBorders>
+              <w:tl2br w:val="nil"/>
+              <w:tr2bl w:val="nil"/>
+            </w:tcBorders>
+            <w:vAlign w:val="center"/>
+          </w:tcPr>
+          <w:p>
+            <w:pPr>
+              <w:keepNext w:val="0"/>
+              <w:keepLines w:val="0"/>
+              <w:pageBreakBefore w:val="0"/>
+              <w:widowControl w:val="0"/>
+              <w:kinsoku/>
+              <w:wordWrap/>
+              <w:overflowPunct/>
+              <w:topLinePunct w:val="0"/>
+              <w:autoSpaceDE/>
+              <w:autoSpaceDN/>
+              <w:bidi w:val="0"/>
+              <w:adjustRightInd/>
+              <w:snapToGrid/>
+              <w:spacing w:before="0" w:beforeLines="20" w:after="0" w:afterLines="20" w:line="260" w:lineRule="exact"/>
+              <w:jc w:val="center"/>
+              <w:textAlignment w:val="auto"/>
+              <w:rPr>
+                <w:rFonts w:ascii="Times New Roman" w:hAnsi="Times New Roman" w:eastAsia="微软雅黑" w:cs="Times New Roman"/>
+                <w:b/>
+                <w:bCs/>
+                <w:color w:val="000000"/>
+                <w:sz w:val="18"/>
+                <w:szCs w:val="18"/>
+              </w:rPr>
+            </w:pPr>
+            <w:r>
+              <w:rPr>
+                <w:rFonts w:ascii="Times New Roman" w:hAnsi="Times New Roman" w:eastAsia="微软雅黑" w:cs="Times New Roman"/>
+                <w:b/>
+                <w:bCs/>
+                <w:color w:val="000000"/>
+                <w:sz w:val="18"/>
+                <w:szCs w:val="18"/>
+              </w:rPr>
+              <w:t>PIK3CA</w:t>
+            </w:r>
+          </w:p>
+        </w:tc>
+        <w:tc>
+          <w:tcPr>
+            <w:tcW w:w="9098" w:type="dxa"/>
+            <w:vAlign w:val="center"/>
+          </w:tcPr>
+          <w:p>
+            <w:pPr>
+              <w:keepNext w:val="0"/>
+              <w:keepLines w:val="0"/>
+              <w:pageBreakBefore w:val="0"/>
+              <w:widowControl w:val="0"/>
+              <w:kinsoku/>
+              <w:wordWrap/>
+              <w:overflowPunct/>
+              <w:topLinePunct w:val="0"/>
+              <w:autoSpaceDE/>
+              <w:autoSpaceDN/>
+              <w:bidi w:val="0"/>
+              <w:adjustRightInd/>
+              <w:snapToGrid/>
+              <w:spacing w:before="0" w:beforeLines="20" w:after="0" w:afterLines="20" w:line="260" w:lineRule="exact"/>
+              <w:jc w:val="both"/>
+              <w:textAlignment w:val="auto"/>
+              <w:rPr>
+                <w:rFonts w:ascii="Times New Roman" w:hAnsi="Times New Roman" w:eastAsia="微软雅黑" w:cs="Times New Roman"/>
+                <w:color w:val="000000"/>
+                <w:sz w:val="18"/>
+                <w:szCs w:val="18"/>
+                <w:lang w:eastAsia="zh-CN"/>
+              </w:rPr>
+            </w:pPr>
+            <w:r>
+              <w:rPr>
+                <w:rFonts w:ascii="Times New Roman" w:hAnsi="Times New Roman" w:eastAsia="微软雅黑" w:cs="Times New Roman"/>
+                <w:color w:val="000000"/>
+                <w:sz w:val="18"/>
+                <w:szCs w:val="18"/>
+                <w:lang w:eastAsia="zh-CN"/>
+              </w:rPr>
+              <w:t>磷脂酰肌醇3-激酶由一个85kDa的调节亚基和一个110kDa的催化亚基组成。PIK3CA编码的p110-alpha蛋白是磷脂酰肌醇3-激酶（PI3K）的催化亚基，以ATP依赖的方式磷酸化PtdIns，PtdIns4P和PtdIns(4,5)P2。其所在通路—PI3K/Akt/mTOR通路可调控细胞的生长、增殖、分化、活力和存活。该基因与宫颈癌的发生有关。</w:t>
+            </w:r>
+          </w:p>
+        </w:tc>
+      </w:tr>
+      <w:tr>
+        <w:tblPrEx>
+          <w:tblBorders>
+            <w:top w:val="single" w:color="A4A4A4" w:sz="4" w:space="0"/>
+            <w:left w:val="none" w:color="auto" w:sz="0" w:space="0"/>
+            <w:bottom w:val="single" w:color="A4A4A4" w:sz="4" w:space="0"/>
+            <w:right w:val="none" w:color="auto" w:sz="0" w:space="0"/>
+            <w:insideH w:val="single" w:color="A4A4A4" w:sz="4" w:space="0"/>
+            <w:insideV w:val="single" w:color="A4A4A4" w:sz="4" w:space="0"/>
+          </w:tblBorders>
+          <w:tblCellMar>
+            <w:top w:w="0" w:type="dxa"/>
+            <w:left w:w="113" w:type="dxa"/>
+            <w:bottom w:w="0" w:type="dxa"/>
+            <w:right w:w="113" w:type="dxa"/>
+          </w:tblCellMar>
+        </w:tblPrEx>
+        <w:trPr>
+          <w:trHeight w:val="0" w:hRule="atLeast"/>
+          <w:jc w:val="center"/>
+        </w:trPr>
+        <w:tc>
+          <w:tcPr>
+            <w:tcW w:w="1015" w:type="dxa"/>
+            <w:vAlign w:val="center"/>
+          </w:tcPr>
+          <w:p>
+            <w:pPr>
+              <w:keepNext w:val="0"/>
+              <w:keepLines w:val="0"/>
+              <w:pageBreakBefore w:val="0"/>
+              <w:widowControl w:val="0"/>
+              <w:kinsoku/>
+              <w:wordWrap/>
+              <w:overflowPunct/>
+              <w:topLinePunct w:val="0"/>
+              <w:autoSpaceDE/>
+              <w:autoSpaceDN/>
+              <w:bidi w:val="0"/>
+              <w:adjustRightInd/>
+              <w:snapToGrid/>
+              <w:spacing w:before="0" w:beforeLines="20" w:after="0" w:afterLines="20" w:line="260" w:lineRule="exact"/>
+              <w:jc w:val="center"/>
+              <w:textAlignment w:val="auto"/>
+              <w:rPr>
+                <w:rFonts w:ascii="Times New Roman" w:hAnsi="Times New Roman" w:eastAsia="微软雅黑" w:cs="Times New Roman"/>
+                <w:b/>
+                <w:bCs/>
+                <w:color w:val="000000"/>
+                <w:sz w:val="18"/>
+                <w:szCs w:val="18"/>
+              </w:rPr>
+            </w:pPr>
+            <w:r>
+              <w:rPr>
+                <w:rFonts w:ascii="Times New Roman" w:hAnsi="Times New Roman" w:eastAsia="微软雅黑" w:cs="Times New Roman"/>
+                <w:b/>
+                <w:bCs/>
+                <w:color w:val="000000"/>
+                <w:sz w:val="18"/>
+                <w:szCs w:val="18"/>
+              </w:rPr>
+              <w:t>TSC1</w:t>
+            </w:r>
+          </w:p>
+        </w:tc>
+        <w:tc>
+          <w:tcPr>
+            <w:tcW w:w="9098" w:type="dxa"/>
+            <w:vAlign w:val="center"/>
+          </w:tcPr>
+          <w:p>
+            <w:pPr>
+              <w:keepNext w:val="0"/>
+              <w:keepLines w:val="0"/>
+              <w:pageBreakBefore w:val="0"/>
+              <w:widowControl w:val="0"/>
+              <w:kinsoku/>
+              <w:wordWrap/>
+              <w:overflowPunct/>
+              <w:topLinePunct w:val="0"/>
+              <w:autoSpaceDE/>
+              <w:autoSpaceDN/>
+              <w:bidi w:val="0"/>
+              <w:adjustRightInd/>
+              <w:snapToGrid/>
+              <w:spacing w:before="0" w:beforeLines="20" w:after="0" w:afterLines="20" w:line="260" w:lineRule="exact"/>
+              <w:jc w:val="both"/>
+              <w:textAlignment w:val="auto"/>
+              <w:rPr>
+                <w:rFonts w:ascii="Times New Roman" w:hAnsi="Times New Roman" w:eastAsia="微软雅黑" w:cs="Times New Roman"/>
+                <w:color w:val="000000"/>
+                <w:sz w:val="18"/>
+                <w:szCs w:val="18"/>
+                <w:lang w:eastAsia="zh-CN"/>
+              </w:rPr>
+            </w:pPr>
+            <w:r>
+              <w:rPr>
+                <w:rFonts w:ascii="Times New Roman" w:hAnsi="Times New Roman" w:eastAsia="微软雅黑" w:cs="Times New Roman"/>
+                <w:color w:val="000000"/>
+                <w:sz w:val="18"/>
+                <w:szCs w:val="18"/>
+                <w:lang w:eastAsia="zh-CN"/>
+              </w:rPr>
+              <w:t>TSC1编码的错构瘤蛋白及TSC2编码的马铃薯球蛋白形成的异源二聚体是RHEB的GTP蛋白酶，RHEB结合GTP可以激活mTOR。TSC1是M1型和M2型巨噬细胞的一个关键调控因子，以mTOR非依赖性方式抑制RASGTPase–RAF1–MEK–ERK信号通路阻止了M1极化。反之，TSC1通过mTOR依赖性的CCAAT/enhancer-bindingprotein-</w:t>
+            </w:r>
+            <w:r>
+              <w:rPr>
+                <w:rFonts w:ascii="Times New Roman" w:hAnsi="Times New Roman" w:eastAsia="微软雅黑" w:cs="Times New Roman"/>
+                <w:color w:val="000000"/>
+                <w:sz w:val="18"/>
+                <w:szCs w:val="18"/>
+              </w:rPr>
+              <w:t>β</w:t>
+            </w:r>
+            <w:r>
+              <w:rPr>
+                <w:rFonts w:ascii="Times New Roman" w:hAnsi="Times New Roman" w:eastAsia="微软雅黑" w:cs="Times New Roman"/>
+                <w:color w:val="000000"/>
+                <w:sz w:val="18"/>
+                <w:szCs w:val="18"/>
+                <w:lang w:eastAsia="zh-CN"/>
+              </w:rPr>
+              <w:t>信号通路提高了M2型特性。TSC1或TSC2的胚系突变与罕见常染色体显性遗传的结节性硬化症有关。有该变异的患者会在脑、肾、肺、心脏、肝脏等多个器官形成良性肿瘤。其它基因突变与结节性脑硬化、巨噬细胞极化与炎症相关疾病的发生发展有着密切关系。与TSC1相关的疾病包括乳腺癌、前列腺癌、肺癌、大肠癌、食管癌、胃癌等。</w:t>
+            </w:r>
+          </w:p>
+        </w:tc>
+      </w:tr>
+      <w:tr>
+        <w:tblPrEx>
+          <w:tblBorders>
+            <w:top w:val="single" w:color="A4A4A4" w:sz="4" w:space="0"/>
+            <w:left w:val="none" w:color="auto" w:sz="0" w:space="0"/>
+            <w:bottom w:val="single" w:color="A4A4A4" w:sz="4" w:space="0"/>
+            <w:right w:val="none" w:color="auto" w:sz="0" w:space="0"/>
+            <w:insideH w:val="single" w:color="A4A4A4" w:sz="4" w:space="0"/>
+            <w:insideV w:val="single" w:color="A4A4A4" w:sz="4" w:space="0"/>
+          </w:tblBorders>
+          <w:tblCellMar>
+            <w:top w:w="0" w:type="dxa"/>
+            <w:left w:w="113" w:type="dxa"/>
+            <w:bottom w:w="0" w:type="dxa"/>
+            <w:right w:w="113" w:type="dxa"/>
+          </w:tblCellMar>
+        </w:tblPrEx>
+        <w:trPr>
+          <w:trHeight w:val="0" w:hRule="atLeast"/>
+          <w:jc w:val="center"/>
+        </w:trPr>
+        <w:tc>
+          <w:tcPr>
+            <w:tcW w:w="1015" w:type="dxa"/>
+            <w:vAlign w:val="center"/>
+          </w:tcPr>
+          <w:p>
+            <w:pPr>
+              <w:keepNext w:val="0"/>
+              <w:keepLines w:val="0"/>
+              <w:pageBreakBefore w:val="0"/>
+              <w:widowControl w:val="0"/>
+              <w:kinsoku/>
+              <w:wordWrap/>
+              <w:overflowPunct/>
+              <w:topLinePunct w:val="0"/>
+              <w:autoSpaceDE/>
+              <w:autoSpaceDN/>
+              <w:bidi w:val="0"/>
+              <w:adjustRightInd/>
+              <w:snapToGrid/>
+              <w:spacing w:before="0" w:beforeLines="20" w:after="0" w:afterLines="20" w:line="260" w:lineRule="exact"/>
+              <w:jc w:val="center"/>
+              <w:textAlignment w:val="auto"/>
+              <w:rPr>
+                <w:rFonts w:ascii="Times New Roman" w:hAnsi="Times New Roman" w:eastAsia="微软雅黑" w:cs="Times New Roman"/>
+                <w:b/>
+                <w:bCs/>
+                <w:color w:val="000000"/>
+                <w:sz w:val="18"/>
+                <w:szCs w:val="18"/>
+              </w:rPr>
+            </w:pPr>
+            <w:r>
+              <w:rPr>
+                <w:rFonts w:ascii="Times New Roman" w:hAnsi="Times New Roman" w:eastAsia="微软雅黑" w:cs="Times New Roman"/>
+                <w:b/>
+                <w:bCs/>
+                <w:color w:val="000000"/>
+                <w:sz w:val="18"/>
+                <w:szCs w:val="18"/>
+              </w:rPr>
+              <w:t>TSC2</w:t>
+            </w:r>
+          </w:p>
+        </w:tc>
+        <w:tc>
+          <w:tcPr>
+            <w:tcW w:w="9098" w:type="dxa"/>
+            <w:vAlign w:val="center"/>
+          </w:tcPr>
+          <w:p>
+            <w:pPr>
+              <w:keepNext w:val="0"/>
+              <w:keepLines w:val="0"/>
+              <w:pageBreakBefore w:val="0"/>
+              <w:widowControl w:val="0"/>
+              <w:kinsoku/>
+              <w:wordWrap/>
+              <w:overflowPunct/>
+              <w:topLinePunct w:val="0"/>
+              <w:autoSpaceDE/>
+              <w:autoSpaceDN/>
+              <w:bidi w:val="0"/>
+              <w:adjustRightInd/>
+              <w:snapToGrid/>
+              <w:spacing w:before="0" w:beforeLines="20" w:after="0" w:afterLines="20" w:line="260" w:lineRule="exact"/>
+              <w:jc w:val="both"/>
+              <w:textAlignment w:val="auto"/>
+              <w:rPr>
+                <w:rFonts w:ascii="Times New Roman" w:hAnsi="Times New Roman" w:eastAsia="微软雅黑" w:cs="Times New Roman"/>
+                <w:color w:val="000000"/>
+                <w:sz w:val="18"/>
+                <w:szCs w:val="18"/>
+                <w:lang w:eastAsia="zh-CN"/>
+              </w:rPr>
+            </w:pPr>
+            <w:r>
+              <w:rPr>
+                <w:rFonts w:ascii="Times New Roman" w:hAnsi="Times New Roman" w:eastAsia="微软雅黑" w:cs="Times New Roman"/>
+                <w:color w:val="000000"/>
+                <w:sz w:val="18"/>
+                <w:szCs w:val="18"/>
+                <w:lang w:eastAsia="zh-CN"/>
+              </w:rPr>
+              <w:t>TSC2编码产物是一种肿瘤抑制因子，是细胞蛋白质合成相关相关通路中的一个关键信号分子，且这些相关的信号通路都与有氧运动密切相关，能够刺激特异的GTP酶，是有氧运动改善机体胰岛素抵抗的潜在作用靶点。TSC1和TSC2两种蛋白组成一种功能稳定的复合体，抑制细胞过度生长，对维持细胞的正常功能起重要作用。当其发生突变缺失而被灭活时则对细胞的生长调节失去控制，导致肿瘤形成。该基因突变与与结节性脑硬化相关。与TSC2相关的疾病包括乳腺癌、前列腺癌、肺癌等。</w:t>
+            </w:r>
+          </w:p>
+        </w:tc>
+      </w:tr>
+    </w:tbl>
+    <w:p>
+      <w:pPr>
+        <w:widowControl/>
+        <w:rPr>
+          <w:rFonts w:ascii="Times New Roman" w:hAnsi="Times New Roman" w:eastAsia="微软雅黑" w:cs="Times New Roman"/>
+          <w:sz w:val="24"/>
+          <w:szCs w:val="24"/>
+          <w:lang w:eastAsia="zh-CN"/>
+        </w:rPr>
+      </w:pPr>
+      <w:r>
+        <w:rPr>
+          <w:rFonts w:ascii="Times New Roman" w:hAnsi="Times New Roman" w:eastAsia="微软雅黑" w:cs="Times New Roman"/>
+          <w:sz w:val="24"/>
+          <w:szCs w:val="24"/>
+          <w:lang w:eastAsia="zh-CN"/>
+        </w:rPr>
+        <w:br w:type="page"/>
+      </w:r>
+    </w:p>
+    <w:p>
+      <w:pPr>
         <w:pStyle w:val="28"/>
         <w:rPr>
           <w:rFonts w:cs="黑体"/>
@@ -30559,10 +35884,7 @@
           <w:szCs w:val="30"/>
         </w:rPr>
       </w:pPr>
-      <w:bookmarkStart w:id="85" w:name="_Toc20314"/>
-      <w:bookmarkStart w:id="86" w:name="_Toc26985_WPSOffice_Level1"/>
-      <w:bookmarkStart w:id="87" w:name="_Toc28454_WPSOffice_Level1"/>
-      <w:bookmarkStart w:id="88" w:name="_Toc20170_WPSOffice_Level1"/>
+      <w:bookmarkStart w:id="93" w:name="_Toc14679"/>
       <w:r>
         <w:rPr>
           <w:rFonts w:hint="eastAsia" w:cs="黑体"/>
@@ -30572,7 +35894,7 @@
         </w:rPr>
         <w:t>检测基因列表</w:t>
       </w:r>
-      <w:bookmarkEnd w:id="85"/>
+      <w:bookmarkEnd w:id="93"/>
     </w:p>
     <w:p>
       <w:pPr>
@@ -31123,9 +36445,9 @@
           <w:lang w:eastAsia="zh-CN"/>
         </w:rPr>
       </w:pPr>
-      <w:bookmarkStart w:id="89" w:name="_Toc22201"/>
-      <w:bookmarkStart w:id="90" w:name="_Toc3409"/>
-      <w:bookmarkStart w:id="91" w:name="_Toc15114"/>
+      <w:bookmarkStart w:id="94" w:name="_Toc3409"/>
+      <w:bookmarkStart w:id="95" w:name="_Toc15114"/>
+      <w:bookmarkStart w:id="96" w:name="_Toc2516"/>
       <w:r>
         <w:rPr>
           <w:rFonts w:hint="eastAsia"/>
@@ -31135,9 +36457,9 @@
         </w:rPr>
         <w:t>检测方法与局限性</w:t>
       </w:r>
-      <w:bookmarkEnd w:id="89"/>
-      <w:bookmarkEnd w:id="90"/>
-      <w:bookmarkEnd w:id="91"/>
+      <w:bookmarkEnd w:id="94"/>
+      <w:bookmarkEnd w:id="95"/>
+      <w:bookmarkEnd w:id="96"/>
     </w:p>
     <w:p>
       <w:pPr>
@@ -31325,9 +36647,9 @@
         <w:br w:type="page"/>
       </w:r>
     </w:p>
-    <w:bookmarkEnd w:id="86"/>
-    <w:bookmarkEnd w:id="87"/>
-    <w:bookmarkEnd w:id="88"/>
+    <w:bookmarkEnd w:id="90"/>
+    <w:bookmarkEnd w:id="91"/>
+    <w:bookmarkEnd w:id="92"/>
     <w:p>
       <w:pPr>
         <w:pStyle w:val="3"/>
@@ -31342,13 +36664,13 @@
           <w:lang w:eastAsia="zh-CN"/>
         </w:rPr>
       </w:pPr>
-      <w:bookmarkStart w:id="92" w:name="_Toc13743"/>
-      <w:bookmarkStart w:id="93" w:name="_Toc22623"/>
-      <w:bookmarkStart w:id="94" w:name="_Toc22162_WPSOffice_Level1"/>
-      <w:bookmarkStart w:id="95" w:name="_Toc14611_WPSOffice_Level1"/>
-      <w:bookmarkStart w:id="96" w:name="_Toc19584_WPSOffice_Level1"/>
-      <w:bookmarkStart w:id="97" w:name="_Toc13275"/>
-      <w:bookmarkStart w:id="98" w:name="_Toc17792_WPSOffice_Level2"/>
+      <w:bookmarkStart w:id="97" w:name="_Toc6931"/>
+      <w:bookmarkStart w:id="98" w:name="_Toc19584_WPSOffice_Level1"/>
+      <w:bookmarkStart w:id="99" w:name="_Toc13275"/>
+      <w:bookmarkStart w:id="100" w:name="_Toc17792_WPSOffice_Level2"/>
+      <w:bookmarkStart w:id="101" w:name="_Toc22623"/>
+      <w:bookmarkStart w:id="102" w:name="_Toc22162_WPSOffice_Level1"/>
+      <w:bookmarkStart w:id="103" w:name="_Toc14611_WPSOffice_Level1"/>
       <w:r>
         <w:rPr>
           <w:rFonts w:hint="eastAsia"/>
@@ -31358,14 +36680,14 @@
         </w:rPr>
         <w:t>参考文献</w:t>
       </w:r>
-      <w:bookmarkEnd w:id="92"/>
+      <w:bookmarkEnd w:id="97"/>
     </w:p>
-    <w:bookmarkEnd w:id="93"/>
-    <w:bookmarkEnd w:id="94"/>
-    <w:bookmarkEnd w:id="95"/>
-    <w:bookmarkEnd w:id="96"/>
-    <w:bookmarkEnd w:id="97"/>
     <w:bookmarkEnd w:id="98"/>
+    <w:bookmarkEnd w:id="99"/>
+    <w:bookmarkEnd w:id="100"/>
+    <w:bookmarkEnd w:id="101"/>
+    <w:bookmarkEnd w:id="102"/>
+    <w:bookmarkEnd w:id="103"/>
     <w:p>
       <w:pPr>
         <w:pStyle w:val="33"/>
@@ -32393,25 +37715,7 @@
           <w:sz w:val="24"/>
           <w:lang w:eastAsia="zh-CN"/>
         </w:rPr>
-        <w:t>广州市</w:t>
-      </w:r>
-      <w:bookmarkStart w:id="99" w:name="_GoBack"/>
-      <w:r>
-        <w:rPr>
-          <w:rFonts w:hint="eastAsia" w:ascii="Times New Roman" w:hAnsi="Times New Roman" w:eastAsia="微软雅黑" w:cs="Times New Roman"/>
-          <w:sz w:val="24"/>
-          <w:lang w:eastAsia="zh-CN"/>
-        </w:rPr>
-        <w:t>黄埔</w:t>
-      </w:r>
-      <w:bookmarkEnd w:id="99"/>
-      <w:r>
-        <w:rPr>
-          <w:rFonts w:hint="eastAsia" w:ascii="Times New Roman" w:hAnsi="Times New Roman" w:eastAsia="微软雅黑" w:cs="Times New Roman"/>
-          <w:sz w:val="24"/>
-          <w:lang w:eastAsia="zh-CN"/>
-        </w:rPr>
-        <w:t>区开源大道11号C6栋702室</w:t>
+        <w:t>广州市黄埔区开源大道11号C6栋702室</w:t>
       </w:r>
     </w:p>
     <w:p>

--- a/WebContent/docx/BRCA45基因检测报告-体系.docx
+++ b/WebContent/docx/BRCA45基因检测报告-体系.docx
@@ -1402,7 +1402,6 @@
         </w:rPr>
         <w:t>{% endif %}</w:t>
       </w:r>
-      <w:bookmarkStart w:id="104" w:name="_GoBack"/>
       <w:r>
         <w:rPr>
           <w:rFonts w:hint="eastAsia" w:ascii="Times New Roman" w:hAnsi="Times New Roman" w:eastAsia="微软雅黑"/>
@@ -1448,7 +1447,6 @@
         </w:rPr>
         <w:t xml:space="preserve"> %}</w:t>
       </w:r>
-      <w:bookmarkEnd w:id="104"/>
     </w:p>
     <w:p>
       <w:pPr>
@@ -2564,16 +2562,16 @@
           <w:lang w:eastAsia="zh-CN"/>
         </w:rPr>
       </w:pPr>
-      <w:bookmarkStart w:id="0" w:name="_Toc24178_WPSOffice_Level1"/>
-      <w:bookmarkStart w:id="1" w:name="_Toc21009_WPSOffice_Level1"/>
-      <w:bookmarkStart w:id="2" w:name="_Toc13806"/>
-      <w:bookmarkStart w:id="3" w:name="_Toc30143_WPSOffice_Level1"/>
-      <w:bookmarkStart w:id="4" w:name="_Toc21669"/>
+      <w:bookmarkStart w:id="0" w:name="_Toc13806"/>
+      <w:bookmarkStart w:id="1" w:name="_Toc24178_WPSOffice_Level1"/>
+      <w:bookmarkStart w:id="2" w:name="_Toc21009_WPSOffice_Level1"/>
+      <w:bookmarkStart w:id="3" w:name="_Toc21669"/>
+      <w:bookmarkStart w:id="4" w:name="_Toc30143_WPSOffice_Level1"/>
       <w:bookmarkStart w:id="5" w:name="_Toc24329"/>
-      <w:bookmarkStart w:id="6" w:name="_Toc7021_WPSOffice_Level1"/>
-      <w:bookmarkStart w:id="7" w:name="_Toc17451"/>
+      <w:bookmarkStart w:id="6" w:name="_Toc11015_WPSOffice_Level1"/>
+      <w:bookmarkStart w:id="7" w:name="_Toc7021_WPSOffice_Level1"/>
       <w:bookmarkStart w:id="8" w:name="_Toc18062_WPSOffice_Level1"/>
-      <w:bookmarkStart w:id="9" w:name="_Toc11015_WPSOffice_Level1"/>
+      <w:bookmarkStart w:id="9" w:name="_Toc17451"/>
       <w:bookmarkStart w:id="10" w:name="_Toc3823"/>
       <w:r>
         <w:rPr>
@@ -3738,8 +3736,8 @@
       <w:bookmarkStart w:id="12" w:name="_Toc16576"/>
       <w:bookmarkStart w:id="13" w:name="_Toc149837253"/>
       <w:bookmarkStart w:id="14" w:name="_Toc11757"/>
-      <w:bookmarkStart w:id="15" w:name="_Toc18825"/>
-      <w:bookmarkStart w:id="16" w:name="_Toc3381"/>
+      <w:bookmarkStart w:id="15" w:name="_Toc3381"/>
+      <w:bookmarkStart w:id="16" w:name="_Toc18825"/>
       <w:r>
         <w:rPr>
           <w:rStyle w:val="42"/>
@@ -3803,10 +3801,10 @@
           <w:lang w:eastAsia="zh-CN"/>
         </w:rPr>
       </w:pPr>
-      <w:bookmarkStart w:id="17" w:name="_Toc149837254"/>
-      <w:bookmarkStart w:id="18" w:name="_Toc7901"/>
-      <w:bookmarkStart w:id="19" w:name="_Toc27955"/>
-      <w:bookmarkStart w:id="20" w:name="_Toc18999"/>
+      <w:bookmarkStart w:id="17" w:name="_Toc18999"/>
+      <w:bookmarkStart w:id="18" w:name="_Toc149837254"/>
+      <w:bookmarkStart w:id="19" w:name="_Toc7901"/>
+      <w:bookmarkStart w:id="20" w:name="_Toc27955"/>
       <w:r>
         <w:rPr>
           <w:rFonts w:hint="eastAsia"/>
@@ -4794,6 +4792,8 @@
           <w:lang w:eastAsia="zh-CN"/>
         </w:rPr>
       </w:pPr>
+      <w:bookmarkStart w:id="104" w:name="_GoBack"/>
+      <w:bookmarkEnd w:id="104"/>
     </w:p>
     <w:p>
       <w:pPr>
@@ -4890,15 +4890,15 @@
                     <wp:anchor distT="0" distB="0" distL="114300" distR="114300" simplePos="0" relativeHeight="251667456" behindDoc="0" locked="0" layoutInCell="1" allowOverlap="1">
                       <wp:simplePos x="0" y="0"/>
                       <wp:positionH relativeFrom="column">
-                        <wp:posOffset>0</wp:posOffset>
+                        <wp:posOffset>7620</wp:posOffset>
                       </wp:positionH>
                       <wp:positionV relativeFrom="paragraph">
-                        <wp:posOffset>-460375</wp:posOffset>
+                        <wp:posOffset>-480060</wp:posOffset>
                       </wp:positionV>
-                      <wp:extent cx="3080385" cy="1442720"/>
-                      <wp:effectExtent l="0" t="0" r="13335" b="5080"/>
+                      <wp:extent cx="3058160" cy="1442720"/>
+                      <wp:effectExtent l="0" t="0" r="5080" b="5080"/>
                       <wp:wrapNone/>
-                      <wp:docPr id="34" name="组合 34"/>
+                      <wp:docPr id="9" name="组合 9"/>
                       <wp:cNvGraphicFramePr/>
                       <a:graphic xmlns:a="http://schemas.openxmlformats.org/drawingml/2006/main">
                         <a:graphicData uri="http://schemas.microsoft.com/office/word/2010/wordprocessingGroup">
@@ -4907,25 +4907,25 @@
                             <wpg:grpSpPr>
                               <a:xfrm>
                                 <a:off x="0" y="0"/>
-                                <a:ext cx="3080385" cy="1442720"/>
-                                <a:chOff x="17956" y="37747"/>
-                                <a:chExt cx="4851" cy="2272"/>
+                                <a:ext cx="3058160" cy="1442720"/>
+                                <a:chOff x="19211" y="18842"/>
+                                <a:chExt cx="4816" cy="2272"/>
                               </a:xfrm>
                             </wpg:grpSpPr>
                             <wpg:grpSp>
-                              <wpg:cNvPr id="3" name="组合 16"/>
+                              <wpg:cNvPr id="10" name="组合 6"/>
                               <wpg:cNvGrpSpPr/>
                               <wpg:grpSpPr>
                                 <a:xfrm>
-                                  <a:off x="17956" y="38313"/>
-                                  <a:ext cx="4049" cy="646"/>
-                                  <a:chOff x="17956" y="38313"/>
-                                  <a:chExt cx="4049" cy="646"/>
+                                  <a:off x="19211" y="18842"/>
+                                  <a:ext cx="4816" cy="2273"/>
+                                  <a:chOff x="19199" y="18902"/>
+                                  <a:chExt cx="4816" cy="2273"/>
                                 </a:xfrm>
                               </wpg:grpSpPr>
                               <pic:pic xmlns:pic="http://schemas.openxmlformats.org/drawingml/2006/picture">
                                 <pic:nvPicPr>
-                                  <pic:cNvPr id="12" name="图片 29" descr="IMG_256"/>
+                                  <pic:cNvPr id="16" name="图片 6" descr="蔡冬雪"/>
                                   <pic:cNvPicPr>
                                     <a:picLocks noChangeAspect="1"/>
                                   </pic:cNvPicPr>
@@ -4946,81 +4946,91 @@
                                       </a:clrTo>
                                     </a:clrChange>
                                   </a:blip>
+                                  <a:srcRect l="18656" t="33322" r="18897" b="26699"/>
                                   <a:stretch>
                                     <a:fillRect/>
                                   </a:stretch>
                                 </pic:blipFill>
                                 <pic:spPr>
                                   <a:xfrm>
-                                    <a:off x="21031" y="38313"/>
-                                    <a:ext cx="975" cy="570"/>
+                                    <a:off x="19199" y="19551"/>
+                                    <a:ext cx="1261" cy="566"/>
                                   </a:xfrm>
                                   <a:prstGeom prst="rect">
                                     <a:avLst/>
                                   </a:prstGeom>
-                                  <a:noFill/>
-                                  <a:ln w="9525">
-                                    <a:noFill/>
-                                  </a:ln>
                                 </pic:spPr>
                               </pic:pic>
                               <pic:pic xmlns:pic="http://schemas.openxmlformats.org/drawingml/2006/picture">
                                 <pic:nvPicPr>
-                                  <pic:cNvPr id="15" name="图片 15" descr="c9514d16fd70679bf0495aeebb03c72d_compress"/>
+                                  <pic:cNvPr id="21" name="图片 25"/>
                                   <pic:cNvPicPr>
-                                    <a:picLocks noChangeAspect="1"/>
+                                    <a:picLocks noChangeAspect="1" noChangeArrowheads="1"/>
                                   </pic:cNvPicPr>
                                 </pic:nvPicPr>
                                 <pic:blipFill>
-                                  <a:blip r:embed="rId12"/>
-                                  <a:srcRect l="21003" t="56913" r="27176" b="26386"/>
+                                  <a:blip r:embed="rId12">
+                                    <a:extLst>
+                                      <a:ext uri="{28A0092B-C50C-407E-A947-70E740481C1C}">
+                                        <a14:useLocalDpi xmlns:a14="http://schemas.microsoft.com/office/drawing/2010/main" val="0"/>
+                                      </a:ext>
+                                    </a:extLst>
+                                  </a:blip>
+                                  <a:srcRect/>
                                   <a:stretch>
                                     <a:fillRect/>
                                   </a:stretch>
                                 </pic:blipFill>
                                 <pic:spPr>
                                   <a:xfrm>
-                                    <a:off x="17956" y="38485"/>
-                                    <a:ext cx="1550" cy="475"/>
+                                    <a:off x="21742" y="18902"/>
+                                    <a:ext cx="2273" cy="2273"/>
                                   </a:xfrm>
                                   <a:prstGeom prst="rect">
                                     <a:avLst/>
                                   </a:prstGeom>
+                                  <a:noFill/>
+                                  <a:ln>
+                                    <a:noFill/>
+                                  </a:ln>
                                 </pic:spPr>
                               </pic:pic>
                             </wpg:grpSp>
                             <pic:pic xmlns:pic="http://schemas.openxmlformats.org/drawingml/2006/picture">
                               <pic:nvPicPr>
-                                <pic:cNvPr id="18" name="图片 25"/>
+                                <pic:cNvPr id="4" name="图片 4" descr="王建丽"/>
                                 <pic:cNvPicPr>
-                                  <a:picLocks noChangeAspect="1" noChangeArrowheads="1"/>
+                                  <a:picLocks noChangeAspect="1"/>
                                 </pic:cNvPicPr>
                               </pic:nvPicPr>
                               <pic:blipFill>
                                 <a:blip r:embed="rId13">
-                                  <a:extLst>
-                                    <a:ext uri="{28A0092B-C50C-407E-A947-70E740481C1C}">
-                                      <a14:useLocalDpi xmlns:a14="http://schemas.microsoft.com/office/drawing/2010/main" val="0"/>
-                                    </a:ext>
-                                  </a:extLst>
+                                  <a:clrChange>
+                                    <a:clrFrom>
+                                      <a:srgbClr val="FFFFFF">
+                                        <a:alpha val="100000"/>
+                                      </a:srgbClr>
+                                    </a:clrFrom>
+                                    <a:clrTo>
+                                      <a:srgbClr val="FFFFFF">
+                                        <a:alpha val="100000"/>
+                                        <a:alpha val="0"/>
+                                      </a:srgbClr>
+                                    </a:clrTo>
+                                  </a:clrChange>
                                 </a:blip>
-                                <a:srcRect/>
                                 <a:stretch>
                                   <a:fillRect/>
                                 </a:stretch>
                               </pic:blipFill>
                               <pic:spPr>
                                 <a:xfrm>
-                                  <a:off x="20535" y="37747"/>
-                                  <a:ext cx="2273" cy="2273"/>
+                                  <a:off x="22261" y="19395"/>
+                                  <a:ext cx="1258" cy="713"/>
                                 </a:xfrm>
                                 <a:prstGeom prst="rect">
                                   <a:avLst/>
                                 </a:prstGeom>
-                                <a:noFill/>
-                                <a:ln>
-                                  <a:noFill/>
-                                </a:ln>
                               </pic:spPr>
                             </pic:pic>
                           </wpg:wgp>
@@ -5031,27 +5041,27 @@
                 </mc:Choice>
                 <mc:Fallback>
                   <w:pict>
-                    <v:group id="_x0000_s1026" o:spid="_x0000_s1026" o:spt="203" style="position:absolute;left:0pt;margin-left:0pt;margin-top:-36.25pt;height:113.6pt;width:242.55pt;z-index:251667456;mso-width-relative:page;mso-height-relative:page;" coordorigin="17956,37747" coordsize="4851,2272" o:gfxdata="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